--- a/downloads/student/ai-2-week-18.docx
+++ b/downloads/student/ai-2-week-18.docx
@@ -1893,6 +1893,16 @@
     <w:p>
       <w:r>
         <w:t>Type and range checks cannot confirm whether the real shelf count was measured accurately.</w:t>
+      </w:r>
+    </w:p>
+    <w:p>
+      <w:r>
+        <w:t>Read the labelled picture: Why is the Boolean True rejected even though arithmetic can treat it like 1 in Python?</w:t>
+      </w:r>
+    </w:p>
+    <w:p>
+      <w:r>
+        <w:t>Change one thing: Replace text "4" with integer 4 through an authorised conversion. Predict the result before checking the explanation. What remains the same?</w:t>
       </w:r>
     </w:p>
     <w:p>
@@ -3905,6 +3915,187 @@
     <w:p>
       <w:r>
         <w:t>Attempt the independent case before hints. Record whether you worked alone, used a hint or followed a model. After feedback, fix the first unsupported step and explain why it changed. A later check uses a changed case, not a copied answer.</w:t>
+      </w:r>
+    </w:p>
+    <w:p>
+      <w:pPr>
+        <w:pStyle w:val="Heading1"/>
+      </w:pPr>
+      <w:r>
+        <w:t>15. Your lesson route</w:t>
+      </w:r>
+    </w:p>
+    <w:p>
+      <w:r>
+        <w:t>Start with this question: A fictional catalogue records counts of available copies under a strict input contract.</w:t>
+      </w:r>
+    </w:p>
+    <w:tbl>
+      <w:tblPr>
+        <w:tblStyle w:val="LightShading-Accent1"/>
+        <w:tblW w:type="auto" w:w="0"/>
+        <w:tblLook w:firstColumn="1" w:firstRow="1" w:lastColumn="0" w:lastRow="0" w:noHBand="0" w:noVBand="1" w:val="04A0"/>
+      </w:tblPr>
+      <w:tblGrid>
+        <w:gridCol w:w="5112"/>
+        <w:gridCol w:w="5112"/>
+      </w:tblGrid>
+      <w:tr>
+        <w:trPr>
+          <w:tblHeader/>
+        </w:trPr>
+        <w:tc>
+          <w:tcPr>
+            <w:tcW w:type="dxa" w:w="5112"/>
+          </w:tcPr>
+          <w:p>
+            <w:r>
+              <w:t>By the end, I can</w:t>
+            </w:r>
+          </w:p>
+        </w:tc>
+        <w:tc>
+          <w:tcPr>
+            <w:tcW w:type="dxa" w:w="5112"/>
+          </w:tcPr>
+          <w:p>
+            <w:r>
+              <w:t>How I will show it</w:t>
+            </w:r>
+          </w:p>
+        </w:tc>
+      </w:tr>
+      <w:tr>
+        <w:tc>
+          <w:tcPr>
+            <w:tcW w:type="dxa" w:w="5112"/>
+          </w:tcPr>
+          <w:p>
+            <w:r>
+              <w:t>Detect absent and unusable values</w:t>
+            </w:r>
+          </w:p>
+        </w:tc>
+        <w:tc>
+          <w:tcPr>
+            <w:tcW w:type="dxa" w:w="5112"/>
+          </w:tcPr>
+          <w:p>
+            <w:r>
+              <w:t>Explain the deciding step, show a trace or test, and state one limit.</w:t>
+            </w:r>
+          </w:p>
+        </w:tc>
+      </w:tr>
+      <w:tr>
+        <w:tc>
+          <w:tcPr>
+            <w:tcW w:type="dxa" w:w="5112"/>
+          </w:tcPr>
+          <w:p>
+            <w:r>
+              <w:t>Keep unknown distinct from zero</w:t>
+            </w:r>
+          </w:p>
+        </w:tc>
+        <w:tc>
+          <w:tcPr>
+            <w:tcW w:type="dxa" w:w="5112"/>
+          </w:tcPr>
+          <w:p>
+            <w:r>
+              <w:t>Explain the deciding step, show a trace or test, and state one limit.</w:t>
+            </w:r>
+          </w:p>
+        </w:tc>
+      </w:tr>
+      <w:tr>
+        <w:tc>
+          <w:tcPr>
+            <w:tcW w:type="dxa" w:w="5112"/>
+          </w:tcPr>
+          <w:p>
+            <w:r>
+              <w:t>Report accepted and rejected records</w:t>
+            </w:r>
+          </w:p>
+        </w:tc>
+        <w:tc>
+          <w:tcPr>
+            <w:tcW w:type="dxa" w:w="5112"/>
+          </w:tcPr>
+          <w:p>
+            <w:r>
+              <w:t>Explain the deciding step, show a trace or test, and state one limit.</w:t>
+            </w:r>
+          </w:p>
+        </w:tc>
+      </w:tr>
+    </w:tbl>
+    <w:p>
+      <w:r>
+        <w:t>Remember → watch and explain → try with help → investigate → try independently → keep project evidence. Your teacher may spread this lesson across several classes.</w:t>
+      </w:r>
+    </w:p>
+    <w:p>
+      <w:r>
+        <w:t>Keep your first prediction. Compare it with what the evidence shows and explain any change.</w:t>
+      </w:r>
+    </w:p>
+    <w:p>
+      <w:pPr>
+        <w:pStyle w:val="Heading1"/>
+      </w:pPr>
+      <w:r>
+        <w:t>16. Finish and return</w:t>
+      </w:r>
+    </w:p>
+    <w:p>
+      <w:r>
+        <w:t>Close your notes. Explain this goal in your own words: Detect absent and unusable values</w:t>
+      </w:r>
+    </w:p>
+    <w:p>
+      <w:pPr>
+        <w:pStyle w:val="Heading3"/>
+      </w:pPr>
+      <w:r>
+        <w:t>My deciding step, evidence and one remaining question</w:t>
+      </w:r>
+    </w:p>
+    <w:p>
+      <w:r>
+        <w:t>________________________________________________________________</w:t>
+      </w:r>
+    </w:p>
+    <w:p>
+      <w:r>
+        <w:t>________________________________________________________________</w:t>
+      </w:r>
+    </w:p>
+    <w:p>
+      <w:r>
+        <w:t>________________________________________________________________</w:t>
+      </w:r>
+    </w:p>
+    <w:p>
+      <w:r>
+        <w:t>________________________________________________________________</w:t>
+      </w:r>
+    </w:p>
+    <w:p>
+      <w:r>
+        <w:t>________________________________________________________________</w:t>
+      </w:r>
+    </w:p>
+    <w:p>
+      <w:r>
+        <w:t>If you are unsure, return to the worked picture and explain one arrow. If you are ready, change an input or assumption and justify your prediction.</w:t>
+      </w:r>
+    </w:p>
+    <w:p>
+      <w:r>
+        <w:t>Save your workbook evidence. At the next review, try a different case before opening your old answer.</w:t>
       </w:r>
     </w:p>
     <w:sectPr>

--- a/downloads/student/ai-2-week-18.docx
+++ b/downloads/student/ai-2-week-18.docx
@@ -4096,6 +4096,220 @@
     <w:p>
       <w:r>
         <w:t>Save your workbook evidence. At the next review, try a different case before opening your old answer.</w:t>
+      </w:r>
+    </w:p>
+    <w:p>
+      <w:pPr>
+        <w:pStyle w:val="Heading1"/>
+      </w:pPr>
+      <w:r>
+        <w:t>17. Supported practice, repair and portfolio</w:t>
+      </w:r>
+    </w:p>
+    <w:p>
+      <w:r>
+        <w:t>Use this supported practice once, in the browser or on paper. Keep the reserved independent assessment for a separate first attempt before teacher feedback.</w:t>
+      </w:r>
+    </w:p>
+    <w:p>
+      <w:r>
+        <w:t>A fictional catalogue records counts of available copies under a strict input contract.</w:t>
+      </w:r>
+    </w:p>
+    <w:p>
+      <w:pPr>
+        <w:pStyle w:val="Heading3"/>
+      </w:pPr>
+      <w:r>
+        <w:t>Practice 1: explain the deciding evidence</w:t>
+      </w:r>
+    </w:p>
+    <w:p>
+      <w:r>
+        <w:t>Which labelled step matches this detail? Accepted counts [0,4]; four rows rejected with recorded reasons.</w:t>
+      </w:r>
+    </w:p>
+    <w:p>
+      <w:r>
+        <w:t>1. Report validation</w:t>
+      </w:r>
+    </w:p>
+    <w:p>
+      <w:r>
+        <w:t>2. Retrieve carefully</w:t>
+      </w:r>
+    </w:p>
+    <w:p>
+      <w:r>
+        <w:t>3. Check range</w:t>
+      </w:r>
+    </w:p>
+    <w:p>
+      <w:r>
+        <w:t>4. Check exact type</w:t>
+      </w:r>
+    </w:p>
+    <w:p>
+      <w:pPr>
+        <w:pStyle w:val="Heading3"/>
+      </w:pPr>
+      <w:r>
+        <w:t>My selected conclusion, deciding fact and explanation</w:t>
+      </w:r>
+    </w:p>
+    <w:p>
+      <w:r>
+        <w:t>________________________________________________________________</w:t>
+      </w:r>
+    </w:p>
+    <w:p>
+      <w:r>
+        <w:t>________________________________________________________________</w:t>
+      </w:r>
+    </w:p>
+    <w:p>
+      <w:r>
+        <w:t>________________________________________________________________</w:t>
+      </w:r>
+    </w:p>
+    <w:p>
+      <w:r>
+        <w:t>________________________________________________________________</w:t>
+      </w:r>
+    </w:p>
+    <w:p>
+      <w:r>
+        <w:t>________________________________________________________________</w:t>
+      </w:r>
+    </w:p>
+    <w:p>
+      <w:r>
+        <w:t>Hint if needed: Read the steps in the pictorial case. Match the supplied detail to the stage that performs or records it.</w:t>
+      </w:r>
+    </w:p>
+    <w:p>
+      <w:r>
+        <w:t>After your attempt, compare with the supported explanation: Report validation Accepted counts [0,4]; four rows rejected with recorded reasons. Testing if value would wrongly discard zero, which is a real valid count. Python’s isinstance(True,int) is true, so the stated exact-integer contract uses type(value) is int to reject Boolean input. Keep missing, type-invalid and range-invalid reasons separate rather than turning every rejected value into zero.</w:t>
+      </w:r>
+    </w:p>
+    <w:p>
+      <w:pPr>
+        <w:pStyle w:val="Heading3"/>
+      </w:pPr>
+      <w:r>
+        <w:t>Practice 2: explain the deciding evidence</w:t>
+      </w:r>
+    </w:p>
+    <w:p>
+      <w:r>
+        <w:t>Changed-case practice: Replace text "4" with integer 4 through an authorised conversion. Which conclusion is supported by the supplied facts?</w:t>
+      </w:r>
+    </w:p>
+    <w:p>
+      <w:r>
+        <w:t>1. We can decide the result without examining the changed input or the procedure.</w:t>
+      </w:r>
+    </w:p>
+    <w:p>
+      <w:r>
+        <w:t>2. This one example guarantees correct results for every future input.</w:t>
+      </w:r>
+    </w:p>
+    <w:p>
+      <w:r>
+        <w:t>3. Accepted values become [0,4,4]; three rows remain rejected.</w:t>
+      </w:r>
+    </w:p>
+    <w:p>
+      <w:pPr>
+        <w:pStyle w:val="Heading3"/>
+      </w:pPr>
+      <w:r>
+        <w:t>My selected conclusion, deciding fact and explanation</w:t>
+      </w:r>
+    </w:p>
+    <w:p>
+      <w:r>
+        <w:t>________________________________________________________________</w:t>
+      </w:r>
+    </w:p>
+    <w:p>
+      <w:r>
+        <w:t>________________________________________________________________</w:t>
+      </w:r>
+    </w:p>
+    <w:p>
+      <w:r>
+        <w:t>________________________________________________________________</w:t>
+      </w:r>
+    </w:p>
+    <w:p>
+      <w:r>
+        <w:t>________________________________________________________________</w:t>
+      </w:r>
+    </w:p>
+    <w:p>
+      <w:r>
+        <w:t>________________________________________________________________</w:t>
+      </w:r>
+    </w:p>
+    <w:p>
+      <w:r>
+        <w:t>Hint if needed: Use the changed condition and the deciding step in the pictorial trace. The answer must say what follows from those facts.</w:t>
+      </w:r>
+    </w:p>
+    <w:p>
+      <w:r>
+        <w:t>After your attempt, compare with the supported explanation: Accepted values become [0,4,4]; three rows remain rejected. The converted value now satisfies both type and range checks.</w:t>
+      </w:r>
+    </w:p>
+    <w:p>
+      <w:pPr>
+        <w:pStyle w:val="Heading3"/>
+      </w:pPr>
+      <w:r>
+        <w:t>Repair a missing building block</w:t>
+      </w:r>
+    </w:p>
+    <w:p>
+      <w:r>
+        <w:t>Review Noise and Outliers (ai-2/17). Goal: Calculate mean and median. Short practice: If 18 was genuine, which summary better describes the middle observed task, and what extra fact should be shown?. Return to this week and explain what you changed.</w:t>
+      </w:r>
+    </w:p>
+    <w:p>
+      <w:r>
+        <w:t>Review Choose Informative Questions (ai-2/15). Goal: Fit a root question and leaf predictions from training examples. Short practice: Choose the best original question and explain why its more balanced split matters here.. Return to this week and explain what you changed.</w:t>
+      </w:r>
+    </w:p>
+    <w:p>
+      <w:r>
+        <w:t>Review Accuracy as a Fraction (ai-2/12). Goal: Explain why overall accuracy can hide failure on a less common class. Short practice: Why is 100% repair detection not sufficient to declare the changed classifier best?. Return to this week and explain what you changed.</w:t>
+      </w:r>
+    </w:p>
+    <w:p>
+      <w:pPr>
+        <w:pStyle w:val="Heading3"/>
+      </w:pPr>
+      <w:r>
+        <w:t>Predict, run and debug</w:t>
+      </w:r>
+    </w:p>
+    <w:p>
+      <w:r>
+        <w:t>The browser lab lets you edit the supported Python examples already included in this lesson. Predict first, run, inspect the actual output or error, change one input, then run again. Keep code, predictions, actual results and a reasoned revision together. On paper, label your result as a trace rather than an execution.</w:t>
+      </w:r>
+    </w:p>
+    <w:p>
+      <w:pPr>
+        <w:pStyle w:val="Heading3"/>
+      </w:pPr>
+      <w:r>
+        <w:t>Keep your completed work</w:t>
+      </w:r>
+    </w:p>
+    <w:p>
+      <w:r>
+        <w:t>Use Download completed work in the hosted lesson to export your answers, reflections, practice feedback and code-run evidence. Open the HTML copy to read or print it. Drafts stay in this browser when storage is available; clear drafts on a shared device.</w:t>
       </w:r>
     </w:p>
     <w:sectPr>

--- a/downloads/student/ai-2-week-18.docx
+++ b/downloads/student/ai-2-week-18.docx
@@ -42,6 +42,11 @@
       </w:r>
     </w:p>
     <w:p>
+      <w:r>
+        <w:t>Start with the target: Detect absent and unusable values. Try the recall before opening notes.</w:t>
+      </w:r>
+    </w:p>
+    <w:p>
       <w:pPr>
         <w:pStyle w:val="Heading3"/>
       </w:pPr>
@@ -50,17 +55,35 @@
       </w:r>
     </w:p>
     <w:p>
-      <w:r>
+      <w:pPr>
+        <w:spacing w:line="336" w:lineRule="auto" w:after="180"/>
+      </w:pPr>
+      <w:r>
+        <w:rPr>
+          <w:b w:val="0"/>
+        </w:rPr>
         <w:t>I can detect absent and unusable values.</w:t>
       </w:r>
     </w:p>
     <w:p>
-      <w:r>
+      <w:pPr>
+        <w:spacing w:line="336" w:lineRule="auto" w:after="180"/>
+      </w:pPr>
+      <w:r>
+        <w:rPr>
+          <w:b w:val="0"/>
+        </w:rPr>
         <w:t>I can keep unknown distinct from zero.</w:t>
       </w:r>
     </w:p>
     <w:p>
-      <w:r>
+      <w:pPr>
+        <w:spacing w:line="336" w:lineRule="auto" w:after="180"/>
+      </w:pPr>
+      <w:r>
+        <w:rPr>
+          <w:b w:val="0"/>
+        </w:rPr>
         <w:t>I can report accepted and rejected records.</w:t>
       </w:r>
     </w:p>
@@ -73,37 +96,97 @@
       </w:r>
     </w:p>
     <w:p>
-      <w:r>
+      <w:pPr>
+        <w:spacing w:line="336" w:lineRule="auto" w:after="180"/>
+      </w:pPr>
+      <w:r>
+        <w:rPr>
+          <w:b w:val="0"/>
+        </w:rPr>
         <w:t>Close your notes first. A rough first answer helps us choose the right starting point; it is not a score for your ability.</w:t>
       </w:r>
     </w:p>
     <w:p>
-      <w:r>
+      <w:pPr>
+        <w:spacing w:line="336" w:lineRule="auto" w:after="180"/>
+      </w:pPr>
+      <w:r>
+        <w:rPr>
+          <w:b w:val="0"/>
+        </w:rPr>
         <w:t>Without opening the old lesson, explain one key idea from Noise and Outliers. Give an example and a mistake that the idea helps you avoid.</w:t>
       </w:r>
     </w:p>
     <w:p>
-      <w:r>
+      <w:pPr>
+        <w:spacing w:line="336" w:lineRule="auto" w:after="180"/>
+      </w:pPr>
+      <w:r>
+        <w:rPr>
+          <w:b w:val="0"/>
+        </w:rPr>
         <w:t>Without opening the old lesson, explain one key idea from Choose Informative Questions. Give an example and a mistake that the idea helps you avoid.</w:t>
       </w:r>
     </w:p>
     <w:p>
-      <w:r>
+      <w:pPr>
+        <w:spacing w:line="336" w:lineRule="auto" w:after="180"/>
+      </w:pPr>
+      <w:r>
+        <w:rPr>
+          <w:b w:val="0"/>
+        </w:rPr>
         <w:t>Without opening the old lesson, explain one key idea from Accuracy as a Fraction. Give an example and a mistake that the idea helps you avoid.</w:t>
       </w:r>
     </w:p>
     <w:p>
-      <w:r>
-        <w:t>After trying, check the relevant lesson or ask your teacher. Change the part of your explanation that the evidence shows was wrong.</w:t>
-      </w:r>
-    </w:p>
-    <w:p>
-      <w:r>
-        <w:t>Week 18: Missing Data</w:t>
-      </w:r>
-    </w:p>
-    <w:p>
-      <w:r>
+      <w:pPr>
+        <w:spacing w:line="336" w:lineRule="auto" w:after="180"/>
+      </w:pPr>
+      <w:r>
+        <w:rPr>
+          <w:b w:val="0"/>
+        </w:rPr>
+        <w:t xml:space="preserve">After trying, check the relevant lesson or ask your teacher. Change the part of your explanation that the </w:t>
+      </w:r>
+      <w:r>
+        <w:rPr>
+          <w:b/>
+        </w:rPr>
+        <w:t>evidence</w:t>
+      </w:r>
+      <w:r>
+        <w:rPr>
+          <w:b w:val="0"/>
+        </w:rPr>
+        <w:t xml:space="preserve"> shows was wrong.</w:t>
+      </w:r>
+    </w:p>
+    <w:p>
+      <w:pPr>
+        <w:spacing w:line="336" w:lineRule="auto" w:after="180"/>
+      </w:pPr>
+      <w:r>
+        <w:rPr>
+          <w:b w:val="0"/>
+        </w:rPr>
+        <w:t xml:space="preserve">Week 18: </w:t>
+      </w:r>
+      <w:r>
+        <w:rPr>
+          <w:b/>
+        </w:rPr>
+        <w:t>Missing Data</w:t>
+      </w:r>
+    </w:p>
+    <w:p>
+      <w:pPr>
+        <w:spacing w:line="336" w:lineRule="auto" w:after="180"/>
+      </w:pPr>
+      <w:r>
+        <w:rPr>
+          <w:b w:val="0"/>
+        </w:rPr>
         <w:t>A system needs an explicit policy for unknown fields.</w:t>
       </w:r>
     </w:p>
@@ -144,17 +227,59 @@
       </w:r>
     </w:p>
     <w:p>
-      <w:r>
+      <w:pPr>
+        <w:spacing w:line="336" w:lineRule="auto" w:after="180"/>
+      </w:pPr>
+      <w:r>
+        <w:rPr>
+          <w:b/>
+        </w:rPr>
         <w:t>THINKER MISSION</w:t>
       </w:r>
     </w:p>
     <w:p>
-      <w:r>
-        <w:t>Compare ask, abstain, and default strategies.</w:t>
-      </w:r>
-    </w:p>
-    <w:p>
-      <w:r>
+      <w:pPr>
+        <w:spacing w:line="336" w:lineRule="auto" w:after="180"/>
+      </w:pPr>
+      <w:r>
+        <w:rPr>
+          <w:b w:val="0"/>
+        </w:rPr>
+        <w:t xml:space="preserve">Compare ask, </w:t>
+      </w:r>
+      <w:r>
+        <w:rPr>
+          <w:b/>
+        </w:rPr>
+        <w:t>abstain</w:t>
+      </w:r>
+      <w:r>
+        <w:rPr>
+          <w:b w:val="0"/>
+        </w:rPr>
+        <w:t xml:space="preserve">, and </w:t>
+      </w:r>
+      <w:r>
+        <w:rPr>
+          <w:b/>
+        </w:rPr>
+        <w:t>default</w:t>
+      </w:r>
+      <w:r>
+        <w:rPr>
+          <w:b w:val="0"/>
+        </w:rPr>
+        <w:t xml:space="preserve"> strategies.</w:t>
+      </w:r>
+    </w:p>
+    <w:p>
+      <w:pPr>
+        <w:spacing w:line="336" w:lineRule="auto" w:after="180"/>
+      </w:pPr>
+      <w:r>
+        <w:rPr>
+          <w:b w:val="0"/>
+        </w:rPr>
         <w:t>Thinker name and date:</w:t>
       </w:r>
     </w:p>
@@ -200,7 +325,14 @@
       </w:r>
     </w:p>
     <w:p>
-      <w:r>
+      <w:pPr>
+        <w:spacing w:line="336" w:lineRule="auto" w:after="180"/>
+        <w:shd w:fill="F5F1FB"/>
+      </w:pPr>
+      <w:r>
+        <w:rPr>
+          <w:b w:val="0"/>
+        </w:rPr>
         <w:t>Is the text "12" the same type as the integer 12?</w:t>
       </w:r>
     </w:p>
@@ -213,8 +345,26 @@
       </w:r>
     </w:p>
     <w:p>
-      <w:r>
-        <w:t>By the end, I can validate missing values without confusing zero with absent data.</w:t>
+      <w:pPr>
+        <w:spacing w:line="336" w:lineRule="auto" w:after="180"/>
+      </w:pPr>
+      <w:r>
+        <w:rPr>
+          <w:b w:val="0"/>
+        </w:rPr>
+        <w:t xml:space="preserve">By the end, I can validate </w:t>
+      </w:r>
+      <w:r>
+        <w:rPr>
+          <w:b/>
+        </w:rPr>
+        <w:t>missing value</w:t>
+      </w:r>
+      <w:r>
+        <w:rPr>
+          <w:b w:val="0"/>
+        </w:rPr>
+        <w:t>s without confusing zero with absent data.</w:t>
       </w:r>
     </w:p>
     <w:p>
@@ -227,17 +377,52 @@
     </w:p>
     <w:p>
       <w:r>
+        <w:t>Investigate the supplied Missing Data case. Separate observations, given facts and assumptions before choosing an explanation.</w:t>
+      </w:r>
+    </w:p>
+    <w:p>
+      <w:pPr>
+        <w:spacing w:line="336" w:lineRule="auto" w:after="180"/>
+      </w:pPr>
+      <w:r>
+        <w:rPr>
+          <w:b/>
+        </w:rPr>
         <w:t>PICTURE STORY</w:t>
       </w:r>
     </w:p>
     <w:p>
-      <w:r>
+      <w:pPr>
+        <w:spacing w:line="336" w:lineRule="auto" w:after="180"/>
+      </w:pPr>
+      <w:r>
+        <w:rPr>
+          <w:b w:val="0"/>
+        </w:rPr>
         <w:t>Notice → Predict → Explain</w:t>
       </w:r>
     </w:p>
     <w:p>
-      <w:r>
-        <w:t>Begin with visible evidence. Do not explain more than the picture and information support.</w:t>
+      <w:pPr>
+        <w:spacing w:line="336" w:lineRule="auto" w:after="180"/>
+      </w:pPr>
+      <w:r>
+        <w:rPr>
+          <w:b w:val="0"/>
+        </w:rPr>
+        <w:t xml:space="preserve">Begin with visible </w:t>
+      </w:r>
+      <w:r>
+        <w:rPr>
+          <w:b/>
+        </w:rPr>
+        <w:t>evidence</w:t>
+      </w:r>
+      <w:r>
+        <w:rPr>
+          <w:b w:val="0"/>
+        </w:rPr>
+        <w:t>. Do not explain more than the picture and information support.</w:t>
       </w:r>
     </w:p>
     <w:p>
@@ -277,18 +462,82 @@
       </w:r>
     </w:p>
     <w:p>
-      <w:r>
+      <w:pPr>
+        <w:pStyle w:val="Heading3"/>
+      </w:pPr>
+      <w:r>
+        <w:t>Start with this puzzle</w:t>
+      </w:r>
+    </w:p>
+    <w:p>
+      <w:pPr>
+        <w:spacing w:line="336" w:lineRule="auto" w:after="180"/>
+        <w:shd w:fill="F1F6FC"/>
+      </w:pPr>
+      <w:r>
+        <w:rPr>
+          <w:b w:val="0"/>
+        </w:rPr>
         <w:t>MYSTERY</w:t>
       </w:r>
     </w:p>
     <w:p>
-      <w:r>
-        <w:t>The learners must use missing data to solve a problem. What information do they have? What decision or calculation do they make? What would count as evidence that it worked?</w:t>
-      </w:r>
-    </w:p>
-    <w:p>
-      <w:r>
-        <w:t>Three observations (what you can point to):</w:t>
+      <w:pPr>
+        <w:spacing w:line="336" w:lineRule="auto" w:after="180"/>
+        <w:shd w:fill="F5F1FB"/>
+      </w:pPr>
+      <w:r>
+        <w:rPr>
+          <w:b w:val="0"/>
+        </w:rPr>
+        <w:t xml:space="preserve">The learners must use </w:t>
+      </w:r>
+      <w:r>
+        <w:rPr>
+          <w:b/>
+        </w:rPr>
+        <w:t>missing data</w:t>
+      </w:r>
+      <w:r>
+        <w:rPr>
+          <w:b w:val="0"/>
+        </w:rPr>
+        <w:t xml:space="preserve"> to solve a problem. What information do they have? What decision or calculation do they make? What would count as </w:t>
+      </w:r>
+      <w:r>
+        <w:rPr>
+          <w:b/>
+        </w:rPr>
+        <w:t>evidence</w:t>
+      </w:r>
+      <w:r>
+        <w:rPr>
+          <w:b w:val="0"/>
+        </w:rPr>
+        <w:t xml:space="preserve"> that it worked?</w:t>
+      </w:r>
+    </w:p>
+    <w:p>
+      <w:pPr>
+        <w:spacing w:line="336" w:lineRule="auto" w:after="180"/>
+      </w:pPr>
+      <w:r>
+        <w:rPr>
+          <w:b w:val="0"/>
+        </w:rPr>
+        <w:t xml:space="preserve">Three </w:t>
+      </w:r>
+      <w:r>
+        <w:rPr>
+          <w:b/>
+        </w:rPr>
+        <w:t>observation</w:t>
+      </w:r>
+      <w:r>
+        <w:rPr>
+          <w:b w:val="0"/>
+        </w:rPr>
+        <w:t>s (what you can point to):</w:t>
       </w:r>
     </w:p>
     <w:p>
@@ -325,8 +574,26 @@
       </w:r>
     </w:p>
     <w:p>
-      <w:r>
-        <w:t>My prediction and the clue supporting it:</w:t>
+      <w:pPr>
+        <w:spacing w:line="336" w:lineRule="auto" w:after="180"/>
+      </w:pPr>
+      <w:r>
+        <w:rPr>
+          <w:b w:val="0"/>
+        </w:rPr>
+        <w:t xml:space="preserve">My </w:t>
+      </w:r>
+      <w:r>
+        <w:rPr>
+          <w:b/>
+        </w:rPr>
+        <w:t>prediction</w:t>
+      </w:r>
+      <w:r>
+        <w:rPr>
+          <w:b w:val="0"/>
+        </w:rPr>
+        <w:t xml:space="preserve"> and the clue supporting it:</w:t>
       </w:r>
     </w:p>
     <w:p>
@@ -371,8 +638,25 @@
       </w:r>
     </w:p>
     <w:p>
-      <w:r>
-        <w:t>A fictional activity log contains an absent duration, a recorded zero and an out-of-range value. Our schema accepts exact integer minutes from 0 through 60. Keep rejected records visible for review instead of replacing their values with guesses.</w:t>
+      <w:pPr>
+        <w:spacing w:line="336" w:lineRule="auto" w:after="180"/>
+      </w:pPr>
+      <w:r>
+        <w:rPr>
+          <w:b w:val="0"/>
+        </w:rPr>
+        <w:t>A fictional activity log contains an absent duration, a recorded zero and an out-of-range value. Our schema accepts exact integer minutes from 0 through 60.</w:t>
+      </w:r>
+    </w:p>
+    <w:p>
+      <w:pPr>
+        <w:spacing w:line="336" w:lineRule="auto" w:after="180"/>
+      </w:pPr>
+      <w:r>
+        <w:rPr>
+          <w:b w:val="0"/>
+        </w:rPr>
+        <w:t>Keep rejected records visible for review instead of replacing their values with guesses.</w:t>
       </w:r>
     </w:p>
     <w:p>
@@ -385,16 +669,69 @@
     </w:p>
     <w:p>
       <w:r>
-        <w:t>VISUAL MECHANISM</w:t>
-      </w:r>
-    </w:p>
-    <w:p>
-      <w:r>
-        <w:t>Input → Process → Output</w:t>
-      </w:r>
-    </w:p>
-    <w:p>
-      <w:r>
+        <w:t>Follow the mechanism for Missing Data. Connect each labelled input, deciding step and result.</w:t>
+      </w:r>
+    </w:p>
+    <w:p>
+      <w:pPr>
+        <w:spacing w:line="336" w:lineRule="auto" w:after="180"/>
+      </w:pPr>
+      <w:r>
+        <w:rPr>
+          <w:b/>
+        </w:rPr>
+        <w:t xml:space="preserve">VISUAL </w:t>
+      </w:r>
+      <w:r>
+        <w:rPr>
+          <w:b/>
+        </w:rPr>
+        <w:t>MECHANISM</w:t>
+      </w:r>
+    </w:p>
+    <w:p>
+      <w:pPr>
+        <w:spacing w:line="336" w:lineRule="auto" w:after="180"/>
+      </w:pPr>
+      <w:r>
+        <w:rPr>
+          <w:b/>
+        </w:rPr>
+        <w:t>Input</w:t>
+      </w:r>
+      <w:r>
+        <w:rPr>
+          <w:b w:val="0"/>
+        </w:rPr>
+        <w:t xml:space="preserve"> → </w:t>
+      </w:r>
+      <w:r>
+        <w:rPr>
+          <w:b/>
+        </w:rPr>
+        <w:t>Process</w:t>
+      </w:r>
+      <w:r>
+        <w:rPr>
+          <w:b w:val="0"/>
+        </w:rPr>
+        <w:t xml:space="preserve"> → </w:t>
+      </w:r>
+      <w:r>
+        <w:rPr>
+          <w:b/>
+        </w:rPr>
+        <w:t>Output</w:t>
+      </w:r>
+    </w:p>
+    <w:p>
+      <w:pPr>
+        <w:spacing w:line="336" w:lineRule="auto" w:after="180"/>
+      </w:pPr>
+      <w:r>
+        <w:rPr>
+          <w:b w:val="0"/>
+        </w:rPr>
         <w:t>Trace the information. At each stage, ask what changed and how you could test it.</w:t>
       </w:r>
     </w:p>
@@ -435,7 +772,13 @@
       </w:r>
     </w:p>
     <w:p>
-      <w:r>
+      <w:pPr>
+        <w:spacing w:line="336" w:lineRule="auto" w:after="180"/>
+      </w:pPr>
+      <w:r>
+        <w:rPr>
+          <w:b w:val="0"/>
+        </w:rPr>
         <w:t>↓</w:t>
       </w:r>
     </w:p>
@@ -476,7 +819,13 @@
       </w:r>
     </w:p>
     <w:p>
-      <w:r>
+      <w:pPr>
+        <w:spacing w:line="336" w:lineRule="auto" w:after="180"/>
+      </w:pPr>
+      <w:r>
+        <w:rPr>
+          <w:b w:val="0"/>
+        </w:rPr>
         <w:t>↓</w:t>
       </w:r>
     </w:p>
@@ -517,7 +866,13 @@
       </w:r>
     </w:p>
     <w:p>
-      <w:r>
+      <w:pPr>
+        <w:spacing w:line="336" w:lineRule="auto" w:after="180"/>
+      </w:pPr>
+      <w:r>
+        <w:rPr>
+          <w:b w:val="0"/>
+        </w:rPr>
         <w:t>Which stage could fail even when the other two are correct? Explain:</w:t>
       </w:r>
     </w:p>
@@ -750,8 +1105,25 @@
       </w:r>
     </w:p>
     <w:p>
-      <w:r>
-        <w:t>dict.get returns None when this key is absent. An explicit None also represents unknown in this dataset. append adds an item to the end of a list. The script prints [0, 12] and then 3. The exact type check prevents comparing None or text with the numeric range.</w:t>
+      <w:pPr>
+        <w:spacing w:line="336" w:lineRule="auto" w:after="180"/>
+      </w:pPr>
+      <w:r>
+        <w:rPr>
+          <w:b w:val="0"/>
+        </w:rPr>
+        <w:t>dict.get returns None when this key is absent. An explicit None also represents unknown in this dataset. append adds an item to the end of a list. The script prints [0, 12] and then 3.</w:t>
+      </w:r>
+    </w:p>
+    <w:p>
+      <w:pPr>
+        <w:spacing w:line="336" w:lineRule="auto" w:after="180"/>
+      </w:pPr>
+      <w:r>
+        <w:rPr>
+          <w:b w:val="0"/>
+        </w:rPr>
+        <w:t>The exact type check prevents comparing None or text with the numeric range.</w:t>
       </w:r>
     </w:p>
     <w:p>
@@ -763,8 +1135,37 @@
       </w:r>
     </w:p>
     <w:p>
-      <w:r>
-        <w:t>A recorded 0 says the measured duration was zero. A missing field says we do not have the duration. They are different statements. Trace each record with three columns: raw value, decision and reason. Keep 0 and 12; reject the absent value, -1 and None. The accepted list therefore has two values and the rejection count is three. Do not turn an unknown value into a number just to make the calculation run.</w:t>
+      <w:pPr>
+        <w:spacing w:line="336" w:lineRule="auto" w:after="180"/>
+      </w:pPr>
+      <w:r>
+        <w:rPr>
+          <w:b w:val="0"/>
+        </w:rPr>
+        <w:t>A recorded 0 says the measured duration was zero. A missing field says we do not have the duration. They are different statements. Trace each record with three columns: raw value, decision and reason.</w:t>
+      </w:r>
+    </w:p>
+    <w:p>
+      <w:pPr>
+        <w:spacing w:line="336" w:lineRule="auto" w:after="180"/>
+      </w:pPr>
+      <w:r>
+        <w:rPr>
+          <w:b w:val="0"/>
+        </w:rPr>
+        <w:t xml:space="preserve">Keep 0 and 12; reject the absent value, -1 and None. The accepted list therefore has two values and the </w:t>
+      </w:r>
+      <w:r>
+        <w:rPr>
+          <w:b/>
+        </w:rPr>
+        <w:t>rejection</w:t>
+      </w:r>
+      <w:r>
+        <w:rPr>
+          <w:b w:val="0"/>
+        </w:rPr>
+        <w:t xml:space="preserve"> count is three. Do not turn an unknown value into a number just to make the calculation run.</w:t>
       </w:r>
     </w:p>
     <w:p>
@@ -776,8 +1177,26 @@
       </w:r>
     </w:p>
     <w:p>
-      <w:r>
-        <w:t>Point to the input, the deciding step and the result in this week’s visual. Explain the same step in ordinary words. A picture helps when you can say what each part represents.</w:t>
+      <w:pPr>
+        <w:spacing w:line="336" w:lineRule="auto" w:after="180"/>
+      </w:pPr>
+      <w:r>
+        <w:rPr>
+          <w:b w:val="0"/>
+        </w:rPr>
+        <w:t xml:space="preserve">Point to the </w:t>
+      </w:r>
+      <w:r>
+        <w:rPr>
+          <w:b/>
+        </w:rPr>
+        <w:t>input</w:t>
+      </w:r>
+      <w:r>
+        <w:rPr>
+          <w:b w:val="0"/>
+        </w:rPr>
+        <w:t>, the deciding step and the result in this week’s visual. Explain the same step in ordinary words. A picture helps when you can say what each part represents.</w:t>
       </w:r>
     </w:p>
     <w:p>
@@ -790,16 +1209,54 @@
     </w:p>
     <w:p>
       <w:r>
+        <w:t>Compare the supplied cases for Missing Data. Identify the detail that changes the conclusion.</w:t>
+      </w:r>
+    </w:p>
+    <w:p>
+      <w:pPr>
+        <w:pStyle w:val="Heading3"/>
+      </w:pPr>
+      <w:r>
+        <w:t>The case to investigate</w:t>
+      </w:r>
+    </w:p>
+    <w:p>
+      <w:pPr>
+        <w:spacing w:line="336" w:lineRule="auto" w:after="180"/>
+        <w:shd w:fill="F1F6FC"/>
+      </w:pPr>
+      <w:r>
+        <w:rPr>
+          <w:b w:val="0"/>
+        </w:rPr>
         <w:t>CASE GALLERY</w:t>
       </w:r>
     </w:p>
     <w:p>
-      <w:r>
-        <w:t>Four Tests, Four Kinds of Evidence</w:t>
-      </w:r>
-    </w:p>
-    <w:p>
-      <w:r>
+      <w:pPr>
+        <w:spacing w:line="336" w:lineRule="auto" w:after="180"/>
+      </w:pPr>
+      <w:r>
+        <w:rPr>
+          <w:b w:val="0"/>
+        </w:rPr>
+        <w:t xml:space="preserve">Four Tests, Four Kinds of </w:t>
+      </w:r>
+      <w:r>
+        <w:rPr>
+          <w:b/>
+        </w:rPr>
+        <w:t>Evidence</w:t>
+      </w:r>
+    </w:p>
+    <w:p>
+      <w:pPr>
+        <w:spacing w:line="336" w:lineRule="auto" w:after="180"/>
+      </w:pPr>
+      <w:r>
+        <w:rPr>
+          <w:b w:val="0"/>
+        </w:rPr>
         <w:t>A system is not understood until it survives more than one comfortable example.</w:t>
       </w:r>
     </w:p>
@@ -876,8 +1333,47 @@
       </w:r>
     </w:p>
     <w:p>
-      <w:r>
-        <w:t>NORMAL CASE: predict and name evidence.     BOUNDARY CASE: predict and name evidence.</w:t>
+      <w:pPr>
+        <w:pStyle w:val="Heading3"/>
+      </w:pPr>
+      <w:r>
+        <w:t>The normal case</w:t>
+      </w:r>
+    </w:p>
+    <w:p>
+      <w:pPr>
+        <w:spacing w:line="336" w:lineRule="auto" w:after="180"/>
+        <w:shd w:fill="F1F6FC"/>
+      </w:pPr>
+      <w:r>
+        <w:rPr>
+          <w:b w:val="0"/>
+        </w:rPr>
+        <w:t xml:space="preserve">NORMAL CASE: predict and name </w:t>
+      </w:r>
+      <w:r>
+        <w:rPr>
+          <w:b/>
+        </w:rPr>
+        <w:t>evidence</w:t>
+      </w:r>
+      <w:r>
+        <w:rPr>
+          <w:b w:val="0"/>
+        </w:rPr>
+        <w:t xml:space="preserve">.     BOUNDARY CASE: predict and name </w:t>
+      </w:r>
+      <w:r>
+        <w:rPr>
+          <w:b/>
+        </w:rPr>
+        <w:t>evidence</w:t>
+      </w:r>
+      <w:r>
+        <w:rPr>
+          <w:b w:val="0"/>
+        </w:rPr>
+        <w:t>.</w:t>
       </w:r>
     </w:p>
     <w:p>
@@ -953,12 +1449,58 @@
       </w:r>
     </w:p>
     <w:p>
-      <w:r>
-        <w:t>MISSING INFORMATION: predict and name evidence.     TRANSFER CASE: predict and name evidence.</w:t>
-      </w:r>
-    </w:p>
-    <w:p>
-      <w:r>
+      <w:pPr>
+        <w:pStyle w:val="Heading3"/>
+      </w:pPr>
+      <w:r>
+        <w:t>Check missing information</w:t>
+      </w:r>
+    </w:p>
+    <w:p>
+      <w:pPr>
+        <w:spacing w:line="336" w:lineRule="auto" w:after="180"/>
+        <w:shd w:fill="FFF5E6"/>
+      </w:pPr>
+      <w:r>
+        <w:rPr>
+          <w:b w:val="0"/>
+        </w:rPr>
+        <w:t xml:space="preserve">MISSING INFORMATION: predict and name </w:t>
+      </w:r>
+      <w:r>
+        <w:rPr>
+          <w:b/>
+        </w:rPr>
+        <w:t>evidence</w:t>
+      </w:r>
+      <w:r>
+        <w:rPr>
+          <w:b w:val="0"/>
+        </w:rPr>
+        <w:t xml:space="preserve">.     TRANSFER CASE: predict and name </w:t>
+      </w:r>
+      <w:r>
+        <w:rPr>
+          <w:b/>
+        </w:rPr>
+        <w:t>evidence</w:t>
+      </w:r>
+      <w:r>
+        <w:rPr>
+          <w:b w:val="0"/>
+        </w:rPr>
+        <w:t>.</w:t>
+      </w:r>
+    </w:p>
+    <w:p>
+      <w:pPr>
+        <w:spacing w:line="336" w:lineRule="auto" w:after="180"/>
+        <w:shd w:fill="F5F1FB"/>
+      </w:pPr>
+      <w:r>
+        <w:rPr>
+          <w:b w:val="0"/>
+        </w:rPr>
         <w:t>Which case is most likely to reveal a hidden assumption? Why?</w:t>
       </w:r>
     </w:p>
@@ -1004,17 +1546,68 @@
       </w:r>
     </w:p>
     <w:p>
-      <w:r>
+      <w:pPr>
+        <w:pStyle w:val="Heading3"/>
+      </w:pPr>
+      <w:r>
+        <w:t>Change one thing</w:t>
+      </w:r>
+    </w:p>
+    <w:p>
+      <w:pPr>
+        <w:spacing w:line="336" w:lineRule="auto" w:after="180"/>
+        <w:shd w:fill="F5F1FB"/>
+      </w:pPr>
+      <w:r>
+        <w:rPr>
+          <w:b w:val="0"/>
+        </w:rPr>
         <w:t>Change: Replace text "4" with integer 4 through an authorised conversion.</w:t>
       </w:r>
     </w:p>
     <w:p>
-      <w:r>
-        <w:t>Prediction: Accepted values become [0,4,4]; three rows remain rejected.</w:t>
-      </w:r>
-    </w:p>
-    <w:p>
-      <w:r>
+      <w:pPr>
+        <w:pStyle w:val="Heading3"/>
+      </w:pPr>
+      <w:r>
+        <w:t>Predicted result</w:t>
+      </w:r>
+    </w:p>
+    <w:p>
+      <w:pPr>
+        <w:spacing w:line="336" w:lineRule="auto" w:after="180"/>
+        <w:shd w:fill="F1F6FC"/>
+      </w:pPr>
+      <w:r>
+        <w:rPr>
+          <w:b/>
+        </w:rPr>
+        <w:t>Prediction</w:t>
+      </w:r>
+      <w:r>
+        <w:rPr>
+          <w:b w:val="0"/>
+        </w:rPr>
+        <w:t>: Accepted values become [0,4,4]; three rows remain rejected.</w:t>
+      </w:r>
+    </w:p>
+    <w:p>
+      <w:pPr>
+        <w:pStyle w:val="Heading3"/>
+      </w:pPr>
+      <w:r>
+        <w:t>Why the result follows</w:t>
+      </w:r>
+    </w:p>
+    <w:p>
+      <w:pPr>
+        <w:spacing w:line="336" w:lineRule="auto" w:after="180"/>
+        <w:shd w:fill="F1F6FC"/>
+      </w:pPr>
+      <w:r>
+        <w:rPr>
+          <w:b w:val="0"/>
+        </w:rPr>
         <w:t>Reason: The converted value now satisfies both type and range checks.</w:t>
       </w:r>
     </w:p>
@@ -1028,16 +1621,39 @@
     </w:p>
     <w:p>
       <w:r>
+        <w:t>Use the vocabulary of Missing Data to explain a concrete decision, rather than only memorising definitions.</w:t>
+      </w:r>
+    </w:p>
+    <w:p>
+      <w:pPr>
+        <w:spacing w:line="336" w:lineRule="auto" w:after="180"/>
+      </w:pPr>
+      <w:r>
+        <w:rPr>
+          <w:b/>
+        </w:rPr>
         <w:t>VOCABULARY LAB</w:t>
       </w:r>
     </w:p>
     <w:p>
-      <w:r>
+      <w:pPr>
+        <w:spacing w:line="336" w:lineRule="auto" w:after="180"/>
+      </w:pPr>
+      <w:r>
+        <w:rPr>
+          <w:b w:val="0"/>
+        </w:rPr>
         <w:t>Words You Can Use to Reason</w:t>
       </w:r>
     </w:p>
     <w:p>
-      <w:r>
+      <w:pPr>
+        <w:spacing w:line="336" w:lineRule="auto" w:after="180"/>
+      </w:pPr>
+      <w:r>
+        <w:rPr>
+          <w:b w:val="0"/>
+        </w:rPr>
         <w:t>A definition matters when you can recognize the idea, use it, and contrast it with a near-miss.</w:t>
       </w:r>
     </w:p>
@@ -1494,17 +2110,58 @@
     </w:p>
     <w:p>
       <w:r>
-        <w:t>WORKED EVIDENCE</w:t>
-      </w:r>
-    </w:p>
-    <w:p>
-      <w:r>
+        <w:t>Follow the worked trace for Missing Data, predict a step, then compare with its explanation.</w:t>
+      </w:r>
+    </w:p>
+    <w:p>
+      <w:pPr>
+        <w:spacing w:line="336" w:lineRule="auto" w:after="180"/>
+      </w:pPr>
+      <w:r>
+        <w:rPr>
+          <w:b/>
+        </w:rPr>
+        <w:t xml:space="preserve">WORKED </w:t>
+      </w:r>
+      <w:r>
+        <w:rPr>
+          <w:b/>
+        </w:rPr>
+        <w:t>EVIDENCE</w:t>
+      </w:r>
+    </w:p>
+    <w:p>
+      <w:pPr>
+        <w:spacing w:line="336" w:lineRule="auto" w:after="180"/>
+      </w:pPr>
+      <w:r>
+        <w:rPr>
+          <w:b w:val="0"/>
+        </w:rPr>
         <w:t>Reason Step by Step</w:t>
       </w:r>
     </w:p>
     <w:p>
-      <w:r>
-        <w:t>Predict first. Then check each step. A correct answer without visible reasoning is incomplete evidence.</w:t>
+      <w:pPr>
+        <w:spacing w:line="336" w:lineRule="auto" w:after="180"/>
+      </w:pPr>
+      <w:r>
+        <w:rPr>
+          <w:b w:val="0"/>
+        </w:rPr>
+        <w:t xml:space="preserve">Predict first. Then check each step. A correct answer without visible reasoning is incomplete </w:t>
+      </w:r>
+      <w:r>
+        <w:rPr>
+          <w:b/>
+        </w:rPr>
+        <w:t>evidence</w:t>
+      </w:r>
+      <w:r>
+        <w:rPr>
+          <w:b w:val="0"/>
+        </w:rPr>
+        <w:t>.</w:t>
       </w:r>
     </w:p>
     <w:p>
@@ -1544,27 +2201,85 @@
       </w:r>
     </w:p>
     <w:p>
-      <w:r>
+      <w:pPr>
+        <w:spacing w:line="336" w:lineRule="auto" w:after="180"/>
+        <w:shd w:fill="F4F9FC"/>
+      </w:pPr>
+      <w:r>
+        <w:rPr>
+          <w:b w:val="0"/>
+        </w:rPr>
         <w:t>1. Reader’s length preference is missing.</w:t>
       </w:r>
     </w:p>
     <w:p>
-      <w:r>
+      <w:pPr>
+        <w:spacing w:line="336" w:lineRule="auto" w:after="180"/>
+        <w:shd w:fill="F4F9FC"/>
+      </w:pPr>
+      <w:r>
+        <w:rPr>
+          <w:b w:val="0"/>
+        </w:rPr>
         <w:t>2. Ask: best when the user can answer.</w:t>
       </w:r>
     </w:p>
     <w:p>
-      <w:r>
-        <w:t>3. Abstain: safest if the field is essential; default: convenient but may misrepresent.</w:t>
-      </w:r>
-    </w:p>
-    <w:p>
-      <w:r>
+      <w:pPr>
+        <w:spacing w:line="336" w:lineRule="auto" w:after="180"/>
+        <w:shd w:fill="F4F9FC"/>
+      </w:pPr>
+      <w:r>
+        <w:rPr>
+          <w:b w:val="0"/>
+        </w:rPr>
+        <w:t xml:space="preserve">3. </w:t>
+      </w:r>
+      <w:r>
+        <w:rPr>
+          <w:b/>
+        </w:rPr>
+        <w:t>Abstain</w:t>
+      </w:r>
+      <w:r>
+        <w:rPr>
+          <w:b w:val="0"/>
+        </w:rPr>
+        <w:t xml:space="preserve">: safest if the field is essential; </w:t>
+      </w:r>
+      <w:r>
+        <w:rPr>
+          <w:b/>
+        </w:rPr>
+        <w:t>default</w:t>
+      </w:r>
+      <w:r>
+        <w:rPr>
+          <w:b w:val="0"/>
+        </w:rPr>
+        <w:t>: convenient but may misrepresent.</w:t>
+      </w:r>
+    </w:p>
+    <w:p>
+      <w:pPr>
+        <w:spacing w:line="336" w:lineRule="auto" w:after="180"/>
+        <w:shd w:fill="F4F9FC"/>
+      </w:pPr>
+      <w:r>
+        <w:rPr>
+          <w:b w:val="0"/>
+        </w:rPr>
         <w:t>4. Record which policy was used so the explanation stays truthful.</w:t>
       </w:r>
     </w:p>
     <w:p>
-      <w:r>
+      <w:pPr>
+        <w:spacing w:line="336" w:lineRule="auto" w:after="180"/>
+      </w:pPr>
+      <w:r>
+        <w:rPr>
+          <w:b w:val="0"/>
+        </w:rPr>
         <w:t>Recalculate, retrace, or restate the reasoning in your own representation:</w:t>
       </w:r>
     </w:p>
@@ -1602,8 +2317,27 @@
       </w:r>
     </w:p>
     <w:p>
-      <w:r>
-        <w:t>CHECK  Did the evidence answer the exact question? Did the total, path, or source record stay consistent?</w:t>
+      <w:pPr>
+        <w:spacing w:line="336" w:lineRule="auto" w:after="180"/>
+        <w:shd w:fill="F5F1FB"/>
+      </w:pPr>
+      <w:r>
+        <w:rPr>
+          <w:b w:val="0"/>
+        </w:rPr>
+        <w:t xml:space="preserve">CHECK  Did the </w:t>
+      </w:r>
+      <w:r>
+        <w:rPr>
+          <w:b/>
+        </w:rPr>
+        <w:t>evidence</w:t>
+      </w:r>
+      <w:r>
+        <w:rPr>
+          <w:b w:val="0"/>
+        </w:rPr>
+        <w:t xml:space="preserve"> answer the exact question? Did the total, path, or source record stay consistent?</w:t>
       </w:r>
     </w:p>
     <w:p>
@@ -1661,7 +2395,13 @@
       </w:r>
     </w:p>
     <w:p>
-      <w:r>
+      <w:pPr>
+        <w:spacing w:line="336" w:lineRule="auto" w:after="180"/>
+      </w:pPr>
+      <w:r>
+        <w:rPr>
+          <w:b w:val="0"/>
+        </w:rPr>
         <w:t>Cover the result before checking it. Say what is given, choose the procedure, and follow one step at a time. Then uncover the result and explain your first mismatch. Ask why a step is allowed, not only what number it produces.</w:t>
       </w:r>
     </w:p>
@@ -1674,8 +2414,26 @@
       </w:r>
     </w:p>
     <w:p>
-      <w:r>
-        <w:t>A fictional catalogue records counts of available copies under a strict input contract.</w:t>
+      <w:pPr>
+        <w:spacing w:line="336" w:lineRule="auto" w:after="180"/>
+      </w:pPr>
+      <w:r>
+        <w:rPr>
+          <w:b w:val="0"/>
+        </w:rPr>
+        <w:t xml:space="preserve">A fictional catalogue records counts of available copies under a strict </w:t>
+      </w:r>
+      <w:r>
+        <w:rPr>
+          <w:b/>
+        </w:rPr>
+        <w:t>input</w:t>
+      </w:r>
+      <w:r>
+        <w:rPr>
+          <w:b w:val="0"/>
+        </w:rPr>
+        <w:t xml:space="preserve"> contract.</w:t>
       </w:r>
     </w:p>
     <w:p>
@@ -1687,12 +2445,42 @@
       </w:r>
     </w:p>
     <w:p>
-      <w:r>
+      <w:pPr>
+        <w:pStyle w:val="Heading3"/>
+      </w:pPr>
+      <w:r>
+        <w:t>Supplied facts</w:t>
+      </w:r>
+    </w:p>
+    <w:p>
+      <w:pPr>
+        <w:spacing w:line="336" w:lineRule="auto" w:after="180"/>
+        <w:shd w:fill="F1F6FC"/>
+      </w:pPr>
+      <w:r>
+        <w:rPr>
+          <w:b w:val="0"/>
+        </w:rPr>
         <w:t>Accept count only if type(value) is int and 0&lt;=value&lt;=8. Missing fields are invalid, and Booleans are not counts.</w:t>
       </w:r>
     </w:p>
     <w:p>
-      <w:r>
+      <w:pPr>
+        <w:pStyle w:val="Heading3"/>
+      </w:pPr>
+      <w:r>
+        <w:t>Supplied facts</w:t>
+      </w:r>
+    </w:p>
+    <w:p>
+      <w:pPr>
+        <w:spacing w:line="336" w:lineRule="auto" w:after="180"/>
+        <w:shd w:fill="F1F6FC"/>
+      </w:pPr>
+      <w:r>
+        <w:rPr>
+          <w:b w:val="0"/>
+        </w:rPr>
         <w:t>Rows have count 0, count 4, absent count, count "4", count True and count 9.</w:t>
       </w:r>
     </w:p>
@@ -1878,30 +2666,114 @@
       </w:r>
     </w:p>
     <w:p>
-      <w:r>
-        <w:t>Testing if value would wrongly discard zero, which is a real valid count. Python’s isinstance(True,int) is true, so the stated exact-integer contract uses type(value) is int to reject Boolean input. Keep missing, type-invalid and range-invalid reasons separate rather than turning every rejected value into zero.</w:t>
-      </w:r>
-    </w:p>
-    <w:p>
       <w:pPr>
         <w:pStyle w:val="Heading3"/>
       </w:pPr>
       <w:r>
+        <w:t>Why the result follows</w:t>
+      </w:r>
+    </w:p>
+    <w:p>
+      <w:pPr>
+        <w:spacing w:line="336" w:lineRule="auto" w:after="180"/>
+        <w:shd w:fill="F1F6FC"/>
+      </w:pPr>
+      <w:r>
+        <w:rPr>
+          <w:b w:val="0"/>
+        </w:rPr>
+        <w:t xml:space="preserve">Testing if value would wrongly discard zero, which is a real valid count. Python’s isinstance(True,int) is true, so the stated exact-integer contract uses type(value) is int to reject Boolean </w:t>
+      </w:r>
+      <w:r>
+        <w:rPr>
+          <w:b/>
+        </w:rPr>
+        <w:t>input</w:t>
+      </w:r>
+      <w:r>
+        <w:rPr>
+          <w:b w:val="0"/>
+        </w:rPr>
+        <w:t>.</w:t>
+      </w:r>
+    </w:p>
+    <w:p>
+      <w:pPr>
+        <w:spacing w:line="336" w:lineRule="auto" w:after="180"/>
+        <w:shd w:fill="F1F6FC"/>
+      </w:pPr>
+      <w:r>
+        <w:rPr>
+          <w:b w:val="0"/>
+        </w:rPr>
+        <w:t>Keep missing, type-invalid and range-invalid reasons separate rather than turning every rejected value into zero.</w:t>
+      </w:r>
+    </w:p>
+    <w:p>
+      <w:pPr>
+        <w:pStyle w:val="Heading3"/>
+      </w:pPr>
+      <w:r>
         <w:t>What this example does not establish</w:t>
       </w:r>
     </w:p>
     <w:p>
-      <w:r>
+      <w:pPr>
+        <w:pStyle w:val="Heading3"/>
+      </w:pPr>
+      <w:r>
+        <w:t>Keep the stated limit</w:t>
+      </w:r>
+    </w:p>
+    <w:p>
+      <w:pPr>
+        <w:spacing w:line="336" w:lineRule="auto" w:after="180"/>
+        <w:shd w:fill="FFF5E6"/>
+      </w:pPr>
+      <w:r>
+        <w:rPr>
+          <w:b w:val="0"/>
+        </w:rPr>
         <w:t>Type and range checks cannot confirm whether the real shelf count was measured accurately.</w:t>
       </w:r>
     </w:p>
     <w:p>
-      <w:r>
+      <w:pPr>
+        <w:pStyle w:val="Heading3"/>
+      </w:pPr>
+      <w:r>
+        <w:t>Keep the stated limit</w:t>
+      </w:r>
+    </w:p>
+    <w:p>
+      <w:pPr>
+        <w:spacing w:line="336" w:lineRule="auto" w:after="180"/>
+        <w:shd w:fill="FFF5E6"/>
+      </w:pPr>
+      <w:r>
+        <w:rPr>
+          <w:b w:val="0"/>
+        </w:rPr>
         <w:t>Read the labelled picture: Why is the Boolean True rejected even though arithmetic can treat it like 1 in Python?</w:t>
       </w:r>
     </w:p>
     <w:p>
-      <w:r>
+      <w:pPr>
+        <w:pStyle w:val="Heading3"/>
+      </w:pPr>
+      <w:r>
+        <w:t>Keep the stated limit</w:t>
+      </w:r>
+    </w:p>
+    <w:p>
+      <w:pPr>
+        <w:spacing w:line="336" w:lineRule="auto" w:after="180"/>
+        <w:shd w:fill="FFF5E6"/>
+      </w:pPr>
+      <w:r>
+        <w:rPr>
+          <w:b w:val="0"/>
+        </w:rPr>
         <w:t>Change one thing: Replace text "4" with integer 4 through an authorised conversion. Predict the result before checking the explanation. What remains the same?</w:t>
       </w:r>
     </w:p>
@@ -1915,17 +2787,61 @@
     </w:p>
     <w:p>
       <w:r>
+        <w:t>Find the unsupported step in the Missing Data claim and explain a repair using the supplied evidence.</w:t>
+      </w:r>
+    </w:p>
+    <w:p>
+      <w:pPr>
+        <w:pStyle w:val="Heading3"/>
+      </w:pPr>
+      <w:r>
+        <w:t>Find the first error</w:t>
+      </w:r>
+    </w:p>
+    <w:p>
+      <w:pPr>
+        <w:spacing w:line="336" w:lineRule="auto" w:after="180"/>
+        <w:shd w:fill="FFF5E6"/>
+      </w:pPr>
+      <w:r>
+        <w:rPr>
+          <w:b w:val="0"/>
+        </w:rPr>
         <w:t>ERROR DETECTIVE</w:t>
       </w:r>
     </w:p>
     <w:p>
-      <w:r>
+      <w:pPr>
+        <w:spacing w:line="336" w:lineRule="auto" w:after="180"/>
+      </w:pPr>
+      <w:r>
+        <w:rPr>
+          <w:b w:val="0"/>
+        </w:rPr>
         <w:t>Compare → Diagnose → Repair</w:t>
       </w:r>
     </w:p>
     <w:p>
-      <w:r>
-        <w:t>Do not patch the answer. Find the earliest unsupported assumption, wrong step, or weak evidence.</w:t>
+      <w:pPr>
+        <w:spacing w:line="336" w:lineRule="auto" w:after="180"/>
+      </w:pPr>
+      <w:r>
+        <w:rPr>
+          <w:b w:val="0"/>
+        </w:rPr>
+        <w:t xml:space="preserve">Do not patch the answer. Find the earliest unsupported assumption, wrong step, or weak </w:t>
+      </w:r>
+      <w:r>
+        <w:rPr>
+          <w:b/>
+        </w:rPr>
+        <w:t>evidence</w:t>
+      </w:r>
+      <w:r>
+        <w:rPr>
+          <w:b w:val="0"/>
+        </w:rPr>
+        <w:t>.</w:t>
       </w:r>
     </w:p>
     <w:p>
@@ -2175,7 +3091,14 @@
       </w:tr>
     </w:tbl>
     <w:p>
-      <w:r>
+      <w:pPr>
+        <w:spacing w:line="336" w:lineRule="auto" w:after="180"/>
+        <w:shd w:fill="F5F1FB"/>
+      </w:pPr>
+      <w:r>
+        <w:rPr>
+          <w:b w:val="0"/>
+        </w:rPr>
         <w:t>Repair one cause. Why is this repair better than changing several things?</w:t>
       </w:r>
     </w:p>
@@ -2221,8 +3144,20 @@
       </w:r>
     </w:p>
     <w:p>
-      <w:r>
-        <w:t>Rejection can change which sessions remain represented. Report 2 accepted of 5 supplied here. A summary of accepted rows does not automatically describe the missing or rejected sessions.</w:t>
+      <w:pPr>
+        <w:spacing w:line="336" w:lineRule="auto" w:after="180"/>
+      </w:pPr>
+      <w:r>
+        <w:rPr>
+          <w:b/>
+        </w:rPr>
+        <w:t>Rejection</w:t>
+      </w:r>
+      <w:r>
+        <w:rPr>
+          <w:b w:val="0"/>
+        </w:rPr>
+        <w:t xml:space="preserve"> can change which sessions remain represented. Report 2 accepted of 5 supplied here. A summary of accepted rows does not automatically describe the missing or rejected sessions.</w:t>
       </w:r>
     </w:p>
     <w:p>
@@ -2273,16 +3208,39 @@
     </w:p>
     <w:p>
       <w:r>
+        <w:t>Practise Missing Data with support, then explain the deciding step in your own words.</w:t>
+      </w:r>
+    </w:p>
+    <w:p>
+      <w:pPr>
+        <w:spacing w:line="336" w:lineRule="auto" w:after="180"/>
+      </w:pPr>
+      <w:r>
+        <w:rPr>
+          <w:b/>
+        </w:rPr>
         <w:t>LOGIC STUDIO</w:t>
       </w:r>
     </w:p>
     <w:p>
-      <w:r>
+      <w:pPr>
+        <w:spacing w:line="336" w:lineRule="auto" w:after="180"/>
+      </w:pPr>
+      <w:r>
+        <w:rPr>
+          <w:b w:val="0"/>
+        </w:rPr>
         <w:t>Trace Before You Run</w:t>
       </w:r>
     </w:p>
     <w:p>
-      <w:r>
+      <w:pPr>
+        <w:spacing w:line="336" w:lineRule="auto" w:after="180"/>
+      </w:pPr>
+      <w:r>
+        <w:rPr>
+          <w:b w:val="0"/>
+        </w:rPr>
         <w:t>Block code, pseudocode, tables, and diagrams are different ways to expose the same reasoning.</w:t>
       </w:r>
     </w:p>
@@ -2323,8 +3281,26 @@
       </w:r>
     </w:p>
     <w:p>
-      <w:r>
-        <w:t>SET evidence_record</w:t>
+      <w:pPr>
+        <w:spacing w:line="336" w:lineRule="auto" w:after="180"/>
+      </w:pPr>
+      <w:r>
+        <w:rPr>
+          <w:b w:val="0"/>
+        </w:rPr>
+        <w:t xml:space="preserve">SET </w:t>
+      </w:r>
+      <w:r>
+        <w:rPr>
+          <w:b/>
+        </w:rPr>
+        <w:t>evidence</w:t>
+      </w:r>
+      <w:r>
+        <w:rPr>
+          <w:b w:val="0"/>
+        </w:rPr>
+        <w:t>_record</w:t>
         <w:br/>
         <w:t>PREDICT expected_result</w:t>
         <w:br/>
@@ -2338,8 +3314,27 @@
       </w:r>
     </w:p>
     <w:p>
-      <w:r>
-        <w:t>Trace one input. Which line changes the state or chooses a path?</w:t>
+      <w:pPr>
+        <w:spacing w:line="336" w:lineRule="auto" w:after="180"/>
+        <w:shd w:fill="F5F1FB"/>
+      </w:pPr>
+      <w:r>
+        <w:rPr>
+          <w:b w:val="0"/>
+        </w:rPr>
+        <w:t xml:space="preserve">Trace one </w:t>
+      </w:r>
+      <w:r>
+        <w:rPr>
+          <w:b/>
+        </w:rPr>
+        <w:t>input</w:t>
+      </w:r>
+      <w:r>
+        <w:rPr>
+          <w:b w:val="0"/>
+        </w:rPr>
+        <w:t>. Which line changes the state or chooses a path?</w:t>
       </w:r>
     </w:p>
     <w:p>
@@ -2384,7 +3379,13 @@
       </w:r>
     </w:p>
     <w:p>
-      <w:r>
+      <w:pPr>
+        <w:spacing w:line="336" w:lineRule="auto" w:after="180"/>
+      </w:pPr>
+      <w:r>
+        <w:rPr>
+          <w:b w:val="0"/>
+        </w:rPr>
         <w:t>Using if value would discard the legitimate zero and accept some invalid nonempty text. Test the written type and range rules explicitly. Filling an absent duration with 0 falsely claims an observed zero.</w:t>
       </w:r>
     </w:p>
@@ -2397,8 +3398,50 @@
       </w:r>
     </w:p>
     <w:p>
-      <w:r>
-        <w:t>Use workbook W2 for the connected example “Missing values and validation”. First fill the input and rule boxes. Try the middle steps before asking for a hint. After a hint, try the next step yourself.</w:t>
+      <w:pPr>
+        <w:spacing w:line="336" w:lineRule="auto" w:after="180"/>
+      </w:pPr>
+      <w:r>
+        <w:rPr>
+          <w:b w:val="0"/>
+        </w:rPr>
+        <w:t>Use workbook W2 for the connected example “</w:t>
+      </w:r>
+      <w:r>
+        <w:rPr>
+          <w:b/>
+        </w:rPr>
+        <w:t>Missing value</w:t>
+      </w:r>
+      <w:r>
+        <w:rPr>
+          <w:b w:val="0"/>
+        </w:rPr>
+        <w:t xml:space="preserve">s and </w:t>
+      </w:r>
+      <w:r>
+        <w:rPr>
+          <w:b/>
+        </w:rPr>
+        <w:t>validation</w:t>
+      </w:r>
+      <w:r>
+        <w:rPr>
+          <w:b w:val="0"/>
+        </w:rPr>
+        <w:t xml:space="preserve">”. First fill the </w:t>
+      </w:r>
+      <w:r>
+        <w:rPr>
+          <w:b/>
+        </w:rPr>
+        <w:t>input</w:t>
+      </w:r>
+      <w:r>
+        <w:rPr>
+          <w:b w:val="0"/>
+        </w:rPr>
+        <w:t xml:space="preserve"> and rule boxes. Try the middle steps before asking for a hint. After a hint, try the next step yourself.</w:t>
       </w:r>
     </w:p>
     <w:tbl>
@@ -2481,7 +3524,13 @@
       </w:tr>
     </w:tbl>
     <w:p>
-      <w:r>
+      <w:pPr>
+        <w:spacing w:line="336" w:lineRule="auto" w:after="180"/>
+      </w:pPr>
+      <w:r>
+        <w:rPr>
+          <w:b w:val="0"/>
+        </w:rPr>
         <w:t>Explain your trace to a partner. Your partner points to one step to check. Swap roles on the next case. Each person writes their own explanation.</w:t>
       </w:r>
     </w:p>
@@ -2494,12 +3543,59 @@
       </w:r>
     </w:p>
     <w:p>
-      <w:r>
-        <w:t>Use the worked case for Missing values and validation. Proposed explanation: “A successful run proves the conclusion”. Decide whether this explanation is supported. Point to the step or supplied fact that decides; explain your repair if needed.</w:t>
-      </w:r>
-    </w:p>
-    <w:p>
-      <w:r>
+      <w:pPr>
+        <w:spacing w:line="336" w:lineRule="auto" w:after="180"/>
+      </w:pPr>
+      <w:r>
+        <w:rPr>
+          <w:b w:val="0"/>
+        </w:rPr>
+        <w:t xml:space="preserve">Use the worked case for </w:t>
+      </w:r>
+      <w:r>
+        <w:rPr>
+          <w:b/>
+        </w:rPr>
+        <w:t>Missing value</w:t>
+      </w:r>
+      <w:r>
+        <w:rPr>
+          <w:b w:val="0"/>
+        </w:rPr>
+        <w:t xml:space="preserve">s and </w:t>
+      </w:r>
+      <w:r>
+        <w:rPr>
+          <w:b/>
+        </w:rPr>
+        <w:t>validation</w:t>
+      </w:r>
+      <w:r>
+        <w:rPr>
+          <w:b w:val="0"/>
+        </w:rPr>
+        <w:t>. Proposed explanation: “A successful run proves the conclusion”. Decide whether this explanation is supported.</w:t>
+      </w:r>
+    </w:p>
+    <w:p>
+      <w:pPr>
+        <w:spacing w:line="336" w:lineRule="auto" w:after="180"/>
+      </w:pPr>
+      <w:r>
+        <w:rPr>
+          <w:b w:val="0"/>
+        </w:rPr>
+        <w:t>Point to the step or supplied fact that decides; explain your repair if needed.</w:t>
+      </w:r>
+    </w:p>
+    <w:p>
+      <w:pPr>
+        <w:spacing w:line="336" w:lineRule="auto" w:after="180"/>
+      </w:pPr>
+      <w:r>
+        <w:rPr>
+          <w:b w:val="0"/>
+        </w:rPr>
         <w:t>Answer on your own before discussion. If you are unsure, say which step you need help with.</w:t>
       </w:r>
     </w:p>
@@ -2512,7 +3608,14 @@
       </w:r>
     </w:p>
     <w:p>
-      <w:r>
+      <w:pPr>
+        <w:spacing w:line="336" w:lineRule="auto" w:after="180"/>
+        <w:shd w:fill="F5F1FB"/>
+      </w:pPr>
+      <w:r>
+        <w:rPr>
+          <w:b w:val="0"/>
+        </w:rPr>
         <w:t>Why is the Boolean True rejected even though arithmetic can treat it like 1 in Python?</w:t>
       </w:r>
     </w:p>
@@ -2545,7 +3648,13 @@
       </w:r>
     </w:p>
     <w:p>
-      <w:r>
+      <w:pPr>
+        <w:spacing w:line="336" w:lineRule="auto" w:after="180"/>
+      </w:pPr>
+      <w:r>
+        <w:rPr>
+          <w:b w:val="0"/>
+        </w:rPr>
         <w:t>This is supported practice. Keep the separately named independent case for an attempt before feedback.</w:t>
       </w:r>
     </w:p>
@@ -2559,16 +3668,45 @@
     </w:p>
     <w:p>
       <w:r>
-        <w:t>EVIDENCE LAB</w:t>
-      </w:r>
-    </w:p>
-    <w:p>
-      <w:r>
+        <w:t>Investigate Missing Data. Record the prediction, actual observation or labelled paper trace, explanation and next test separately.</w:t>
+      </w:r>
+    </w:p>
+    <w:p>
+      <w:pPr>
+        <w:spacing w:line="336" w:lineRule="auto" w:after="180"/>
+      </w:pPr>
+      <w:r>
+        <w:rPr>
+          <w:b/>
+        </w:rPr>
+        <w:t>EVIDENCE</w:t>
+      </w:r>
+      <w:r>
+        <w:rPr>
+          <w:b/>
+        </w:rPr>
+        <w:t xml:space="preserve"> LAB</w:t>
+      </w:r>
+    </w:p>
+    <w:p>
+      <w:pPr>
+        <w:spacing w:line="336" w:lineRule="auto" w:after="180"/>
+      </w:pPr>
+      <w:r>
+        <w:rPr>
+          <w:b w:val="0"/>
+        </w:rPr>
         <w:t>Predict → Test → Record → Explain</w:t>
       </w:r>
     </w:p>
     <w:p>
-      <w:r>
+      <w:pPr>
+        <w:spacing w:line="336" w:lineRule="auto" w:after="180"/>
+      </w:pPr>
+      <w:r>
+        <w:rPr>
+          <w:b w:val="0"/>
+        </w:rPr>
         <w:t>Keep expected and actual results separate. Surprises are useful data when recorded honestly.</w:t>
       </w:r>
     </w:p>
@@ -2609,8 +3747,38 @@
       </w:r>
     </w:p>
     <w:p>
-      <w:r>
-        <w:t>Run the same four incomplete profiles through ask, abstain, and default policies. Compare usefulness, risk, and user effort.</w:t>
+      <w:pPr>
+        <w:spacing w:line="336" w:lineRule="auto" w:after="180"/>
+      </w:pPr>
+      <w:r>
+        <w:rPr>
+          <w:b w:val="0"/>
+        </w:rPr>
+        <w:t xml:space="preserve">Run the same four incomplete profiles through ask, </w:t>
+      </w:r>
+      <w:r>
+        <w:rPr>
+          <w:b/>
+        </w:rPr>
+        <w:t>abstain</w:t>
+      </w:r>
+      <w:r>
+        <w:rPr>
+          <w:b w:val="0"/>
+        </w:rPr>
+        <w:t xml:space="preserve">, and </w:t>
+      </w:r>
+      <w:r>
+        <w:rPr>
+          <w:b/>
+        </w:rPr>
+        <w:t>default</w:t>
+      </w:r>
+      <w:r>
+        <w:rPr>
+          <w:b w:val="0"/>
+        </w:rPr>
+        <w:t xml:space="preserve"> policies. Compare usefulness, risk, and user effort.</w:t>
       </w:r>
     </w:p>
     <w:tbl>
@@ -2859,7 +4027,14 @@
       </w:tr>
     </w:tbl>
     <w:p>
-      <w:r>
+      <w:pPr>
+        <w:spacing w:line="336" w:lineRule="auto" w:after="180"/>
+        <w:shd w:fill="F5F1FB"/>
+      </w:pPr>
+      <w:r>
+        <w:rPr>
+          <w:b w:val="0"/>
+        </w:rPr>
         <w:t>What did the hardest test teach you that the normal test did not?</w:t>
       </w:r>
     </w:p>
@@ -2905,7 +4080,13 @@
       </w:r>
     </w:p>
     <w:p>
-      <w:r>
+      <w:pPr>
+        <w:spacing w:line="336" w:lineRule="auto" w:after="180"/>
+      </w:pPr>
+      <w:r>
+        <w:rPr>
+          <w:b w:val="0"/>
+        </w:rPr>
         <w:t>Before trying: what do I expect, and why? While trying: which step could first go wrong? Afterwards: what did I actually observe, and what should change? Keep “not run” if you only traced the procedure.</w:t>
       </w:r>
     </w:p>
@@ -2919,17 +4100,52 @@
     </w:p>
     <w:p>
       <w:r>
+        <w:t>Move from recall to tracing, diagnosis and transfer in Missing Data. Explain why each step is justified.</w:t>
+      </w:r>
+    </w:p>
+    <w:p>
+      <w:pPr>
+        <w:spacing w:line="336" w:lineRule="auto" w:after="180"/>
+      </w:pPr>
+      <w:r>
+        <w:rPr>
+          <w:b/>
+        </w:rPr>
         <w:t>MASTERY</w:t>
       </w:r>
     </w:p>
     <w:p>
-      <w:r>
+      <w:pPr>
+        <w:spacing w:line="336" w:lineRule="auto" w:after="180"/>
+      </w:pPr>
+      <w:r>
+        <w:rPr>
+          <w:b w:val="0"/>
+        </w:rPr>
         <w:t>From Knowing the Word to Owning the Idea</w:t>
       </w:r>
     </w:p>
     <w:p>
-      <w:r>
-        <w:t>Move upward only when you can produce evidence without copying the worked example.</w:t>
+      <w:pPr>
+        <w:spacing w:line="336" w:lineRule="auto" w:after="180"/>
+      </w:pPr>
+      <w:r>
+        <w:rPr>
+          <w:b w:val="0"/>
+        </w:rPr>
+        <w:t xml:space="preserve">Move upward only when you can produce </w:t>
+      </w:r>
+      <w:r>
+        <w:rPr>
+          <w:b/>
+        </w:rPr>
+        <w:t>evidence</w:t>
+      </w:r>
+      <w:r>
+        <w:rPr>
+          <w:b w:val="0"/>
+        </w:rPr>
+        <w:t xml:space="preserve"> without copying the worked example.</w:t>
       </w:r>
     </w:p>
     <w:p>
@@ -2969,33 +4185,93 @@
       </w:r>
     </w:p>
     <w:p>
-      <w:r>
+      <w:pPr>
+        <w:spacing w:line="336" w:lineRule="auto" w:after="180"/>
+      </w:pPr>
+      <w:r>
+        <w:rPr>
+          <w:b w:val="0"/>
+        </w:rPr>
         <w:t>1 • NAME: Define the concept without repeating the textbook.</w:t>
       </w:r>
     </w:p>
     <w:p>
-      <w:r>
-        <w:t>2 • TRACE: Show the information, state, branch, calculation, or evidence path.</w:t>
-      </w:r>
-    </w:p>
-    <w:p>
-      <w:r>
+      <w:pPr>
+        <w:spacing w:line="336" w:lineRule="auto" w:after="180"/>
+      </w:pPr>
+      <w:r>
+        <w:rPr>
+          <w:b w:val="0"/>
+        </w:rPr>
+        <w:t xml:space="preserve">2 • TRACE: Show the information, state, branch, calculation, or </w:t>
+      </w:r>
+      <w:r>
+        <w:rPr>
+          <w:b/>
+        </w:rPr>
+        <w:t>evidence</w:t>
+      </w:r>
+      <w:r>
+        <w:rPr>
+          <w:b w:val="0"/>
+        </w:rPr>
+        <w:t xml:space="preserve"> path.</w:t>
+      </w:r>
+    </w:p>
+    <w:p>
+      <w:pPr>
+        <w:spacing w:line="336" w:lineRule="auto" w:after="180"/>
+      </w:pPr>
+      <w:r>
+        <w:rPr>
+          <w:b w:val="0"/>
+        </w:rPr>
         <w:t>3 • APPLY: Solve a different example independently.</w:t>
       </w:r>
     </w:p>
     <w:p>
-      <w:r>
+      <w:pPr>
+        <w:spacing w:line="336" w:lineRule="auto" w:after="180"/>
+      </w:pPr>
+      <w:r>
+        <w:rPr>
+          <w:b w:val="0"/>
+        </w:rPr>
         <w:t>4 • CHALLENGE: Find a boundary case, counterexample, or unfair outcome.</w:t>
       </w:r>
     </w:p>
     <w:p>
-      <w:r>
+      <w:pPr>
+        <w:spacing w:line="336" w:lineRule="auto" w:after="180"/>
+      </w:pPr>
+      <w:r>
+        <w:rPr>
+          <w:b w:val="0"/>
+        </w:rPr>
         <w:t>5 • EXPLAIN LIMITS: Say when the result should not be trusted or used alone.</w:t>
       </w:r>
     </w:p>
     <w:p>
-      <w:r>
-        <w:t>My strongest evidence of independent understanding:</w:t>
+      <w:pPr>
+        <w:spacing w:line="336" w:lineRule="auto" w:after="180"/>
+      </w:pPr>
+      <w:r>
+        <w:rPr>
+          <w:b w:val="0"/>
+        </w:rPr>
+        <w:t xml:space="preserve">My strongest </w:t>
+      </w:r>
+      <w:r>
+        <w:rPr>
+          <w:b/>
+        </w:rPr>
+        <w:t>evidence</w:t>
+      </w:r>
+      <w:r>
+        <w:rPr>
+          <w:b w:val="0"/>
+        </w:rPr>
+        <w:t xml:space="preserve"> of independent understanding:</w:t>
       </w:r>
     </w:p>
     <w:p>
@@ -3041,16 +4317,39 @@
     </w:p>
     <w:p>
       <w:r>
+        <w:t>Apply this week’s idea to Transparent Book Recommender. Keep an annotated decision and the evidence supporting it.</w:t>
+      </w:r>
+    </w:p>
+    <w:p>
+      <w:pPr>
+        <w:spacing w:line="336" w:lineRule="auto" w:after="180"/>
+      </w:pPr>
+      <w:r>
+        <w:rPr>
+          <w:b/>
+        </w:rPr>
         <w:t>CUMULATIVE PROJECT</w:t>
       </w:r>
     </w:p>
     <w:p>
-      <w:r>
+      <w:pPr>
+        <w:spacing w:line="336" w:lineRule="auto" w:after="180"/>
+      </w:pPr>
+      <w:r>
+        <w:rPr>
+          <w:b w:val="0"/>
+        </w:rPr>
         <w:t>Transparent Book Recommender</w:t>
       </w:r>
     </w:p>
     <w:p>
-      <w:r>
+      <w:pPr>
+        <w:spacing w:line="336" w:lineRule="auto" w:after="180"/>
+      </w:pPr>
+      <w:r>
+        <w:rPr>
+          <w:b w:val="0"/>
+        </w:rPr>
         <w:t>Every week adds one inspectable piece. The system must show how it reached a result.</w:t>
       </w:r>
     </w:p>
@@ -3091,17 +4390,63 @@
       </w:r>
     </w:p>
     <w:p>
-      <w:r>
+      <w:pPr>
+        <w:spacing w:line="336" w:lineRule="auto" w:after="180"/>
+      </w:pPr>
+      <w:r>
+        <w:rPr>
+          <w:b w:val="0"/>
+        </w:rPr>
         <w:t>THIS WEEK’S CHECKPOINT  Use ‘no preference’ only when the reader confirms it; otherwise ask or explain uncertainty.</w:t>
       </w:r>
     </w:p>
     <w:p>
-      <w:r>
-        <w:t>SYSTEM MAP  Reader need → allowed inputs → transparent rule or score → ranked candidates → explanation → test record → human decision</w:t>
-      </w:r>
-    </w:p>
-    <w:p>
-      <w:r>
+      <w:pPr>
+        <w:pStyle w:val="Heading3"/>
+      </w:pPr>
+      <w:r>
+        <w:t>Trace the system</w:t>
+      </w:r>
+    </w:p>
+    <w:p>
+      <w:pPr>
+        <w:spacing w:line="336" w:lineRule="auto" w:after="180"/>
+        <w:shd w:fill="EDF7F3"/>
+      </w:pPr>
+      <w:r>
+        <w:rPr>
+          <w:b w:val="0"/>
+        </w:rPr>
+        <w:t xml:space="preserve">SYSTEM MAP  Reader need → allowed </w:t>
+      </w:r>
+      <w:r>
+        <w:rPr>
+          <w:b/>
+        </w:rPr>
+        <w:t>input</w:t>
+      </w:r>
+      <w:r>
+        <w:rPr>
+          <w:b w:val="0"/>
+        </w:rPr>
+        <w:t xml:space="preserve">s → transparent rule or score → ranked candidates → explanation → test record → </w:t>
+      </w:r>
+      <w:r>
+        <w:rPr>
+          <w:b/>
+        </w:rPr>
+        <w:t>human decision</w:t>
+      </w:r>
+    </w:p>
+    <w:p>
+      <w:pPr>
+        <w:spacing w:line="336" w:lineRule="auto" w:after="180"/>
+        <w:shd w:fill="F5F1FB"/>
+      </w:pPr>
+      <w:r>
+        <w:rPr>
+          <w:b w:val="0"/>
+        </w:rPr>
         <w:t>What will you add, change, or verify in the project this week?</w:t>
       </w:r>
     </w:p>
@@ -3139,8 +4484,27 @@
       </w:r>
     </w:p>
     <w:p>
-      <w:r>
-        <w:t>What should remain under human control?</w:t>
+      <w:pPr>
+        <w:spacing w:line="336" w:lineRule="auto" w:after="180"/>
+        <w:shd w:fill="F5F1FB"/>
+      </w:pPr>
+      <w:r>
+        <w:rPr>
+          <w:b w:val="0"/>
+        </w:rPr>
+        <w:t xml:space="preserve">What should remain under </w:t>
+      </w:r>
+      <w:r>
+        <w:rPr>
+          <w:b/>
+        </w:rPr>
+        <w:t>human control</w:t>
+      </w:r>
+      <w:r>
+        <w:rPr>
+          <w:b w:val="0"/>
+        </w:rPr>
+        <w:t>?</w:t>
       </w:r>
     </w:p>
     <w:p>
@@ -3177,7 +4541,22 @@
       </w:r>
     </w:p>
     <w:p>
-      <w:r>
+      <w:pPr>
+        <w:pStyle w:val="Heading3"/>
+      </w:pPr>
+      <w:r>
+        <w:t>Responsible design</w:t>
+      </w:r>
+    </w:p>
+    <w:p>
+      <w:pPr>
+        <w:spacing w:line="336" w:lineRule="auto" w:after="180"/>
+        <w:shd w:fill="FFF5E6"/>
+      </w:pPr>
+      <w:r>
+        <w:rPr>
+          <w:b w:val="0"/>
+        </w:rPr>
         <w:t>RESPONSIBLE DESIGN  Collect only necessary information. Show uncertainty and limits. Never confuse a ranking with a fact about a person.</w:t>
       </w:r>
     </w:p>
@@ -3190,7 +4569,13 @@
       </w:r>
     </w:p>
     <w:p>
-      <w:r>
+      <w:pPr>
+        <w:spacing w:line="336" w:lineRule="auto" w:after="180"/>
+      </w:pPr>
+      <w:r>
+        <w:rPr>
+          <w:b w:val="0"/>
+        </w:rPr>
         <w:t>Validate recommender stock and numeric features explicitly, recording zero stock as measured zero rather than missing.</w:t>
       </w:r>
     </w:p>
@@ -3204,16 +4589,48 @@
     </w:p>
     <w:p>
       <w:r>
+        <w:t>Use a genuinely new case for independent evidence. Previously discussed examples remain practice; use the separately named independent case before feedback.</w:t>
+      </w:r>
+    </w:p>
+    <w:p>
+      <w:pPr>
+        <w:pStyle w:val="Heading3"/>
+      </w:pPr>
+      <w:r>
+        <w:t>Independent evidence</w:t>
+      </w:r>
+    </w:p>
+    <w:p>
+      <w:pPr>
+        <w:spacing w:line="336" w:lineRule="auto" w:after="180"/>
+        <w:shd w:fill="FFF5E6"/>
+      </w:pPr>
+      <w:r>
+        <w:rPr>
+          <w:b w:val="0"/>
+        </w:rPr>
         <w:t>INDEPENDENT MASTERY PROOF</w:t>
       </w:r>
     </w:p>
     <w:p>
-      <w:r>
+      <w:pPr>
+        <w:spacing w:line="336" w:lineRule="auto" w:after="180"/>
+      </w:pPr>
+      <w:r>
+        <w:rPr>
+          <w:b w:val="0"/>
+        </w:rPr>
         <w:t>Explain • Transfer • Test • Defend</w:t>
       </w:r>
     </w:p>
     <w:p>
-      <w:r>
+      <w:pPr>
+        <w:spacing w:line="336" w:lineRule="auto" w:after="180"/>
+      </w:pPr>
+      <w:r>
+        <w:rPr>
+          <w:b w:val="0"/>
+        </w:rPr>
         <w:t>Complete this page without copying the worked example. Your reasoning matters more than decoration.</w:t>
       </w:r>
     </w:p>
@@ -3254,12 +4671,58 @@
       </w:r>
     </w:p>
     <w:p>
-      <w:r>
-        <w:t>CHALLENGE  Compare ask, abstain, and default strategies.</w:t>
-      </w:r>
-    </w:p>
-    <w:p>
-      <w:r>
+      <w:pPr>
+        <w:pStyle w:val="Heading3"/>
+      </w:pPr>
+      <w:r>
+        <w:t>Try a more demanding case</w:t>
+      </w:r>
+    </w:p>
+    <w:p>
+      <w:pPr>
+        <w:spacing w:line="336" w:lineRule="auto" w:after="180"/>
+        <w:shd w:fill="F5F1FB"/>
+      </w:pPr>
+      <w:r>
+        <w:rPr>
+          <w:b w:val="0"/>
+        </w:rPr>
+        <w:t xml:space="preserve">CHALLENGE  Compare ask, </w:t>
+      </w:r>
+      <w:r>
+        <w:rPr>
+          <w:b/>
+        </w:rPr>
+        <w:t>abstain</w:t>
+      </w:r>
+      <w:r>
+        <w:rPr>
+          <w:b w:val="0"/>
+        </w:rPr>
+        <w:t xml:space="preserve">, and </w:t>
+      </w:r>
+      <w:r>
+        <w:rPr>
+          <w:b/>
+        </w:rPr>
+        <w:t>default</w:t>
+      </w:r>
+      <w:r>
+        <w:rPr>
+          <w:b w:val="0"/>
+        </w:rPr>
+        <w:t xml:space="preserve"> strategies.</w:t>
+      </w:r>
+    </w:p>
+    <w:p>
+      <w:pPr>
+        <w:spacing w:line="336" w:lineRule="auto" w:after="180"/>
+        <w:shd w:fill="F4F9FC"/>
+      </w:pPr>
+      <w:r>
+        <w:rPr>
+          <w:b w:val="0"/>
+        </w:rPr>
         <w:t>1. My fresh example, trace, calculation, or design:</w:t>
       </w:r>
     </w:p>
@@ -3297,8 +4760,27 @@
       </w:r>
     </w:p>
     <w:p>
-      <w:r>
-        <w:t>2. My evidence that it works (include a boundary or missing-data case):</w:t>
+      <w:pPr>
+        <w:spacing w:line="336" w:lineRule="auto" w:after="180"/>
+        <w:shd w:fill="F4F9FC"/>
+      </w:pPr>
+      <w:r>
+        <w:rPr>
+          <w:b w:val="0"/>
+        </w:rPr>
+        <w:t xml:space="preserve">2. My </w:t>
+      </w:r>
+      <w:r>
+        <w:rPr>
+          <w:b/>
+        </w:rPr>
+        <w:t>evidence</w:t>
+      </w:r>
+      <w:r>
+        <w:rPr>
+          <w:b w:val="0"/>
+        </w:rPr>
+        <w:t xml:space="preserve"> that it works (include a boundary or missing-data case):</w:t>
       </w:r>
     </w:p>
     <w:p>
@@ -3335,7 +4817,14 @@
       </w:r>
     </w:p>
     <w:p>
-      <w:r>
+      <w:pPr>
+        <w:spacing w:line="336" w:lineRule="auto" w:after="180"/>
+        <w:shd w:fill="F4F9FC"/>
+      </w:pPr>
+      <w:r>
+        <w:rPr>
+          <w:b w:val="0"/>
+        </w:rPr>
         <w:t>3. One limitation, fairness concern, or situation needing human review:</w:t>
       </w:r>
     </w:p>
@@ -3373,8 +4862,47 @@
       </w:r>
     </w:p>
     <w:p>
-      <w:r>
-        <w:t>SELF-CHECK  □ I explained the mechanism  □ I used evidence  □ I tested a fresh case  □ I named a limitation  □ I can answer ‘why?’</w:t>
+      <w:pPr>
+        <w:pStyle w:val="Heading3"/>
+      </w:pPr>
+      <w:r>
+        <w:t>Check your explanation</w:t>
+      </w:r>
+    </w:p>
+    <w:p>
+      <w:pPr>
+        <w:spacing w:line="336" w:lineRule="auto" w:after="180"/>
+        <w:shd w:fill="F5F1FB"/>
+      </w:pPr>
+      <w:r>
+        <w:rPr>
+          <w:b w:val="0"/>
+        </w:rPr>
+        <w:t xml:space="preserve">SELF-CHECK  □ I explained the </w:t>
+      </w:r>
+      <w:r>
+        <w:rPr>
+          <w:b/>
+        </w:rPr>
+        <w:t>mechanism</w:t>
+      </w:r>
+      <w:r>
+        <w:rPr>
+          <w:b w:val="0"/>
+        </w:rPr>
+        <w:t xml:space="preserve">  □ I used </w:t>
+      </w:r>
+      <w:r>
+        <w:rPr>
+          <w:b/>
+        </w:rPr>
+        <w:t>evidence</w:t>
+      </w:r>
+      <w:r>
+        <w:rPr>
+          <w:b w:val="0"/>
+        </w:rPr>
+        <w:t xml:space="preserve">  □ I tested a fresh case  □ I named a limitation  □ I can answer ‘why?’</w:t>
       </w:r>
     </w:p>
     <w:p>
@@ -3386,6 +4914,11 @@
       </w:r>
     </w:p>
     <w:p>
+      <w:r>
+        <w:t>Revisit the complete Missing Data case for supported practice. Repeated examples do not become fresh assessments.</w:t>
+      </w:r>
+    </w:p>
+    <w:p>
       <w:pPr>
         <w:pStyle w:val="Heading3"/>
       </w:pPr>
@@ -3394,7 +4927,13 @@
       </w:r>
     </w:p>
     <w:p>
-      <w:r>
+      <w:pPr>
+        <w:spacing w:line="336" w:lineRule="auto" w:after="180"/>
+      </w:pPr>
+      <w:r>
+        <w:rPr>
+          <w:b w:val="0"/>
+        </w:rPr>
         <w:t>Use the supplied details to practise the weekly concept before attempting the independent question. This case extends the illustrated lesson.</w:t>
       </w:r>
     </w:p>
@@ -3407,7 +4946,13 @@
       </w:r>
     </w:p>
     <w:p>
-      <w:r>
+      <w:pPr>
+        <w:spacing w:line="336" w:lineRule="auto" w:after="180"/>
+      </w:pPr>
+      <w:r>
+        <w:rPr>
+          <w:b w:val="0"/>
+        </w:rPr>
         <w:t>Genre is known, but page count is missing and length affects recommendation score.</w:t>
       </w:r>
     </w:p>
@@ -3420,7 +4965,13 @@
       </w:r>
     </w:p>
     <w:p>
-      <w:r>
+      <w:pPr>
+        <w:spacing w:line="336" w:lineRule="auto" w:after="180"/>
+      </w:pPr>
+      <w:r>
+        <w:rPr>
+          <w:b w:val="0"/>
+        </w:rPr>
         <w:t>Choose transparent handling.</w:t>
       </w:r>
     </w:p>
@@ -3433,7 +4984,13 @@
       </w:r>
     </w:p>
     <w:p>
-      <w:r>
+      <w:pPr>
+        <w:spacing w:line="336" w:lineRule="auto" w:after="180"/>
+      </w:pPr>
+      <w:r>
+        <w:rPr>
+          <w:b w:val="0"/>
+        </w:rPr>
         <w:t>Retrieve or ask for the count, or use a documented partial-score policy with uncertainty. Do not silently insert zero.</w:t>
       </w:r>
     </w:p>
@@ -3446,7 +5003,14 @@
       </w:r>
     </w:p>
     <w:p>
-      <w:r>
+      <w:pPr>
+        <w:spacing w:line="336" w:lineRule="auto" w:after="180"/>
+        <w:shd w:fill="F5F1FB"/>
+      </w:pPr>
+      <w:r>
+        <w:rPr>
+          <w:b w:val="0"/>
+        </w:rPr>
         <w:t>Which detail supports the answer, and why does it matter?</w:t>
       </w:r>
     </w:p>
@@ -3602,17 +5166,35 @@
       </w:tr>
     </w:tbl>
     <w:p>
-      <w:r>
+      <w:pPr>
+        <w:spacing w:line="336" w:lineRule="auto" w:after="180"/>
+      </w:pPr>
+      <w:r>
+        <w:rPr>
+          <w:b w:val="0"/>
+        </w:rPr>
         <w:t>Genre is known, but page count is missing and length affects recommendation score.</w:t>
       </w:r>
     </w:p>
     <w:p>
-      <w:r>
+      <w:pPr>
+        <w:spacing w:line="336" w:lineRule="auto" w:after="180"/>
+      </w:pPr>
+      <w:r>
+        <w:rPr>
+          <w:b w:val="0"/>
+        </w:rPr>
         <w:t>Choose transparent handling.</w:t>
       </w:r>
     </w:p>
     <w:p>
-      <w:r>
+      <w:pPr>
+        <w:spacing w:line="336" w:lineRule="auto" w:after="180"/>
+      </w:pPr>
+      <w:r>
+        <w:rPr>
+          <w:b w:val="0"/>
+        </w:rPr>
         <w:t>Retrieve or ask for the count, or use a documented partial-score policy with uncertainty. Do not silently insert zero.</w:t>
       </w:r>
     </w:p>
@@ -3625,6 +5207,11 @@
       </w:r>
     </w:p>
     <w:p>
+      <w:r>
+        <w:t>Attempt the reserved new case before feedback. Record support; the earlier examples below remain additional practice.</w:t>
+      </w:r>
+    </w:p>
+    <w:p>
       <w:pPr>
         <w:pStyle w:val="Heading3"/>
       </w:pPr>
@@ -3633,8 +5220,26 @@
       </w:r>
     </w:p>
     <w:p>
-      <w:r>
-        <w:t>Write a filter for count values that must be integers from 0 to 10. Process {count: 3}, {}, {count: 0}, {count: 11}, {count: "3"}, using quoted keys in Python. Report accepted values and rejected count.</w:t>
+      <w:pPr>
+        <w:spacing w:line="336" w:lineRule="auto" w:after="180"/>
+      </w:pPr>
+      <w:r>
+        <w:rPr>
+          <w:b w:val="0"/>
+        </w:rPr>
+        <w:t xml:space="preserve">Write a filter for count values that must be integers from 0 to 10. </w:t>
+      </w:r>
+      <w:r>
+        <w:rPr>
+          <w:b/>
+        </w:rPr>
+        <w:t>Process</w:t>
+      </w:r>
+      <w:r>
+        <w:rPr>
+          <w:b w:val="0"/>
+        </w:rPr>
+        <w:t xml:space="preserve"> {count: 3}, {}, {count: 0}, {count: 11}, {count: "3"}, using quoted keys in Python. Report accepted values and rejected count.</w:t>
       </w:r>
     </w:p>
     <w:p>
@@ -3681,7 +5286,13 @@
       </w:r>
     </w:p>
     <w:p>
-      <w:r>
+      <w:pPr>
+        <w:spacing w:line="336" w:lineRule="auto" w:after="180"/>
+      </w:pPr>
+      <w:r>
+        <w:rPr>
+          <w:b w:val="0"/>
+        </w:rPr>
         <w:t>Attempt this case before feedback. Record any help. Earlier examples below are further practice; a case already practised with feedback cannot establish fresh transfer.</w:t>
       </w:r>
     </w:p>
@@ -3694,18 +5305,42 @@
       </w:r>
     </w:p>
     <w:p>
-      <w:r>
+      <w:pPr>
+        <w:spacing w:line="336" w:lineRule="auto" w:after="180"/>
+      </w:pPr>
+      <w:r>
+        <w:rPr>
+          <w:b w:val="0"/>
+        </w:rPr>
         <w:t>Close the worked explanation. Apply the idea to this different question without copying.</w:t>
       </w:r>
     </w:p>
     <w:p>
-      <w:r>
+      <w:pPr>
+        <w:spacing w:line="336" w:lineRule="auto" w:after="180"/>
+      </w:pPr>
+      <w:r>
+        <w:rPr>
+          <w:b w:val="0"/>
+        </w:rPr>
         <w:t>A book's page count is blank. Is blank the same as zero? Give an honest way for a short-book recommender to respond.</w:t>
       </w:r>
     </w:p>
     <w:p>
-      <w:r>
-        <w:t>My answer, with a trace, calculation or supporting evidence</w:t>
+      <w:pPr>
+        <w:spacing w:line="336" w:lineRule="auto" w:after="180"/>
+      </w:pPr>
+      <w:r>
+        <w:rPr>
+          <w:b w:val="0"/>
+        </w:rPr>
+        <w:t xml:space="preserve">My answer, with a trace, calculation or supporting </w:t>
+      </w:r>
+      <w:r>
+        <w:rPr>
+          <w:b/>
+        </w:rPr>
+        <w:t>evidence</w:t>
       </w:r>
     </w:p>
     <w:p>
@@ -3750,13 +5385,37 @@
       </w:r>
     </w:p>
     <w:p>
-      <w:r>
+      <w:pPr>
+        <w:spacing w:line="336" w:lineRule="auto" w:after="180"/>
+      </w:pPr>
+      <w:r>
+        <w:rPr>
+          <w:b w:val="0"/>
+        </w:rPr>
         <w:t>Change one relevant detail. Predict the result before testing. Include a boundary or missing-information case when it helps reveal a limit.</w:t>
       </w:r>
     </w:p>
     <w:p>
-      <w:r>
-        <w:t>My changed input and expected result</w:t>
+      <w:pPr>
+        <w:spacing w:line="336" w:lineRule="auto" w:after="180"/>
+      </w:pPr>
+      <w:r>
+        <w:rPr>
+          <w:b w:val="0"/>
+        </w:rPr>
+        <w:t xml:space="preserve">My changed </w:t>
+      </w:r>
+      <w:r>
+        <w:rPr>
+          <w:b/>
+        </w:rPr>
+        <w:t>input</w:t>
+      </w:r>
+      <w:r>
+        <w:rPr>
+          <w:b w:val="0"/>
+        </w:rPr>
+        <w:t xml:space="preserve"> and expected result</w:t>
       </w:r>
     </w:p>
     <w:p>
@@ -3801,13 +5460,37 @@
       </w:r>
     </w:p>
     <w:p>
-      <w:r>
+      <w:pPr>
+        <w:spacing w:line="336" w:lineRule="auto" w:after="180"/>
+      </w:pPr>
+      <w:r>
+        <w:rPr>
+          <w:b w:val="0"/>
+        </w:rPr>
         <w:t>Use ‘no preference’ only when the reader confirms it; otherwise ask or explain uncertainty.</w:t>
       </w:r>
     </w:p>
     <w:p>
-      <w:r>
-        <w:t>The evidence I will keep</w:t>
+      <w:pPr>
+        <w:spacing w:line="336" w:lineRule="auto" w:after="180"/>
+      </w:pPr>
+      <w:r>
+        <w:rPr>
+          <w:b w:val="0"/>
+        </w:rPr>
+        <w:t xml:space="preserve">The </w:t>
+      </w:r>
+      <w:r>
+        <w:rPr>
+          <w:b/>
+        </w:rPr>
+        <w:t>evidence</w:t>
+      </w:r>
+      <w:r>
+        <w:rPr>
+          <w:b w:val="0"/>
+        </w:rPr>
+        <w:t xml:space="preserve"> I will keep</w:t>
       </w:r>
     </w:p>
     <w:p>
@@ -3844,8 +5527,26 @@
       </w:r>
     </w:p>
     <w:p>
-      <w:r>
-        <w:t>Your teacher has the independent answer and scoring criteria. Complete the matching workbook week to keep your practice evidence together.</w:t>
+      <w:pPr>
+        <w:spacing w:line="336" w:lineRule="auto" w:after="180"/>
+      </w:pPr>
+      <w:r>
+        <w:rPr>
+          <w:b w:val="0"/>
+        </w:rPr>
+        <w:t xml:space="preserve">Your teacher has the independent answer and scoring criteria. Complete the matching workbook week to keep your practice </w:t>
+      </w:r>
+      <w:r>
+        <w:rPr>
+          <w:b/>
+        </w:rPr>
+        <w:t>evidence</w:t>
+      </w:r>
+      <w:r>
+        <w:rPr>
+          <w:b w:val="0"/>
+        </w:rPr>
+        <w:t xml:space="preserve"> together.</w:t>
       </w:r>
     </w:p>
     <w:p>
@@ -3857,7 +5558,13 @@
       </w:r>
     </w:p>
     <w:p>
-      <w:r>
+      <w:pPr>
+        <w:spacing w:line="336" w:lineRule="auto" w:after="180"/>
+      </w:pPr>
+      <w:r>
+        <w:rPr>
+          <w:b w:val="0"/>
+        </w:rPr>
         <w:t>Scores award 2 for preferred genre and 1 for short length. A book matches genre but page count is missing. Compare rejecting it, assigning zero length points and asking for pages.</w:t>
       </w:r>
     </w:p>
@@ -3913,8 +5620,25 @@
       </w:r>
     </w:p>
     <w:p>
-      <w:r>
-        <w:t>Attempt the independent case before hints. Record whether you worked alone, used a hint or followed a model. After feedback, fix the first unsupported step and explain why it changed. A later check uses a changed case, not a copied answer.</w:t>
+      <w:pPr>
+        <w:spacing w:line="336" w:lineRule="auto" w:after="180"/>
+      </w:pPr>
+      <w:r>
+        <w:rPr>
+          <w:b w:val="0"/>
+        </w:rPr>
+        <w:t>Attempt the independent case before hints. Record whether you worked alone, used a hint or followed a model. After feedback, fix the first unsupported step and explain why it changed.</w:t>
+      </w:r>
+    </w:p>
+    <w:p>
+      <w:pPr>
+        <w:spacing w:line="336" w:lineRule="auto" w:after="180"/>
+      </w:pPr>
+      <w:r>
+        <w:rPr>
+          <w:b w:val="0"/>
+        </w:rPr>
+        <w:t>A later check uses a changed case, not a copied answer.</w:t>
       </w:r>
     </w:p>
     <w:p>
@@ -3927,7 +5651,30 @@
     </w:p>
     <w:p>
       <w:r>
-        <w:t>Start with this question: A fictional catalogue records counts of available copies under a strict input contract.</w:t>
+        <w:t>Use this map to navigate Missing Data, connect the goals to tasks and keep one evidence record for each attempt.</w:t>
+      </w:r>
+    </w:p>
+    <w:p>
+      <w:pPr>
+        <w:spacing w:line="336" w:lineRule="auto" w:after="180"/>
+      </w:pPr>
+      <w:r>
+        <w:rPr>
+          <w:b w:val="0"/>
+        </w:rPr>
+        <w:t xml:space="preserve">Start with this question: A fictional catalogue records counts of available copies under a strict </w:t>
+      </w:r>
+      <w:r>
+        <w:rPr>
+          <w:b/>
+        </w:rPr>
+        <w:t>input</w:t>
+      </w:r>
+      <w:r>
+        <w:rPr>
+          <w:b w:val="0"/>
+        </w:rPr>
+        <w:t xml:space="preserve"> contract.</w:t>
       </w:r>
     </w:p>
     <w:tbl>
@@ -4033,13 +5780,61 @@
       </w:tr>
     </w:tbl>
     <w:p>
-      <w:r>
-        <w:t>Remember → watch and explain → try with help → investigate → try independently → keep project evidence. Your teacher may spread this lesson across several classes.</w:t>
-      </w:r>
-    </w:p>
-    <w:p>
-      <w:r>
-        <w:t>Keep your first prediction. Compare it with what the evidence shows and explain any change.</w:t>
+      <w:pPr>
+        <w:spacing w:line="336" w:lineRule="auto" w:after="180"/>
+      </w:pPr>
+      <w:r>
+        <w:rPr>
+          <w:b w:val="0"/>
+        </w:rPr>
+        <w:t xml:space="preserve">Remember → watch and explain → try with help → investigate → try independently → keep project </w:t>
+      </w:r>
+      <w:r>
+        <w:rPr>
+          <w:b/>
+        </w:rPr>
+        <w:t>evidence</w:t>
+      </w:r>
+      <w:r>
+        <w:rPr>
+          <w:b w:val="0"/>
+        </w:rPr>
+        <w:t>. Your teacher may spread this lesson across several classes.</w:t>
+      </w:r>
+    </w:p>
+    <w:p>
+      <w:pPr>
+        <w:spacing w:line="336" w:lineRule="auto" w:after="180"/>
+      </w:pPr>
+      <w:r>
+        <w:rPr>
+          <w:b w:val="0"/>
+        </w:rPr>
+        <w:t xml:space="preserve">Keep your first </w:t>
+      </w:r>
+      <w:r>
+        <w:rPr>
+          <w:b/>
+        </w:rPr>
+        <w:t>prediction</w:t>
+      </w:r>
+      <w:r>
+        <w:rPr>
+          <w:b w:val="0"/>
+        </w:rPr>
+        <w:t xml:space="preserve">. Compare it with what the </w:t>
+      </w:r>
+      <w:r>
+        <w:rPr>
+          <w:b/>
+        </w:rPr>
+        <w:t>evidence</w:t>
+      </w:r>
+      <w:r>
+        <w:rPr>
+          <w:b w:val="0"/>
+        </w:rPr>
+        <w:t xml:space="preserve"> shows and explain any change.</w:t>
       </w:r>
     </w:p>
     <w:p>
@@ -4052,6 +5847,17 @@
     </w:p>
     <w:p>
       <w:r>
+        <w:t>Explain Missing Data without notes, identify a remaining question and plan a later check with a changed case.</w:t>
+      </w:r>
+    </w:p>
+    <w:p>
+      <w:pPr>
+        <w:spacing w:line="336" w:lineRule="auto" w:after="180"/>
+      </w:pPr>
+      <w:r>
+        <w:rPr>
+          <w:b w:val="0"/>
+        </w:rPr>
         <w:t>Close your notes. Explain this goal in your own words: Detect absent and unusable values</w:t>
       </w:r>
     </w:p>
@@ -4089,13 +5895,61 @@
       </w:r>
     </w:p>
     <w:p>
-      <w:r>
-        <w:t>If you are unsure, return to the worked picture and explain one arrow. If you are ready, change an input or assumption and justify your prediction.</w:t>
-      </w:r>
-    </w:p>
-    <w:p>
-      <w:r>
-        <w:t>Save your workbook evidence. At the next review, try a different case before opening your old answer.</w:t>
+      <w:pPr>
+        <w:spacing w:line="336" w:lineRule="auto" w:after="180"/>
+      </w:pPr>
+      <w:r>
+        <w:rPr>
+          <w:b w:val="0"/>
+        </w:rPr>
+        <w:t xml:space="preserve">If you are unsure, return to the worked picture and explain one arrow. If you are ready, change an </w:t>
+      </w:r>
+      <w:r>
+        <w:rPr>
+          <w:b/>
+        </w:rPr>
+        <w:t>input</w:t>
+      </w:r>
+      <w:r>
+        <w:rPr>
+          <w:b w:val="0"/>
+        </w:rPr>
+        <w:t xml:space="preserve"> or assumption and justify your </w:t>
+      </w:r>
+      <w:r>
+        <w:rPr>
+          <w:b/>
+        </w:rPr>
+        <w:t>prediction</w:t>
+      </w:r>
+      <w:r>
+        <w:rPr>
+          <w:b w:val="0"/>
+        </w:rPr>
+        <w:t>.</w:t>
+      </w:r>
+    </w:p>
+    <w:p>
+      <w:pPr>
+        <w:spacing w:line="336" w:lineRule="auto" w:after="180"/>
+      </w:pPr>
+      <w:r>
+        <w:rPr>
+          <w:b w:val="0"/>
+        </w:rPr>
+        <w:t xml:space="preserve">Save your workbook </w:t>
+      </w:r>
+      <w:r>
+        <w:rPr>
+          <w:b/>
+        </w:rPr>
+        <w:t>evidence</w:t>
+      </w:r>
+      <w:r>
+        <w:rPr>
+          <w:b w:val="0"/>
+        </w:rPr>
+        <w:t>. At the next review, try a different case before opening your old answer.</w:t>
       </w:r>
     </w:p>
     <w:p>
@@ -4108,12 +5962,41 @@
     </w:p>
     <w:p>
       <w:r>
+        <w:t>Attempt supported questions before using hints or feedback. Review a missing building block, then keep the completed work.</w:t>
+      </w:r>
+    </w:p>
+    <w:p>
+      <w:pPr>
+        <w:spacing w:line="336" w:lineRule="auto" w:after="180"/>
+      </w:pPr>
+      <w:r>
+        <w:rPr>
+          <w:b w:val="0"/>
+        </w:rPr>
         <w:t>Use this supported practice once, in the browser or on paper. Keep the reserved independent assessment for a separate first attempt before teacher feedback.</w:t>
       </w:r>
     </w:p>
     <w:p>
-      <w:r>
-        <w:t>A fictional catalogue records counts of available copies under a strict input contract.</w:t>
+      <w:pPr>
+        <w:spacing w:line="336" w:lineRule="auto" w:after="180"/>
+      </w:pPr>
+      <w:r>
+        <w:rPr>
+          <w:b w:val="0"/>
+        </w:rPr>
+        <w:t xml:space="preserve">A fictional catalogue records counts of available copies under a strict </w:t>
+      </w:r>
+      <w:r>
+        <w:rPr>
+          <w:b/>
+        </w:rPr>
+        <w:t>input</w:t>
+      </w:r>
+      <w:r>
+        <w:rPr>
+          <w:b w:val="0"/>
+        </w:rPr>
+        <w:t xml:space="preserve"> contract.</w:t>
       </w:r>
     </w:p>
     <w:p>
@@ -4125,27 +6008,67 @@
       </w:r>
     </w:p>
     <w:p>
-      <w:r>
+      <w:pPr>
+        <w:spacing w:line="336" w:lineRule="auto" w:after="180"/>
+      </w:pPr>
+      <w:r>
+        <w:rPr>
+          <w:b w:val="0"/>
+        </w:rPr>
         <w:t>Which labelled step matches this detail? Accepted counts [0,4]; four rows rejected with recorded reasons.</w:t>
       </w:r>
     </w:p>
     <w:p>
-      <w:r>
-        <w:t>1. Report validation</w:t>
-      </w:r>
-    </w:p>
-    <w:p>
-      <w:r>
+      <w:pPr>
+        <w:spacing w:line="336" w:lineRule="auto" w:after="180"/>
+        <w:shd w:fill="F4F9FC"/>
+      </w:pPr>
+      <w:r>
+        <w:rPr>
+          <w:b w:val="0"/>
+        </w:rPr>
+        <w:t xml:space="preserve">1. Report </w:t>
+      </w:r>
+      <w:r>
+        <w:rPr>
+          <w:b/>
+        </w:rPr>
+        <w:t>validation</w:t>
+      </w:r>
+    </w:p>
+    <w:p>
+      <w:pPr>
+        <w:spacing w:line="336" w:lineRule="auto" w:after="180"/>
+        <w:shd w:fill="F4F9FC"/>
+      </w:pPr>
+      <w:r>
+        <w:rPr>
+          <w:b w:val="0"/>
+        </w:rPr>
         <w:t>2. Retrieve carefully</w:t>
       </w:r>
     </w:p>
     <w:p>
-      <w:r>
+      <w:pPr>
+        <w:spacing w:line="336" w:lineRule="auto" w:after="180"/>
+        <w:shd w:fill="F4F9FC"/>
+      </w:pPr>
+      <w:r>
+        <w:rPr>
+          <w:b w:val="0"/>
+        </w:rPr>
         <w:t>3. Check range</w:t>
       </w:r>
     </w:p>
     <w:p>
-      <w:r>
+      <w:pPr>
+        <w:spacing w:line="336" w:lineRule="auto" w:after="180"/>
+        <w:shd w:fill="F4F9FC"/>
+      </w:pPr>
+      <w:r>
+        <w:rPr>
+          <w:b w:val="0"/>
+        </w:rPr>
         <w:t>4. Check exact type</w:t>
       </w:r>
     </w:p>
@@ -4183,40 +6106,178 @@
       </w:r>
     </w:p>
     <w:p>
-      <w:r>
+      <w:pPr>
+        <w:pStyle w:val="Heading3"/>
+      </w:pPr>
+      <w:r>
+        <w:t>Hint · try first</w:t>
+      </w:r>
+    </w:p>
+    <w:p>
+      <w:pPr>
+        <w:spacing w:line="336" w:lineRule="auto" w:after="180"/>
+        <w:shd w:fill="F1F6F8"/>
+      </w:pPr>
+      <w:r>
+        <w:rPr>
+          <w:b w:val="0"/>
+        </w:rPr>
         <w:t>Hint if needed: Read the steps in the pictorial case. Match the supplied detail to the stage that performs or records it.</w:t>
       </w:r>
     </w:p>
     <w:p>
-      <w:r>
-        <w:t>After your attempt, compare with the supported explanation: Report validation Accepted counts [0,4]; four rows rejected with recorded reasons. Testing if value would wrongly discard zero, which is a real valid count. Python’s isinstance(True,int) is true, so the stated exact-integer contract uses type(value) is int to reject Boolean input. Keep missing, type-invalid and range-invalid reasons separate rather than turning every rejected value into zero.</w:t>
-      </w:r>
-    </w:p>
-    <w:p>
       <w:pPr>
         <w:pStyle w:val="Heading3"/>
       </w:pPr>
       <w:r>
+        <w:t>Feedback · compare after trying</w:t>
+      </w:r>
+    </w:p>
+    <w:p>
+      <w:pPr>
+        <w:spacing w:line="336" w:lineRule="auto" w:after="180"/>
+        <w:shd w:fill="F1F6FC"/>
+      </w:pPr>
+      <w:r>
+        <w:rPr>
+          <w:b w:val="0"/>
+        </w:rPr>
+        <w:t xml:space="preserve">After your attempt, compare with the supported explanation: Report </w:t>
+      </w:r>
+      <w:r>
+        <w:rPr>
+          <w:b/>
+        </w:rPr>
+        <w:t>validation</w:t>
+      </w:r>
+      <w:r>
+        <w:rPr>
+          <w:b w:val="0"/>
+        </w:rPr>
+        <w:t xml:space="preserve"> Accepted counts [0,4]; four rows rejected with recorded reasons. Testing if value would wrongly discard zero, which is a real valid count.</w:t>
+      </w:r>
+    </w:p>
+    <w:p>
+      <w:pPr>
+        <w:spacing w:line="336" w:lineRule="auto" w:after="180"/>
+        <w:shd w:fill="F1F6FC"/>
+      </w:pPr>
+      <w:r>
+        <w:rPr>
+          <w:b w:val="0"/>
+        </w:rPr>
+        <w:t xml:space="preserve">Python’s isinstance(True,int) is true, so the stated exact-integer contract uses type(value) is int to reject Boolean </w:t>
+      </w:r>
+      <w:r>
+        <w:rPr>
+          <w:b/>
+        </w:rPr>
+        <w:t>input</w:t>
+      </w:r>
+      <w:r>
+        <w:rPr>
+          <w:b w:val="0"/>
+        </w:rPr>
+        <w:t>.</w:t>
+      </w:r>
+    </w:p>
+    <w:p>
+      <w:pPr>
+        <w:spacing w:line="336" w:lineRule="auto" w:after="180"/>
+        <w:shd w:fill="F1F6FC"/>
+      </w:pPr>
+      <w:r>
+        <w:rPr>
+          <w:b w:val="0"/>
+        </w:rPr>
+        <w:t>Keep missing, type-invalid and range-invalid reasons separate rather than turning every rejected value into zero.</w:t>
+      </w:r>
+    </w:p>
+    <w:p>
+      <w:pPr>
+        <w:pStyle w:val="Heading3"/>
+      </w:pPr>
+      <w:r>
         <w:t>Practice 2: explain the deciding evidence</w:t>
       </w:r>
     </w:p>
     <w:p>
-      <w:r>
+      <w:pPr>
+        <w:pStyle w:val="Heading3"/>
+      </w:pPr>
+      <w:r>
+        <w:t>Changed case · predict first</w:t>
+      </w:r>
+    </w:p>
+    <w:p>
+      <w:pPr>
+        <w:spacing w:line="336" w:lineRule="auto" w:after="180"/>
+        <w:shd w:fill="F5F1FB"/>
+      </w:pPr>
+      <w:r>
+        <w:rPr>
+          <w:b w:val="0"/>
+        </w:rPr>
         <w:t>Changed-case practice: Replace text "4" with integer 4 through an authorised conversion. Which conclusion is supported by the supplied facts?</w:t>
       </w:r>
     </w:p>
     <w:p>
-      <w:r>
-        <w:t>1. We can decide the result without examining the changed input or the procedure.</w:t>
-      </w:r>
-    </w:p>
-    <w:p>
-      <w:r>
-        <w:t>2. This one example guarantees correct results for every future input.</w:t>
-      </w:r>
-    </w:p>
-    <w:p>
-      <w:r>
+      <w:pPr>
+        <w:spacing w:line="336" w:lineRule="auto" w:after="180"/>
+        <w:shd w:fill="F4F9FC"/>
+      </w:pPr>
+      <w:r>
+        <w:rPr>
+          <w:b w:val="0"/>
+        </w:rPr>
+        <w:t xml:space="preserve">1. We can decide the result without examining the changed </w:t>
+      </w:r>
+      <w:r>
+        <w:rPr>
+          <w:b/>
+        </w:rPr>
+        <w:t>input</w:t>
+      </w:r>
+      <w:r>
+        <w:rPr>
+          <w:b w:val="0"/>
+        </w:rPr>
+        <w:t xml:space="preserve"> or the procedure.</w:t>
+      </w:r>
+    </w:p>
+    <w:p>
+      <w:pPr>
+        <w:spacing w:line="336" w:lineRule="auto" w:after="180"/>
+        <w:shd w:fill="F4F9FC"/>
+      </w:pPr>
+      <w:r>
+        <w:rPr>
+          <w:b w:val="0"/>
+        </w:rPr>
+        <w:t xml:space="preserve">2. This one example guarantees correct results for every future </w:t>
+      </w:r>
+      <w:r>
+        <w:rPr>
+          <w:b/>
+        </w:rPr>
+        <w:t>input</w:t>
+      </w:r>
+      <w:r>
+        <w:rPr>
+          <w:b w:val="0"/>
+        </w:rPr>
+        <w:t>.</w:t>
+      </w:r>
+    </w:p>
+    <w:p>
+      <w:pPr>
+        <w:spacing w:line="336" w:lineRule="auto" w:after="180"/>
+        <w:shd w:fill="F4F9FC"/>
+      </w:pPr>
+      <w:r>
+        <w:rPr>
+          <w:b w:val="0"/>
+        </w:rPr>
         <w:t>3. Accepted values become [0,4,4]; three rows remain rejected.</w:t>
       </w:r>
     </w:p>
@@ -4254,12 +6315,42 @@
       </w:r>
     </w:p>
     <w:p>
-      <w:r>
+      <w:pPr>
+        <w:pStyle w:val="Heading3"/>
+      </w:pPr>
+      <w:r>
+        <w:t>Hint · try first</w:t>
+      </w:r>
+    </w:p>
+    <w:p>
+      <w:pPr>
+        <w:spacing w:line="336" w:lineRule="auto" w:after="180"/>
+        <w:shd w:fill="F1F6F8"/>
+      </w:pPr>
+      <w:r>
+        <w:rPr>
+          <w:b w:val="0"/>
+        </w:rPr>
         <w:t>Hint if needed: Use the changed condition and the deciding step in the pictorial trace. The answer must say what follows from those facts.</w:t>
       </w:r>
     </w:p>
     <w:p>
-      <w:r>
+      <w:pPr>
+        <w:pStyle w:val="Heading3"/>
+      </w:pPr>
+      <w:r>
+        <w:t>Feedback · compare after trying</w:t>
+      </w:r>
+    </w:p>
+    <w:p>
+      <w:pPr>
+        <w:spacing w:line="336" w:lineRule="auto" w:after="180"/>
+        <w:shd w:fill="F1F6FC"/>
+      </w:pPr>
+      <w:r>
+        <w:rPr>
+          <w:b w:val="0"/>
+        </w:rPr>
         <w:t>After your attempt, compare with the supported explanation: Accepted values become [0,4,4]; three rows remain rejected. The converted value now satisfies both type and range checks.</w:t>
       </w:r>
     </w:p>
@@ -4272,18 +6363,93 @@
       </w:r>
     </w:p>
     <w:p>
-      <w:r>
-        <w:t>Review Noise and Outliers (ai-2/17). Goal: Calculate mean and median. Short practice: If 18 was genuine, which summary better describes the middle observed task, and what extra fact should be shown?. Return to this week and explain what you changed.</w:t>
-      </w:r>
-    </w:p>
-    <w:p>
-      <w:r>
-        <w:t>Review Choose Informative Questions (ai-2/15). Goal: Fit a root question and leaf predictions from training examples. Short practice: Choose the best original question and explain why its more balanced split matters here.. Return to this week and explain what you changed.</w:t>
-      </w:r>
-    </w:p>
-    <w:p>
-      <w:r>
-        <w:t>Review Accuracy as a Fraction (ai-2/12). Goal: Explain why overall accuracy can hide failure on a less common class. Short practice: Why is 100% repair detection not sufficient to declare the changed classifier best?. Return to this week and explain what you changed.</w:t>
+      <w:pPr>
+        <w:spacing w:line="336" w:lineRule="auto" w:after="180"/>
+      </w:pPr>
+      <w:r>
+        <w:rPr>
+          <w:b w:val="0"/>
+        </w:rPr>
+        <w:t>Review Noise and Outliers (ai-2/17). Goal: Calculate mean and median. Short practice: If 18 was genuine, which summary better describes the middle observed task, and what extra fact should be shown?.</w:t>
+      </w:r>
+    </w:p>
+    <w:p>
+      <w:pPr>
+        <w:spacing w:line="336" w:lineRule="auto" w:after="180"/>
+      </w:pPr>
+      <w:r>
+        <w:rPr>
+          <w:b w:val="0"/>
+        </w:rPr>
+        <w:t>Return to this week and explain what you changed.</w:t>
+      </w:r>
+    </w:p>
+    <w:p>
+      <w:pPr>
+        <w:spacing w:line="336" w:lineRule="auto" w:after="180"/>
+      </w:pPr>
+      <w:r>
+        <w:rPr>
+          <w:b w:val="0"/>
+        </w:rPr>
+        <w:t xml:space="preserve">Review Choose Informative Questions (ai-2/15). Goal: Fit a root question and leaf </w:t>
+      </w:r>
+      <w:r>
+        <w:rPr>
+          <w:b/>
+        </w:rPr>
+        <w:t>prediction</w:t>
+      </w:r>
+      <w:r>
+        <w:rPr>
+          <w:b w:val="0"/>
+        </w:rPr>
+        <w:t xml:space="preserve">s from </w:t>
+      </w:r>
+      <w:r>
+        <w:rPr>
+          <w:b/>
+        </w:rPr>
+        <w:t>training</w:t>
+      </w:r>
+      <w:r>
+        <w:rPr>
+          <w:b w:val="0"/>
+        </w:rPr>
+        <w:t xml:space="preserve"> examples. Short practice: Choose the best original question and explain why its more balanced split matters here..</w:t>
+      </w:r>
+    </w:p>
+    <w:p>
+      <w:pPr>
+        <w:spacing w:line="336" w:lineRule="auto" w:after="180"/>
+      </w:pPr>
+      <w:r>
+        <w:rPr>
+          <w:b w:val="0"/>
+        </w:rPr>
+        <w:t>Return to this week and explain what you changed.</w:t>
+      </w:r>
+    </w:p>
+    <w:p>
+      <w:pPr>
+        <w:spacing w:line="336" w:lineRule="auto" w:after="180"/>
+      </w:pPr>
+      <w:r>
+        <w:rPr>
+          <w:b w:val="0"/>
+        </w:rPr>
+        <w:t>Review Accuracy as a Fraction (ai-2/12). Goal: Explain why overall accuracy can hide failure on a less common class. Short practice: Why is 100% repair detection not sufficient to declare the changed classifier best?.</w:t>
+      </w:r>
+    </w:p>
+    <w:p>
+      <w:pPr>
+        <w:spacing w:line="336" w:lineRule="auto" w:after="180"/>
+      </w:pPr>
+      <w:r>
+        <w:rPr>
+          <w:b w:val="0"/>
+        </w:rPr>
+        <w:t>Return to this week and explain what you changed.</w:t>
       </w:r>
     </w:p>
     <w:p>
@@ -4295,8 +6461,61 @@
       </w:r>
     </w:p>
     <w:p>
-      <w:r>
-        <w:t>The browser lab lets you edit the supported Python examples already included in this lesson. Predict first, run, inspect the actual output or error, change one input, then run again. Keep code, predictions, actual results and a reasoned revision together. On paper, label your result as a trace rather than an execution.</w:t>
+      <w:pPr>
+        <w:spacing w:line="336" w:lineRule="auto" w:after="180"/>
+      </w:pPr>
+      <w:r>
+        <w:rPr>
+          <w:b w:val="0"/>
+        </w:rPr>
+        <w:t xml:space="preserve">The browser lab lets you edit the supported Python examples already included in this lesson. Predict first, run, inspect the actual </w:t>
+      </w:r>
+      <w:r>
+        <w:rPr>
+          <w:b/>
+        </w:rPr>
+        <w:t>output</w:t>
+      </w:r>
+      <w:r>
+        <w:rPr>
+          <w:b w:val="0"/>
+        </w:rPr>
+        <w:t xml:space="preserve"> or error, change one </w:t>
+      </w:r>
+      <w:r>
+        <w:rPr>
+          <w:b/>
+        </w:rPr>
+        <w:t>input</w:t>
+      </w:r>
+      <w:r>
+        <w:rPr>
+          <w:b w:val="0"/>
+        </w:rPr>
+        <w:t>, then run again.</w:t>
+      </w:r>
+    </w:p>
+    <w:p>
+      <w:pPr>
+        <w:spacing w:line="336" w:lineRule="auto" w:after="180"/>
+      </w:pPr>
+      <w:r>
+        <w:rPr>
+          <w:b w:val="0"/>
+        </w:rPr>
+        <w:t xml:space="preserve">Keep code, </w:t>
+      </w:r>
+      <w:r>
+        <w:rPr>
+          <w:b/>
+        </w:rPr>
+        <w:t>prediction</w:t>
+      </w:r>
+      <w:r>
+        <w:rPr>
+          <w:b w:val="0"/>
+        </w:rPr>
+        <w:t>s, actual results and a reasoned revision together. On paper, label your result as a trace rather than an execution.</w:t>
       </w:r>
     </w:p>
     <w:p>
@@ -4308,8 +6527,580 @@
       </w:r>
     </w:p>
     <w:p>
-      <w:r>
-        <w:t>Use Download completed work in the hosted lesson to export your answers, reflections, practice feedback and code-run evidence. Open the HTML copy to read or print it. Drafts stay in this browser when storage is available; clear drafts on a shared device.</w:t>
+      <w:pPr>
+        <w:spacing w:line="336" w:lineRule="auto" w:after="180"/>
+      </w:pPr>
+      <w:r>
+        <w:rPr>
+          <w:b w:val="0"/>
+        </w:rPr>
+        <w:t xml:space="preserve">Use Download completed work in the hosted lesson to export your answers, reflections, practice feedback and code-run </w:t>
+      </w:r>
+      <w:r>
+        <w:rPr>
+          <w:b/>
+        </w:rPr>
+        <w:t>evidence</w:t>
+      </w:r>
+      <w:r>
+        <w:rPr>
+          <w:b w:val="0"/>
+        </w:rPr>
+        <w:t>. Open the HTML copy to read or print it.</w:t>
+      </w:r>
+    </w:p>
+    <w:p>
+      <w:pPr>
+        <w:spacing w:line="336" w:lineRule="auto" w:after="180"/>
+      </w:pPr>
+      <w:r>
+        <w:rPr>
+          <w:b w:val="0"/>
+        </w:rPr>
+        <w:t>Drafts stay in this browser when storage is available; clear drafts on a shared device.</w:t>
+      </w:r>
+    </w:p>
+    <w:p>
+      <w:pPr>
+        <w:pStyle w:val="Heading1"/>
+      </w:pPr>
+      <w:r>
+        <w:t>18. Visual concept journey</w:t>
+      </w:r>
+    </w:p>
+    <w:p>
+      <w:r>
+        <w:t>Explain each Missing Data graphic using its labels, deciding evidence and relevant limitation.</w:t>
+      </w:r>
+    </w:p>
+    <w:p>
+      <w:pPr>
+        <w:pStyle w:val="Heading3"/>
+      </w:pPr>
+      <w:r>
+        <w:t>01. Missing Data: the case</w:t>
+      </w:r>
+    </w:p>
+    <w:p>
+      <w:r>
+        <w:drawing>
+          <wp:inline xmlns:a="http://schemas.openxmlformats.org/drawingml/2006/main" xmlns:pic="http://schemas.openxmlformats.org/drawingml/2006/picture">
+            <wp:extent cx="5486400" cy="2840736"/>
+            <wp:docPr id="22" name="Picture 22" descr="A fictional catalogue records counts of available copies under a strict input contract. Supplied facts: Accept count only if type(value) is int and 0&lt;=value&lt;=8. Missing fields are invalid, and Booleans are not counts. Rows have count 0, count 4, absent count, count &quot;4&quot;, count True and count 9."/>
+            <wp:cNvGraphicFramePr>
+              <a:graphicFrameLocks noChangeAspect="1"/>
+            </wp:cNvGraphicFramePr>
+            <a:graphic>
+              <a:graphicData uri="http://schemas.openxmlformats.org/drawingml/2006/picture">
+                <pic:pic>
+                  <pic:nvPicPr>
+                    <pic:cNvPr id="0" name="academy-story-ai-2-18-01.png"/>
+                    <pic:cNvPicPr/>
+                  </pic:nvPicPr>
+                  <pic:blipFill>
+                    <a:blip r:embed="rId29"/>
+                    <a:stretch>
+                      <a:fillRect/>
+                    </a:stretch>
+                  </pic:blipFill>
+                  <pic:spPr>
+                    <a:xfrm>
+                      <a:off x="0" y="0"/>
+                      <a:ext cx="5486400" cy="2840736"/>
+                    </a:xfrm>
+                    <a:prstGeom prst="rect"/>
+                  </pic:spPr>
+                </pic:pic>
+              </a:graphicData>
+            </a:graphic>
+          </wp:inline>
+        </w:drawing>
+      </w:r>
+    </w:p>
+    <w:p>
+      <w:pPr>
+        <w:spacing w:line="336" w:lineRule="auto" w:after="180"/>
+      </w:pPr>
+      <w:r>
+        <w:rPr>
+          <w:b w:val="0"/>
+        </w:rPr>
+        <w:t xml:space="preserve">A fictional catalogue records counts of available copies under a strict </w:t>
+      </w:r>
+      <w:r>
+        <w:rPr>
+          <w:b/>
+        </w:rPr>
+        <w:t>input</w:t>
+      </w:r>
+      <w:r>
+        <w:rPr>
+          <w:b w:val="0"/>
+        </w:rPr>
+        <w:t xml:space="preserve"> contract. Supplied facts: Accept count only if type(value) is int and 0&lt;=value&lt;=8. Missing fields are invalid, and Booleans are not counts.</w:t>
+      </w:r>
+    </w:p>
+    <w:p>
+      <w:pPr>
+        <w:spacing w:line="336" w:lineRule="auto" w:after="180"/>
+      </w:pPr>
+      <w:r>
+        <w:rPr>
+          <w:b w:val="0"/>
+        </w:rPr>
+        <w:t>Rows have count 0, count 4, absent count, count "4", count True and count 9.</w:t>
+      </w:r>
+    </w:p>
+    <w:p>
+      <w:pPr>
+        <w:spacing w:line="336" w:lineRule="auto" w:after="180"/>
+        <w:shd w:fill="F5F1FB"/>
+      </w:pPr>
+      <w:r>
+        <w:rPr>
+          <w:b w:val="0"/>
+        </w:rPr>
+        <w:t>Point to the given fact that matters most. Explain why it matters.</w:t>
+      </w:r>
+    </w:p>
+    <w:p>
+      <w:pPr>
+        <w:pStyle w:val="Heading3"/>
+      </w:pPr>
+      <w:r>
+        <w:t>02. Follow the deciding steps</w:t>
+      </w:r>
+    </w:p>
+    <w:p>
+      <w:r>
+        <w:drawing>
+          <wp:inline xmlns:a="http://schemas.openxmlformats.org/drawingml/2006/main" xmlns:pic="http://schemas.openxmlformats.org/drawingml/2006/picture">
+            <wp:extent cx="5486400" cy="4005072"/>
+            <wp:docPr id="23" name="Picture 23" descr="Retrieve carefully: Use row.get(&quot;count&quot;); absent field gives None, distinct from 0. → Check exact type: Integers 0,4 pass; text &quot;4&quot;, Boolean True and None fail. → Check range: Integer 9 fails maximum 8. → Report validation: Accepted counts [0,4]; four rows rejected with recorded reasons."/>
+            <wp:cNvGraphicFramePr>
+              <a:graphicFrameLocks noChangeAspect="1"/>
+            </wp:cNvGraphicFramePr>
+            <a:graphic>
+              <a:graphicData uri="http://schemas.openxmlformats.org/drawingml/2006/picture">
+                <pic:pic>
+                  <pic:nvPicPr>
+                    <pic:cNvPr id="0" name="academy-story-ai-2-18-02.png"/>
+                    <pic:cNvPicPr/>
+                  </pic:nvPicPr>
+                  <pic:blipFill>
+                    <a:blip r:embed="rId30"/>
+                    <a:stretch>
+                      <a:fillRect/>
+                    </a:stretch>
+                  </pic:blipFill>
+                  <pic:spPr>
+                    <a:xfrm>
+                      <a:off x="0" y="0"/>
+                      <a:ext cx="5486400" cy="4005072"/>
+                    </a:xfrm>
+                    <a:prstGeom prst="rect"/>
+                  </pic:spPr>
+                </pic:pic>
+              </a:graphicData>
+            </a:graphic>
+          </wp:inline>
+        </w:drawing>
+      </w:r>
+    </w:p>
+    <w:p>
+      <w:pPr>
+        <w:spacing w:line="336" w:lineRule="auto" w:after="180"/>
+      </w:pPr>
+      <w:r>
+        <w:rPr>
+          <w:b w:val="0"/>
+        </w:rPr>
+        <w:t xml:space="preserve">Retrieve carefully: Use row.get("count"); absent field gives None, distinct from 0. → Check exact type: Integers 0,4 pass; text "4", Boolean True and None fail. → Check range: Integer 9 fails maximum 8. → Report </w:t>
+      </w:r>
+      <w:r>
+        <w:rPr>
+          <w:b/>
+        </w:rPr>
+        <w:t>validation</w:t>
+      </w:r>
+      <w:r>
+        <w:rPr>
+          <w:b w:val="0"/>
+        </w:rPr>
+        <w:t>: Accepted counts [0,4]; four rows rejected with recorded reasons.</w:t>
+      </w:r>
+    </w:p>
+    <w:p>
+      <w:pPr>
+        <w:spacing w:line="336" w:lineRule="auto" w:after="180"/>
+        <w:shd w:fill="F5F1FB"/>
+      </w:pPr>
+      <w:r>
+        <w:rPr>
+          <w:b w:val="0"/>
+        </w:rPr>
+        <w:t xml:space="preserve">Point to each numbered stage and explain which recorded </w:t>
+      </w:r>
+      <w:r>
+        <w:rPr>
+          <w:b/>
+        </w:rPr>
+        <w:t>input</w:t>
+      </w:r>
+      <w:r>
+        <w:rPr>
+          <w:b w:val="0"/>
+        </w:rPr>
+        <w:t xml:space="preserve"> it uses.</w:t>
+      </w:r>
+    </w:p>
+    <w:p>
+      <w:pPr>
+        <w:pStyle w:val="Heading3"/>
+      </w:pPr>
+      <w:r>
+        <w:t>03. Follow the evidence</w:t>
+      </w:r>
+    </w:p>
+    <w:p>
+      <w:r>
+        <w:drawing>
+          <wp:inline xmlns:a="http://schemas.openxmlformats.org/drawingml/2006/main" xmlns:pic="http://schemas.openxmlformats.org/drawingml/2006/picture">
+            <wp:extent cx="5486400" cy="2834640"/>
+            <wp:docPr id="24" name="Picture 24" descr="Follow the evidence. Recorded zero | 0 | Accept as a measurement. Absent or None | Unknown | Hold for review. Negative integer | Outside range | Reject under this schema"/>
+            <wp:cNvGraphicFramePr>
+              <a:graphicFrameLocks noChangeAspect="1"/>
+            </wp:cNvGraphicFramePr>
+            <a:graphic>
+              <a:graphicData uri="http://schemas.openxmlformats.org/drawingml/2006/picture">
+                <pic:pic>
+                  <pic:nvPicPr>
+                    <pic:cNvPr id="0" name="academy-story-ai-2-18-03.png"/>
+                    <pic:cNvPicPr/>
+                  </pic:nvPicPr>
+                  <pic:blipFill>
+                    <a:blip r:embed="rId31"/>
+                    <a:stretch>
+                      <a:fillRect/>
+                    </a:stretch>
+                  </pic:blipFill>
+                  <pic:spPr>
+                    <a:xfrm>
+                      <a:off x="0" y="0"/>
+                      <a:ext cx="5486400" cy="2834640"/>
+                    </a:xfrm>
+                    <a:prstGeom prst="rect"/>
+                  </pic:spPr>
+                </pic:pic>
+              </a:graphicData>
+            </a:graphic>
+          </wp:inline>
+        </w:drawing>
+      </w:r>
+    </w:p>
+    <w:p>
+      <w:pPr>
+        <w:spacing w:line="336" w:lineRule="auto" w:after="180"/>
+      </w:pPr>
+      <w:r>
+        <w:rPr>
+          <w:b w:val="0"/>
+        </w:rPr>
+        <w:t xml:space="preserve">Follow the </w:t>
+      </w:r>
+      <w:r>
+        <w:rPr>
+          <w:b/>
+        </w:rPr>
+        <w:t>evidence</w:t>
+      </w:r>
+      <w:r>
+        <w:rPr>
+          <w:b w:val="0"/>
+        </w:rPr>
+        <w:t>. Recorded zero | 0 | Accept as a measurement. Absent or None | Unknown | Hold for review. Negative integer | Outside range | Reject under this schema</w:t>
+      </w:r>
+    </w:p>
+    <w:p>
+      <w:pPr>
+        <w:spacing w:line="336" w:lineRule="auto" w:after="180"/>
+        <w:shd w:fill="F5F1FB"/>
+      </w:pPr>
+      <w:r>
+        <w:rPr>
+          <w:b w:val="0"/>
+        </w:rPr>
+        <w:t>Read the labels and values. Explain the relationship the model shows.</w:t>
+      </w:r>
+    </w:p>
+    <w:p>
+      <w:pPr>
+        <w:pStyle w:val="Heading3"/>
+      </w:pPr>
+      <w:r>
+        <w:t>04. Change one thing. Trace what follows.</w:t>
+      </w:r>
+    </w:p>
+    <w:p>
+      <w:r>
+        <w:drawing>
+          <wp:inline xmlns:a="http://schemas.openxmlformats.org/drawingml/2006/main" xmlns:pic="http://schemas.openxmlformats.org/drawingml/2006/picture">
+            <wp:extent cx="5486400" cy="3026664"/>
+            <wp:docPr id="25" name="Picture 25" descr="Original case: Accepted counts [0,4]; four rows rejected with recorded reasons. Changed condition: Replace text &quot;4&quot; with integer 4 through an authorised conversion. Expected result: Accepted values become [0,4,4]; three rows remain rejected. Reason: The converted value now satisfies both type and range checks."/>
+            <wp:cNvGraphicFramePr>
+              <a:graphicFrameLocks noChangeAspect="1"/>
+            </wp:cNvGraphicFramePr>
+            <a:graphic>
+              <a:graphicData uri="http://schemas.openxmlformats.org/drawingml/2006/picture">
+                <pic:pic>
+                  <pic:nvPicPr>
+                    <pic:cNvPr id="0" name="academy-story-ai-2-18-04.png"/>
+                    <pic:cNvPicPr/>
+                  </pic:nvPicPr>
+                  <pic:blipFill>
+                    <a:blip r:embed="rId32"/>
+                    <a:stretch>
+                      <a:fillRect/>
+                    </a:stretch>
+                  </pic:blipFill>
+                  <pic:spPr>
+                    <a:xfrm>
+                      <a:off x="0" y="0"/>
+                      <a:ext cx="5486400" cy="3026664"/>
+                    </a:xfrm>
+                    <a:prstGeom prst="rect"/>
+                  </pic:spPr>
+                </pic:pic>
+              </a:graphicData>
+            </a:graphic>
+          </wp:inline>
+        </w:drawing>
+      </w:r>
+    </w:p>
+    <w:p>
+      <w:pPr>
+        <w:spacing w:line="336" w:lineRule="auto" w:after="180"/>
+      </w:pPr>
+      <w:r>
+        <w:rPr>
+          <w:b w:val="0"/>
+        </w:rPr>
+        <w:t>Original case: Accepted counts [0,4]; four rows rejected with recorded reasons. Changed condition: Replace text "4" with integer 4 through an authorised conversion.</w:t>
+      </w:r>
+    </w:p>
+    <w:p>
+      <w:pPr>
+        <w:spacing w:line="336" w:lineRule="auto" w:after="180"/>
+      </w:pPr>
+      <w:r>
+        <w:rPr>
+          <w:b w:val="0"/>
+        </w:rPr>
+        <w:t>Expected result: Accepted values become [0,4,4]; three rows remain rejected. Reason: The converted value now satisfies both type and range checks.</w:t>
+      </w:r>
+    </w:p>
+    <w:p>
+      <w:pPr>
+        <w:spacing w:line="336" w:lineRule="auto" w:after="180"/>
+        <w:shd w:fill="F5F1FB"/>
+      </w:pPr>
+      <w:r>
+        <w:rPr>
+          <w:b w:val="0"/>
+        </w:rPr>
+        <w:t>Predict before checking the worked changed-case result. Name what changed and what the supplied facts allow you to conclude.</w:t>
+      </w:r>
+    </w:p>
+    <w:p>
+      <w:pPr>
+        <w:pStyle w:val="Heading3"/>
+      </w:pPr>
+      <w:r>
+        <w:t>05. Connect the explanation to its limit</w:t>
+      </w:r>
+    </w:p>
+    <w:p>
+      <w:r>
+        <w:drawing>
+          <wp:inline xmlns:a="http://schemas.openxmlformats.org/drawingml/2006/main" xmlns:pic="http://schemas.openxmlformats.org/drawingml/2006/picture">
+            <wp:extent cx="5486400" cy="2834640"/>
+            <wp:docPr id="26" name="Picture 26" descr="Testing if value would wrongly discard zero, which is a real valid count. Python’s isinstance(True,int) is true, so the stated exact-integer contract uses type(value) is int to reject Boolean input. Keep missing, type-invalid and range-invalid reasons separate rather than turning every rejected value into zero. Limit: Type and range checks cannot confirm whether the real shelf count was measured accurately."/>
+            <wp:cNvGraphicFramePr>
+              <a:graphicFrameLocks noChangeAspect="1"/>
+            </wp:cNvGraphicFramePr>
+            <a:graphic>
+              <a:graphicData uri="http://schemas.openxmlformats.org/drawingml/2006/picture">
+                <pic:pic>
+                  <pic:nvPicPr>
+                    <pic:cNvPr id="0" name="academy-story-ai-2-18-05.png"/>
+                    <pic:cNvPicPr/>
+                  </pic:nvPicPr>
+                  <pic:blipFill>
+                    <a:blip r:embed="rId33"/>
+                    <a:stretch>
+                      <a:fillRect/>
+                    </a:stretch>
+                  </pic:blipFill>
+                  <pic:spPr>
+                    <a:xfrm>
+                      <a:off x="0" y="0"/>
+                      <a:ext cx="5486400" cy="2834640"/>
+                    </a:xfrm>
+                    <a:prstGeom prst="rect"/>
+                  </pic:spPr>
+                </pic:pic>
+              </a:graphicData>
+            </a:graphic>
+          </wp:inline>
+        </w:drawing>
+      </w:r>
+    </w:p>
+    <w:p>
+      <w:pPr>
+        <w:spacing w:line="336" w:lineRule="auto" w:after="180"/>
+      </w:pPr>
+      <w:r>
+        <w:rPr>
+          <w:b w:val="0"/>
+        </w:rPr>
+        <w:t xml:space="preserve">Testing if value would wrongly discard zero, which is a real valid count. Python’s isinstance(True,int) is true, so the stated exact-integer contract uses type(value) is int to reject Boolean </w:t>
+      </w:r>
+      <w:r>
+        <w:rPr>
+          <w:b/>
+        </w:rPr>
+        <w:t>input</w:t>
+      </w:r>
+      <w:r>
+        <w:rPr>
+          <w:b w:val="0"/>
+        </w:rPr>
+        <w:t>.</w:t>
+      </w:r>
+    </w:p>
+    <w:p>
+      <w:pPr>
+        <w:spacing w:line="336" w:lineRule="auto" w:after="180"/>
+      </w:pPr>
+      <w:r>
+        <w:rPr>
+          <w:b w:val="0"/>
+        </w:rPr>
+        <w:t>Keep missing, type-invalid and range-invalid reasons separate rather than turning every rejected value into zero. Limit: Type and range checks cannot confirm whether the real shelf count was measured accurately.</w:t>
+      </w:r>
+    </w:p>
+    <w:p>
+      <w:pPr>
+        <w:spacing w:line="336" w:lineRule="auto" w:after="180"/>
+        <w:shd w:fill="F5F1FB"/>
+      </w:pPr>
+      <w:r>
+        <w:rPr>
+          <w:b w:val="0"/>
+        </w:rPr>
+        <w:t>Explain the case, then point to a limit on the claim.</w:t>
+      </w:r>
+    </w:p>
+    <w:p>
+      <w:pPr>
+        <w:pStyle w:val="Heading3"/>
+      </w:pPr>
+      <w:r>
+        <w:t>06. Make the idea visible in your project</w:t>
+      </w:r>
+    </w:p>
+    <w:p>
+      <w:r>
+        <w:drawing>
+          <wp:inline xmlns:a="http://schemas.openxmlformats.org/drawingml/2006/main" xmlns:pic="http://schemas.openxmlformats.org/drawingml/2006/picture">
+            <wp:extent cx="5486400" cy="3380232"/>
+            <wp:docPr id="27" name="Picture 27" descr="Validate recommender stock and numeric features explicitly, recording zero stock as measured zero rather than missing. Draw your input, deciding step, result and limit. Supported question: Why is the Boolean True rejected even though arithmetic can treat it like 1 in Python?"/>
+            <wp:cNvGraphicFramePr>
+              <a:graphicFrameLocks noChangeAspect="1"/>
+            </wp:cNvGraphicFramePr>
+            <a:graphic>
+              <a:graphicData uri="http://schemas.openxmlformats.org/drawingml/2006/picture">
+                <pic:pic>
+                  <pic:nvPicPr>
+                    <pic:cNvPr id="0" name="academy-story-ai-2-18-06.png"/>
+                    <pic:cNvPicPr/>
+                  </pic:nvPicPr>
+                  <pic:blipFill>
+                    <a:blip r:embed="rId34"/>
+                    <a:stretch>
+                      <a:fillRect/>
+                    </a:stretch>
+                  </pic:blipFill>
+                  <pic:spPr>
+                    <a:xfrm>
+                      <a:off x="0" y="0"/>
+                      <a:ext cx="5486400" cy="3380232"/>
+                    </a:xfrm>
+                    <a:prstGeom prst="rect"/>
+                  </pic:spPr>
+                </pic:pic>
+              </a:graphicData>
+            </a:graphic>
+          </wp:inline>
+        </w:drawing>
+      </w:r>
+    </w:p>
+    <w:p>
+      <w:pPr>
+        <w:spacing w:line="336" w:lineRule="auto" w:after="180"/>
+      </w:pPr>
+      <w:r>
+        <w:rPr>
+          <w:b w:val="0"/>
+        </w:rPr>
+        <w:t xml:space="preserve">Validate recommender stock and numeric features explicitly, recording zero stock as measured zero rather than missing. Draw your </w:t>
+      </w:r>
+      <w:r>
+        <w:rPr>
+          <w:b/>
+        </w:rPr>
+        <w:t>input</w:t>
+      </w:r>
+      <w:r>
+        <w:rPr>
+          <w:b w:val="0"/>
+        </w:rPr>
+        <w:t>, deciding step, result and limit.</w:t>
+      </w:r>
+    </w:p>
+    <w:p>
+      <w:pPr>
+        <w:spacing w:line="336" w:lineRule="auto" w:after="180"/>
+      </w:pPr>
+      <w:r>
+        <w:rPr>
+          <w:b w:val="0"/>
+        </w:rPr>
+        <w:t>Supported question: Why is the Boolean True rejected even though arithmetic can treat it like 1 in Python?</w:t>
+      </w:r>
+    </w:p>
+    <w:p>
+      <w:pPr>
+        <w:spacing w:line="336" w:lineRule="auto" w:after="180"/>
+        <w:shd w:fill="F5F1FB"/>
+      </w:pPr>
+      <w:r>
+        <w:rPr>
+          <w:b w:val="0"/>
+        </w:rPr>
+        <w:t xml:space="preserve">Draw your project trace and justify the deciding step using </w:t>
+      </w:r>
+      <w:r>
+        <w:rPr>
+          <w:b/>
+        </w:rPr>
+        <w:t>evidence</w:t>
+      </w:r>
+      <w:r>
+        <w:rPr>
+          <w:b w:val="0"/>
+        </w:rPr>
+        <w:t>.</w:t>
       </w:r>
     </w:p>
     <w:sectPr>

--- a/downloads/student/ai-2-week-18.docx
+++ b/downloads/student/ai-2-week-18.docx
@@ -25,12 +25,17 @@
         <w:pStyle w:val="Heading1"/>
       </w:pPr>
       <w:r>
-        <w:t>Before you start</w:t>
-      </w:r>
-    </w:p>
-    <w:p>
-      <w:r>
-        <w:t>Week 10: missing information cannot automatically satisfy a condition.</w:t>
+        <w:t>Read the contract. Keep zero. Preserve unknowns and reasons.</w:t>
+      </w:r>
+    </w:p>
+    <w:p>
+      <w:r>
+        <w:t>Validate missing, typed and bounded values without inventing measurements or hiding excluded cases.</w:t>
+      </w:r>
+    </w:p>
+    <w:p>
+      <w:r>
+        <w:t>Duration filter → separate stock contract → expanded reason audit → independent new bounds.</w:t>
       </w:r>
     </w:p>
     <w:p>
@@ -38,20 +43,20 @@
         <w:pStyle w:val="Heading1"/>
       </w:pPr>
       <w:r>
-        <w:t>01. Your mission</w:t>
-      </w:r>
-    </w:p>
-    <w:p>
-      <w:r>
-        <w:t>Start with the target: Detect absent and unusable values. Try the recall before opening notes.</w:t>
-      </w:r>
-    </w:p>
-    <w:p>
-      <w:pPr>
-        <w:pStyle w:val="Heading3"/>
-      </w:pPr>
-      <w:r>
-        <w:t>Your learning target</w:t>
+        <w:t>01. How can zero be valid while a missing value is not?</w:t>
+      </w:r>
+    </w:p>
+    <w:p>
+      <w:r>
+        <w:t>Use the written type and range rules instead of a truthiness shortcut.</w:t>
+      </w:r>
+    </w:p>
+    <w:p>
+      <w:pPr>
+        <w:pStyle w:val="Heading2"/>
+      </w:pPr>
+      <w:r>
+        <w:t>Your learning goals</w:t>
       </w:r>
     </w:p>
     <w:p>
@@ -89,10 +94,34 @@
     </w:p>
     <w:p>
       <w:pPr>
-        <w:pStyle w:val="Heading3"/>
-      </w:pPr>
-      <w:r>
-        <w:t>Remember before reading</w:t>
+        <w:pStyle w:val="Heading2"/>
+      </w:pPr>
+      <w:r>
+        <w:t>Recall text versus integer</w:t>
+      </w:r>
+    </w:p>
+    <w:p>
+      <w:pPr>
+        <w:pStyle w:val="ListBullet"/>
+      </w:pPr>
+      <w:r>
+        <w:t>Close your notes first. A rough first answer helps us choose the right starting point; it is not a score for your ability.</w:t>
+      </w:r>
+    </w:p>
+    <w:p>
+      <w:pPr>
+        <w:pStyle w:val="ListBullet"/>
+      </w:pPr>
+      <w:r>
+        <w:t>Is the text "12" the same type as the integer 12?</w:t>
+      </w:r>
+    </w:p>
+    <w:p>
+      <w:pPr>
+        <w:pStyle w:val="Heading2"/>
+      </w:pPr>
+      <w:r>
+        <w:t>Your end goal</w:t>
       </w:r>
     </w:p>
     <w:p>
@@ -103,7 +132,43 @@
         <w:rPr>
           <w:b w:val="0"/>
         </w:rPr>
-        <w:t>Close your notes first. A rough first answer helps us choose the right starting point; it is not a score for your ability.</w:t>
+        <w:t xml:space="preserve">By the end, I can validate </w:t>
+      </w:r>
+      <w:r>
+        <w:rPr>
+          <w:b/>
+        </w:rPr>
+        <w:t>missing value</w:t>
+      </w:r>
+      <w:r>
+        <w:rPr>
+          <w:b w:val="0"/>
+        </w:rPr>
+        <w:t>s without confusing zero with absent data.</w:t>
+      </w:r>
+    </w:p>
+    <w:p>
+      <w:pPr>
+        <w:pStyle w:val="Heading2"/>
+      </w:pPr>
+      <w:r>
+        <w:t>Earlier wording, alternatives and picture transcripts · reference / check after trying</w:t>
+      </w:r>
+    </w:p>
+    <w:p>
+      <w:pPr>
+        <w:pStyle w:val="Heading3"/>
+      </w:pPr>
+      <w:r>
+        <w:t>Your learning target</w:t>
+      </w:r>
+    </w:p>
+    <w:p>
+      <w:pPr>
+        <w:pStyle w:val="Heading3"/>
+      </w:pPr>
+      <w:r>
+        <w:t>Remember before reading</w:t>
       </w:r>
     </w:p>
     <w:p>
@@ -232,7 +297,7 @@
       </w:pPr>
       <w:r>
         <w:rPr>
-          <w:b/>
+          <w:b w:val="0"/>
         </w:rPr>
         <w:t>THINKER MISSION</w:t>
       </w:r>
@@ -326,22 +391,42 @@
     </w:p>
     <w:p>
       <w:pPr>
+        <w:pStyle w:val="Heading3"/>
+      </w:pPr>
+      <w:r>
+        <w:t>This week’s end goal</w:t>
+      </w:r>
+    </w:p>
+    <w:p>
+      <w:pPr>
+        <w:pStyle w:val="Heading1"/>
+      </w:pPr>
+      <w:r>
+        <w:t>02. State the duration contract before filtering</w:t>
+      </w:r>
+    </w:p>
+    <w:p>
+      <w:r>
+        <w:t>Keep recorded zero, absent values and invalid values distinct.</w:t>
+      </w:r>
+    </w:p>
+    <w:p>
+      <w:pPr>
+        <w:pStyle w:val="Heading2"/>
+      </w:pPr>
+      <w:r>
+        <w:t>The activity-log problem</w:t>
+      </w:r>
+    </w:p>
+    <w:p>
+      <w:pPr>
         <w:spacing w:line="336" w:lineRule="auto" w:after="180"/>
-        <w:shd w:fill="F5F1FB"/>
       </w:pPr>
       <w:r>
         <w:rPr>
           <w:b w:val="0"/>
         </w:rPr>
-        <w:t>Is the text "12" the same type as the integer 12?</w:t>
-      </w:r>
-    </w:p>
-    <w:p>
-      <w:pPr>
-        <w:pStyle w:val="Heading3"/>
-      </w:pPr>
-      <w:r>
-        <w:t>This week’s end goal</w:t>
+        <w:t>A fictional activity log contains an absent duration, a recorded zero and an out-of-range value. Our schema accepts exact integer minutes from 0 through 60.</w:t>
       </w:r>
     </w:p>
     <w:p>
@@ -352,32 +437,34 @@
         <w:rPr>
           <w:b w:val="0"/>
         </w:rPr>
-        <w:t xml:space="preserve">By the end, I can validate </w:t>
-      </w:r>
-      <w:r>
-        <w:rPr>
-          <w:b/>
-        </w:rPr>
-        <w:t>missing value</w:t>
-      </w:r>
+        <w:t>Keep rejected records visible for review instead of replacing their values with guesses.</w:t>
+      </w:r>
+    </w:p>
+    <w:p>
+      <w:pPr>
+        <w:pStyle w:val="Heading2"/>
+      </w:pPr>
+      <w:r>
+        <w:t>Row meaning, units and review scope</w:t>
+      </w:r>
+    </w:p>
+    <w:p>
+      <w:pPr>
+        <w:spacing w:line="336" w:lineRule="auto" w:after="180"/>
+      </w:pPr>
       <w:r>
         <w:rPr>
           <w:b w:val="0"/>
         </w:rPr>
-        <w:t>s without confusing zero with absent data.</w:t>
-      </w:r>
-    </w:p>
-    <w:p>
-      <w:pPr>
-        <w:pStyle w:val="Heading1"/>
-      </w:pPr>
-      <w:r>
-        <w:t>02. Notice the evidence</w:t>
-      </w:r>
-    </w:p>
-    <w:p>
-      <w:r>
-        <w:t>Investigate the supplied Missing Data case. Separate observations, given facts and assumptions before choosing an explanation.</w:t>
+        <w:t>Each duration row is one fictional activity session. This contract checks only the minutes field: an exact integer 0–60 inclusive. A missing field or explicit None means unknown here. A type or range rejection means this version cannot use the record for its numeric summary; preserve the row for review. Acceptance does not prove that the measurement is true.</w:t>
+      </w:r>
+    </w:p>
+    <w:p>
+      <w:pPr>
+        <w:pStyle w:val="Heading2"/>
+      </w:pPr>
+      <w:r>
+        <w:t>Earlier wording, alternatives and picture transcripts · reference / check after trying</w:t>
       </w:r>
     </w:p>
     <w:p>
@@ -386,7 +473,7 @@
       </w:pPr>
       <w:r>
         <w:rPr>
-          <w:b/>
+          <w:b w:val="0"/>
         </w:rPr>
         <w:t>PICTURE STORY</w:t>
       </w:r>
@@ -463,16 +550,7 @@
     </w:p>
     <w:p>
       <w:pPr>
-        <w:pStyle w:val="Heading3"/>
-      </w:pPr>
-      <w:r>
-        <w:t>Start with this puzzle</w:t>
-      </w:r>
-    </w:p>
-    <w:p>
-      <w:pPr>
         <w:spacing w:line="336" w:lineRule="auto" w:after="180"/>
-        <w:shd w:fill="F1F6FC"/>
       </w:pPr>
       <w:r>
         <w:rPr>
@@ -484,7 +562,6 @@
     <w:p>
       <w:pPr>
         <w:spacing w:line="336" w:lineRule="auto" w:after="180"/>
-        <w:shd w:fill="F5F1FB"/>
       </w:pPr>
       <w:r>
         <w:rPr>
@@ -639,282 +716,23 @@
     </w:p>
     <w:p>
       <w:pPr>
-        <w:spacing w:line="336" w:lineRule="auto" w:after="180"/>
-      </w:pPr>
-      <w:r>
-        <w:rPr>
-          <w:b w:val="0"/>
-        </w:rPr>
-        <w:t>A fictional activity log contains an absent duration, a recorded zero and an out-of-range value. Our schema accepts exact integer minutes from 0 through 60.</w:t>
-      </w:r>
-    </w:p>
-    <w:p>
-      <w:pPr>
-        <w:spacing w:line="336" w:lineRule="auto" w:after="180"/>
-      </w:pPr>
-      <w:r>
-        <w:rPr>
-          <w:b w:val="0"/>
-        </w:rPr>
-        <w:t>Keep rejected records visible for review instead of replacing their values with guesses.</w:t>
-      </w:r>
-    </w:p>
-    <w:p>
-      <w:pPr>
         <w:pStyle w:val="Heading1"/>
       </w:pPr>
       <w:r>
-        <w:t>03. See how it works</w:t>
-      </w:r>
-    </w:p>
-    <w:p>
-      <w:r>
-        <w:t>Follow the mechanism for Missing Data. Connect each labelled input, deciding step and result.</w:t>
-      </w:r>
-    </w:p>
-    <w:p>
-      <w:pPr>
-        <w:spacing w:line="336" w:lineRule="auto" w:after="180"/>
-      </w:pPr>
-      <w:r>
-        <w:rPr>
-          <w:b/>
-        </w:rPr>
-        <w:t xml:space="preserve">VISUAL </w:t>
-      </w:r>
-      <w:r>
-        <w:rPr>
-          <w:b/>
-        </w:rPr>
-        <w:t>MECHANISM</w:t>
-      </w:r>
-    </w:p>
-    <w:p>
-      <w:pPr>
-        <w:spacing w:line="336" w:lineRule="auto" w:after="180"/>
-      </w:pPr>
-      <w:r>
-        <w:rPr>
-          <w:b/>
-        </w:rPr>
-        <w:t>Input</w:t>
-      </w:r>
-      <w:r>
-        <w:rPr>
-          <w:b w:val="0"/>
-        </w:rPr>
-        <w:t xml:space="preserve"> → </w:t>
-      </w:r>
-      <w:r>
-        <w:rPr>
-          <w:b/>
-        </w:rPr>
-        <w:t>Process</w:t>
-      </w:r>
-      <w:r>
-        <w:rPr>
-          <w:b w:val="0"/>
-        </w:rPr>
-        <w:t xml:space="preserve"> → </w:t>
-      </w:r>
-      <w:r>
-        <w:rPr>
-          <w:b/>
-        </w:rPr>
-        <w:t>Output</w:t>
-      </w:r>
-    </w:p>
-    <w:p>
-      <w:pPr>
-        <w:spacing w:line="336" w:lineRule="auto" w:after="180"/>
-      </w:pPr>
-      <w:r>
-        <w:rPr>
-          <w:b w:val="0"/>
-        </w:rPr>
-        <w:t>Trace the information. At each stage, ask what changed and how you could test it.</w:t>
-      </w:r>
-    </w:p>
-    <w:p>
-      <w:r>
-        <w:drawing>
-          <wp:inline xmlns:a="http://schemas.openxmlformats.org/drawingml/2006/main" xmlns:pic="http://schemas.openxmlformats.org/drawingml/2006/picture">
-            <wp:extent cx="5486400" cy="3145536"/>
-            <wp:docPr id="3" name="Picture 3" descr="INPUT stage for Missing Data"/>
-            <wp:cNvGraphicFramePr>
-              <a:graphicFrameLocks noChangeAspect="1"/>
-            </wp:cNvGraphicFramePr>
-            <a:graphic>
-              <a:graphicData uri="http://schemas.openxmlformats.org/drawingml/2006/picture">
-                <pic:pic>
-                  <pic:nvPicPr>
-                    <pic:cNvPr id="0" name="a2d907a1849e28a93413f4f60161b5037435afb75da464bf0d98539977291c99.png"/>
-                    <pic:cNvPicPr/>
-                  </pic:nvPicPr>
-                  <pic:blipFill>
-                    <a:blip r:embed="rId10"/>
-                    <a:stretch>
-                      <a:fillRect/>
-                    </a:stretch>
-                  </pic:blipFill>
-                  <pic:spPr>
-                    <a:xfrm>
-                      <a:off x="0" y="0"/>
-                      <a:ext cx="5486400" cy="3145536"/>
-                    </a:xfrm>
-                    <a:prstGeom prst="rect"/>
-                  </pic:spPr>
-                </pic:pic>
-              </a:graphicData>
-            </a:graphic>
-          </wp:inline>
-        </w:drawing>
-      </w:r>
-    </w:p>
-    <w:p>
-      <w:pPr>
-        <w:spacing w:line="336" w:lineRule="auto" w:after="180"/>
-      </w:pPr>
-      <w:r>
-        <w:rPr>
-          <w:b w:val="0"/>
-        </w:rPr>
-        <w:t>↓</w:t>
-      </w:r>
-    </w:p>
-    <w:p>
-      <w:r>
-        <w:drawing>
-          <wp:inline xmlns:a="http://schemas.openxmlformats.org/drawingml/2006/main" xmlns:pic="http://schemas.openxmlformats.org/drawingml/2006/picture">
-            <wp:extent cx="5486400" cy="3145536"/>
-            <wp:docPr id="4" name="Picture 4" descr="PROCESS stage for Missing Data"/>
-            <wp:cNvGraphicFramePr>
-              <a:graphicFrameLocks noChangeAspect="1"/>
-            </wp:cNvGraphicFramePr>
-            <a:graphic>
-              <a:graphicData uri="http://schemas.openxmlformats.org/drawingml/2006/picture">
-                <pic:pic>
-                  <pic:nvPicPr>
-                    <pic:cNvPr id="0" name="68a033d39ce9f5b72654cbced7ccdd0358ac8883ec42a05eeb50176e07b265fc.png"/>
-                    <pic:cNvPicPr/>
-                  </pic:nvPicPr>
-                  <pic:blipFill>
-                    <a:blip r:embed="rId11"/>
-                    <a:stretch>
-                      <a:fillRect/>
-                    </a:stretch>
-                  </pic:blipFill>
-                  <pic:spPr>
-                    <a:xfrm>
-                      <a:off x="0" y="0"/>
-                      <a:ext cx="5486400" cy="3145536"/>
-                    </a:xfrm>
-                    <a:prstGeom prst="rect"/>
-                  </pic:spPr>
-                </pic:pic>
-              </a:graphicData>
-            </a:graphic>
-          </wp:inline>
-        </w:drawing>
-      </w:r>
-    </w:p>
-    <w:p>
-      <w:pPr>
-        <w:spacing w:line="336" w:lineRule="auto" w:after="180"/>
-      </w:pPr>
-      <w:r>
-        <w:rPr>
-          <w:b w:val="0"/>
-        </w:rPr>
-        <w:t>↓</w:t>
-      </w:r>
-    </w:p>
-    <w:p>
-      <w:r>
-        <w:drawing>
-          <wp:inline xmlns:a="http://schemas.openxmlformats.org/drawingml/2006/main" xmlns:pic="http://schemas.openxmlformats.org/drawingml/2006/picture">
-            <wp:extent cx="5486400" cy="3145536"/>
-            <wp:docPr id="5" name="Picture 5" descr="OUTPUT stage for Missing Data"/>
-            <wp:cNvGraphicFramePr>
-              <a:graphicFrameLocks noChangeAspect="1"/>
-            </wp:cNvGraphicFramePr>
-            <a:graphic>
-              <a:graphicData uri="http://schemas.openxmlformats.org/drawingml/2006/picture">
-                <pic:pic>
-                  <pic:nvPicPr>
-                    <pic:cNvPr id="0" name="5bcb89dd8b0e86d8bf6b637f393c54e9018f5ad4125506eec473b56cec9b495d.png"/>
-                    <pic:cNvPicPr/>
-                  </pic:nvPicPr>
-                  <pic:blipFill>
-                    <a:blip r:embed="rId12"/>
-                    <a:stretch>
-                      <a:fillRect/>
-                    </a:stretch>
-                  </pic:blipFill>
-                  <pic:spPr>
-                    <a:xfrm>
-                      <a:off x="0" y="0"/>
-                      <a:ext cx="5486400" cy="3145536"/>
-                    </a:xfrm>
-                    <a:prstGeom prst="rect"/>
-                  </pic:spPr>
-                </pic:pic>
-              </a:graphicData>
-            </a:graphic>
-          </wp:inline>
-        </w:drawing>
-      </w:r>
-    </w:p>
-    <w:p>
-      <w:pPr>
-        <w:spacing w:line="336" w:lineRule="auto" w:after="180"/>
-      </w:pPr>
-      <w:r>
-        <w:rPr>
-          <w:b w:val="0"/>
-        </w:rPr>
-        <w:t>Which stage could fail even when the other two are correct? Explain:</w:t>
-      </w:r>
-    </w:p>
-    <w:p>
-      <w:pPr>
-        <w:pStyle w:val="Heading3"/>
-      </w:pPr>
-      <w:r>
-        <w:t>Write or draw your reasoning and evidence.</w:t>
-      </w:r>
-    </w:p>
-    <w:p>
-      <w:r>
-        <w:t>________________________________________________________________</w:t>
-      </w:r>
-    </w:p>
-    <w:p>
-      <w:r>
-        <w:t>________________________________________________________________</w:t>
-      </w:r>
-    </w:p>
-    <w:p>
-      <w:r>
-        <w:t>________________________________________________________________</w:t>
-      </w:r>
-    </w:p>
-    <w:p>
-      <w:r>
-        <w:t>________________________________________________________________</w:t>
-      </w:r>
-    </w:p>
-    <w:p>
-      <w:r>
-        <w:t>________________________________________________________________</w:t>
-      </w:r>
-    </w:p>
-    <w:p>
-      <w:pPr>
-        <w:pStyle w:val="Heading3"/>
-      </w:pPr>
-      <w:r>
-        <w:t>A closer explanation</w:t>
+        <w:t>03. Trace the complete five-record filter</w:t>
+      </w:r>
+    </w:p>
+    <w:p>
+      <w:r>
+        <w:t>Keep source order, accepted values and rejected count visible.</w:t>
+      </w:r>
+    </w:p>
+    <w:p>
+      <w:pPr>
+        <w:pStyle w:val="Heading2"/>
+      </w:pPr>
+      <w:r>
+        <w:t>Predict and run the supplied script</w:t>
       </w:r>
     </w:p>
     <w:p>
@@ -946,6 +764,55 @@
         <w:t>print(accepted)</w:t>
         <w:br/>
         <w:t>print(rejected)</w:t>
+      </w:r>
+    </w:p>
+    <w:p>
+      <w:pPr>
+        <w:pStyle w:val="Heading2"/>
+      </w:pPr>
+      <w:r>
+        <w:t>Explain get, append and the type-first condition</w:t>
+      </w:r>
+    </w:p>
+    <w:p>
+      <w:pPr>
+        <w:spacing w:line="336" w:lineRule="auto" w:after="180"/>
+      </w:pPr>
+      <w:r>
+        <w:rPr>
+          <w:b w:val="0"/>
+        </w:rPr>
+        <w:t>get reads the minutes field without raising an error when the key is absent. The word and short-circuits: Python checks the exact type first and only tests the numeric bounds if that check succeeds. Thus None and text never reach a numeric comparison. type(value) is int also rejects Boolean True and False; arithmetic compatibility is not the same as this declared input contract.</w:t>
+      </w:r>
+    </w:p>
+    <w:p>
+      <w:pPr>
+        <w:spacing w:line="336" w:lineRule="auto" w:after="180"/>
+      </w:pPr>
+      <w:r>
+        <w:rPr>
+          <w:b w:val="0"/>
+        </w:rPr>
+        <w:t>dict.get returns None when this key is absent. An explicit None also represents unknown in this dataset. append adds an item to the end of a list. The script prints [0, 12] and then 3.</w:t>
+      </w:r>
+    </w:p>
+    <w:p>
+      <w:pPr>
+        <w:spacing w:line="336" w:lineRule="auto" w:after="180"/>
+      </w:pPr>
+      <w:r>
+        <w:rPr>
+          <w:b w:val="0"/>
+        </w:rPr>
+        <w:t>The exact type check prevents comparing None or text with the numeric range.</w:t>
+      </w:r>
+    </w:p>
+    <w:p>
+      <w:pPr>
+        <w:pStyle w:val="Heading2"/>
+      </w:pPr>
+      <w:r>
+        <w:t>Match each raw value to the contract</w:t>
       </w:r>
     </w:p>
     <w:p>
@@ -1112,36 +979,6 @@
         <w:rPr>
           <w:b w:val="0"/>
         </w:rPr>
-        <w:t>dict.get returns None when this key is absent. An explicit None also represents unknown in this dataset. append adds an item to the end of a list. The script prints [0, 12] and then 3.</w:t>
-      </w:r>
-    </w:p>
-    <w:p>
-      <w:pPr>
-        <w:spacing w:line="336" w:lineRule="auto" w:after="180"/>
-      </w:pPr>
-      <w:r>
-        <w:rPr>
-          <w:b w:val="0"/>
-        </w:rPr>
-        <w:t>The exact type check prevents comparing None or text with the numeric range.</w:t>
-      </w:r>
-    </w:p>
-    <w:p>
-      <w:pPr>
-        <w:pStyle w:val="Heading3"/>
-      </w:pPr>
-      <w:r>
-        <w:t>Keep zero separate from unknown</w:t>
-      </w:r>
-    </w:p>
-    <w:p>
-      <w:pPr>
-        <w:spacing w:line="336" w:lineRule="auto" w:after="180"/>
-      </w:pPr>
-      <w:r>
-        <w:rPr>
-          <w:b w:val="0"/>
-        </w:rPr>
         <w:t>A recorded 0 says the measured duration was zero. A missing field says we do not have the duration. They are different statements. Trace each record with three columns: raw value, decision and reason.</w:t>
       </w:r>
     </w:p>
@@ -1170,10 +1007,26 @@
     </w:p>
     <w:p>
       <w:pPr>
-        <w:pStyle w:val="Heading3"/>
-      </w:pPr>
-      <w:r>
-        <w:t>Connect the picture and the explanation</w:t>
+        <w:pStyle w:val="Heading2"/>
+      </w:pPr>
+      <w:r>
+        <w:t>Point to the deciding check</w:t>
+      </w:r>
+    </w:p>
+    <w:p>
+      <w:pPr>
+        <w:pStyle w:val="ListBullet"/>
+      </w:pPr>
+      <w:r>
+        <w:t>Point to the input, the deciding step and the result in this week’s visual. Explain the same step in ordinary words. A picture helps when you can say what each part represents.</w:t>
+      </w:r>
+    </w:p>
+    <w:p>
+      <w:pPr>
+        <w:pStyle w:val="Heading2"/>
+      </w:pPr>
+      <w:r>
+        <w:t>Earlier wording, alternatives and picture transcripts · reference / check after trying</w:t>
       </w:r>
     </w:p>
     <w:p>
@@ -1184,52 +1037,48 @@
         <w:rPr>
           <w:b w:val="0"/>
         </w:rPr>
-        <w:t xml:space="preserve">Point to the </w:t>
+        <w:t xml:space="preserve">VISUAL </w:t>
       </w:r>
       <w:r>
         <w:rPr>
           <w:b/>
         </w:rPr>
-        <w:t>input</w:t>
+        <w:t>MECHANISM</w:t>
+      </w:r>
+    </w:p>
+    <w:p>
+      <w:pPr>
+        <w:spacing w:line="336" w:lineRule="auto" w:after="180"/>
+      </w:pPr>
+      <w:r>
+        <w:rPr>
+          <w:b/>
+        </w:rPr>
+        <w:t>Input</w:t>
       </w:r>
       <w:r>
         <w:rPr>
           <w:b w:val="0"/>
         </w:rPr>
-        <w:t>, the deciding step and the result in this week’s visual. Explain the same step in ordinary words. A picture helps when you can say what each part represents.</w:t>
-      </w:r>
-    </w:p>
-    <w:p>
-      <w:pPr>
-        <w:pStyle w:val="Heading1"/>
-      </w:pPr>
-      <w:r>
-        <w:t>04. Compare the cases</w:t>
-      </w:r>
-    </w:p>
-    <w:p>
-      <w:r>
-        <w:t>Compare the supplied cases for Missing Data. Identify the detail that changes the conclusion.</w:t>
-      </w:r>
-    </w:p>
-    <w:p>
-      <w:pPr>
-        <w:pStyle w:val="Heading3"/>
-      </w:pPr>
-      <w:r>
-        <w:t>The case to investigate</w:t>
-      </w:r>
-    </w:p>
-    <w:p>
-      <w:pPr>
-        <w:spacing w:line="336" w:lineRule="auto" w:after="180"/>
-        <w:shd w:fill="F1F6FC"/>
-      </w:pPr>
+        <w:t xml:space="preserve"> → </w:t>
+      </w:r>
+      <w:r>
+        <w:rPr>
+          <w:b/>
+        </w:rPr>
+        <w:t>Process</w:t>
+      </w:r>
       <w:r>
         <w:rPr>
           <w:b w:val="0"/>
         </w:rPr>
-        <w:t>CASE GALLERY</w:t>
+        <w:t xml:space="preserve"> → </w:t>
+      </w:r>
+      <w:r>
+        <w:rPr>
+          <w:b/>
+        </w:rPr>
+        <w:t>Output</w:t>
       </w:r>
     </w:p>
     <w:p>
@@ -1240,13 +1089,43 @@
         <w:rPr>
           <w:b w:val="0"/>
         </w:rPr>
-        <w:t xml:space="preserve">Four Tests, Four Kinds of </w:t>
-      </w:r>
-      <w:r>
-        <w:rPr>
-          <w:b/>
-        </w:rPr>
-        <w:t>Evidence</w:t>
+        <w:t>Trace the information. At each stage, ask what changed and how you could test it.</w:t>
+      </w:r>
+    </w:p>
+    <w:p>
+      <w:r>
+        <w:drawing>
+          <wp:inline xmlns:a="http://schemas.openxmlformats.org/drawingml/2006/main" xmlns:pic="http://schemas.openxmlformats.org/drawingml/2006/picture">
+            <wp:extent cx="5486400" cy="3145536"/>
+            <wp:docPr id="3" name="Picture 3" descr="INPUT stage for Missing Data"/>
+            <wp:cNvGraphicFramePr>
+              <a:graphicFrameLocks noChangeAspect="1"/>
+            </wp:cNvGraphicFramePr>
+            <a:graphic>
+              <a:graphicData uri="http://schemas.openxmlformats.org/drawingml/2006/picture">
+                <pic:pic>
+                  <pic:nvPicPr>
+                    <pic:cNvPr id="0" name="a2d907a1849e28a93413f4f60161b5037435afb75da464bf0d98539977291c99.png"/>
+                    <pic:cNvPicPr/>
+                  </pic:nvPicPr>
+                  <pic:blipFill>
+                    <a:blip r:embed="rId10"/>
+                    <a:stretch>
+                      <a:fillRect/>
+                    </a:stretch>
+                  </pic:blipFill>
+                  <pic:spPr>
+                    <a:xfrm>
+                      <a:off x="0" y="0"/>
+                      <a:ext cx="5486400" cy="3145536"/>
+                    </a:xfrm>
+                    <a:prstGeom prst="rect"/>
+                  </pic:spPr>
+                </pic:pic>
+              </a:graphicData>
+            </a:graphic>
+          </wp:inline>
+        </w:drawing>
       </w:r>
     </w:p>
     <w:p>
@@ -1257,7 +1136,179 @@
         <w:rPr>
           <w:b w:val="0"/>
         </w:rPr>
-        <w:t>A system is not understood until it survives more than one comfortable example.</w:t>
+        <w:t>↓</w:t>
+      </w:r>
+    </w:p>
+    <w:p>
+      <w:r>
+        <w:drawing>
+          <wp:inline xmlns:a="http://schemas.openxmlformats.org/drawingml/2006/main" xmlns:pic="http://schemas.openxmlformats.org/drawingml/2006/picture">
+            <wp:extent cx="5486400" cy="3145536"/>
+            <wp:docPr id="4" name="Picture 4" descr="PROCESS stage for Missing Data"/>
+            <wp:cNvGraphicFramePr>
+              <a:graphicFrameLocks noChangeAspect="1"/>
+            </wp:cNvGraphicFramePr>
+            <a:graphic>
+              <a:graphicData uri="http://schemas.openxmlformats.org/drawingml/2006/picture">
+                <pic:pic>
+                  <pic:nvPicPr>
+                    <pic:cNvPr id="0" name="68a033d39ce9f5b72654cbced7ccdd0358ac8883ec42a05eeb50176e07b265fc.png"/>
+                    <pic:cNvPicPr/>
+                  </pic:nvPicPr>
+                  <pic:blipFill>
+                    <a:blip r:embed="rId11"/>
+                    <a:stretch>
+                      <a:fillRect/>
+                    </a:stretch>
+                  </pic:blipFill>
+                  <pic:spPr>
+                    <a:xfrm>
+                      <a:off x="0" y="0"/>
+                      <a:ext cx="5486400" cy="3145536"/>
+                    </a:xfrm>
+                    <a:prstGeom prst="rect"/>
+                  </pic:spPr>
+                </pic:pic>
+              </a:graphicData>
+            </a:graphic>
+          </wp:inline>
+        </w:drawing>
+      </w:r>
+    </w:p>
+    <w:p>
+      <w:pPr>
+        <w:spacing w:line="336" w:lineRule="auto" w:after="180"/>
+      </w:pPr>
+      <w:r>
+        <w:rPr>
+          <w:b w:val="0"/>
+        </w:rPr>
+        <w:t>↓</w:t>
+      </w:r>
+    </w:p>
+    <w:p>
+      <w:r>
+        <w:drawing>
+          <wp:inline xmlns:a="http://schemas.openxmlformats.org/drawingml/2006/main" xmlns:pic="http://schemas.openxmlformats.org/drawingml/2006/picture">
+            <wp:extent cx="5486400" cy="3145536"/>
+            <wp:docPr id="5" name="Picture 5" descr="OUTPUT stage for Missing Data"/>
+            <wp:cNvGraphicFramePr>
+              <a:graphicFrameLocks noChangeAspect="1"/>
+            </wp:cNvGraphicFramePr>
+            <a:graphic>
+              <a:graphicData uri="http://schemas.openxmlformats.org/drawingml/2006/picture">
+                <pic:pic>
+                  <pic:nvPicPr>
+                    <pic:cNvPr id="0" name="5bcb89dd8b0e86d8bf6b637f393c54e9018f5ad4125506eec473b56cec9b495d.png"/>
+                    <pic:cNvPicPr/>
+                  </pic:nvPicPr>
+                  <pic:blipFill>
+                    <a:blip r:embed="rId12"/>
+                    <a:stretch>
+                      <a:fillRect/>
+                    </a:stretch>
+                  </pic:blipFill>
+                  <pic:spPr>
+                    <a:xfrm>
+                      <a:off x="0" y="0"/>
+                      <a:ext cx="5486400" cy="3145536"/>
+                    </a:xfrm>
+                    <a:prstGeom prst="rect"/>
+                  </pic:spPr>
+                </pic:pic>
+              </a:graphicData>
+            </a:graphic>
+          </wp:inline>
+        </w:drawing>
+      </w:r>
+    </w:p>
+    <w:p>
+      <w:pPr>
+        <w:spacing w:line="336" w:lineRule="auto" w:after="180"/>
+      </w:pPr>
+      <w:r>
+        <w:rPr>
+          <w:b w:val="0"/>
+        </w:rPr>
+        <w:t>Which stage could fail even when the other two are correct? Explain:</w:t>
+      </w:r>
+    </w:p>
+    <w:p>
+      <w:pPr>
+        <w:pStyle w:val="Heading3"/>
+      </w:pPr>
+      <w:r>
+        <w:t>Write or draw your reasoning and evidence.</w:t>
+      </w:r>
+    </w:p>
+    <w:p>
+      <w:r>
+        <w:t>________________________________________________________________</w:t>
+      </w:r>
+    </w:p>
+    <w:p>
+      <w:r>
+        <w:t>________________________________________________________________</w:t>
+      </w:r>
+    </w:p>
+    <w:p>
+      <w:r>
+        <w:t>________________________________________________________________</w:t>
+      </w:r>
+    </w:p>
+    <w:p>
+      <w:r>
+        <w:t>________________________________________________________________</w:t>
+      </w:r>
+    </w:p>
+    <w:p>
+      <w:r>
+        <w:t>________________________________________________________________</w:t>
+      </w:r>
+    </w:p>
+    <w:p>
+      <w:pPr>
+        <w:pStyle w:val="Heading3"/>
+      </w:pPr>
+      <w:r>
+        <w:t>A closer explanation</w:t>
+      </w:r>
+    </w:p>
+    <w:p>
+      <w:pPr>
+        <w:pStyle w:val="Heading3"/>
+      </w:pPr>
+      <w:r>
+        <w:t>Keep zero separate from unknown</w:t>
+      </w:r>
+    </w:p>
+    <w:p>
+      <w:pPr>
+        <w:pStyle w:val="Heading3"/>
+      </w:pPr>
+      <w:r>
+        <w:t>Connect the picture and the explanation</w:t>
+      </w:r>
+    </w:p>
+    <w:p>
+      <w:pPr>
+        <w:pStyle w:val="Heading1"/>
+      </w:pPr>
+      <w:r>
+        <w:t>04. Compare a valid boundary with an unknown value</w:t>
+      </w:r>
+    </w:p>
+    <w:p>
+      <w:r>
+        <w:t>Do not turn a rejected record into a guessed zero.</w:t>
+      </w:r>
+    </w:p>
+    <w:p>
+      <w:pPr>
+        <w:pStyle w:val="Heading2"/>
+      </w:pPr>
+      <w:r>
+        <w:t>Four pictures with a purpose</w:t>
       </w:r>
     </w:p>
     <w:p>
@@ -1298,6 +1349,11 @@
     </w:p>
     <w:p>
       <w:r>
+        <w:t>Normal case: predict the result and deciding evidence.</w:t>
+      </w:r>
+    </w:p>
+    <w:p>
+      <w:r>
         <w:drawing>
           <wp:inline xmlns:a="http://schemas.openxmlformats.org/drawingml/2006/main" xmlns:pic="http://schemas.openxmlformats.org/drawingml/2006/picture">
             <wp:extent cx="5486400" cy="3200400"/>
@@ -1333,47 +1389,8 @@
       </w:r>
     </w:p>
     <w:p>
-      <w:pPr>
-        <w:pStyle w:val="Heading3"/>
-      </w:pPr>
-      <w:r>
-        <w:t>The normal case</w:t>
-      </w:r>
-    </w:p>
-    <w:p>
-      <w:pPr>
-        <w:spacing w:line="336" w:lineRule="auto" w:after="180"/>
-        <w:shd w:fill="F1F6FC"/>
-      </w:pPr>
-      <w:r>
-        <w:rPr>
-          <w:b w:val="0"/>
-        </w:rPr>
-        <w:t xml:space="preserve">NORMAL CASE: predict and name </w:t>
-      </w:r>
-      <w:r>
-        <w:rPr>
-          <w:b/>
-        </w:rPr>
-        <w:t>evidence</w:t>
-      </w:r>
-      <w:r>
-        <w:rPr>
-          <w:b w:val="0"/>
-        </w:rPr>
-        <w:t xml:space="preserve">.     BOUNDARY CASE: predict and name </w:t>
-      </w:r>
-      <w:r>
-        <w:rPr>
-          <w:b/>
-        </w:rPr>
-        <w:t>evidence</w:t>
-      </w:r>
-      <w:r>
-        <w:rPr>
-          <w:b w:val="0"/>
-        </w:rPr>
-        <w:t>.</w:t>
+      <w:r>
+        <w:t>Boundary case: identify the exact limit.</w:t>
       </w:r>
     </w:p>
     <w:p>
@@ -1414,6 +1431,11 @@
     </w:p>
     <w:p>
       <w:r>
+        <w:t>Missing information: name what must be clarified.</w:t>
+      </w:r>
+    </w:p>
+    <w:p>
+      <w:r>
         <w:drawing>
           <wp:inline xmlns:a="http://schemas.openxmlformats.org/drawingml/2006/main" xmlns:pic="http://schemas.openxmlformats.org/drawingml/2006/picture">
             <wp:extent cx="5486400" cy="3200400"/>
@@ -1449,134 +1471,86 @@
       </w:r>
     </w:p>
     <w:p>
+      <w:r>
+        <w:t>Transfer case: explain which procedure still applies.</w:t>
+      </w:r>
+    </w:p>
+    <w:p>
+      <w:pPr>
+        <w:pStyle w:val="Heading2"/>
+      </w:pPr>
+      <w:r>
+        <w:t>Choose a revealing case</w:t>
+      </w:r>
+    </w:p>
+    <w:p>
+      <w:pPr>
+        <w:pStyle w:val="ListBullet"/>
+      </w:pPr>
+      <w:r>
+        <w:t>Which case is most likely to reveal a hidden assumption? Why?</w:t>
+      </w:r>
+    </w:p>
+    <w:p>
       <w:pPr>
         <w:pStyle w:val="Heading3"/>
       </w:pPr>
       <w:r>
-        <w:t>Check missing information</w:t>
+        <w:t>Write or draw your reasoning and evidence.</w:t>
+      </w:r>
+    </w:p>
+    <w:p>
+      <w:r>
+        <w:t>________________________________________________________________</w:t>
+      </w:r>
+    </w:p>
+    <w:p>
+      <w:r>
+        <w:t>________________________________________________________________</w:t>
+      </w:r>
+    </w:p>
+    <w:p>
+      <w:r>
+        <w:t>________________________________________________________________</w:t>
+      </w:r>
+    </w:p>
+    <w:p>
+      <w:r>
+        <w:t>________________________________________________________________</w:t>
+      </w:r>
+    </w:p>
+    <w:p>
+      <w:r>
+        <w:t>________________________________________________________________</w:t>
+      </w:r>
+    </w:p>
+    <w:p>
+      <w:pPr>
+        <w:pStyle w:val="Heading2"/>
+      </w:pPr>
+      <w:r>
+        <w:t>Predict the supplied changed case</w:t>
+      </w:r>
+    </w:p>
+    <w:p>
+      <w:pPr>
+        <w:pStyle w:val="ListBullet"/>
+      </w:pPr>
+      <w:r>
+        <w:t>Change: Replace text "4" with integer 4 through an authorised conversion.</w:t>
+      </w:r>
+    </w:p>
+    <w:p>
+      <w:pPr>
+        <w:pStyle w:val="Heading2"/>
+      </w:pPr>
+      <w:r>
+        <w:t>Check after predicting · reference / check after trying</w:t>
       </w:r>
     </w:p>
     <w:p>
       <w:pPr>
         <w:spacing w:line="336" w:lineRule="auto" w:after="180"/>
-        <w:shd w:fill="FFF5E6"/>
-      </w:pPr>
-      <w:r>
-        <w:rPr>
-          <w:b w:val="0"/>
-        </w:rPr>
-        <w:t xml:space="preserve">MISSING INFORMATION: predict and name </w:t>
-      </w:r>
-      <w:r>
-        <w:rPr>
-          <w:b/>
-        </w:rPr>
-        <w:t>evidence</w:t>
-      </w:r>
-      <w:r>
-        <w:rPr>
-          <w:b w:val="0"/>
-        </w:rPr>
-        <w:t xml:space="preserve">.     TRANSFER CASE: predict and name </w:t>
-      </w:r>
-      <w:r>
-        <w:rPr>
-          <w:b/>
-        </w:rPr>
-        <w:t>evidence</w:t>
-      </w:r>
-      <w:r>
-        <w:rPr>
-          <w:b w:val="0"/>
-        </w:rPr>
-        <w:t>.</w:t>
-      </w:r>
-    </w:p>
-    <w:p>
-      <w:pPr>
-        <w:spacing w:line="336" w:lineRule="auto" w:after="180"/>
-        <w:shd w:fill="F5F1FB"/>
-      </w:pPr>
-      <w:r>
-        <w:rPr>
-          <w:b w:val="0"/>
-        </w:rPr>
-        <w:t>Which case is most likely to reveal a hidden assumption? Why?</w:t>
-      </w:r>
-    </w:p>
-    <w:p>
-      <w:pPr>
-        <w:pStyle w:val="Heading3"/>
-      </w:pPr>
-      <w:r>
-        <w:t>Write or draw your reasoning and evidence.</w:t>
-      </w:r>
-    </w:p>
-    <w:p>
-      <w:r>
-        <w:t>________________________________________________________________</w:t>
-      </w:r>
-    </w:p>
-    <w:p>
-      <w:r>
-        <w:t>________________________________________________________________</w:t>
-      </w:r>
-    </w:p>
-    <w:p>
-      <w:r>
-        <w:t>________________________________________________________________</w:t>
-      </w:r>
-    </w:p>
-    <w:p>
-      <w:r>
-        <w:t>________________________________________________________________</w:t>
-      </w:r>
-    </w:p>
-    <w:p>
-      <w:r>
-        <w:t>________________________________________________________________</w:t>
-      </w:r>
-    </w:p>
-    <w:p>
-      <w:pPr>
-        <w:pStyle w:val="Heading3"/>
-      </w:pPr>
-      <w:r>
-        <w:t>Change one thing in the pictured case</w:t>
-      </w:r>
-    </w:p>
-    <w:p>
-      <w:pPr>
-        <w:pStyle w:val="Heading3"/>
-      </w:pPr>
-      <w:r>
-        <w:t>Change one thing</w:t>
-      </w:r>
-    </w:p>
-    <w:p>
-      <w:pPr>
-        <w:spacing w:line="336" w:lineRule="auto" w:after="180"/>
-        <w:shd w:fill="F5F1FB"/>
-      </w:pPr>
-      <w:r>
-        <w:rPr>
-          <w:b w:val="0"/>
-        </w:rPr>
-        <w:t>Change: Replace text "4" with integer 4 through an authorised conversion.</w:t>
-      </w:r>
-    </w:p>
-    <w:p>
-      <w:pPr>
-        <w:pStyle w:val="Heading3"/>
-      </w:pPr>
-      <w:r>
-        <w:t>Predicted result</w:t>
-      </w:r>
-    </w:p>
-    <w:p>
-      <w:pPr>
-        <w:spacing w:line="336" w:lineRule="auto" w:after="180"/>
-        <w:shd w:fill="F1F6FC"/>
       </w:pPr>
       <w:r>
         <w:rPr>
@@ -1593,16 +1567,7 @@
     </w:p>
     <w:p>
       <w:pPr>
-        <w:pStyle w:val="Heading3"/>
-      </w:pPr>
-      <w:r>
-        <w:t>Why the result follows</w:t>
-      </w:r>
-    </w:p>
-    <w:p>
-      <w:pPr>
         <w:spacing w:line="336" w:lineRule="auto" w:after="180"/>
-        <w:shd w:fill="F1F6FC"/>
       </w:pPr>
       <w:r>
         <w:rPr>
@@ -1613,26 +1578,38 @@
     </w:p>
     <w:p>
       <w:pPr>
-        <w:pStyle w:val="Heading1"/>
-      </w:pPr>
-      <w:r>
-        <w:t>05. Words that unlock the idea</w:t>
-      </w:r>
-    </w:p>
-    <w:p>
-      <w:r>
-        <w:t>Use the vocabulary of Missing Data to explain a concrete decision, rather than only memorising definitions.</w:t>
+        <w:pStyle w:val="Heading2"/>
+      </w:pPr>
+      <w:r>
+        <w:t>Earlier wording, alternatives and picture transcripts · reference / check after trying</w:t>
       </w:r>
     </w:p>
     <w:p>
       <w:pPr>
         <w:spacing w:line="336" w:lineRule="auto" w:after="180"/>
       </w:pPr>
+      <w:r>
+        <w:rPr>
+          <w:b w:val="0"/>
+        </w:rPr>
+        <w:t>CASE GALLERY</w:t>
+      </w:r>
+    </w:p>
+    <w:p>
+      <w:pPr>
+        <w:spacing w:line="336" w:lineRule="auto" w:after="180"/>
+      </w:pPr>
+      <w:r>
+        <w:rPr>
+          <w:b w:val="0"/>
+        </w:rPr>
+        <w:t xml:space="preserve">Four Tests, Four Kinds of </w:t>
+      </w:r>
       <w:r>
         <w:rPr>
           <w:b/>
         </w:rPr>
-        <w:t>VOCABULARY LAB</w:t>
+        <w:t>Evidence</w:t>
       </w:r>
     </w:p>
     <w:p>
@@ -1643,18 +1620,7 @@
         <w:rPr>
           <w:b w:val="0"/>
         </w:rPr>
-        <w:t>Words You Can Use to Reason</w:t>
-      </w:r>
-    </w:p>
-    <w:p>
-      <w:pPr>
-        <w:spacing w:line="336" w:lineRule="auto" w:after="180"/>
-      </w:pPr>
-      <w:r>
-        <w:rPr>
-          <w:b w:val="0"/>
-        </w:rPr>
-        <w:t>A definition matters when you can recognize the idea, use it, and contrast it with a near-miss.</w:t>
+        <w:t>A system is not understood until it survives more than one comfortable example.</w:t>
       </w:r>
     </w:p>
     <w:p>
@@ -1662,7 +1628,7 @@
         <w:drawing>
           <wp:inline xmlns:a="http://schemas.openxmlformats.org/drawingml/2006/main" xmlns:pic="http://schemas.openxmlformats.org/drawingml/2006/picture">
             <wp:extent cx="5486400" cy="3200400"/>
-            <wp:docPr id="10" name="Picture 10" descr="Vocabulary badge: missing data"/>
+            <wp:docPr id="10" name="Picture 10" descr="NORMAL CASE illustration"/>
             <wp:cNvGraphicFramePr>
               <a:graphicFrameLocks noChangeAspect="1"/>
             </wp:cNvGraphicFramePr>
@@ -1670,11 +1636,11 @@
               <a:graphicData uri="http://schemas.openxmlformats.org/drawingml/2006/picture">
                 <pic:pic>
                   <pic:nvPicPr>
-                    <pic:cNvPr id="0" name="f66447d1ddf6804855a5875e18e92d742ae5e0938e1bf995fd53e839b0693b96.png"/>
+                    <pic:cNvPr id="0" name="1f18213ba3d74c99072fa04ad7520b53eee0b2e9e845b0d8a61ccdda1b41f3f1.png"/>
                     <pic:cNvPicPr/>
                   </pic:nvPicPr>
                   <pic:blipFill>
-                    <a:blip r:embed="rId17"/>
+                    <a:blip r:embed="rId13"/>
                     <a:stretch>
                       <a:fillRect/>
                     </a:stretch>
@@ -1698,7 +1664,7 @@
         <w:drawing>
           <wp:inline xmlns:a="http://schemas.openxmlformats.org/drawingml/2006/main" xmlns:pic="http://schemas.openxmlformats.org/drawingml/2006/picture">
             <wp:extent cx="5486400" cy="3200400"/>
-            <wp:docPr id="11" name="Picture 11" descr="Vocabulary badge: default"/>
+            <wp:docPr id="11" name="Picture 11" descr="BOUNDARY CASE illustration"/>
             <wp:cNvGraphicFramePr>
               <a:graphicFrameLocks noChangeAspect="1"/>
             </wp:cNvGraphicFramePr>
@@ -1706,11 +1672,11 @@
               <a:graphicData uri="http://schemas.openxmlformats.org/drawingml/2006/picture">
                 <pic:pic>
                   <pic:nvPicPr>
-                    <pic:cNvPr id="0" name="22d73b1b3413756cc89e0ace1984678f074e8967b26834aa9cbe418b1dc7ccce.png"/>
+                    <pic:cNvPr id="0" name="fed8318cf337134a2c31a8d2c90831db67a27a43d3c6f85b25079c53ec37ff9a.png"/>
                     <pic:cNvPicPr/>
                   </pic:nvPicPr>
                   <pic:blipFill>
-                    <a:blip r:embed="rId18"/>
+                    <a:blip r:embed="rId14"/>
                     <a:stretch>
                       <a:fillRect/>
                     </a:stretch>
@@ -1730,11 +1696,46 @@
       </w:r>
     </w:p>
     <w:p>
+      <w:pPr>
+        <w:spacing w:line="336" w:lineRule="auto" w:after="180"/>
+      </w:pPr>
+      <w:r>
+        <w:rPr>
+          <w:b w:val="0"/>
+        </w:rPr>
+        <w:t xml:space="preserve">NORMAL CASE: predict and name </w:t>
+      </w:r>
+      <w:r>
+        <w:rPr>
+          <w:b/>
+        </w:rPr>
+        <w:t>evidence</w:t>
+      </w:r>
+      <w:r>
+        <w:rPr>
+          <w:b w:val="0"/>
+        </w:rPr>
+        <w:t xml:space="preserve">.     BOUNDARY CASE: predict and name </w:t>
+      </w:r>
+      <w:r>
+        <w:rPr>
+          <w:b/>
+        </w:rPr>
+        <w:t>evidence</w:t>
+      </w:r>
+      <w:r>
+        <w:rPr>
+          <w:b w:val="0"/>
+        </w:rPr>
+        <w:t>.</w:t>
+      </w:r>
+    </w:p>
+    <w:p>
       <w:r>
         <w:drawing>
           <wp:inline xmlns:a="http://schemas.openxmlformats.org/drawingml/2006/main" xmlns:pic="http://schemas.openxmlformats.org/drawingml/2006/picture">
             <wp:extent cx="5486400" cy="3200400"/>
-            <wp:docPr id="12" name="Picture 12" descr="Vocabulary badge: abstain"/>
+            <wp:docPr id="12" name="Picture 12" descr="MISSING INFORMATION illustration"/>
             <wp:cNvGraphicFramePr>
               <a:graphicFrameLocks noChangeAspect="1"/>
             </wp:cNvGraphicFramePr>
@@ -1742,11 +1743,11 @@
               <a:graphicData uri="http://schemas.openxmlformats.org/drawingml/2006/picture">
                 <pic:pic>
                   <pic:nvPicPr>
-                    <pic:cNvPr id="0" name="d1e937df54b6e35b35a06c24e62f8bd99d0dc90f857b9d1afc6d412b2288b980.png"/>
+                    <pic:cNvPr id="0" name="75f964dbe29000347e518a59e2717387d7109bd1f947abdafa07e931a61cf754.png"/>
                     <pic:cNvPicPr/>
                   </pic:nvPicPr>
                   <pic:blipFill>
-                    <a:blip r:embed="rId19"/>
+                    <a:blip r:embed="rId15"/>
                     <a:stretch>
                       <a:fillRect/>
                     </a:stretch>
@@ -1770,7 +1771,7 @@
         <w:drawing>
           <wp:inline xmlns:a="http://schemas.openxmlformats.org/drawingml/2006/main" xmlns:pic="http://schemas.openxmlformats.org/drawingml/2006/picture">
             <wp:extent cx="5486400" cy="3200400"/>
-            <wp:docPr id="13" name="Picture 13" descr="Vocabulary badge: impute"/>
+            <wp:docPr id="13" name="Picture 13" descr="TRANSFER CASE illustration"/>
             <wp:cNvGraphicFramePr>
               <a:graphicFrameLocks noChangeAspect="1"/>
             </wp:cNvGraphicFramePr>
@@ -1778,11 +1779,11 @@
               <a:graphicData uri="http://schemas.openxmlformats.org/drawingml/2006/picture">
                 <pic:pic>
                   <pic:nvPicPr>
-                    <pic:cNvPr id="0" name="f5a2ba0fbc1aee1b3a8cc1c571ea7b4f4ca088a49508fda72a7ff11d56fd40ee.png"/>
+                    <pic:cNvPr id="0" name="4d936b6648b81ac897fc99370c2788f8e0b135d8fc31cfd77afceee66a92128c.png"/>
                     <pic:cNvPicPr/>
                   </pic:nvPicPr>
                   <pic:blipFill>
-                    <a:blip r:embed="rId20"/>
+                    <a:blip r:embed="rId16"/>
                     <a:stretch>
                       <a:fillRect/>
                     </a:stretch>
@@ -1801,325 +1802,389 @@
         </w:drawing>
       </w:r>
     </w:p>
-    <w:tbl>
-      <w:tblPr>
-        <w:tblStyle w:val="LightShading-Accent1"/>
-        <w:tblW w:type="auto" w:w="0"/>
-        <w:tblLook w:firstColumn="1" w:firstRow="1" w:lastColumn="0" w:lastRow="0" w:noHBand="0" w:noVBand="1" w:val="04A0"/>
-      </w:tblPr>
-      <w:tblGrid>
-        <w:gridCol w:w="3408"/>
-        <w:gridCol w:w="3408"/>
-        <w:gridCol w:w="3408"/>
-      </w:tblGrid>
-      <w:tr>
-        <w:trPr>
-          <w:tblHeader/>
-        </w:trPr>
-        <w:tc>
-          <w:tcPr>
-            <w:tcW w:type="dxa" w:w="3408"/>
-          </w:tcPr>
-          <w:p>
-            <w:r>
-              <w:t>Word</w:t>
-            </w:r>
-          </w:p>
-        </w:tc>
-        <w:tc>
-          <w:tcPr>
-            <w:tcW w:type="dxa" w:w="3408"/>
-          </w:tcPr>
-          <w:p>
-            <w:r>
-              <w:t>My own example</w:t>
-            </w:r>
-          </w:p>
-        </w:tc>
-        <w:tc>
-          <w:tcPr>
-            <w:tcW w:type="dxa" w:w="3408"/>
-          </w:tcPr>
-          <w:p>
-            <w:r>
-              <w:t>Not this / boundary</w:t>
-            </w:r>
-          </w:p>
-        </w:tc>
-      </w:tr>
-      <w:tr>
-        <w:tc>
-          <w:tcPr>
-            <w:tcW w:type="dxa" w:w="3408"/>
-          </w:tcPr>
-          <w:p>
-            <w:r>
-              <w:t>missing data</w:t>
-            </w:r>
-          </w:p>
-        </w:tc>
-        <w:tc>
-          <w:tcPr>
-            <w:tcW w:type="dxa" w:w="3408"/>
-          </w:tcPr>
-          <w:p>
-            <w:r>
-              <w:t>Information that was not recorded or is unavailable, which is different from an observed zero.</w:t>
-            </w:r>
-          </w:p>
-        </w:tc>
-        <w:tc>
-          <w:tcPr>
-            <w:tcW w:type="dxa" w:w="3408"/>
-          </w:tcPr>
-          <w:p>
-            <w:r/>
-          </w:p>
-        </w:tc>
-      </w:tr>
-      <w:tr>
-        <w:tc>
-          <w:tcPr>
-            <w:tcW w:type="dxa" w:w="3408"/>
-          </w:tcPr>
-          <w:p>
-            <w:r>
-              <w:t>default</w:t>
-            </w:r>
-          </w:p>
-        </w:tc>
-        <w:tc>
-          <w:tcPr>
-            <w:tcW w:type="dxa" w:w="3408"/>
-          </w:tcPr>
-          <w:p>
-            <w:r>
-              <w:t>The value or behaviour used when no alternative is specified.</w:t>
-            </w:r>
-          </w:p>
-        </w:tc>
-        <w:tc>
-          <w:tcPr>
-            <w:tcW w:type="dxa" w:w="3408"/>
-          </w:tcPr>
-          <w:p>
-            <w:r/>
-          </w:p>
-        </w:tc>
-      </w:tr>
-      <w:tr>
-        <w:tc>
-          <w:tcPr>
-            <w:tcW w:type="dxa" w:w="3408"/>
-          </w:tcPr>
-          <w:p>
-            <w:r>
-              <w:t>abstain</w:t>
-            </w:r>
-          </w:p>
-        </w:tc>
-        <w:tc>
-          <w:tcPr>
-            <w:tcW w:type="dxa" w:w="3408"/>
-          </w:tcPr>
-          <w:p>
-            <w:r>
-              <w:t>Decline to make a prediction when the available evidence does not meet the decision rule.</w:t>
-            </w:r>
-          </w:p>
-        </w:tc>
-        <w:tc>
-          <w:tcPr>
-            <w:tcW w:type="dxa" w:w="3408"/>
-          </w:tcPr>
-          <w:p>
-            <w:r/>
-          </w:p>
-        </w:tc>
-      </w:tr>
-      <w:tr>
-        <w:tc>
-          <w:tcPr>
-            <w:tcW w:type="dxa" w:w="3408"/>
-          </w:tcPr>
-          <w:p>
-            <w:r>
-              <w:t>impute</w:t>
-            </w:r>
-          </w:p>
-        </w:tc>
-        <w:tc>
-          <w:tcPr>
-            <w:tcW w:type="dxa" w:w="3408"/>
-          </w:tcPr>
-          <w:p>
-            <w:r>
-              <w:t>Replace a missing value using a stated method; an imputed value is an estimate, not an observation.</w:t>
-            </w:r>
-          </w:p>
-        </w:tc>
-        <w:tc>
-          <w:tcPr>
-            <w:tcW w:type="dxa" w:w="3408"/>
-          </w:tcPr>
-          <w:p>
-            <w:r/>
-          </w:p>
-        </w:tc>
-      </w:tr>
-    </w:tbl>
-    <w:p>
-      <w:pPr>
-        <w:pStyle w:val="Heading3"/>
-      </w:pPr>
-      <w:r>
-        <w:t>Words used in the closer explanation</w:t>
-      </w:r>
-    </w:p>
-    <w:tbl>
-      <w:tblPr>
-        <w:tblStyle w:val="LightShading-Accent1"/>
-        <w:tblW w:type="auto" w:w="0"/>
-        <w:tblLook w:firstColumn="1" w:firstRow="1" w:lastColumn="0" w:lastRow="0" w:noHBand="0" w:noVBand="1" w:val="04A0"/>
-      </w:tblPr>
-      <w:tblGrid>
-        <w:gridCol w:w="5112"/>
-        <w:gridCol w:w="5112"/>
-      </w:tblGrid>
-      <w:tr>
-        <w:trPr>
-          <w:tblHeader/>
-        </w:trPr>
-        <w:tc>
-          <w:tcPr>
-            <w:tcW w:type="dxa" w:w="5112"/>
-          </w:tcPr>
-          <w:p>
-            <w:r>
-              <w:t>Word</w:t>
-            </w:r>
-          </w:p>
-        </w:tc>
-        <w:tc>
-          <w:tcPr>
-            <w:tcW w:type="dxa" w:w="5112"/>
-          </w:tcPr>
-          <w:p>
-            <w:r>
-              <w:t>Meaning</w:t>
-            </w:r>
-          </w:p>
-        </w:tc>
-      </w:tr>
-      <w:tr>
-        <w:tc>
-          <w:tcPr>
-            <w:tcW w:type="dxa" w:w="5112"/>
-          </w:tcPr>
-          <w:p>
-            <w:r>
-              <w:t>Missing value</w:t>
-            </w:r>
-          </w:p>
-        </w:tc>
-        <w:tc>
-          <w:tcPr>
-            <w:tcW w:type="dxa" w:w="5112"/>
-          </w:tcPr>
-          <w:p>
-            <w:r>
-              <w:t>A value that was not recorded</w:t>
-            </w:r>
-          </w:p>
-        </w:tc>
-      </w:tr>
-      <w:tr>
-        <w:tc>
-          <w:tcPr>
-            <w:tcW w:type="dxa" w:w="5112"/>
-          </w:tcPr>
-          <w:p>
-            <w:r>
-              <w:t>Validation</w:t>
-            </w:r>
-          </w:p>
-        </w:tc>
-        <w:tc>
-          <w:tcPr>
-            <w:tcW w:type="dxa" w:w="5112"/>
-          </w:tcPr>
-          <w:p>
-            <w:r>
-              <w:t>Checking data against explicit rules</w:t>
-            </w:r>
-          </w:p>
-        </w:tc>
-      </w:tr>
-      <w:tr>
-        <w:tc>
-          <w:tcPr>
-            <w:tcW w:type="dxa" w:w="5112"/>
-          </w:tcPr>
-          <w:p>
-            <w:r>
-              <w:t>Rejection</w:t>
-            </w:r>
-          </w:p>
-        </w:tc>
-        <w:tc>
-          <w:tcPr>
-            <w:tcW w:type="dxa" w:w="5112"/>
-          </w:tcPr>
-          <w:p>
-            <w:r>
-              <w:t>Holding a record out because it fails a rule</w:t>
-            </w:r>
-          </w:p>
-        </w:tc>
-      </w:tr>
-      <w:tr>
-        <w:tc>
-          <w:tcPr>
-            <w:tcW w:type="dxa" w:w="5112"/>
-          </w:tcPr>
-          <w:p>
-            <w:r>
-              <w:t>Coverage</w:t>
-            </w:r>
-          </w:p>
-        </w:tc>
-        <w:tc>
-          <w:tcPr>
-            <w:tcW w:type="dxa" w:w="5112"/>
-          </w:tcPr>
-          <w:p>
-            <w:r>
-              <w:t>Which intended records or groups are represented</w:t>
-            </w:r>
-          </w:p>
-        </w:tc>
-      </w:tr>
-    </w:tbl>
-    <w:p>
-      <w:pPr>
-        <w:pStyle w:val="Heading1"/>
-      </w:pPr>
-      <w:r>
-        <w:t>06. Follow a worked example</w:t>
-      </w:r>
-    </w:p>
-    <w:p>
-      <w:r>
-        <w:t>Follow the worked trace for Missing Data, predict a step, then compare with its explanation.</w:t>
-      </w:r>
-    </w:p>
     <w:p>
       <w:pPr>
         <w:spacing w:line="336" w:lineRule="auto" w:after="180"/>
       </w:pPr>
+      <w:r>
+        <w:rPr>
+          <w:b w:val="0"/>
+        </w:rPr>
+        <w:t xml:space="preserve">MISSING INFORMATION: predict and name </w:t>
+      </w:r>
       <w:r>
         <w:rPr>
           <w:b/>
+        </w:rPr>
+        <w:t>evidence</w:t>
+      </w:r>
+      <w:r>
+        <w:rPr>
+          <w:b w:val="0"/>
+        </w:rPr>
+        <w:t xml:space="preserve">.     TRANSFER CASE: predict and name </w:t>
+      </w:r>
+      <w:r>
+        <w:rPr>
+          <w:b/>
+        </w:rPr>
+        <w:t>evidence</w:t>
+      </w:r>
+      <w:r>
+        <w:rPr>
+          <w:b w:val="0"/>
+        </w:rPr>
+        <w:t>.</w:t>
+      </w:r>
+    </w:p>
+    <w:p>
+      <w:pPr>
+        <w:pStyle w:val="Heading3"/>
+      </w:pPr>
+      <w:r>
+        <w:t>Change one thing in the pictured case</w:t>
+      </w:r>
+    </w:p>
+    <w:p>
+      <w:pPr>
+        <w:pStyle w:val="Heading1"/>
+      </w:pPr>
+      <w:r>
+        <w:t>06. Extend the duration cases, then use a separate stock contract</w:t>
+      </w:r>
+    </w:p>
+    <w:p>
+      <w:r>
+        <w:t>Duration maximum60 and stock maximum 8 belong to different tasks.</w:t>
+      </w:r>
+    </w:p>
+    <w:p>
+      <w:pPr>
+        <w:pStyle w:val="Heading2"/>
+      </w:pPr>
+      <w:r>
+        <w:t>Predict the two added duration cases</w:t>
+      </w:r>
+    </w:p>
+    <w:p>
+      <w:pPr>
+        <w:pStyle w:val="Heading3"/>
+      </w:pPr>
+      <w:r>
+        <w:t>Add {"minutes": 60} and {"minutes": "5"}. Predict the accepted list and rejection count.</w:t>
+      </w:r>
+    </w:p>
+    <w:p>
+      <w:r>
+        <w:t>________________________________________________________________</w:t>
+      </w:r>
+    </w:p>
+    <w:p>
+      <w:r>
+        <w:t>________________________________________________________________</w:t>
+      </w:r>
+    </w:p>
+    <w:p>
+      <w:r>
+        <w:t>________________________________________________________________</w:t>
+      </w:r>
+    </w:p>
+    <w:p>
+      <w:r>
+        <w:t>________________________________________________________________</w:t>
+      </w:r>
+    </w:p>
+    <w:p>
+      <w:r>
+        <w:t>________________________________________________________________</w:t>
+      </w:r>
+    </w:p>
+    <w:p>
+      <w:r>
+        <w:t>________________________________________________________________</w:t>
+      </w:r>
+    </w:p>
+    <w:p>
+      <w:pPr>
+        <w:pStyle w:val="Heading2"/>
+      </w:pPr>
+      <w:r>
+        <w:t>State the separate stock-count rule</w:t>
+      </w:r>
+    </w:p>
+    <w:p>
+      <w:pPr>
+        <w:spacing w:line="336" w:lineRule="auto" w:after="180"/>
+      </w:pPr>
+      <w:r>
+        <w:rPr>
+          <w:b w:val="0"/>
+        </w:rPr>
+        <w:t xml:space="preserve">A fictional catalogue records counts of available copies under a strict </w:t>
+      </w:r>
+      <w:r>
+        <w:rPr>
+          <w:b/>
+        </w:rPr>
+        <w:t>input</w:t>
+      </w:r>
+      <w:r>
+        <w:rPr>
+          <w:b w:val="0"/>
+        </w:rPr>
+        <w:t xml:space="preserve"> contract.</w:t>
+      </w:r>
+    </w:p>
+    <w:p>
+      <w:pPr>
+        <w:spacing w:line="336" w:lineRule="auto" w:after="180"/>
+      </w:pPr>
+      <w:r>
+        <w:rPr>
+          <w:b w:val="0"/>
+        </w:rPr>
+        <w:t>Accept count only if type(value) is int and 0&lt;=value&lt;=8. Missing fields are invalid, and Booleans are not counts.</w:t>
+      </w:r>
+    </w:p>
+    <w:p>
+      <w:pPr>
+        <w:spacing w:line="336" w:lineRule="auto" w:after="180"/>
+      </w:pPr>
+      <w:r>
+        <w:rPr>
+          <w:b w:val="0"/>
+        </w:rPr>
+        <w:t>Rows have count 0, count 4, absent count, count "4", count True and count 9.</w:t>
+      </w:r>
+    </w:p>
+    <w:p>
+      <w:pPr>
+        <w:pStyle w:val="Heading2"/>
+      </w:pPr>
+      <w:r>
+        <w:t>Trace the pictured exact-type and range checks</w:t>
+      </w:r>
+    </w:p>
+    <w:p>
+      <w:r>
+        <w:drawing>
+          <wp:inline xmlns:a="http://schemas.openxmlformats.org/drawingml/2006/main" xmlns:pic="http://schemas.openxmlformats.org/drawingml/2006/picture">
+            <wp:extent cx="5486400" cy="4005072"/>
+            <wp:docPr id="14" name="Picture 14" descr="Retrieve carefully: Use row.get(&quot;count&quot;); absent field gives None, distinct from 0. → Check exact type: Integers 0,4 pass; text &quot;4&quot;, Boolean True and None fail. → Check range: Integer 9 fails maximum 8. → Report validation: Accepted counts [0,4]; four rows rejected with recorded reasons."/>
+            <wp:cNvGraphicFramePr>
+              <a:graphicFrameLocks noChangeAspect="1"/>
+            </wp:cNvGraphicFramePr>
+            <a:graphic>
+              <a:graphicData uri="http://schemas.openxmlformats.org/drawingml/2006/picture">
+                <pic:pic>
+                  <pic:nvPicPr>
+                    <pic:cNvPr id="0" name="academy-story-ai-2-18-02.png"/>
+                    <pic:cNvPicPr/>
+                  </pic:nvPicPr>
+                  <pic:blipFill>
+                    <a:blip r:embed="rId17"/>
+                    <a:stretch>
+                      <a:fillRect/>
+                    </a:stretch>
+                  </pic:blipFill>
+                  <pic:spPr>
+                    <a:xfrm>
+                      <a:off x="0" y="0"/>
+                      <a:ext cx="5486400" cy="4005072"/>
+                    </a:xfrm>
+                    <a:prstGeom prst="rect"/>
+                  </pic:spPr>
+                </pic:pic>
+              </a:graphicData>
+            </a:graphic>
+          </wp:inline>
+        </w:drawing>
+      </w:r>
+    </w:p>
+    <w:p>
+      <w:pPr>
+        <w:spacing w:line="336" w:lineRule="auto" w:after="180"/>
+      </w:pPr>
+      <w:r>
+        <w:rPr>
+          <w:b w:val="0"/>
+        </w:rPr>
+        <w:t xml:space="preserve">Testing if value would wrongly discard zero, which is a real valid count. Python’s isinstance(True,int) is true, so the stated exact-integer contract uses type(value) is int to reject Boolean </w:t>
+      </w:r>
+      <w:r>
+        <w:rPr>
+          <w:b/>
+        </w:rPr>
+        <w:t>input</w:t>
+      </w:r>
+      <w:r>
+        <w:rPr>
+          <w:b w:val="0"/>
+        </w:rPr>
+        <w:t>.</w:t>
+      </w:r>
+    </w:p>
+    <w:p>
+      <w:pPr>
+        <w:spacing w:line="336" w:lineRule="auto" w:after="180"/>
+      </w:pPr>
+      <w:r>
+        <w:rPr>
+          <w:b w:val="0"/>
+        </w:rPr>
+        <w:t>Keep missing, type-invalid and range-invalid reasons separate rather than turning every rejected value into zero.</w:t>
+      </w:r>
+    </w:p>
+    <w:p>
+      <w:pPr>
+        <w:pStyle w:val="Heading2"/>
+      </w:pPr>
+      <w:r>
+        <w:t>Run the complete stock validator and retain reasons</w:t>
+      </w:r>
+    </w:p>
+    <w:p>
+      <w:r>
+        <w:rPr>
+          <w:rFonts w:ascii="Courier New" w:hAnsi="Courier New"/>
+          <w:sz w:val="18"/>
+        </w:rPr>
+        <w:t>rows = [{"count": 0}, {"count": 4}, {},</w:t>
+        <w:br/>
+        <w:t xml:space="preserve">        {"count": "4"}, {"count": True}, {"count": 9}]</w:t>
+        <w:br/>
+        <w:t>accepted = []</w:t>
+        <w:br/>
+        <w:t>review = []</w:t>
+        <w:br/>
+        <w:t>for number, row in enumerate(rows, 1):</w:t>
+        <w:br/>
+        <w:t xml:space="preserve">    value = row.get("count")</w:t>
+        <w:br/>
+        <w:t xml:space="preserve">    if value is None:</w:t>
+        <w:br/>
+        <w:t xml:space="preserve">        reason = "unknown count"</w:t>
+        <w:br/>
+        <w:t xml:space="preserve">    elif type(value) is not int:</w:t>
+        <w:br/>
+        <w:t xml:space="preserve">        reason = "count is not an exact integer"</w:t>
+        <w:br/>
+        <w:t xml:space="preserve">    elif not 0 &lt;= value &lt;= 8:</w:t>
+        <w:br/>
+        <w:t xml:space="preserve">        reason = "count outside 0 through 8"</w:t>
+        <w:br/>
+        <w:t xml:space="preserve">    else:</w:t>
+        <w:br/>
+        <w:t xml:space="preserve">        accepted.append(value)</w:t>
+        <w:br/>
+        <w:t xml:space="preserve">        continue</w:t>
+        <w:br/>
+        <w:t xml:space="preserve">    review.append((number, row.copy(), reason))</w:t>
+        <w:br/>
+        <w:t>print(accepted)</w:t>
+        <w:br/>
+        <w:t>print(len(review))</w:t>
+      </w:r>
+    </w:p>
+    <w:p>
+      <w:pPr>
+        <w:pStyle w:val="Heading2"/>
+      </w:pPr>
+      <w:r>
+        <w:t>Predict one authorised text conversion</w:t>
+      </w:r>
+    </w:p>
+    <w:p>
+      <w:pPr>
+        <w:pStyle w:val="ListBullet"/>
+      </w:pPr>
+      <w:r>
+        <w:t>Change one thing: Replace text "4" with integer 4 through an authorised conversion. Predict the result before checking the explanation. What remains the same?</w:t>
+      </w:r>
+    </w:p>
+    <w:p>
+      <w:pPr>
+        <w:pStyle w:val="Heading2"/>
+      </w:pPr>
+      <w:r>
+        <w:t>Check after predicting · reference / check after trying</w:t>
+      </w:r>
+    </w:p>
+    <w:p>
+      <w:r>
+        <w:drawing>
+          <wp:inline xmlns:a="http://schemas.openxmlformats.org/drawingml/2006/main" xmlns:pic="http://schemas.openxmlformats.org/drawingml/2006/picture">
+            <wp:extent cx="5486400" cy="3026664"/>
+            <wp:docPr id="15" name="Picture 15" descr="Original case: Accepted counts [0,4]; four rows rejected with recorded reasons. Changed condition: Replace text &quot;4&quot; with integer 4 through an authorised conversion. Expected result: Accepted values become [0,4,4]; three rows remain rejected. Reason: The converted value now satisfies both type and range checks."/>
+            <wp:cNvGraphicFramePr>
+              <a:graphicFrameLocks noChangeAspect="1"/>
+            </wp:cNvGraphicFramePr>
+            <a:graphic>
+              <a:graphicData uri="http://schemas.openxmlformats.org/drawingml/2006/picture">
+                <pic:pic>
+                  <pic:nvPicPr>
+                    <pic:cNvPr id="0" name="academy-story-ai-2-18-04.png"/>
+                    <pic:cNvPicPr/>
+                  </pic:nvPicPr>
+                  <pic:blipFill>
+                    <a:blip r:embed="rId18"/>
+                    <a:stretch>
+                      <a:fillRect/>
+                    </a:stretch>
+                  </pic:blipFill>
+                  <pic:spPr>
+                    <a:xfrm>
+                      <a:off x="0" y="0"/>
+                      <a:ext cx="5486400" cy="3026664"/>
+                    </a:xfrm>
+                    <a:prstGeom prst="rect"/>
+                  </pic:spPr>
+                </pic:pic>
+              </a:graphicData>
+            </a:graphic>
+          </wp:inline>
+        </w:drawing>
+      </w:r>
+    </w:p>
+    <w:p>
+      <w:pPr>
+        <w:pStyle w:val="Heading2"/>
+      </w:pPr>
+      <w:r>
+        <w:t>Explain Boolean rejection and the truth limit</w:t>
+      </w:r>
+    </w:p>
+    <w:p>
+      <w:pPr>
+        <w:pStyle w:val="ListBullet"/>
+      </w:pPr>
+      <w:r>
+        <w:t>Read the labelled picture: Why is the Boolean True rejected even though arithmetic can treat it like 1 in Python?</w:t>
+      </w:r>
+    </w:p>
+    <w:p>
+      <w:pPr>
+        <w:pStyle w:val="ListBullet"/>
+      </w:pPr>
+      <w:r>
+        <w:t>Type and range checks cannot confirm whether the real shelf count was measured accurately.</w:t>
+      </w:r>
+    </w:p>
+    <w:p>
+      <w:pPr>
+        <w:pStyle w:val="Heading2"/>
+      </w:pPr>
+      <w:r>
+        <w:t>Earlier wording, alternatives and picture transcripts · reference / check after trying</w:t>
+      </w:r>
+    </w:p>
+    <w:p>
+      <w:pPr>
+        <w:spacing w:line="336" w:lineRule="auto" w:after="180"/>
+      </w:pPr>
+      <w:r>
+        <w:rPr>
+          <w:b w:val="0"/>
         </w:rPr>
         <w:t xml:space="preserve">WORKED </w:t>
       </w:r>
@@ -2169,7 +2234,7 @@
         <w:drawing>
           <wp:inline xmlns:a="http://schemas.openxmlformats.org/drawingml/2006/main" xmlns:pic="http://schemas.openxmlformats.org/drawingml/2006/picture">
             <wp:extent cx="5486400" cy="2377440"/>
-            <wp:docPr id="14" name="Picture 14" descr="Worked evidence for Missing Data"/>
+            <wp:docPr id="16" name="Picture 16" descr="Worked evidence for Missing Data"/>
             <wp:cNvGraphicFramePr>
               <a:graphicFrameLocks noChangeAspect="1"/>
             </wp:cNvGraphicFramePr>
@@ -2181,7 +2246,7 @@
                     <pic:cNvPicPr/>
                   </pic:nvPicPr>
                   <pic:blipFill>
-                    <a:blip r:embed="rId21"/>
+                    <a:blip r:embed="rId19"/>
                     <a:stretch>
                       <a:fillRect/>
                     </a:stretch>
@@ -2203,7 +2268,6 @@
     <w:p>
       <w:pPr>
         <w:spacing w:line="336" w:lineRule="auto" w:after="180"/>
-        <w:shd w:fill="F4F9FC"/>
       </w:pPr>
       <w:r>
         <w:rPr>
@@ -2215,7 +2279,6 @@
     <w:p>
       <w:pPr>
         <w:spacing w:line="336" w:lineRule="auto" w:after="180"/>
-        <w:shd w:fill="F4F9FC"/>
       </w:pPr>
       <w:r>
         <w:rPr>
@@ -2227,7 +2290,6 @@
     <w:p>
       <w:pPr>
         <w:spacing w:line="336" w:lineRule="auto" w:after="180"/>
-        <w:shd w:fill="F4F9FC"/>
       </w:pPr>
       <w:r>
         <w:rPr>
@@ -2263,7 +2325,6 @@
     <w:p>
       <w:pPr>
         <w:spacing w:line="336" w:lineRule="auto" w:after="180"/>
-        <w:shd w:fill="F4F9FC"/>
       </w:pPr>
       <w:r>
         <w:rPr>
@@ -2319,7 +2380,6 @@
     <w:p>
       <w:pPr>
         <w:spacing w:line="336" w:lineRule="auto" w:after="180"/>
-        <w:shd w:fill="F5F1FB"/>
       </w:pPr>
       <w:r>
         <w:rPr>
@@ -2353,44 +2413,6 @@
         <w:pStyle w:val="Heading3"/>
       </w:pPr>
       <w:r>
-        <w:t>Add {"minutes": 60} and {"minutes": "5"}. Predict the accepted list and rejection count.</w:t>
-      </w:r>
-    </w:p>
-    <w:p>
-      <w:r>
-        <w:t>________________________________________________________________</w:t>
-      </w:r>
-    </w:p>
-    <w:p>
-      <w:r>
-        <w:t>________________________________________________________________</w:t>
-      </w:r>
-    </w:p>
-    <w:p>
-      <w:r>
-        <w:t>________________________________________________________________</w:t>
-      </w:r>
-    </w:p>
-    <w:p>
-      <w:r>
-        <w:t>________________________________________________________________</w:t>
-      </w:r>
-    </w:p>
-    <w:p>
-      <w:r>
-        <w:t>________________________________________________________________</w:t>
-      </w:r>
-    </w:p>
-    <w:p>
-      <w:r>
-        <w:t>________________________________________________________________</w:t>
-      </w:r>
-    </w:p>
-    <w:p>
-      <w:pPr>
-        <w:pStyle w:val="Heading3"/>
-      </w:pPr>
-      <w:r>
         <w:t>Learn from the worked case</w:t>
       </w:r>
     </w:p>
@@ -2415,73 +2437,10 @@
     </w:p>
     <w:p>
       <w:pPr>
-        <w:spacing w:line="336" w:lineRule="auto" w:after="180"/>
-      </w:pPr>
-      <w:r>
-        <w:rPr>
-          <w:b w:val="0"/>
-        </w:rPr>
-        <w:t xml:space="preserve">A fictional catalogue records counts of available copies under a strict </w:t>
-      </w:r>
-      <w:r>
-        <w:rPr>
-          <w:b/>
-        </w:rPr>
-        <w:t>input</w:t>
-      </w:r>
-      <w:r>
-        <w:rPr>
-          <w:b w:val="0"/>
-        </w:rPr>
-        <w:t xml:space="preserve"> contract.</w:t>
-      </w:r>
-    </w:p>
-    <w:p>
-      <w:pPr>
         <w:pStyle w:val="Heading3"/>
       </w:pPr>
       <w:r>
         <w:t>The facts we will use</w:t>
-      </w:r>
-    </w:p>
-    <w:p>
-      <w:pPr>
-        <w:pStyle w:val="Heading3"/>
-      </w:pPr>
-      <w:r>
-        <w:t>Supplied facts</w:t>
-      </w:r>
-    </w:p>
-    <w:p>
-      <w:pPr>
-        <w:spacing w:line="336" w:lineRule="auto" w:after="180"/>
-        <w:shd w:fill="F1F6FC"/>
-      </w:pPr>
-      <w:r>
-        <w:rPr>
-          <w:b w:val="0"/>
-        </w:rPr>
-        <w:t>Accept count only if type(value) is int and 0&lt;=value&lt;=8. Missing fields are invalid, and Booleans are not counts.</w:t>
-      </w:r>
-    </w:p>
-    <w:p>
-      <w:pPr>
-        <w:pStyle w:val="Heading3"/>
-      </w:pPr>
-      <w:r>
-        <w:t>Supplied facts</w:t>
-      </w:r>
-    </w:p>
-    <w:p>
-      <w:pPr>
-        <w:spacing w:line="336" w:lineRule="auto" w:after="180"/>
-        <w:shd w:fill="F1F6FC"/>
-      </w:pPr>
-      <w:r>
-        <w:rPr>
-          <w:b w:val="0"/>
-        </w:rPr>
-        <w:t>Rows have count 0, count 4, absent count, count "4", count True and count 9.</w:t>
       </w:r>
     </w:p>
     <w:p>
@@ -2489,7 +2448,7 @@
         <w:drawing>
           <wp:inline xmlns:a="http://schemas.openxmlformats.org/drawingml/2006/main" xmlns:pic="http://schemas.openxmlformats.org/drawingml/2006/picture">
             <wp:extent cx="5311302" cy="5943600"/>
-            <wp:docPr id="15" name="Picture 15" descr="Missing Data. Retrieve carefully: Use row.get(&quot;count&quot;); absent field gives None, distinct from 0.. Check exact type: Integers 0,4 pass; text &quot;4&quot;, Boolean True and None fail.. Check range: Integer 9 fails maximum 8.. Report validation: Accepted counts [0,4]; four rows rejected with recorded reasons."/>
+            <wp:docPr id="17" name="Picture 17" descr="Missing Data. Retrieve carefully: Use row.get(&quot;count&quot;); absent field gives None, distinct from 0.. Check exact type: Integers 0,4 pass; text &quot;4&quot;, Boolean True and None fail.. Check range: Integer 9 fails maximum 8.. Report validation: Accepted counts [0,4]; four rows rejected with recorded reasons."/>
             <wp:cNvGraphicFramePr>
               <a:graphicFrameLocks noChangeAspect="1"/>
             </wp:cNvGraphicFramePr>
@@ -2501,7 +2460,7 @@
                     <pic:cNvPicPr/>
                   </pic:nvPicPr>
                   <pic:blipFill>
-                    <a:blip r:embed="rId22"/>
+                    <a:blip r:embed="rId20"/>
                     <a:stretch>
                       <a:fillRect/>
                     </a:stretch>
@@ -2670,25 +2629,138 @@
         <w:pStyle w:val="Heading3"/>
       </w:pPr>
       <w:r>
-        <w:t>Why the result follows</w:t>
+        <w:t>What this example does not establish</w:t>
+      </w:r>
+    </w:p>
+    <w:p>
+      <w:pPr>
+        <w:pStyle w:val="Heading1"/>
+      </w:pPr>
+      <w:r>
+        <w:t>07. Report what filtering leaves out</w:t>
+      </w:r>
+    </w:p>
+    <w:p>
+      <w:r>
+        <w:t>A statistic on accepted rows does not describe every supplied session.</w:t>
+      </w:r>
+    </w:p>
+    <w:p>
+      <w:pPr>
+        <w:pStyle w:val="Heading2"/>
+      </w:pPr>
+      <w:r>
+        <w:t>Keep the five-row coverage statement</w:t>
       </w:r>
     </w:p>
     <w:p>
       <w:pPr>
         <w:spacing w:line="336" w:lineRule="auto" w:after="180"/>
-        <w:shd w:fill="F1F6FC"/>
-      </w:pPr>
+      </w:pPr>
+      <w:r>
+        <w:rPr>
+          <w:b/>
+        </w:rPr>
+        <w:t>Rejection</w:t>
+      </w:r>
       <w:r>
         <w:rPr>
           <w:b w:val="0"/>
         </w:rPr>
-        <w:t xml:space="preserve">Testing if value would wrongly discard zero, which is a real valid count. Python’s isinstance(True,int) is true, so the stated exact-integer contract uses type(value) is int to reject Boolean </w:t>
+        <w:t xml:space="preserve"> can change which sessions remain represented. Report 2 accepted of 5 supplied here. A summary of accepted rows does not automatically describe the missing or rejected sessions.</w:t>
+      </w:r>
+    </w:p>
+    <w:p>
+      <w:pPr>
+        <w:pStyle w:val="Heading2"/>
+      </w:pPr>
+      <w:r>
+        <w:t>Explain why2/5 belongs in the report</w:t>
+      </w:r>
+    </w:p>
+    <w:p>
+      <w:pPr>
+        <w:pStyle w:val="Heading3"/>
+      </w:pPr>
+      <w:r>
+        <w:t>Only 2 of 5 supplied durations were accepted. Why should the report include this?</w:t>
+      </w:r>
+    </w:p>
+    <w:p>
+      <w:r>
+        <w:t>________________________________________________________________</w:t>
+      </w:r>
+    </w:p>
+    <w:p>
+      <w:r>
+        <w:t>________________________________________________________________</w:t>
+      </w:r>
+    </w:p>
+    <w:p>
+      <w:r>
+        <w:t>________________________________________________________________</w:t>
+      </w:r>
+    </w:p>
+    <w:p>
+      <w:r>
+        <w:t>________________________________________________________________</w:t>
+      </w:r>
+    </w:p>
+    <w:p>
+      <w:r>
+        <w:t>________________________________________________________________</w:t>
+      </w:r>
+    </w:p>
+    <w:p>
+      <w:r>
+        <w:t>________________________________________________________________</w:t>
+      </w:r>
+    </w:p>
+    <w:p>
+      <w:pPr>
+        <w:pStyle w:val="Heading2"/>
+      </w:pPr>
+      <w:r>
+        <w:t>Earlier wording, alternatives and picture transcripts · reference / check after trying</w:t>
+      </w:r>
+    </w:p>
+    <w:p>
+      <w:pPr>
+        <w:spacing w:line="336" w:lineRule="auto" w:after="180"/>
+      </w:pPr>
+      <w:r>
+        <w:rPr>
+          <w:b w:val="0"/>
+        </w:rPr>
+        <w:t>ERROR DETECTIVE</w:t>
+      </w:r>
+    </w:p>
+    <w:p>
+      <w:pPr>
+        <w:spacing w:line="336" w:lineRule="auto" w:after="180"/>
+      </w:pPr>
+      <w:r>
+        <w:rPr>
+          <w:b w:val="0"/>
+        </w:rPr>
+        <w:t>Compare → Diagnose → Repair</w:t>
+      </w:r>
+    </w:p>
+    <w:p>
+      <w:pPr>
+        <w:spacing w:line="336" w:lineRule="auto" w:after="180"/>
+      </w:pPr>
+      <w:r>
+        <w:rPr>
+          <w:b w:val="0"/>
+        </w:rPr>
+        <w:t xml:space="preserve">Do not patch the answer. Find the earliest unsupported assumption, wrong step, or weak </w:t>
       </w:r>
       <w:r>
         <w:rPr>
           <w:b/>
         </w:rPr>
-        <w:t>input</w:t>
+        <w:t>evidence</w:t>
       </w:r>
       <w:r>
         <w:rPr>
@@ -2698,158 +2770,11 @@
       </w:r>
     </w:p>
     <w:p>
-      <w:pPr>
-        <w:spacing w:line="336" w:lineRule="auto" w:after="180"/>
-        <w:shd w:fill="F1F6FC"/>
-      </w:pPr>
-      <w:r>
-        <w:rPr>
-          <w:b w:val="0"/>
-        </w:rPr>
-        <w:t>Keep missing, type-invalid and range-invalid reasons separate rather than turning every rejected value into zero.</w:t>
-      </w:r>
-    </w:p>
-    <w:p>
-      <w:pPr>
-        <w:pStyle w:val="Heading3"/>
-      </w:pPr>
-      <w:r>
-        <w:t>What this example does not establish</w:t>
-      </w:r>
-    </w:p>
-    <w:p>
-      <w:pPr>
-        <w:pStyle w:val="Heading3"/>
-      </w:pPr>
-      <w:r>
-        <w:t>Keep the stated limit</w:t>
-      </w:r>
-    </w:p>
-    <w:p>
-      <w:pPr>
-        <w:spacing w:line="336" w:lineRule="auto" w:after="180"/>
-        <w:shd w:fill="FFF5E6"/>
-      </w:pPr>
-      <w:r>
-        <w:rPr>
-          <w:b w:val="0"/>
-        </w:rPr>
-        <w:t>Type and range checks cannot confirm whether the real shelf count was measured accurately.</w:t>
-      </w:r>
-    </w:p>
-    <w:p>
-      <w:pPr>
-        <w:pStyle w:val="Heading3"/>
-      </w:pPr>
-      <w:r>
-        <w:t>Keep the stated limit</w:t>
-      </w:r>
-    </w:p>
-    <w:p>
-      <w:pPr>
-        <w:spacing w:line="336" w:lineRule="auto" w:after="180"/>
-        <w:shd w:fill="FFF5E6"/>
-      </w:pPr>
-      <w:r>
-        <w:rPr>
-          <w:b w:val="0"/>
-        </w:rPr>
-        <w:t>Read the labelled picture: Why is the Boolean True rejected even though arithmetic can treat it like 1 in Python?</w:t>
-      </w:r>
-    </w:p>
-    <w:p>
-      <w:pPr>
-        <w:pStyle w:val="Heading3"/>
-      </w:pPr>
-      <w:r>
-        <w:t>Keep the stated limit</w:t>
-      </w:r>
-    </w:p>
-    <w:p>
-      <w:pPr>
-        <w:spacing w:line="336" w:lineRule="auto" w:after="180"/>
-        <w:shd w:fill="FFF5E6"/>
-      </w:pPr>
-      <w:r>
-        <w:rPr>
-          <w:b w:val="0"/>
-        </w:rPr>
-        <w:t>Change one thing: Replace text "4" with integer 4 through an authorised conversion. Predict the result before checking the explanation. What remains the same?</w:t>
-      </w:r>
-    </w:p>
-    <w:p>
-      <w:pPr>
-        <w:pStyle w:val="Heading1"/>
-      </w:pPr>
-      <w:r>
-        <w:t>07. Find and repair a mistake</w:t>
-      </w:r>
-    </w:p>
-    <w:p>
-      <w:r>
-        <w:t>Find the unsupported step in the Missing Data claim and explain a repair using the supplied evidence.</w:t>
-      </w:r>
-    </w:p>
-    <w:p>
-      <w:pPr>
-        <w:pStyle w:val="Heading3"/>
-      </w:pPr>
-      <w:r>
-        <w:t>Find the first error</w:t>
-      </w:r>
-    </w:p>
-    <w:p>
-      <w:pPr>
-        <w:spacing w:line="336" w:lineRule="auto" w:after="180"/>
-        <w:shd w:fill="FFF5E6"/>
-      </w:pPr>
-      <w:r>
-        <w:rPr>
-          <w:b w:val="0"/>
-        </w:rPr>
-        <w:t>ERROR DETECTIVE</w:t>
-      </w:r>
-    </w:p>
-    <w:p>
-      <w:pPr>
-        <w:spacing w:line="336" w:lineRule="auto" w:after="180"/>
-      </w:pPr>
-      <w:r>
-        <w:rPr>
-          <w:b w:val="0"/>
-        </w:rPr>
-        <w:t>Compare → Diagnose → Repair</w:t>
-      </w:r>
-    </w:p>
-    <w:p>
-      <w:pPr>
-        <w:spacing w:line="336" w:lineRule="auto" w:after="180"/>
-      </w:pPr>
-      <w:r>
-        <w:rPr>
-          <w:b w:val="0"/>
-        </w:rPr>
-        <w:t xml:space="preserve">Do not patch the answer. Find the earliest unsupported assumption, wrong step, or weak </w:t>
-      </w:r>
-      <w:r>
-        <w:rPr>
-          <w:b/>
-        </w:rPr>
-        <w:t>evidence</w:t>
-      </w:r>
-      <w:r>
-        <w:rPr>
-          <w:b w:val="0"/>
-        </w:rPr>
-        <w:t>.</w:t>
-      </w:r>
-    </w:p>
-    <w:p>
       <w:r>
         <w:drawing>
           <wp:inline xmlns:a="http://schemas.openxmlformats.org/drawingml/2006/main" xmlns:pic="http://schemas.openxmlformats.org/drawingml/2006/picture">
             <wp:extent cx="5486400" cy="1901952"/>
-            <wp:docPr id="16" name="Picture 16" descr="Misconception diagnosis for Missing Data"/>
+            <wp:docPr id="18" name="Picture 18" descr="Misconception diagnosis for Missing Data"/>
             <wp:cNvGraphicFramePr>
               <a:graphicFrameLocks noChangeAspect="1"/>
             </wp:cNvGraphicFramePr>
@@ -2861,7 +2786,7 @@
                     <pic:cNvPicPr/>
                   </pic:nvPicPr>
                   <pic:blipFill>
-                    <a:blip r:embed="rId23"/>
+                    <a:blip r:embed="rId21"/>
                     <a:stretch>
                       <a:fillRect/>
                     </a:stretch>
@@ -3093,7 +3018,6 @@
     <w:p>
       <w:pPr>
         <w:spacing w:line="336" w:lineRule="auto" w:after="180"/>
-        <w:shd w:fill="F5F1FB"/>
       </w:pPr>
       <w:r>
         <w:rPr>
@@ -3145,237 +3069,23 @@
     </w:p>
     <w:p>
       <w:pPr>
-        <w:spacing w:line="336" w:lineRule="auto" w:after="180"/>
-      </w:pPr>
-      <w:r>
-        <w:rPr>
-          <w:b/>
-        </w:rPr>
-        <w:t>Rejection</w:t>
-      </w:r>
-      <w:r>
-        <w:rPr>
-          <w:b w:val="0"/>
-        </w:rPr>
-        <w:t xml:space="preserve"> can change which sessions remain represented. Report 2 accepted of 5 supplied here. A summary of accepted rows does not automatically describe the missing or rejected sessions.</w:t>
-      </w:r>
-    </w:p>
-    <w:p>
-      <w:pPr>
-        <w:pStyle w:val="Heading3"/>
-      </w:pPr>
-      <w:r>
-        <w:t>Only 2 of 5 supplied durations were accepted. Why should the report include this?</w:t>
-      </w:r>
-    </w:p>
-    <w:p>
-      <w:r>
-        <w:t>________________________________________________________________</w:t>
-      </w:r>
-    </w:p>
-    <w:p>
-      <w:r>
-        <w:t>________________________________________________________________</w:t>
-      </w:r>
-    </w:p>
-    <w:p>
-      <w:r>
-        <w:t>________________________________________________________________</w:t>
-      </w:r>
-    </w:p>
-    <w:p>
-      <w:r>
-        <w:t>________________________________________________________________</w:t>
-      </w:r>
-    </w:p>
-    <w:p>
-      <w:r>
-        <w:t>________________________________________________________________</w:t>
-      </w:r>
-    </w:p>
-    <w:p>
-      <w:r>
-        <w:t>________________________________________________________________</w:t>
-      </w:r>
-    </w:p>
-    <w:p>
-      <w:pPr>
         <w:pStyle w:val="Heading1"/>
       </w:pPr>
       <w:r>
-        <w:t>08. Practise together</w:t>
-      </w:r>
-    </w:p>
-    <w:p>
-      <w:r>
-        <w:t>Practise Missing Data with support, then explain the deciding step in your own words.</w:t>
-      </w:r>
-    </w:p>
-    <w:p>
-      <w:pPr>
-        <w:spacing w:line="336" w:lineRule="auto" w:after="180"/>
-      </w:pPr>
-      <w:r>
-        <w:rPr>
-          <w:b/>
-        </w:rPr>
-        <w:t>LOGIC STUDIO</w:t>
-      </w:r>
-    </w:p>
-    <w:p>
-      <w:pPr>
-        <w:spacing w:line="336" w:lineRule="auto" w:after="180"/>
-      </w:pPr>
-      <w:r>
-        <w:rPr>
-          <w:b w:val="0"/>
-        </w:rPr>
-        <w:t>Trace Before You Run</w:t>
-      </w:r>
-    </w:p>
-    <w:p>
-      <w:pPr>
-        <w:spacing w:line="336" w:lineRule="auto" w:after="180"/>
-      </w:pPr>
-      <w:r>
-        <w:rPr>
-          <w:b w:val="0"/>
-        </w:rPr>
-        <w:t>Block code, pseudocode, tables, and diagrams are different ways to expose the same reasoning.</w:t>
-      </w:r>
-    </w:p>
-    <w:p>
-      <w:r>
-        <w:drawing>
-          <wp:inline xmlns:a="http://schemas.openxmlformats.org/drawingml/2006/main" xmlns:pic="http://schemas.openxmlformats.org/drawingml/2006/picture">
-            <wp:extent cx="5486400" cy="1901952"/>
-            <wp:docPr id="17" name="Picture 17" descr="Logic tracing graphic for Missing Data"/>
-            <wp:cNvGraphicFramePr>
-              <a:graphicFrameLocks noChangeAspect="1"/>
-            </wp:cNvGraphicFramePr>
-            <a:graphic>
-              <a:graphicData uri="http://schemas.openxmlformats.org/drawingml/2006/picture">
-                <pic:pic>
-                  <pic:nvPicPr>
-                    <pic:cNvPr id="0" name="eea505167ffbbb10362ff86f5f17a806cbfff2dadf444f92883587fa6eb375a7.png"/>
-                    <pic:cNvPicPr/>
-                  </pic:nvPicPr>
-                  <pic:blipFill>
-                    <a:blip r:embed="rId24"/>
-                    <a:stretch>
-                      <a:fillRect/>
-                    </a:stretch>
-                  </pic:blipFill>
-                  <pic:spPr>
-                    <a:xfrm>
-                      <a:off x="0" y="0"/>
-                      <a:ext cx="5486400" cy="1901952"/>
-                    </a:xfrm>
-                    <a:prstGeom prst="rect"/>
-                  </pic:spPr>
-                </pic:pic>
-              </a:graphicData>
-            </a:graphic>
-          </wp:inline>
-        </w:drawing>
-      </w:r>
-    </w:p>
-    <w:p>
-      <w:pPr>
-        <w:spacing w:line="336" w:lineRule="auto" w:after="180"/>
-      </w:pPr>
-      <w:r>
-        <w:rPr>
-          <w:b w:val="0"/>
-        </w:rPr>
-        <w:t xml:space="preserve">SET </w:t>
-      </w:r>
-      <w:r>
-        <w:rPr>
-          <w:b/>
-        </w:rPr>
-        <w:t>evidence</w:t>
-      </w:r>
-      <w:r>
-        <w:rPr>
-          <w:b w:val="0"/>
-        </w:rPr>
-        <w:t>_record</w:t>
-        <w:br/>
-        <w:t>PREDICT expected_result</w:t>
-        <w:br/>
-        <w:t>RUN one normal case and one boundary case</w:t>
-        <w:br/>
-        <w:t>COMPARE actual_result with expected_result</w:t>
-        <w:br/>
-        <w:t>IF different: locate first cause; change one factor; RETEST</w:t>
-        <w:br/>
-        <w:t>EXPLAIN result, limitation, and next safe step</w:t>
-      </w:r>
-    </w:p>
-    <w:p>
-      <w:pPr>
-        <w:spacing w:line="336" w:lineRule="auto" w:after="180"/>
-        <w:shd w:fill="F5F1FB"/>
-      </w:pPr>
-      <w:r>
-        <w:rPr>
-          <w:b w:val="0"/>
-        </w:rPr>
-        <w:t xml:space="preserve">Trace one </w:t>
-      </w:r>
-      <w:r>
-        <w:rPr>
-          <w:b/>
-        </w:rPr>
-        <w:t>input</w:t>
-      </w:r>
-      <w:r>
-        <w:rPr>
-          <w:b w:val="0"/>
-        </w:rPr>
-        <w:t>. Which line changes the state or chooses a path?</w:t>
-      </w:r>
-    </w:p>
-    <w:p>
-      <w:pPr>
-        <w:pStyle w:val="Heading3"/>
-      </w:pPr>
-      <w:r>
-        <w:t>Write or draw your reasoning and evidence.</w:t>
-      </w:r>
-    </w:p>
-    <w:p>
-      <w:r>
-        <w:t>________________________________________________________________</w:t>
-      </w:r>
-    </w:p>
-    <w:p>
-      <w:r>
-        <w:t>________________________________________________________________</w:t>
-      </w:r>
-    </w:p>
-    <w:p>
-      <w:r>
-        <w:t>________________________________________________________________</w:t>
-      </w:r>
-    </w:p>
-    <w:p>
-      <w:r>
-        <w:t>________________________________________________________________</w:t>
-      </w:r>
-    </w:p>
-    <w:p>
-      <w:r>
-        <w:t>________________________________________________________________</w:t>
-      </w:r>
-    </w:p>
-    <w:p>
-      <w:pPr>
-        <w:pStyle w:val="Heading3"/>
-      </w:pPr>
-      <w:r>
-        <w:t>A closer explanation</w:t>
+        <w:t>08. Replace if value with the explicit contract</w:t>
+      </w:r>
+    </w:p>
+    <w:p>
+      <w:r>
+        <w:t>Truthiness cannot distinguish allowed zero from invalid text.</w:t>
+      </w:r>
+    </w:p>
+    <w:p>
+      <w:pPr>
+        <w:pStyle w:val="Heading2"/>
+      </w:pPr>
+      <w:r>
+        <w:t>Expose both sides of the shortcut error</w:t>
       </w:r>
     </w:p>
     <w:p>
@@ -3391,10 +3101,10 @@
     </w:p>
     <w:p>
       <w:pPr>
-        <w:pStyle w:val="Heading3"/>
-      </w:pPr>
-      <w:r>
-        <w:t>Practise with less help: Trace filtering</w:t>
+        <w:pStyle w:val="Heading2"/>
+      </w:pPr>
+      <w:r>
+        <w:t>Trace the standalone W2 cases</w:t>
       </w:r>
     </w:p>
     <w:p>
@@ -3536,81 +3246,39 @@
     </w:p>
     <w:p>
       <w:pPr>
-        <w:pStyle w:val="Heading3"/>
-      </w:pPr>
-      <w:r>
-        <w:t>Check your reasoning</w:t>
+        <w:pStyle w:val="Heading2"/>
+      </w:pPr>
+      <w:r>
+        <w:t>Challenge successful run proves the conclusion</w:t>
+      </w:r>
+    </w:p>
+    <w:p>
+      <w:pPr>
+        <w:pStyle w:val="ListBullet"/>
+      </w:pPr>
+      <w:r>
+        <w:t>Use the worked case for Missing values and validation. Proposed explanation: “A successful run proves the conclusion”. Decide whether this explanation is supported. Point to the step or supplied fact that decides; explain your repair if needed.</w:t>
+      </w:r>
+    </w:p>
+    <w:p>
+      <w:pPr>
+        <w:pStyle w:val="ListBullet"/>
+      </w:pPr>
+      <w:r>
+        <w:t>Answer on your own before discussion. If you are unsure, say which step you need help with.</w:t>
+      </w:r>
+    </w:p>
+    <w:p>
+      <w:pPr>
+        <w:pStyle w:val="Heading2"/>
+      </w:pPr>
+      <w:r>
+        <w:t>Explain the separate stock Boolean case</w:t>
       </w:r>
     </w:p>
     <w:p>
       <w:pPr>
         <w:spacing w:line="336" w:lineRule="auto" w:after="180"/>
-      </w:pPr>
-      <w:r>
-        <w:rPr>
-          <w:b w:val="0"/>
-        </w:rPr>
-        <w:t xml:space="preserve">Use the worked case for </w:t>
-      </w:r>
-      <w:r>
-        <w:rPr>
-          <w:b/>
-        </w:rPr>
-        <w:t>Missing value</w:t>
-      </w:r>
-      <w:r>
-        <w:rPr>
-          <w:b w:val="0"/>
-        </w:rPr>
-        <w:t xml:space="preserve">s and </w:t>
-      </w:r>
-      <w:r>
-        <w:rPr>
-          <w:b/>
-        </w:rPr>
-        <w:t>validation</w:t>
-      </w:r>
-      <w:r>
-        <w:rPr>
-          <w:b w:val="0"/>
-        </w:rPr>
-        <w:t>. Proposed explanation: “A successful run proves the conclusion”. Decide whether this explanation is supported.</w:t>
-      </w:r>
-    </w:p>
-    <w:p>
-      <w:pPr>
-        <w:spacing w:line="336" w:lineRule="auto" w:after="180"/>
-      </w:pPr>
-      <w:r>
-        <w:rPr>
-          <w:b w:val="0"/>
-        </w:rPr>
-        <w:t>Point to the step or supplied fact that decides; explain your repair if needed.</w:t>
-      </w:r>
-    </w:p>
-    <w:p>
-      <w:pPr>
-        <w:spacing w:line="336" w:lineRule="auto" w:after="180"/>
-      </w:pPr>
-      <w:r>
-        <w:rPr>
-          <w:b w:val="0"/>
-        </w:rPr>
-        <w:t>Answer on your own before discussion. If you are unsure, say which step you need help with.</w:t>
-      </w:r>
-    </w:p>
-    <w:p>
-      <w:pPr>
-        <w:pStyle w:val="Heading3"/>
-      </w:pPr>
-      <w:r>
-        <w:t>Explain the picture</w:t>
-      </w:r>
-    </w:p>
-    <w:p>
-      <w:pPr>
-        <w:spacing w:line="336" w:lineRule="auto" w:after="180"/>
-        <w:shd w:fill="F5F1FB"/>
       </w:pPr>
       <w:r>
         <w:rPr>
@@ -3621,34 +3289,6 @@
     </w:p>
     <w:p>
       <w:pPr>
-        <w:pStyle w:val="Heading3"/>
-      </w:pPr>
-      <w:r>
-        <w:t>My explanation using a pictured step and the given facts</w:t>
-      </w:r>
-    </w:p>
-    <w:p>
-      <w:r>
-        <w:t>________________________________________________________________</w:t>
-      </w:r>
-    </w:p>
-    <w:p>
-      <w:r>
-        <w:t>________________________________________________________________</w:t>
-      </w:r>
-    </w:p>
-    <w:p>
-      <w:r>
-        <w:t>________________________________________________________________</w:t>
-      </w:r>
-    </w:p>
-    <w:p>
-      <w:r>
-        <w:t>________________________________________________________________</w:t>
-      </w:r>
-    </w:p>
-    <w:p>
-      <w:pPr>
         <w:spacing w:line="336" w:lineRule="auto" w:after="180"/>
       </w:pPr>
       <w:r>
@@ -3660,32 +3300,10 @@
     </w:p>
     <w:p>
       <w:pPr>
-        <w:pStyle w:val="Heading1"/>
-      </w:pPr>
-      <w:r>
-        <w:t>09. Run the investigation</w:t>
-      </w:r>
-    </w:p>
-    <w:p>
-      <w:r>
-        <w:t>Investigate Missing Data. Record the prediction, actual observation or labelled paper trace, explanation and next test separately.</w:t>
-      </w:r>
-    </w:p>
-    <w:p>
-      <w:pPr>
-        <w:spacing w:line="336" w:lineRule="auto" w:after="180"/>
-      </w:pPr>
-      <w:r>
-        <w:rPr>
-          <w:b/>
-        </w:rPr>
-        <w:t>EVIDENCE</w:t>
-      </w:r>
-      <w:r>
-        <w:rPr>
-          <w:b/>
-        </w:rPr>
-        <w:t xml:space="preserve"> LAB</w:t>
+        <w:pStyle w:val="Heading2"/>
+      </w:pPr>
+      <w:r>
+        <w:t>Earlier wording, alternatives and picture transcripts · reference / check after trying</w:t>
       </w:r>
     </w:p>
     <w:p>
@@ -3696,7 +3314,7 @@
         <w:rPr>
           <w:b w:val="0"/>
         </w:rPr>
-        <w:t>Predict → Test → Record → Explain</w:t>
+        <w:t>LOGIC STUDIO</w:t>
       </w:r>
     </w:p>
     <w:p>
@@ -3707,7 +3325,18 @@
         <w:rPr>
           <w:b w:val="0"/>
         </w:rPr>
-        <w:t>Keep expected and actual results separate. Surprises are useful data when recorded honestly.</w:t>
+        <w:t>Trace Before You Run</w:t>
+      </w:r>
+    </w:p>
+    <w:p>
+      <w:pPr>
+        <w:spacing w:line="336" w:lineRule="auto" w:after="180"/>
+      </w:pPr>
+      <w:r>
+        <w:rPr>
+          <w:b w:val="0"/>
+        </w:rPr>
+        <w:t>Block code, pseudocode, tables, and diagrams are different ways to expose the same reasoning.</w:t>
       </w:r>
     </w:p>
     <w:p>
@@ -3715,7 +3344,7 @@
         <w:drawing>
           <wp:inline xmlns:a="http://schemas.openxmlformats.org/drawingml/2006/main" xmlns:pic="http://schemas.openxmlformats.org/drawingml/2006/picture">
             <wp:extent cx="5486400" cy="1901952"/>
-            <wp:docPr id="18" name="Picture 18" descr="Evidence lab graphic for Missing Data"/>
+            <wp:docPr id="19" name="Picture 19" descr="Logic tracing graphic for Missing Data"/>
             <wp:cNvGraphicFramePr>
               <a:graphicFrameLocks noChangeAspect="1"/>
             </wp:cNvGraphicFramePr>
@@ -3723,11 +3352,11 @@
               <a:graphicData uri="http://schemas.openxmlformats.org/drawingml/2006/picture">
                 <pic:pic>
                   <pic:nvPicPr>
-                    <pic:cNvPr id="0" name="ba6dce60cef057e15c67dd2550b6f81db02f1e525154b7f9196e001b467f8bbb.png"/>
+                    <pic:cNvPr id="0" name="eea505167ffbbb10362ff86f5f17a806cbfff2dadf444f92883587fa6eb375a7.png"/>
                     <pic:cNvPicPr/>
                   </pic:nvPicPr>
                   <pic:blipFill>
-                    <a:blip r:embed="rId25"/>
+                    <a:blip r:embed="rId22"/>
                     <a:stretch>
                       <a:fillRect/>
                     </a:stretch>
@@ -3754,31 +3383,235 @@
         <w:rPr>
           <w:b w:val="0"/>
         </w:rPr>
-        <w:t xml:space="preserve">Run the same four incomplete profiles through ask, </w:t>
+        <w:t xml:space="preserve">SET </w:t>
       </w:r>
       <w:r>
         <w:rPr>
           <w:b/>
         </w:rPr>
-        <w:t>abstain</w:t>
+        <w:t>evidence</w:t>
       </w:r>
       <w:r>
         <w:rPr>
           <w:b w:val="0"/>
         </w:rPr>
-        <w:t xml:space="preserve">, and </w:t>
+        <w:t>_record</w:t>
+        <w:br/>
+        <w:t>PREDICT expected_result</w:t>
+        <w:br/>
+        <w:t>RUN one normal case and one boundary case</w:t>
+        <w:br/>
+        <w:t>COMPARE actual_result with expected_result</w:t>
+        <w:br/>
+        <w:t>IF different: locate first cause; change one factor; RETEST</w:t>
+        <w:br/>
+        <w:t>EXPLAIN result, limitation, and next safe step</w:t>
+      </w:r>
+    </w:p>
+    <w:p>
+      <w:pPr>
+        <w:spacing w:line="336" w:lineRule="auto" w:after="180"/>
+      </w:pPr>
+      <w:r>
+        <w:rPr>
+          <w:b w:val="0"/>
+        </w:rPr>
+        <w:t xml:space="preserve">Trace one </w:t>
       </w:r>
       <w:r>
         <w:rPr>
           <w:b/>
         </w:rPr>
-        <w:t>default</w:t>
+        <w:t>input</w:t>
       </w:r>
       <w:r>
         <w:rPr>
           <w:b w:val="0"/>
         </w:rPr>
-        <w:t xml:space="preserve"> policies. Compare usefulness, risk, and user effort.</w:t>
+        <w:t>. Which line changes the state or chooses a path?</w:t>
+      </w:r>
+    </w:p>
+    <w:p>
+      <w:pPr>
+        <w:pStyle w:val="Heading3"/>
+      </w:pPr>
+      <w:r>
+        <w:t>Write or draw your reasoning and evidence.</w:t>
+      </w:r>
+    </w:p>
+    <w:p>
+      <w:r>
+        <w:t>________________________________________________________________</w:t>
+      </w:r>
+    </w:p>
+    <w:p>
+      <w:r>
+        <w:t>________________________________________________________________</w:t>
+      </w:r>
+    </w:p>
+    <w:p>
+      <w:r>
+        <w:t>________________________________________________________________</w:t>
+      </w:r>
+    </w:p>
+    <w:p>
+      <w:r>
+        <w:t>________________________________________________________________</w:t>
+      </w:r>
+    </w:p>
+    <w:p>
+      <w:r>
+        <w:t>________________________________________________________________</w:t>
+      </w:r>
+    </w:p>
+    <w:p>
+      <w:pPr>
+        <w:pStyle w:val="Heading3"/>
+      </w:pPr>
+      <w:r>
+        <w:t>A closer explanation</w:t>
+      </w:r>
+    </w:p>
+    <w:p>
+      <w:pPr>
+        <w:pStyle w:val="Heading3"/>
+      </w:pPr>
+      <w:r>
+        <w:t>Practise with less help: Trace filtering</w:t>
+      </w:r>
+    </w:p>
+    <w:p>
+      <w:pPr>
+        <w:pStyle w:val="Heading3"/>
+      </w:pPr>
+      <w:r>
+        <w:t>Check your reasoning</w:t>
+      </w:r>
+    </w:p>
+    <w:p>
+      <w:pPr>
+        <w:pStyle w:val="Heading3"/>
+      </w:pPr>
+      <w:r>
+        <w:t>Explain the picture</w:t>
+      </w:r>
+    </w:p>
+    <w:p>
+      <w:pPr>
+        <w:pStyle w:val="Heading3"/>
+      </w:pPr>
+      <w:r>
+        <w:t>My explanation using a pictured step and the given facts</w:t>
+      </w:r>
+    </w:p>
+    <w:p>
+      <w:r>
+        <w:t>________________________________________________________________</w:t>
+      </w:r>
+    </w:p>
+    <w:p>
+      <w:r>
+        <w:t>________________________________________________________________</w:t>
+      </w:r>
+    </w:p>
+    <w:p>
+      <w:r>
+        <w:t>________________________________________________________________</w:t>
+      </w:r>
+    </w:p>
+    <w:p>
+      <w:r>
+        <w:t>________________________________________________________________</w:t>
+      </w:r>
+    </w:p>
+    <w:p>
+      <w:pPr>
+        <w:pStyle w:val="Heading1"/>
+      </w:pPr>
+      <w:r>
+        <w:t>09. Audit eight supplied records and preserve every review reason</w:t>
+      </w:r>
+    </w:p>
+    <w:p>
+      <w:r>
+        <w:t>Distinguish baseline coverage from the expanded investigation.</w:t>
+      </w:r>
+    </w:p>
+    <w:p>
+      <w:pPr>
+        <w:pStyle w:val="Heading2"/>
+      </w:pPr>
+      <w:r>
+        <w:t>The complete extended duration program</w:t>
+      </w:r>
+    </w:p>
+    <w:p>
+      <w:r>
+        <w:rPr>
+          <w:rFonts w:ascii="Courier New" w:hAnsi="Courier New"/>
+          <w:sz w:val="18"/>
+        </w:rPr>
+        <w:t>rows = [{"minutes": 0}, {}, {"minutes": 12},</w:t>
+        <w:br/>
+        <w:t xml:space="preserve">        {"minutes": -1}, {"minutes": None},</w:t>
+        <w:br/>
+        <w:t xml:space="preserve">        {"minutes": 60}, {"minutes": "5"}, {"minutes": True}]</w:t>
+        <w:br/>
+        <w:t>accepted = []</w:t>
+        <w:br/>
+        <w:t>review = []</w:t>
+        <w:br/>
+        <w:t>for number, row in enumerate(rows, 1):</w:t>
+        <w:br/>
+        <w:t xml:space="preserve">    value = row.get("minutes")</w:t>
+        <w:br/>
+        <w:t xml:space="preserve">    if value is None:</w:t>
+        <w:br/>
+        <w:t xml:space="preserve">        reason = "unknown duration"</w:t>
+        <w:br/>
+        <w:t xml:space="preserve">    elif type(value) is not int:</w:t>
+        <w:br/>
+        <w:t xml:space="preserve">        reason = "duration is not an exact integer"</w:t>
+        <w:br/>
+        <w:t xml:space="preserve">    elif not 0 &lt;= value &lt;= 60:</w:t>
+        <w:br/>
+        <w:t xml:space="preserve">        reason = "duration outside 0 through 60"</w:t>
+        <w:br/>
+        <w:t xml:space="preserve">    else:</w:t>
+        <w:br/>
+        <w:t xml:space="preserve">        accepted.append(value)</w:t>
+        <w:br/>
+        <w:t xml:space="preserve">        continue</w:t>
+        <w:br/>
+        <w:t xml:space="preserve">    review.append((number, row.copy(), reason))</w:t>
+        <w:br/>
+        <w:t>print(accepted)</w:t>
+        <w:br/>
+        <w:t>print(len(review))</w:t>
+      </w:r>
+    </w:p>
+    <w:p>
+      <w:pPr>
+        <w:pStyle w:val="Heading2"/>
+      </w:pPr>
+      <w:r>
+        <w:t>Predict, trace, inspect and report coverage</w:t>
+      </w:r>
+    </w:p>
+    <w:p>
+      <w:pPr>
+        <w:pStyle w:val="ListNumber"/>
+      </w:pPr>
+      <w:r>
+        <w:t>Use the extended eight-record duration program supplied here. Before executing, record raw value, acceptance/review decision and first failing reason for each numbered row. The original five records accept2/5; adding60 and text"5" gives3/7; adding Boolean True gives3/8. Preserve those populations separately. Predict the accepted list and review count, then execute or label a paper trace. Inspect review to see retained row copies and reasons: unknown, non-integer or out of range. continue moves to the next row after a valid append; a rejected row reaches review.append. No source record is overwritten and no missing value is invented. Reserve the 0–10 independent count filter for W4.</w:t>
+      </w:r>
+    </w:p>
+    <w:p>
+      <w:pPr>
+        <w:pStyle w:val="Heading2"/>
+      </w:pPr>
+      <w:r>
+        <w:t>Keep the evidence and explain the limit</w:t>
       </w:r>
     </w:p>
     <w:tbl>
@@ -4029,7 +3862,6 @@
     <w:p>
       <w:pPr>
         <w:spacing w:line="336" w:lineRule="auto" w:after="180"/>
-        <w:shd w:fill="F5F1FB"/>
       </w:pPr>
       <w:r>
         <w:rPr>
@@ -4073,14 +3905,6 @@
     </w:p>
     <w:p>
       <w:pPr>
-        <w:pStyle w:val="Heading3"/>
-      </w:pPr>
-      <w:r>
-        <w:t>Plan → try → check</w:t>
-      </w:r>
-    </w:p>
-    <w:p>
-      <w:pPr>
         <w:spacing w:line="336" w:lineRule="auto" w:after="180"/>
       </w:pPr>
       <w:r>
@@ -4092,15 +3916,29 @@
     </w:p>
     <w:p>
       <w:pPr>
-        <w:pStyle w:val="Heading1"/>
-      </w:pPr>
-      <w:r>
-        <w:t>10. Build your understanding</w:t>
-      </w:r>
-    </w:p>
-    <w:p>
-      <w:r>
-        <w:t>Move from recall to tracing, diagnosis and transfer in Missing Data. Explain why each step is justified.</w:t>
+        <w:pStyle w:val="Heading2"/>
+      </w:pPr>
+      <w:r>
+        <w:t>Optional policy extension · Four supplied scenarios · reference / check after trying</w:t>
+      </w:r>
+    </w:p>
+    <w:p>
+      <w:pPr>
+        <w:spacing w:line="336" w:lineRule="auto" w:after="180"/>
+      </w:pPr>
+      <w:r>
+        <w:rPr>
+          <w:b w:val="0"/>
+        </w:rPr>
+        <w:t>Optional recommender policy extension, using fictional scenarios: P1 has an unrecorded length preference; P2 has a missing page count required by a hard limit; P3 has unknown stock; P4 has a reader-confirmed no preference. Compare asking for missing evidence, abstaining from the decision that needs it, and a declared configured fallback. State what remains unknown and any user effort; do not invent a reader reply or present a default as a measurement. P4 is a known preference statement, not missing data. These policy choices are separate from the numeric filter and cannot change an unknown measurement into observed zero.</w:t>
+      </w:r>
+    </w:p>
+    <w:p>
+      <w:pPr>
+        <w:pStyle w:val="Heading2"/>
+      </w:pPr>
+      <w:r>
+        <w:t>Earlier wording, alternatives and picture transcripts · reference / check after trying</w:t>
       </w:r>
     </w:p>
     <w:p>
@@ -4110,6 +3948,1652 @@
       <w:r>
         <w:rPr>
           <w:b/>
+        </w:rPr>
+        <w:t>EVIDENCE</w:t>
+      </w:r>
+      <w:r>
+        <w:rPr>
+          <w:b w:val="0"/>
+        </w:rPr>
+        <w:t xml:space="preserve"> LAB</w:t>
+      </w:r>
+    </w:p>
+    <w:p>
+      <w:pPr>
+        <w:spacing w:line="336" w:lineRule="auto" w:after="180"/>
+      </w:pPr>
+      <w:r>
+        <w:rPr>
+          <w:b w:val="0"/>
+        </w:rPr>
+        <w:t>Predict → Test → Record → Explain</w:t>
+      </w:r>
+    </w:p>
+    <w:p>
+      <w:pPr>
+        <w:spacing w:line="336" w:lineRule="auto" w:after="180"/>
+      </w:pPr>
+      <w:r>
+        <w:rPr>
+          <w:b w:val="0"/>
+        </w:rPr>
+        <w:t>Keep expected and actual results separate. Surprises are useful data when recorded honestly.</w:t>
+      </w:r>
+    </w:p>
+    <w:p>
+      <w:r>
+        <w:drawing>
+          <wp:inline xmlns:a="http://schemas.openxmlformats.org/drawingml/2006/main" xmlns:pic="http://schemas.openxmlformats.org/drawingml/2006/picture">
+            <wp:extent cx="5486400" cy="1901952"/>
+            <wp:docPr id="20" name="Picture 20" descr="Evidence lab graphic for Missing Data"/>
+            <wp:cNvGraphicFramePr>
+              <a:graphicFrameLocks noChangeAspect="1"/>
+            </wp:cNvGraphicFramePr>
+            <a:graphic>
+              <a:graphicData uri="http://schemas.openxmlformats.org/drawingml/2006/picture">
+                <pic:pic>
+                  <pic:nvPicPr>
+                    <pic:cNvPr id="0" name="ba6dce60cef057e15c67dd2550b6f81db02f1e525154b7f9196e001b467f8bbb.png"/>
+                    <pic:cNvPicPr/>
+                  </pic:nvPicPr>
+                  <pic:blipFill>
+                    <a:blip r:embed="rId23"/>
+                    <a:stretch>
+                      <a:fillRect/>
+                    </a:stretch>
+                  </pic:blipFill>
+                  <pic:spPr>
+                    <a:xfrm>
+                      <a:off x="0" y="0"/>
+                      <a:ext cx="5486400" cy="1901952"/>
+                    </a:xfrm>
+                    <a:prstGeom prst="rect"/>
+                  </pic:spPr>
+                </pic:pic>
+              </a:graphicData>
+            </a:graphic>
+          </wp:inline>
+        </w:drawing>
+      </w:r>
+    </w:p>
+    <w:p>
+      <w:pPr>
+        <w:spacing w:line="336" w:lineRule="auto" w:after="180"/>
+      </w:pPr>
+      <w:r>
+        <w:rPr>
+          <w:b w:val="0"/>
+        </w:rPr>
+        <w:t>Use the supplied extended eight-record duration audit for the main investigation. Retain accepted values and rejected row copies with reasons. The four explicitly supplied fictional recommender scenarios are an optional ask/</w:t>
+      </w:r>
+      <w:r>
+        <w:rPr>
+          <w:b/>
+        </w:rPr>
+        <w:t>abstain</w:t>
+      </w:r>
+      <w:r>
+        <w:rPr>
+          <w:b w:val="0"/>
+        </w:rPr>
+        <w:t>/fallback extension, not missing activity-log measurements.</w:t>
+      </w:r>
+    </w:p>
+    <w:p>
+      <w:pPr>
+        <w:pStyle w:val="Heading3"/>
+      </w:pPr>
+      <w:r>
+        <w:t>Plan → try → check</w:t>
+      </w:r>
+    </w:p>
+    <w:p>
+      <w:pPr>
+        <w:pStyle w:val="Heading1"/>
+      </w:pPr>
+      <w:r>
+        <w:t>14. Try alone: implement the new 0–10 count contract</w:t>
+      </w:r>
+    </w:p>
+    <w:p>
+      <w:r>
+        <w:t>Write the new filter before consulting the key.</w:t>
+      </w:r>
+    </w:p>
+    <w:p>
+      <w:pPr>
+        <w:pStyle w:val="Heading2"/>
+      </w:pPr>
+      <w:r>
+        <w:t>The independent row list and question</w:t>
+      </w:r>
+    </w:p>
+    <w:p>
+      <w:pPr>
+        <w:spacing w:line="336" w:lineRule="auto" w:after="180"/>
+      </w:pPr>
+      <w:r>
+        <w:rPr>
+          <w:b w:val="0"/>
+        </w:rPr>
+        <w:t xml:space="preserve">Write a filter for count values that must be integers from 0 to 10. </w:t>
+      </w:r>
+      <w:r>
+        <w:rPr>
+          <w:b/>
+        </w:rPr>
+        <w:t>Process</w:t>
+      </w:r>
+      <w:r>
+        <w:rPr>
+          <w:b w:val="0"/>
+        </w:rPr>
+        <w:t xml:space="preserve"> {count: 3}, {}, {count: 0}, {count: 11}, {count: "3"}, using quoted keys in Python. Report accepted values and rejected count.</w:t>
+      </w:r>
+    </w:p>
+    <w:p>
+      <w:pPr>
+        <w:pStyle w:val="Heading2"/>
+      </w:pPr>
+      <w:r>
+        <w:t>The exact-type and bounds policy</w:t>
+      </w:r>
+    </w:p>
+    <w:p>
+      <w:pPr>
+        <w:spacing w:line="336" w:lineRule="auto" w:after="180"/>
+      </w:pPr>
+      <w:r>
+        <w:rPr>
+          <w:b w:val="0"/>
+        </w:rPr>
+        <w:t>For this independent filter require exact Python int values, excluding Booleans, and inclusive bounds 0–10. Keep source order. Missing values are reviewed rather than imputed. The prompt’s row keys must be quoted when writing executable Python; this task uses a different field and maximum from the worked duration and stock cases.</w:t>
+      </w:r>
+    </w:p>
+    <w:p>
+      <w:pPr>
+        <w:pStyle w:val="Heading2"/>
+      </w:pPr>
+      <w:r>
+        <w:t>Your first attempt and support record</w:t>
+      </w:r>
+    </w:p>
+    <w:p>
+      <w:pPr>
+        <w:pStyle w:val="Heading3"/>
+      </w:pPr>
+      <w:r>
+        <w:t>My independent explanation, trace and limits</w:t>
+      </w:r>
+    </w:p>
+    <w:p>
+      <w:r>
+        <w:t>________________________________________________________________</w:t>
+      </w:r>
+    </w:p>
+    <w:p>
+      <w:r>
+        <w:t>________________________________________________________________</w:t>
+      </w:r>
+    </w:p>
+    <w:p>
+      <w:r>
+        <w:t>________________________________________________________________</w:t>
+      </w:r>
+    </w:p>
+    <w:p>
+      <w:r>
+        <w:t>________________________________________________________________</w:t>
+      </w:r>
+    </w:p>
+    <w:p>
+      <w:r>
+        <w:t>________________________________________________________________</w:t>
+      </w:r>
+    </w:p>
+    <w:p>
+      <w:r>
+        <w:t>________________________________________________________________</w:t>
+      </w:r>
+    </w:p>
+    <w:p>
+      <w:r>
+        <w:t>________________________________________________________________</w:t>
+      </w:r>
+    </w:p>
+    <w:p>
+      <w:pPr>
+        <w:spacing w:line="336" w:lineRule="auto" w:after="180"/>
+      </w:pPr>
+      <w:r>
+        <w:rPr>
+          <w:b w:val="0"/>
+        </w:rPr>
+        <w:t>Attempt this case before feedback. Record any help. Earlier examples below are further practice; a case already practised with feedback cannot establish fresh transfer.</w:t>
+      </w:r>
+    </w:p>
+    <w:p>
+      <w:pPr>
+        <w:spacing w:line="336" w:lineRule="auto" w:after="180"/>
+      </w:pPr>
+      <w:r>
+        <w:rPr>
+          <w:b w:val="0"/>
+        </w:rPr>
+        <w:t xml:space="preserve">Your teacher has the independent answer and scoring criteria. Complete the matching workbook week to keep your practice </w:t>
+      </w:r>
+      <w:r>
+        <w:rPr>
+          <w:b/>
+        </w:rPr>
+        <w:t>evidence</w:t>
+      </w:r>
+      <w:r>
+        <w:rPr>
+          <w:b w:val="0"/>
+        </w:rPr>
+        <w:t xml:space="preserve"> together.</w:t>
+      </w:r>
+    </w:p>
+    <w:p>
+      <w:pPr>
+        <w:pStyle w:val="Heading2"/>
+      </w:pPr>
+      <w:r>
+        <w:t>Use feedback after the attempt</w:t>
+      </w:r>
+    </w:p>
+    <w:p>
+      <w:pPr>
+        <w:spacing w:line="336" w:lineRule="auto" w:after="180"/>
+      </w:pPr>
+      <w:r>
+        <w:rPr>
+          <w:b w:val="0"/>
+        </w:rPr>
+        <w:t>Attempt the independent case before hints. Record whether you worked alone, used a hint or followed a model. After feedback, fix the first unsupported step and explain why it changed.</w:t>
+      </w:r>
+    </w:p>
+    <w:p>
+      <w:pPr>
+        <w:spacing w:line="336" w:lineRule="auto" w:after="180"/>
+      </w:pPr>
+      <w:r>
+        <w:rPr>
+          <w:b w:val="0"/>
+        </w:rPr>
+        <w:t>A later check uses a changed case, not a copied answer.</w:t>
+      </w:r>
+    </w:p>
+    <w:p>
+      <w:pPr>
+        <w:pStyle w:val="Heading2"/>
+      </w:pPr>
+      <w:r>
+        <w:t>Earlier wording, alternatives and picture transcripts · reference / check after trying</w:t>
+      </w:r>
+    </w:p>
+    <w:p>
+      <w:pPr>
+        <w:pStyle w:val="Heading3"/>
+      </w:pPr>
+      <w:r>
+        <w:t>Independent case: Validate independently</w:t>
+      </w:r>
+    </w:p>
+    <w:p>
+      <w:pPr>
+        <w:pStyle w:val="Heading3"/>
+      </w:pPr>
+      <w:r>
+        <w:t>Week 18 Independent application</w:t>
+      </w:r>
+    </w:p>
+    <w:p>
+      <w:pPr>
+        <w:spacing w:line="336" w:lineRule="auto" w:after="180"/>
+      </w:pPr>
+      <w:r>
+        <w:rPr>
+          <w:b w:val="0"/>
+        </w:rPr>
+        <w:t>Close the worked explanation. Apply the idea to this different question without copying.</w:t>
+      </w:r>
+    </w:p>
+    <w:p>
+      <w:pPr>
+        <w:spacing w:line="336" w:lineRule="auto" w:after="180"/>
+      </w:pPr>
+      <w:r>
+        <w:rPr>
+          <w:b w:val="0"/>
+        </w:rPr>
+        <w:t>A book's page count is blank. Is blank the same as zero? Give an honest way for a short-book recommender to respond.</w:t>
+      </w:r>
+    </w:p>
+    <w:p>
+      <w:pPr>
+        <w:spacing w:line="336" w:lineRule="auto" w:after="180"/>
+      </w:pPr>
+      <w:r>
+        <w:rPr>
+          <w:b w:val="0"/>
+        </w:rPr>
+        <w:t xml:space="preserve">My answer, with a trace, calculation or supporting </w:t>
+      </w:r>
+      <w:r>
+        <w:rPr>
+          <w:b/>
+        </w:rPr>
+        <w:t>evidence</w:t>
+      </w:r>
+    </w:p>
+    <w:p>
+      <w:pPr>
+        <w:pStyle w:val="Heading3"/>
+      </w:pPr>
+      <w:r>
+        <w:t>Write or draw your reasoning and evidence.</w:t>
+      </w:r>
+    </w:p>
+    <w:p>
+      <w:r>
+        <w:t>________________________________________________________________</w:t>
+      </w:r>
+    </w:p>
+    <w:p>
+      <w:r>
+        <w:t>________________________________________________________________</w:t>
+      </w:r>
+    </w:p>
+    <w:p>
+      <w:r>
+        <w:t>________________________________________________________________</w:t>
+      </w:r>
+    </w:p>
+    <w:p>
+      <w:r>
+        <w:t>________________________________________________________________</w:t>
+      </w:r>
+    </w:p>
+    <w:p>
+      <w:r>
+        <w:t>________________________________________________________________</w:t>
+      </w:r>
+    </w:p>
+    <w:p>
+      <w:pPr>
+        <w:pStyle w:val="Heading3"/>
+      </w:pPr>
+      <w:r>
+        <w:t>Create and test</w:t>
+      </w:r>
+    </w:p>
+    <w:p>
+      <w:pPr>
+        <w:spacing w:line="336" w:lineRule="auto" w:after="180"/>
+      </w:pPr>
+      <w:r>
+        <w:rPr>
+          <w:b w:val="0"/>
+        </w:rPr>
+        <w:t>Change one relevant detail. Predict the result before testing. Include a boundary or missing-information case when it helps reveal a limit.</w:t>
+      </w:r>
+    </w:p>
+    <w:p>
+      <w:pPr>
+        <w:spacing w:line="336" w:lineRule="auto" w:after="180"/>
+      </w:pPr>
+      <w:r>
+        <w:rPr>
+          <w:b w:val="0"/>
+        </w:rPr>
+        <w:t xml:space="preserve">My changed </w:t>
+      </w:r>
+      <w:r>
+        <w:rPr>
+          <w:b/>
+        </w:rPr>
+        <w:t>input</w:t>
+      </w:r>
+      <w:r>
+        <w:rPr>
+          <w:b w:val="0"/>
+        </w:rPr>
+        <w:t xml:space="preserve"> and expected result</w:t>
+      </w:r>
+    </w:p>
+    <w:p>
+      <w:pPr>
+        <w:pStyle w:val="Heading3"/>
+      </w:pPr>
+      <w:r>
+        <w:t>Write or draw your reasoning and evidence.</w:t>
+      </w:r>
+    </w:p>
+    <w:p>
+      <w:r>
+        <w:t>________________________________________________________________</w:t>
+      </w:r>
+    </w:p>
+    <w:p>
+      <w:r>
+        <w:t>________________________________________________________________</w:t>
+      </w:r>
+    </w:p>
+    <w:p>
+      <w:r>
+        <w:t>________________________________________________________________</w:t>
+      </w:r>
+    </w:p>
+    <w:p>
+      <w:r>
+        <w:t>________________________________________________________________</w:t>
+      </w:r>
+    </w:p>
+    <w:p>
+      <w:r>
+        <w:t>________________________________________________________________</w:t>
+      </w:r>
+    </w:p>
+    <w:p>
+      <w:pPr>
+        <w:pStyle w:val="Heading3"/>
+      </w:pPr>
+      <w:r>
+        <w:t>Connect to your project</w:t>
+      </w:r>
+    </w:p>
+    <w:p>
+      <w:pPr>
+        <w:spacing w:line="336" w:lineRule="auto" w:after="180"/>
+      </w:pPr>
+      <w:r>
+        <w:rPr>
+          <w:b w:val="0"/>
+        </w:rPr>
+        <w:t>Use ‘no preference’ only when the reader confirms it; otherwise ask or explain uncertainty.</w:t>
+      </w:r>
+    </w:p>
+    <w:p>
+      <w:pPr>
+        <w:spacing w:line="336" w:lineRule="auto" w:after="180"/>
+      </w:pPr>
+      <w:r>
+        <w:rPr>
+          <w:b w:val="0"/>
+        </w:rPr>
+        <w:t xml:space="preserve">The </w:t>
+      </w:r>
+      <w:r>
+        <w:rPr>
+          <w:b/>
+        </w:rPr>
+        <w:t>evidence</w:t>
+      </w:r>
+      <w:r>
+        <w:rPr>
+          <w:b w:val="0"/>
+        </w:rPr>
+        <w:t xml:space="preserve"> I will keep</w:t>
+      </w:r>
+    </w:p>
+    <w:p>
+      <w:pPr>
+        <w:pStyle w:val="Heading3"/>
+      </w:pPr>
+      <w:r>
+        <w:t>Write or draw your reasoning and evidence.</w:t>
+      </w:r>
+    </w:p>
+    <w:p>
+      <w:r>
+        <w:t>________________________________________________________________</w:t>
+      </w:r>
+    </w:p>
+    <w:p>
+      <w:r>
+        <w:t>________________________________________________________________</w:t>
+      </w:r>
+    </w:p>
+    <w:p>
+      <w:r>
+        <w:t>________________________________________________________________</w:t>
+      </w:r>
+    </w:p>
+    <w:p>
+      <w:r>
+        <w:t>________________________________________________________________</w:t>
+      </w:r>
+    </w:p>
+    <w:p>
+      <w:r>
+        <w:t>________________________________________________________________</w:t>
+      </w:r>
+    </w:p>
+    <w:p>
+      <w:pPr>
+        <w:pStyle w:val="Heading3"/>
+      </w:pPr>
+      <w:r>
+        <w:t>Transfer practice from the original programme</w:t>
+      </w:r>
+    </w:p>
+    <w:p>
+      <w:pPr>
+        <w:spacing w:line="336" w:lineRule="auto" w:after="180"/>
+      </w:pPr>
+      <w:r>
+        <w:rPr>
+          <w:b w:val="0"/>
+        </w:rPr>
+        <w:t>Scores award 2 for preferred genre and 1 for short length. A book matches genre but page count is missing. Compare rejecting it, assigning zero length points and asking for pages.</w:t>
+      </w:r>
+    </w:p>
+    <w:p>
+      <w:pPr>
+        <w:pStyle w:val="Heading3"/>
+      </w:pPr>
+      <w:r>
+        <w:t>Explain the mechanism, evidence and one limit.</w:t>
+      </w:r>
+    </w:p>
+    <w:p>
+      <w:r>
+        <w:t>________________________________________________________________</w:t>
+      </w:r>
+    </w:p>
+    <w:p>
+      <w:r>
+        <w:t>________________________________________________________________</w:t>
+      </w:r>
+    </w:p>
+    <w:p>
+      <w:r>
+        <w:t>________________________________________________________________</w:t>
+      </w:r>
+    </w:p>
+    <w:p>
+      <w:r>
+        <w:t>________________________________________________________________</w:t>
+      </w:r>
+    </w:p>
+    <w:p>
+      <w:r>
+        <w:t>________________________________________________________________</w:t>
+      </w:r>
+    </w:p>
+    <w:p>
+      <w:r>
+        <w:t>________________________________________________________________</w:t>
+      </w:r>
+    </w:p>
+    <w:p>
+      <w:r>
+        <w:t>________________________________________________________________</w:t>
+      </w:r>
+    </w:p>
+    <w:p>
+      <w:pPr>
+        <w:pStyle w:val="Heading3"/>
+      </w:pPr>
+      <w:r>
+        <w:t>Use feedback to improve</w:t>
+      </w:r>
+    </w:p>
+    <w:p>
+      <w:pPr>
+        <w:pStyle w:val="Heading1"/>
+      </w:pPr>
+      <w:r>
+        <w:t>11. Keep numeric validation separate from preference policy</w:t>
+      </w:r>
+    </w:p>
+    <w:p>
+      <w:r>
+        <w:t>Defaults and confirmed preferences need honest labels.</w:t>
+      </w:r>
+    </w:p>
+    <w:p>
+      <w:pPr>
+        <w:pStyle w:val="Heading2"/>
+      </w:pPr>
+      <w:r>
+        <w:t>This week’s concrete portfolio contribution</w:t>
+      </w:r>
+    </w:p>
+    <w:p>
+      <w:pPr>
+        <w:spacing w:line="336" w:lineRule="auto" w:after="180"/>
+      </w:pPr>
+      <w:r>
+        <w:rPr>
+          <w:b w:val="0"/>
+        </w:rPr>
+        <w:t>For the fictional recommender, keep stock 0, missing stock and a reader-confirmed no preference as different states. Validate numeric fields against their own contract; do not silently convert text or fill unknown values. A partial score must disclose unknown components rather than claim a complete score. Record accepted and reviewed case counts, reasons, the chosen policy and the human next step. Use fictional profiles; do not ask real learners for extra personal information for this exercise.</w:t>
+      </w:r>
+    </w:p>
+    <w:p>
+      <w:pPr>
+        <w:spacing w:line="336" w:lineRule="auto" w:after="180"/>
+      </w:pPr>
+      <w:r>
+        <w:rPr>
+          <w:b w:val="0"/>
+        </w:rPr>
+        <w:t>Validate recommender stock and numeric features explicitly, recording zero stock as measured zero rather than missing.</w:t>
+      </w:r>
+    </w:p>
+    <w:p>
+      <w:pPr>
+        <w:pStyle w:val="Heading2"/>
+      </w:pPr>
+      <w:r>
+        <w:t>Keep the checkpoint and human choices visible</w:t>
+      </w:r>
+    </w:p>
+    <w:p>
+      <w:pPr>
+        <w:spacing w:line="336" w:lineRule="auto" w:after="180"/>
+      </w:pPr>
+      <w:r>
+        <w:rPr>
+          <w:b w:val="0"/>
+        </w:rPr>
+        <w:t>THIS WEEK’S CHECKPOINT  Use ‘no preference’ only when the reader confirms it; otherwise ask or explain uncertainty.</w:t>
+      </w:r>
+    </w:p>
+    <w:p>
+      <w:pPr>
+        <w:spacing w:line="336" w:lineRule="auto" w:after="180"/>
+      </w:pPr>
+      <w:r>
+        <w:rPr>
+          <w:b w:val="0"/>
+        </w:rPr>
+        <w:t xml:space="preserve">SYSTEM MAP  Reader need → allowed </w:t>
+      </w:r>
+      <w:r>
+        <w:rPr>
+          <w:b/>
+        </w:rPr>
+        <w:t>input</w:t>
+      </w:r>
+      <w:r>
+        <w:rPr>
+          <w:b w:val="0"/>
+        </w:rPr>
+        <w:t xml:space="preserve">s → transparent rule or score → ranked candidates → explanation → test record → </w:t>
+      </w:r>
+      <w:r>
+        <w:rPr>
+          <w:b/>
+        </w:rPr>
+        <w:t>human decision</w:t>
+      </w:r>
+    </w:p>
+    <w:p>
+      <w:pPr>
+        <w:spacing w:line="336" w:lineRule="auto" w:after="180"/>
+      </w:pPr>
+      <w:r>
+        <w:rPr>
+          <w:b w:val="0"/>
+        </w:rPr>
+        <w:t>What will you add, change, or verify in the project this week?</w:t>
+      </w:r>
+    </w:p>
+    <w:p>
+      <w:pPr>
+        <w:pStyle w:val="Heading3"/>
+      </w:pPr>
+      <w:r>
+        <w:t>Write or draw your reasoning and evidence.</w:t>
+      </w:r>
+    </w:p>
+    <w:p>
+      <w:r>
+        <w:t>________________________________________________________________</w:t>
+      </w:r>
+    </w:p>
+    <w:p>
+      <w:r>
+        <w:t>________________________________________________________________</w:t>
+      </w:r>
+    </w:p>
+    <w:p>
+      <w:r>
+        <w:t>________________________________________________________________</w:t>
+      </w:r>
+    </w:p>
+    <w:p>
+      <w:r>
+        <w:t>________________________________________________________________</w:t>
+      </w:r>
+    </w:p>
+    <w:p>
+      <w:r>
+        <w:t>________________________________________________________________</w:t>
+      </w:r>
+    </w:p>
+    <w:p>
+      <w:pPr>
+        <w:spacing w:line="336" w:lineRule="auto" w:after="180"/>
+      </w:pPr>
+      <w:r>
+        <w:rPr>
+          <w:b w:val="0"/>
+        </w:rPr>
+        <w:t xml:space="preserve">What should remain under </w:t>
+      </w:r>
+      <w:r>
+        <w:rPr>
+          <w:b/>
+        </w:rPr>
+        <w:t>human control</w:t>
+      </w:r>
+      <w:r>
+        <w:rPr>
+          <w:b w:val="0"/>
+        </w:rPr>
+        <w:t>?</w:t>
+      </w:r>
+    </w:p>
+    <w:p>
+      <w:pPr>
+        <w:pStyle w:val="Heading3"/>
+      </w:pPr>
+      <w:r>
+        <w:t>Write or draw your reasoning and evidence.</w:t>
+      </w:r>
+    </w:p>
+    <w:p>
+      <w:r>
+        <w:t>________________________________________________________________</w:t>
+      </w:r>
+    </w:p>
+    <w:p>
+      <w:r>
+        <w:t>________________________________________________________________</w:t>
+      </w:r>
+    </w:p>
+    <w:p>
+      <w:r>
+        <w:t>________________________________________________________________</w:t>
+      </w:r>
+    </w:p>
+    <w:p>
+      <w:r>
+        <w:t>________________________________________________________________</w:t>
+      </w:r>
+    </w:p>
+    <w:p>
+      <w:r>
+        <w:t>________________________________________________________________</w:t>
+      </w:r>
+    </w:p>
+    <w:p>
+      <w:pPr>
+        <w:spacing w:line="336" w:lineRule="auto" w:after="180"/>
+      </w:pPr>
+      <w:r>
+        <w:rPr>
+          <w:b w:val="0"/>
+        </w:rPr>
+        <w:t>RESPONSIBLE DESIGN  Collect only necessary information. Show uncertainty and limits. Never confuse a ranking with a fact about a person.</w:t>
+      </w:r>
+    </w:p>
+    <w:p>
+      <w:pPr>
+        <w:pStyle w:val="Heading2"/>
+      </w:pPr>
+      <w:r>
+        <w:t>Earlier wording, alternatives and picture transcripts · reference / check after trying</w:t>
+      </w:r>
+    </w:p>
+    <w:p>
+      <w:pPr>
+        <w:spacing w:line="336" w:lineRule="auto" w:after="180"/>
+      </w:pPr>
+      <w:r>
+        <w:rPr>
+          <w:b w:val="0"/>
+        </w:rPr>
+        <w:t>CUMULATIVE PROJECT</w:t>
+      </w:r>
+    </w:p>
+    <w:p>
+      <w:pPr>
+        <w:spacing w:line="336" w:lineRule="auto" w:after="180"/>
+      </w:pPr>
+      <w:r>
+        <w:rPr>
+          <w:b w:val="0"/>
+        </w:rPr>
+        <w:t>Transparent Book Recommender</w:t>
+      </w:r>
+    </w:p>
+    <w:p>
+      <w:pPr>
+        <w:spacing w:line="336" w:lineRule="auto" w:after="180"/>
+      </w:pPr>
+      <w:r>
+        <w:rPr>
+          <w:b w:val="0"/>
+        </w:rPr>
+        <w:t>Every week adds one inspectable piece. The system must show how it reached a result.</w:t>
+      </w:r>
+    </w:p>
+    <w:p>
+      <w:r>
+        <w:drawing>
+          <wp:inline xmlns:a="http://schemas.openxmlformats.org/drawingml/2006/main" xmlns:pic="http://schemas.openxmlformats.org/drawingml/2006/picture">
+            <wp:extent cx="5486400" cy="1901952"/>
+            <wp:docPr id="21" name="Picture 21" descr="Book recommender connection for Missing Data"/>
+            <wp:cNvGraphicFramePr>
+              <a:graphicFrameLocks noChangeAspect="1"/>
+            </wp:cNvGraphicFramePr>
+            <a:graphic>
+              <a:graphicData uri="http://schemas.openxmlformats.org/drawingml/2006/picture">
+                <pic:pic>
+                  <pic:nvPicPr>
+                    <pic:cNvPr id="0" name="09dda0cc8833a40ec78a4928636b1ab805d3208920d7573006b4670d34a73a89.png"/>
+                    <pic:cNvPicPr/>
+                  </pic:nvPicPr>
+                  <pic:blipFill>
+                    <a:blip r:embed="rId24"/>
+                    <a:stretch>
+                      <a:fillRect/>
+                    </a:stretch>
+                  </pic:blipFill>
+                  <pic:spPr>
+                    <a:xfrm>
+                      <a:off x="0" y="0"/>
+                      <a:ext cx="5486400" cy="1901952"/>
+                    </a:xfrm>
+                    <a:prstGeom prst="rect"/>
+                  </pic:spPr>
+                </pic:pic>
+              </a:graphicData>
+            </a:graphic>
+          </wp:inline>
+        </w:drawing>
+      </w:r>
+    </w:p>
+    <w:p>
+      <w:pPr>
+        <w:pStyle w:val="Heading3"/>
+      </w:pPr>
+      <w:r>
+        <w:t>Evidence for your project</w:t>
+      </w:r>
+    </w:p>
+    <w:p>
+      <w:pPr>
+        <w:pStyle w:val="Heading1"/>
+      </w:pPr>
+      <w:r>
+        <w:t>16. Finish: explain a valid zero and an unavailable observation</w:t>
+      </w:r>
+    </w:p>
+    <w:p>
+      <w:r>
+        <w:t>State the contract, review reason and remaining coverage limit.</w:t>
+      </w:r>
+    </w:p>
+    <w:p>
+      <w:pPr>
+        <w:pStyle w:val="Heading2"/>
+      </w:pPr>
+      <w:r>
+        <w:t>Explain without notes</w:t>
+      </w:r>
+    </w:p>
+    <w:p>
+      <w:pPr>
+        <w:pStyle w:val="ListBullet"/>
+      </w:pPr>
+      <w:r>
+        <w:t>Close your notes. Explain this goal in your own words: Detect absent and unusable values</w:t>
+      </w:r>
+    </w:p>
+    <w:p>
+      <w:pPr>
+        <w:pStyle w:val="Heading3"/>
+      </w:pPr>
+      <w:r>
+        <w:t>My deciding step, evidence and one remaining question</w:t>
+      </w:r>
+    </w:p>
+    <w:p>
+      <w:r>
+        <w:t>________________________________________________________________</w:t>
+      </w:r>
+    </w:p>
+    <w:p>
+      <w:r>
+        <w:t>________________________________________________________________</w:t>
+      </w:r>
+    </w:p>
+    <w:p>
+      <w:r>
+        <w:t>________________________________________________________________</w:t>
+      </w:r>
+    </w:p>
+    <w:p>
+      <w:r>
+        <w:t>________________________________________________________________</w:t>
+      </w:r>
+    </w:p>
+    <w:p>
+      <w:r>
+        <w:t>________________________________________________________________</w:t>
+      </w:r>
+    </w:p>
+    <w:p>
+      <w:pPr>
+        <w:pStyle w:val="Heading2"/>
+      </w:pPr>
+      <w:r>
+        <w:t>Plan a changed-case return</w:t>
+      </w:r>
+    </w:p>
+    <w:p>
+      <w:pPr>
+        <w:spacing w:line="336" w:lineRule="auto" w:after="180"/>
+      </w:pPr>
+      <w:r>
+        <w:rPr>
+          <w:b w:val="0"/>
+        </w:rPr>
+        <w:t xml:space="preserve">If you are unsure, return to the worked picture and explain one arrow. If you are ready, change an </w:t>
+      </w:r>
+      <w:r>
+        <w:rPr>
+          <w:b/>
+        </w:rPr>
+        <w:t>input</w:t>
+      </w:r>
+      <w:r>
+        <w:rPr>
+          <w:b w:val="0"/>
+        </w:rPr>
+        <w:t xml:space="preserve"> or assumption and justify your </w:t>
+      </w:r>
+      <w:r>
+        <w:rPr>
+          <w:b/>
+        </w:rPr>
+        <w:t>prediction</w:t>
+      </w:r>
+      <w:r>
+        <w:rPr>
+          <w:b w:val="0"/>
+        </w:rPr>
+        <w:t>.</w:t>
+      </w:r>
+    </w:p>
+    <w:p>
+      <w:pPr>
+        <w:spacing w:line="336" w:lineRule="auto" w:after="180"/>
+      </w:pPr>
+      <w:r>
+        <w:rPr>
+          <w:b w:val="0"/>
+        </w:rPr>
+        <w:t xml:space="preserve">Save your workbook </w:t>
+      </w:r>
+      <w:r>
+        <w:rPr>
+          <w:b/>
+        </w:rPr>
+        <w:t>evidence</w:t>
+      </w:r>
+      <w:r>
+        <w:rPr>
+          <w:b w:val="0"/>
+        </w:rPr>
+        <w:t>. At the next review, try a different case before opening your old answer.</w:t>
+      </w:r>
+    </w:p>
+    <w:p>
+      <w:pPr>
+        <w:pStyle w:val="Heading1"/>
+      </w:pPr>
+      <w:r>
+        <w:t>Reference bank and extra practice</w:t>
+      </w:r>
+    </w:p>
+    <w:p>
+      <w:pPr>
+        <w:pStyle w:val="Heading1"/>
+      </w:pPr>
+      <w:r>
+        <w:t>05. Your quick word guide</w:t>
+      </w:r>
+    </w:p>
+    <w:p>
+      <w:r>
+        <w:t>Use the words to explain a particular step, record or limit.</w:t>
+      </w:r>
+    </w:p>
+    <w:p>
+      <w:pPr>
+        <w:pStyle w:val="Heading2"/>
+      </w:pPr>
+      <w:r>
+        <w:t>Core vocabulary</w:t>
+      </w:r>
+    </w:p>
+    <w:tbl>
+      <w:tblPr>
+        <w:tblStyle w:val="LightShading-Accent1"/>
+        <w:tblW w:type="auto" w:w="0"/>
+        <w:tblLook w:firstColumn="1" w:firstRow="1" w:lastColumn="0" w:lastRow="0" w:noHBand="0" w:noVBand="1" w:val="04A0"/>
+      </w:tblPr>
+      <w:tblGrid>
+        <w:gridCol w:w="3408"/>
+        <w:gridCol w:w="3408"/>
+        <w:gridCol w:w="3408"/>
+      </w:tblGrid>
+      <w:tr>
+        <w:trPr>
+          <w:tblHeader/>
+        </w:trPr>
+        <w:tc>
+          <w:tcPr>
+            <w:tcW w:type="dxa" w:w="3408"/>
+          </w:tcPr>
+          <w:p>
+            <w:r>
+              <w:t>Word</w:t>
+            </w:r>
+          </w:p>
+        </w:tc>
+        <w:tc>
+          <w:tcPr>
+            <w:tcW w:type="dxa" w:w="3408"/>
+          </w:tcPr>
+          <w:p>
+            <w:r>
+              <w:t>My own example</w:t>
+            </w:r>
+          </w:p>
+        </w:tc>
+        <w:tc>
+          <w:tcPr>
+            <w:tcW w:type="dxa" w:w="3408"/>
+          </w:tcPr>
+          <w:p>
+            <w:r>
+              <w:t>Not this / boundary</w:t>
+            </w:r>
+          </w:p>
+        </w:tc>
+      </w:tr>
+      <w:tr>
+        <w:tc>
+          <w:tcPr>
+            <w:tcW w:type="dxa" w:w="3408"/>
+          </w:tcPr>
+          <w:p>
+            <w:r>
+              <w:t>missing data</w:t>
+            </w:r>
+          </w:p>
+        </w:tc>
+        <w:tc>
+          <w:tcPr>
+            <w:tcW w:type="dxa" w:w="3408"/>
+          </w:tcPr>
+          <w:p>
+            <w:r>
+              <w:t>Information that was not recorded or is unavailable, which is different from an observed zero.</w:t>
+            </w:r>
+          </w:p>
+        </w:tc>
+        <w:tc>
+          <w:tcPr>
+            <w:tcW w:type="dxa" w:w="3408"/>
+          </w:tcPr>
+          <w:p>
+            <w:r/>
+          </w:p>
+        </w:tc>
+      </w:tr>
+      <w:tr>
+        <w:tc>
+          <w:tcPr>
+            <w:tcW w:type="dxa" w:w="3408"/>
+          </w:tcPr>
+          <w:p>
+            <w:r>
+              <w:t>default</w:t>
+            </w:r>
+          </w:p>
+        </w:tc>
+        <w:tc>
+          <w:tcPr>
+            <w:tcW w:type="dxa" w:w="3408"/>
+          </w:tcPr>
+          <w:p>
+            <w:r>
+              <w:t>The value or behaviour used when no alternative is specified.</w:t>
+            </w:r>
+          </w:p>
+        </w:tc>
+        <w:tc>
+          <w:tcPr>
+            <w:tcW w:type="dxa" w:w="3408"/>
+          </w:tcPr>
+          <w:p>
+            <w:r/>
+          </w:p>
+        </w:tc>
+      </w:tr>
+      <w:tr>
+        <w:tc>
+          <w:tcPr>
+            <w:tcW w:type="dxa" w:w="3408"/>
+          </w:tcPr>
+          <w:p>
+            <w:r>
+              <w:t>abstain</w:t>
+            </w:r>
+          </w:p>
+        </w:tc>
+        <w:tc>
+          <w:tcPr>
+            <w:tcW w:type="dxa" w:w="3408"/>
+          </w:tcPr>
+          <w:p>
+            <w:r>
+              <w:t>Decline to make a prediction when the available evidence does not meet the decision rule.</w:t>
+            </w:r>
+          </w:p>
+        </w:tc>
+        <w:tc>
+          <w:tcPr>
+            <w:tcW w:type="dxa" w:w="3408"/>
+          </w:tcPr>
+          <w:p>
+            <w:r/>
+          </w:p>
+        </w:tc>
+      </w:tr>
+      <w:tr>
+        <w:tc>
+          <w:tcPr>
+            <w:tcW w:type="dxa" w:w="3408"/>
+          </w:tcPr>
+          <w:p>
+            <w:r>
+              <w:t>impute</w:t>
+            </w:r>
+          </w:p>
+        </w:tc>
+        <w:tc>
+          <w:tcPr>
+            <w:tcW w:type="dxa" w:w="3408"/>
+          </w:tcPr>
+          <w:p>
+            <w:r>
+              <w:t>Replace a missing value using a stated method; an imputed value is an estimate, not an observation.</w:t>
+            </w:r>
+          </w:p>
+        </w:tc>
+        <w:tc>
+          <w:tcPr>
+            <w:tcW w:type="dxa" w:w="3408"/>
+          </w:tcPr>
+          <w:p>
+            <w:r/>
+          </w:p>
+        </w:tc>
+      </w:tr>
+    </w:tbl>
+    <w:p>
+      <w:pPr>
+        <w:pStyle w:val="Heading2"/>
+      </w:pPr>
+      <w:r>
+        <w:t>Terms for the connected explanation</w:t>
+      </w:r>
+    </w:p>
+    <w:tbl>
+      <w:tblPr>
+        <w:tblStyle w:val="LightShading-Accent1"/>
+        <w:tblW w:type="auto" w:w="0"/>
+        <w:tblLook w:firstColumn="1" w:firstRow="1" w:lastColumn="0" w:lastRow="0" w:noHBand="0" w:noVBand="1" w:val="04A0"/>
+      </w:tblPr>
+      <w:tblGrid>
+        <w:gridCol w:w="5112"/>
+        <w:gridCol w:w="5112"/>
+      </w:tblGrid>
+      <w:tr>
+        <w:trPr>
+          <w:tblHeader/>
+        </w:trPr>
+        <w:tc>
+          <w:tcPr>
+            <w:tcW w:type="dxa" w:w="5112"/>
+          </w:tcPr>
+          <w:p>
+            <w:r>
+              <w:t>Word</w:t>
+            </w:r>
+          </w:p>
+        </w:tc>
+        <w:tc>
+          <w:tcPr>
+            <w:tcW w:type="dxa" w:w="5112"/>
+          </w:tcPr>
+          <w:p>
+            <w:r>
+              <w:t>Meaning</w:t>
+            </w:r>
+          </w:p>
+        </w:tc>
+      </w:tr>
+      <w:tr>
+        <w:tc>
+          <w:tcPr>
+            <w:tcW w:type="dxa" w:w="5112"/>
+          </w:tcPr>
+          <w:p>
+            <w:r>
+              <w:t>Missing value</w:t>
+            </w:r>
+          </w:p>
+        </w:tc>
+        <w:tc>
+          <w:tcPr>
+            <w:tcW w:type="dxa" w:w="5112"/>
+          </w:tcPr>
+          <w:p>
+            <w:r>
+              <w:t>A value that was not recorded</w:t>
+            </w:r>
+          </w:p>
+        </w:tc>
+      </w:tr>
+      <w:tr>
+        <w:tc>
+          <w:tcPr>
+            <w:tcW w:type="dxa" w:w="5112"/>
+          </w:tcPr>
+          <w:p>
+            <w:r>
+              <w:t>Validation</w:t>
+            </w:r>
+          </w:p>
+        </w:tc>
+        <w:tc>
+          <w:tcPr>
+            <w:tcW w:type="dxa" w:w="5112"/>
+          </w:tcPr>
+          <w:p>
+            <w:r>
+              <w:t>Checking data against explicit rules</w:t>
+            </w:r>
+          </w:p>
+        </w:tc>
+      </w:tr>
+      <w:tr>
+        <w:tc>
+          <w:tcPr>
+            <w:tcW w:type="dxa" w:w="5112"/>
+          </w:tcPr>
+          <w:p>
+            <w:r>
+              <w:t>Rejection</w:t>
+            </w:r>
+          </w:p>
+        </w:tc>
+        <w:tc>
+          <w:tcPr>
+            <w:tcW w:type="dxa" w:w="5112"/>
+          </w:tcPr>
+          <w:p>
+            <w:r>
+              <w:t>Holding a record out because it fails a rule</w:t>
+            </w:r>
+          </w:p>
+        </w:tc>
+      </w:tr>
+      <w:tr>
+        <w:tc>
+          <w:tcPr>
+            <w:tcW w:type="dxa" w:w="5112"/>
+          </w:tcPr>
+          <w:p>
+            <w:r>
+              <w:t>Coverage</w:t>
+            </w:r>
+          </w:p>
+        </w:tc>
+        <w:tc>
+          <w:tcPr>
+            <w:tcW w:type="dxa" w:w="5112"/>
+          </w:tcPr>
+          <w:p>
+            <w:r>
+              <w:t>Which intended records or groups are represented</w:t>
+            </w:r>
+          </w:p>
+        </w:tc>
+      </w:tr>
+    </w:tbl>
+    <w:p>
+      <w:pPr>
+        <w:pStyle w:val="Heading2"/>
+      </w:pPr>
+      <w:r>
+        <w:t>Earlier wording, alternatives and picture transcripts · reference / check after trying</w:t>
+      </w:r>
+    </w:p>
+    <w:p>
+      <w:pPr>
+        <w:spacing w:line="336" w:lineRule="auto" w:after="180"/>
+      </w:pPr>
+      <w:r>
+        <w:rPr>
+          <w:b w:val="0"/>
+        </w:rPr>
+        <w:t>VOCABULARY LAB</w:t>
+      </w:r>
+    </w:p>
+    <w:p>
+      <w:pPr>
+        <w:spacing w:line="336" w:lineRule="auto" w:after="180"/>
+      </w:pPr>
+      <w:r>
+        <w:rPr>
+          <w:b w:val="0"/>
+        </w:rPr>
+        <w:t>Words You Can Use to Reason</w:t>
+      </w:r>
+    </w:p>
+    <w:p>
+      <w:pPr>
+        <w:spacing w:line="336" w:lineRule="auto" w:after="180"/>
+      </w:pPr>
+      <w:r>
+        <w:rPr>
+          <w:b w:val="0"/>
+        </w:rPr>
+        <w:t>A definition matters when you can recognize the idea, use it, and contrast it with a near-miss.</w:t>
+      </w:r>
+    </w:p>
+    <w:p>
+      <w:r>
+        <w:drawing>
+          <wp:inline xmlns:a="http://schemas.openxmlformats.org/drawingml/2006/main" xmlns:pic="http://schemas.openxmlformats.org/drawingml/2006/picture">
+            <wp:extent cx="5486400" cy="3200400"/>
+            <wp:docPr id="22" name="Picture 22" descr="Vocabulary badge: missing data"/>
+            <wp:cNvGraphicFramePr>
+              <a:graphicFrameLocks noChangeAspect="1"/>
+            </wp:cNvGraphicFramePr>
+            <a:graphic>
+              <a:graphicData uri="http://schemas.openxmlformats.org/drawingml/2006/picture">
+                <pic:pic>
+                  <pic:nvPicPr>
+                    <pic:cNvPr id="0" name="f66447d1ddf6804855a5875e18e92d742ae5e0938e1bf995fd53e839b0693b96.png"/>
+                    <pic:cNvPicPr/>
+                  </pic:nvPicPr>
+                  <pic:blipFill>
+                    <a:blip r:embed="rId25"/>
+                    <a:stretch>
+                      <a:fillRect/>
+                    </a:stretch>
+                  </pic:blipFill>
+                  <pic:spPr>
+                    <a:xfrm>
+                      <a:off x="0" y="0"/>
+                      <a:ext cx="5486400" cy="3200400"/>
+                    </a:xfrm>
+                    <a:prstGeom prst="rect"/>
+                  </pic:spPr>
+                </pic:pic>
+              </a:graphicData>
+            </a:graphic>
+          </wp:inline>
+        </w:drawing>
+      </w:r>
+    </w:p>
+    <w:p>
+      <w:r>
+        <w:drawing>
+          <wp:inline xmlns:a="http://schemas.openxmlformats.org/drawingml/2006/main" xmlns:pic="http://schemas.openxmlformats.org/drawingml/2006/picture">
+            <wp:extent cx="5486400" cy="3200400"/>
+            <wp:docPr id="23" name="Picture 23" descr="Vocabulary badge: default"/>
+            <wp:cNvGraphicFramePr>
+              <a:graphicFrameLocks noChangeAspect="1"/>
+            </wp:cNvGraphicFramePr>
+            <a:graphic>
+              <a:graphicData uri="http://schemas.openxmlformats.org/drawingml/2006/picture">
+                <pic:pic>
+                  <pic:nvPicPr>
+                    <pic:cNvPr id="0" name="22d73b1b3413756cc89e0ace1984678f074e8967b26834aa9cbe418b1dc7ccce.png"/>
+                    <pic:cNvPicPr/>
+                  </pic:nvPicPr>
+                  <pic:blipFill>
+                    <a:blip r:embed="rId26"/>
+                    <a:stretch>
+                      <a:fillRect/>
+                    </a:stretch>
+                  </pic:blipFill>
+                  <pic:spPr>
+                    <a:xfrm>
+                      <a:off x="0" y="0"/>
+                      <a:ext cx="5486400" cy="3200400"/>
+                    </a:xfrm>
+                    <a:prstGeom prst="rect"/>
+                  </pic:spPr>
+                </pic:pic>
+              </a:graphicData>
+            </a:graphic>
+          </wp:inline>
+        </w:drawing>
+      </w:r>
+    </w:p>
+    <w:p>
+      <w:r>
+        <w:drawing>
+          <wp:inline xmlns:a="http://schemas.openxmlformats.org/drawingml/2006/main" xmlns:pic="http://schemas.openxmlformats.org/drawingml/2006/picture">
+            <wp:extent cx="5486400" cy="3200400"/>
+            <wp:docPr id="24" name="Picture 24" descr="Vocabulary badge: abstain"/>
+            <wp:cNvGraphicFramePr>
+              <a:graphicFrameLocks noChangeAspect="1"/>
+            </wp:cNvGraphicFramePr>
+            <a:graphic>
+              <a:graphicData uri="http://schemas.openxmlformats.org/drawingml/2006/picture">
+                <pic:pic>
+                  <pic:nvPicPr>
+                    <pic:cNvPr id="0" name="d1e937df54b6e35b35a06c24e62f8bd99d0dc90f857b9d1afc6d412b2288b980.png"/>
+                    <pic:cNvPicPr/>
+                  </pic:nvPicPr>
+                  <pic:blipFill>
+                    <a:blip r:embed="rId27"/>
+                    <a:stretch>
+                      <a:fillRect/>
+                    </a:stretch>
+                  </pic:blipFill>
+                  <pic:spPr>
+                    <a:xfrm>
+                      <a:off x="0" y="0"/>
+                      <a:ext cx="5486400" cy="3200400"/>
+                    </a:xfrm>
+                    <a:prstGeom prst="rect"/>
+                  </pic:spPr>
+                </pic:pic>
+              </a:graphicData>
+            </a:graphic>
+          </wp:inline>
+        </w:drawing>
+      </w:r>
+    </w:p>
+    <w:p>
+      <w:r>
+        <w:drawing>
+          <wp:inline xmlns:a="http://schemas.openxmlformats.org/drawingml/2006/main" xmlns:pic="http://schemas.openxmlformats.org/drawingml/2006/picture">
+            <wp:extent cx="5486400" cy="3200400"/>
+            <wp:docPr id="25" name="Picture 25" descr="Vocabulary badge: impute"/>
+            <wp:cNvGraphicFramePr>
+              <a:graphicFrameLocks noChangeAspect="1"/>
+            </wp:cNvGraphicFramePr>
+            <a:graphic>
+              <a:graphicData uri="http://schemas.openxmlformats.org/drawingml/2006/picture">
+                <pic:pic>
+                  <pic:nvPicPr>
+                    <pic:cNvPr id="0" name="f5a2ba0fbc1aee1b3a8cc1c571ea7b4f4ca088a49508fda72a7ff11d56fd40ee.png"/>
+                    <pic:cNvPicPr/>
+                  </pic:nvPicPr>
+                  <pic:blipFill>
+                    <a:blip r:embed="rId28"/>
+                    <a:stretch>
+                      <a:fillRect/>
+                    </a:stretch>
+                  </pic:blipFill>
+                  <pic:spPr>
+                    <a:xfrm>
+                      <a:off x="0" y="0"/>
+                      <a:ext cx="5486400" cy="3200400"/>
+                    </a:xfrm>
+                    <a:prstGeom prst="rect"/>
+                  </pic:spPr>
+                </pic:pic>
+              </a:graphicData>
+            </a:graphic>
+          </wp:inline>
+        </w:drawing>
+      </w:r>
+    </w:p>
+    <w:p>
+      <w:pPr>
+        <w:pStyle w:val="Heading3"/>
+      </w:pPr>
+      <w:r>
+        <w:t>Words used in the closer explanation</w:t>
+      </w:r>
+    </w:p>
+    <w:p>
+      <w:pPr>
+        <w:pStyle w:val="Heading1"/>
+      </w:pPr>
+      <w:r>
+        <w:t>10. Choose a stronger thinking challenge</w:t>
+      </w:r>
+    </w:p>
+    <w:p>
+      <w:r>
+        <w:t>Choose the next useful challenge rather than treating the whole ladder as compulsory.</w:t>
+      </w:r>
+    </w:p>
+    <w:p>
+      <w:pPr>
+        <w:pStyle w:val="Heading2"/>
+      </w:pPr>
+      <w:r>
+        <w:t>Pick your next step</w:t>
+      </w:r>
+    </w:p>
+    <w:p>
+      <w:pPr>
+        <w:pStyle w:val="ListBullet"/>
+      </w:pPr>
+      <w:r>
+        <w:t>1 • NAME: Define the concept without repeating the textbook.</w:t>
+      </w:r>
+    </w:p>
+    <w:p>
+      <w:pPr>
+        <w:pStyle w:val="ListBullet"/>
+      </w:pPr>
+      <w:r>
+        <w:t>2 • TRACE: Show the information, state, branch, calculation, or evidence path.</w:t>
+      </w:r>
+    </w:p>
+    <w:p>
+      <w:pPr>
+        <w:pStyle w:val="ListBullet"/>
+      </w:pPr>
+      <w:r>
+        <w:t>3 • APPLY: Solve a different example independently.</w:t>
+      </w:r>
+    </w:p>
+    <w:p>
+      <w:pPr>
+        <w:pStyle w:val="ListBullet"/>
+      </w:pPr>
+      <w:r>
+        <w:t>4 • CHALLENGE: Find a boundary case, counterexample, or unfair outcome.</w:t>
+      </w:r>
+    </w:p>
+    <w:p>
+      <w:pPr>
+        <w:pStyle w:val="ListBullet"/>
+      </w:pPr>
+      <w:r>
+        <w:t>5 • EXPLAIN LIMITS: Say when the result should not be trusted or used alone.</w:t>
+      </w:r>
+    </w:p>
+    <w:p>
+      <w:pPr>
+        <w:pStyle w:val="ListBullet"/>
+      </w:pPr>
+      <w:r>
+        <w:t>My strongest evidence of independent understanding:</w:t>
+      </w:r>
+    </w:p>
+    <w:p>
+      <w:pPr>
+        <w:pStyle w:val="Heading3"/>
+      </w:pPr>
+      <w:r>
+        <w:t>Write or draw your reasoning and evidence.</w:t>
+      </w:r>
+    </w:p>
+    <w:p>
+      <w:r>
+        <w:t>________________________________________________________________</w:t>
+      </w:r>
+    </w:p>
+    <w:p>
+      <w:r>
+        <w:t>________________________________________________________________</w:t>
+      </w:r>
+    </w:p>
+    <w:p>
+      <w:r>
+        <w:t>________________________________________________________________</w:t>
+      </w:r>
+    </w:p>
+    <w:p>
+      <w:r>
+        <w:t>________________________________________________________________</w:t>
+      </w:r>
+    </w:p>
+    <w:p>
+      <w:r>
+        <w:t>________________________________________________________________</w:t>
+      </w:r>
+    </w:p>
+    <w:p>
+      <w:pPr>
+        <w:pStyle w:val="Heading2"/>
+      </w:pPr>
+      <w:r>
+        <w:t>Earlier wording, alternatives and picture transcripts · reference / check after trying</w:t>
+      </w:r>
+    </w:p>
+    <w:p>
+      <w:pPr>
+        <w:spacing w:line="336" w:lineRule="auto" w:after="180"/>
+      </w:pPr>
+      <w:r>
+        <w:rPr>
+          <w:b w:val="0"/>
         </w:rPr>
         <w:t>MASTERY</w:t>
       </w:r>
@@ -4153,7 +5637,7 @@
         <w:drawing>
           <wp:inline xmlns:a="http://schemas.openxmlformats.org/drawingml/2006/main" xmlns:pic="http://schemas.openxmlformats.org/drawingml/2006/picture">
             <wp:extent cx="5486400" cy="1719072"/>
-            <wp:docPr id="19" name="Picture 19" descr="Mastery ladder for Missing Data"/>
+            <wp:docPr id="26" name="Picture 26" descr="Mastery ladder for Missing Data"/>
             <wp:cNvGraphicFramePr>
               <a:graphicFrameLocks noChangeAspect="1"/>
             </wp:cNvGraphicFramePr>
@@ -4165,7 +5649,7 @@
                     <pic:cNvPicPr/>
                   </pic:nvPicPr>
                   <pic:blipFill>
-                    <a:blip r:embed="rId26"/>
+                    <a:blip r:embed="rId29"/>
                     <a:stretch>
                       <a:fillRect/>
                     </a:stretch>
@@ -4186,24 +5670,144 @@
     </w:p>
     <w:p>
       <w:pPr>
+        <w:pStyle w:val="Heading1"/>
+      </w:pPr>
+      <w:r>
+        <w:t>12. Reference: check your explanation</w:t>
+      </w:r>
+    </w:p>
+    <w:p>
+      <w:r>
+        <w:t>Use after practice. Validate independently is the selected independent case.</w:t>
+      </w:r>
+    </w:p>
+    <w:p>
+      <w:pPr>
+        <w:pStyle w:val="Heading2"/>
+      </w:pPr>
+      <w:r>
+        <w:t>Check the evidence and its limit</w:t>
+      </w:r>
+    </w:p>
+    <w:p>
+      <w:pPr>
+        <w:pStyle w:val="ListBullet"/>
+      </w:pPr>
+      <w:r>
+        <w:t>1. My fresh example, trace, calculation, or design:</w:t>
+      </w:r>
+    </w:p>
+    <w:p>
+      <w:pPr>
+        <w:pStyle w:val="Heading3"/>
+      </w:pPr>
+      <w:r>
+        <w:t>Write or draw your reasoning and evidence.</w:t>
+      </w:r>
+    </w:p>
+    <w:p>
+      <w:r>
+        <w:t>________________________________________________________________</w:t>
+      </w:r>
+    </w:p>
+    <w:p>
+      <w:r>
+        <w:t>________________________________________________________________</w:t>
+      </w:r>
+    </w:p>
+    <w:p>
+      <w:r>
+        <w:t>________________________________________________________________</w:t>
+      </w:r>
+    </w:p>
+    <w:p>
+      <w:r>
+        <w:t>________________________________________________________________</w:t>
+      </w:r>
+    </w:p>
+    <w:p>
+      <w:r>
+        <w:t>________________________________________________________________</w:t>
+      </w:r>
+    </w:p>
+    <w:p>
+      <w:pPr>
+        <w:pStyle w:val="ListBullet"/>
+      </w:pPr>
+      <w:r>
+        <w:t>2. My evidence that it works (include a boundary or missing-data case):</w:t>
+      </w:r>
+    </w:p>
+    <w:p>
+      <w:pPr>
+        <w:pStyle w:val="Heading3"/>
+      </w:pPr>
+      <w:r>
+        <w:t>Write or draw your reasoning and evidence.</w:t>
+      </w:r>
+    </w:p>
+    <w:p>
+      <w:r>
+        <w:t>________________________________________________________________</w:t>
+      </w:r>
+    </w:p>
+    <w:p>
+      <w:r>
+        <w:t>________________________________________________________________</w:t>
+      </w:r>
+    </w:p>
+    <w:p>
+      <w:r>
+        <w:t>________________________________________________________________</w:t>
+      </w:r>
+    </w:p>
+    <w:p>
+      <w:r>
+        <w:t>________________________________________________________________</w:t>
+      </w:r>
+    </w:p>
+    <w:p>
+      <w:r>
+        <w:t>________________________________________________________________</w:t>
+      </w:r>
+    </w:p>
+    <w:p>
+      <w:pPr>
+        <w:pStyle w:val="ListBullet"/>
+      </w:pPr>
+      <w:r>
+        <w:t>3. One limitation, fairness concern, or situation needing human review:</w:t>
+      </w:r>
+    </w:p>
+    <w:p>
+      <w:pPr>
+        <w:pStyle w:val="Heading2"/>
+      </w:pPr>
+      <w:r>
+        <w:t>Self-check and record</w:t>
+      </w:r>
+    </w:p>
+    <w:p>
+      <w:pPr>
         <w:spacing w:line="336" w:lineRule="auto" w:after="180"/>
       </w:pPr>
       <w:r>
         <w:rPr>
           <w:b w:val="0"/>
         </w:rPr>
-        <w:t>1 • NAME: Define the concept without repeating the textbook.</w:t>
-      </w:r>
-    </w:p>
-    <w:p>
-      <w:pPr>
-        <w:spacing w:line="336" w:lineRule="auto" w:after="180"/>
-      </w:pPr>
+        <w:t xml:space="preserve">SELF-CHECK  □ I explained the </w:t>
+      </w:r>
+      <w:r>
+        <w:rPr>
+          <w:b/>
+        </w:rPr>
+        <w:t>mechanism</w:t>
+      </w:r>
       <w:r>
         <w:rPr>
           <w:b w:val="0"/>
         </w:rPr>
-        <w:t xml:space="preserve">2 • TRACE: Show the information, state, branch, calculation, or </w:t>
+        <w:t xml:space="preserve">  □ I used </w:t>
       </w:r>
       <w:r>
         <w:rPr>
@@ -4215,7 +5819,15 @@
         <w:rPr>
           <w:b w:val="0"/>
         </w:rPr>
-        <w:t xml:space="preserve"> path.</w:t>
+        <w:t xml:space="preserve">  □ I tested a fresh case  □ I named a limitation  □ I can answer ‘why?’</w:t>
+      </w:r>
+    </w:p>
+    <w:p>
+      <w:pPr>
+        <w:pStyle w:val="Heading2"/>
+      </w:pPr>
+      <w:r>
+        <w:t>Earlier wording, alternatives and picture transcripts · reference / check after trying</w:t>
       </w:r>
     </w:p>
     <w:p>
@@ -4226,7 +5838,7 @@
         <w:rPr>
           <w:b w:val="0"/>
         </w:rPr>
-        <w:t>3 • APPLY: Solve a different example independently.</w:t>
+        <w:t>INDEPENDENT MASTERY PROOF</w:t>
       </w:r>
     </w:p>
     <w:p>
@@ -4237,7 +5849,7 @@
         <w:rPr>
           <w:b w:val="0"/>
         </w:rPr>
-        <w:t>4 • CHALLENGE: Find a boundary case, counterexample, or unfair outcome.</w:t>
+        <w:t>Checklist for explaining this week’s idea</w:t>
       </w:r>
     </w:p>
     <w:p>
@@ -4248,109 +5860,7 @@
         <w:rPr>
           <w:b w:val="0"/>
         </w:rPr>
-        <w:t>5 • EXPLAIN LIMITS: Say when the result should not be trusted or used alone.</w:t>
-      </w:r>
-    </w:p>
-    <w:p>
-      <w:pPr>
-        <w:spacing w:line="336" w:lineRule="auto" w:after="180"/>
-      </w:pPr>
-      <w:r>
-        <w:rPr>
-          <w:b w:val="0"/>
-        </w:rPr>
-        <w:t xml:space="preserve">My strongest </w:t>
-      </w:r>
-      <w:r>
-        <w:rPr>
-          <w:b/>
-        </w:rPr>
-        <w:t>evidence</w:t>
-      </w:r>
-      <w:r>
-        <w:rPr>
-          <w:b w:val="0"/>
-        </w:rPr>
-        <w:t xml:space="preserve"> of independent understanding:</w:t>
-      </w:r>
-    </w:p>
-    <w:p>
-      <w:pPr>
-        <w:pStyle w:val="Heading3"/>
-      </w:pPr>
-      <w:r>
-        <w:t>Write or draw your reasoning and evidence.</w:t>
-      </w:r>
-    </w:p>
-    <w:p>
-      <w:r>
-        <w:t>________________________________________________________________</w:t>
-      </w:r>
-    </w:p>
-    <w:p>
-      <w:r>
-        <w:t>________________________________________________________________</w:t>
-      </w:r>
-    </w:p>
-    <w:p>
-      <w:r>
-        <w:t>________________________________________________________________</w:t>
-      </w:r>
-    </w:p>
-    <w:p>
-      <w:r>
-        <w:t>________________________________________________________________</w:t>
-      </w:r>
-    </w:p>
-    <w:p>
-      <w:r>
-        <w:t>________________________________________________________________</w:t>
-      </w:r>
-    </w:p>
-    <w:p>
-      <w:pPr>
-        <w:pStyle w:val="Heading1"/>
-      </w:pPr>
-      <w:r>
-        <w:t>11. Connect your project</w:t>
-      </w:r>
-    </w:p>
-    <w:p>
-      <w:r>
-        <w:t>Apply this week’s idea to Transparent Book Recommender. Keep an annotated decision and the evidence supporting it.</w:t>
-      </w:r>
-    </w:p>
-    <w:p>
-      <w:pPr>
-        <w:spacing w:line="336" w:lineRule="auto" w:after="180"/>
-      </w:pPr>
-      <w:r>
-        <w:rPr>
-          <w:b/>
-        </w:rPr>
-        <w:t>CUMULATIVE PROJECT</w:t>
-      </w:r>
-    </w:p>
-    <w:p>
-      <w:pPr>
-        <w:spacing w:line="336" w:lineRule="auto" w:after="180"/>
-      </w:pPr>
-      <w:r>
-        <w:rPr>
-          <w:b w:val="0"/>
-        </w:rPr>
-        <w:t>Transparent Book Recommender</w:t>
-      </w:r>
-    </w:p>
-    <w:p>
-      <w:pPr>
-        <w:spacing w:line="336" w:lineRule="auto" w:after="180"/>
-      </w:pPr>
-      <w:r>
-        <w:rPr>
-          <w:b w:val="0"/>
-        </w:rPr>
-        <w:t>Every week adds one inspectable piece. The system must show how it reached a result.</w:t>
+        <w:t>Use after practice. Validate independently is the selected independent case.</w:t>
       </w:r>
     </w:p>
     <w:p>
@@ -4358,7 +5868,7 @@
         <w:drawing>
           <wp:inline xmlns:a="http://schemas.openxmlformats.org/drawingml/2006/main" xmlns:pic="http://schemas.openxmlformats.org/drawingml/2006/picture">
             <wp:extent cx="5486400" cy="1901952"/>
-            <wp:docPr id="20" name="Picture 20" descr="Book recommender connection for Missing Data"/>
+            <wp:docPr id="27" name="Picture 27" descr="Independent proof graphic for Missing Data"/>
             <wp:cNvGraphicFramePr>
               <a:graphicFrameLocks noChangeAspect="1"/>
             </wp:cNvGraphicFramePr>
@@ -4366,11 +5876,11 @@
               <a:graphicData uri="http://schemas.openxmlformats.org/drawingml/2006/picture">
                 <pic:pic>
                   <pic:nvPicPr>
-                    <pic:cNvPr id="0" name="09dda0cc8833a40ec78a4928636b1ab805d3208920d7573006b4670d34a73a89.png"/>
+                    <pic:cNvPr id="0" name="e2e2f23edaba595c40ba6753221d71eb5fe9ea71a630f7c7e80fc496f27ef415.png"/>
                     <pic:cNvPicPr/>
                   </pic:nvPicPr>
                   <pic:blipFill>
-                    <a:blip r:embed="rId27"/>
+                    <a:blip r:embed="rId30"/>
                     <a:stretch>
                       <a:fillRect/>
                     </a:stretch>
@@ -4397,7 +5907,7 @@
         <w:rPr>
           <w:b w:val="0"/>
         </w:rPr>
-        <w:t>THIS WEEK’S CHECKPOINT  Use ‘no preference’ only when the reader confirms it; otherwise ask or explain uncertainty.</w:t>
+        <w:t>EXPLANATION CHECK  Use an exact type and explicit bounds, preserve zero, retain review reasons and report the population that remains.</w:t>
       </w:r>
     </w:p>
     <w:p>
@@ -4405,56 +5915,6 @@
         <w:pStyle w:val="Heading3"/>
       </w:pPr>
       <w:r>
-        <w:t>Trace the system</w:t>
-      </w:r>
-    </w:p>
-    <w:p>
-      <w:pPr>
-        <w:spacing w:line="336" w:lineRule="auto" w:after="180"/>
-        <w:shd w:fill="EDF7F3"/>
-      </w:pPr>
-      <w:r>
-        <w:rPr>
-          <w:b w:val="0"/>
-        </w:rPr>
-        <w:t xml:space="preserve">SYSTEM MAP  Reader need → allowed </w:t>
-      </w:r>
-      <w:r>
-        <w:rPr>
-          <w:b/>
-        </w:rPr>
-        <w:t>input</w:t>
-      </w:r>
-      <w:r>
-        <w:rPr>
-          <w:b w:val="0"/>
-        </w:rPr>
-        <w:t xml:space="preserve">s → transparent rule or score → ranked candidates → explanation → test record → </w:t>
-      </w:r>
-      <w:r>
-        <w:rPr>
-          <w:b/>
-        </w:rPr>
-        <w:t>human decision</w:t>
-      </w:r>
-    </w:p>
-    <w:p>
-      <w:pPr>
-        <w:spacing w:line="336" w:lineRule="auto" w:after="180"/>
-        <w:shd w:fill="F5F1FB"/>
-      </w:pPr>
-      <w:r>
-        <w:rPr>
-          <w:b w:val="0"/>
-        </w:rPr>
-        <w:t>What will you add, change, or verify in the project this week?</w:t>
-      </w:r>
-    </w:p>
-    <w:p>
-      <w:pPr>
-        <w:pStyle w:val="Heading3"/>
-      </w:pPr>
-      <w:r>
         <w:t>Write or draw your reasoning and evidence.</w:t>
       </w:r>
     </w:p>
@@ -4485,464 +5945,23 @@
     </w:p>
     <w:p>
       <w:pPr>
-        <w:spacing w:line="336" w:lineRule="auto" w:after="180"/>
-        <w:shd w:fill="F5F1FB"/>
-      </w:pPr>
-      <w:r>
-        <w:rPr>
-          <w:b w:val="0"/>
-        </w:rPr>
-        <w:t xml:space="preserve">What should remain under </w:t>
-      </w:r>
-      <w:r>
-        <w:rPr>
-          <w:b/>
-        </w:rPr>
-        <w:t>human control</w:t>
-      </w:r>
-      <w:r>
-        <w:rPr>
-          <w:b w:val="0"/>
-        </w:rPr>
-        <w:t>?</w:t>
-      </w:r>
-    </w:p>
-    <w:p>
-      <w:pPr>
-        <w:pStyle w:val="Heading3"/>
-      </w:pPr>
-      <w:r>
-        <w:t>Write or draw your reasoning and evidence.</w:t>
-      </w:r>
-    </w:p>
-    <w:p>
-      <w:r>
-        <w:t>________________________________________________________________</w:t>
-      </w:r>
-    </w:p>
-    <w:p>
-      <w:r>
-        <w:t>________________________________________________________________</w:t>
-      </w:r>
-    </w:p>
-    <w:p>
-      <w:r>
-        <w:t>________________________________________________________________</w:t>
-      </w:r>
-    </w:p>
-    <w:p>
-      <w:r>
-        <w:t>________________________________________________________________</w:t>
-      </w:r>
-    </w:p>
-    <w:p>
-      <w:r>
-        <w:t>________________________________________________________________</w:t>
-      </w:r>
-    </w:p>
-    <w:p>
-      <w:pPr>
-        <w:pStyle w:val="Heading3"/>
-      </w:pPr>
-      <w:r>
-        <w:t>Responsible design</w:t>
-      </w:r>
-    </w:p>
-    <w:p>
-      <w:pPr>
-        <w:spacing w:line="336" w:lineRule="auto" w:after="180"/>
-        <w:shd w:fill="FFF5E6"/>
-      </w:pPr>
-      <w:r>
-        <w:rPr>
-          <w:b w:val="0"/>
-        </w:rPr>
-        <w:t>RESPONSIBLE DESIGN  Collect only necessary information. Show uncertainty and limits. Never confuse a ranking with a fact about a person.</w:t>
-      </w:r>
-    </w:p>
-    <w:p>
-      <w:pPr>
-        <w:pStyle w:val="Heading3"/>
-      </w:pPr>
-      <w:r>
-        <w:t>Evidence for your project</w:t>
-      </w:r>
-    </w:p>
-    <w:p>
-      <w:pPr>
-        <w:spacing w:line="336" w:lineRule="auto" w:after="180"/>
-      </w:pPr>
-      <w:r>
-        <w:rPr>
-          <w:b w:val="0"/>
-        </w:rPr>
-        <w:t>Validate recommender stock and numeric features explicitly, recording zero stock as measured zero rather than missing.</w:t>
-      </w:r>
-    </w:p>
-    <w:p>
-      <w:pPr>
         <w:pStyle w:val="Heading1"/>
       </w:pPr>
       <w:r>
-        <w:t>12. Show what you know</w:t>
-      </w:r>
-    </w:p>
-    <w:p>
-      <w:r>
-        <w:t>Use a genuinely new case for independent evidence. Previously discussed examples remain practice; use the separately named independent case before feedback.</w:t>
-      </w:r>
-    </w:p>
-    <w:p>
-      <w:pPr>
-        <w:pStyle w:val="Heading3"/>
-      </w:pPr>
-      <w:r>
-        <w:t>Independent evidence</w:t>
-      </w:r>
-    </w:p>
-    <w:p>
-      <w:pPr>
-        <w:spacing w:line="336" w:lineRule="auto" w:after="180"/>
-        <w:shd w:fill="FFF5E6"/>
-      </w:pPr>
-      <w:r>
-        <w:rPr>
-          <w:b w:val="0"/>
-        </w:rPr>
-        <w:t>INDEPENDENT MASTERY PROOF</w:t>
-      </w:r>
-    </w:p>
-    <w:p>
-      <w:pPr>
-        <w:spacing w:line="336" w:lineRule="auto" w:after="180"/>
-      </w:pPr>
-      <w:r>
-        <w:rPr>
-          <w:b w:val="0"/>
-        </w:rPr>
-        <w:t>Explain • Transfer • Test • Defend</w:t>
-      </w:r>
-    </w:p>
-    <w:p>
-      <w:pPr>
-        <w:spacing w:line="336" w:lineRule="auto" w:after="180"/>
-      </w:pPr>
-      <w:r>
-        <w:rPr>
-          <w:b w:val="0"/>
-        </w:rPr>
-        <w:t>Complete this page without copying the worked example. Your reasoning matters more than decoration.</w:t>
-      </w:r>
-    </w:p>
-    <w:p>
-      <w:r>
-        <w:drawing>
-          <wp:inline xmlns:a="http://schemas.openxmlformats.org/drawingml/2006/main" xmlns:pic="http://schemas.openxmlformats.org/drawingml/2006/picture">
-            <wp:extent cx="5486400" cy="1901952"/>
-            <wp:docPr id="21" name="Picture 21" descr="Independent proof graphic for Missing Data"/>
-            <wp:cNvGraphicFramePr>
-              <a:graphicFrameLocks noChangeAspect="1"/>
-            </wp:cNvGraphicFramePr>
-            <a:graphic>
-              <a:graphicData uri="http://schemas.openxmlformats.org/drawingml/2006/picture">
-                <pic:pic>
-                  <pic:nvPicPr>
-                    <pic:cNvPr id="0" name="e2e2f23edaba595c40ba6753221d71eb5fe9ea71a630f7c7e80fc496f27ef415.png"/>
-                    <pic:cNvPicPr/>
-                  </pic:nvPicPr>
-                  <pic:blipFill>
-                    <a:blip r:embed="rId28"/>
-                    <a:stretch>
-                      <a:fillRect/>
-                    </a:stretch>
-                  </pic:blipFill>
-                  <pic:spPr>
-                    <a:xfrm>
-                      <a:off x="0" y="0"/>
-                      <a:ext cx="5486400" cy="1901952"/>
-                    </a:xfrm>
-                    <a:prstGeom prst="rect"/>
-                  </pic:spPr>
-                </pic:pic>
-              </a:graphicData>
-            </a:graphic>
-          </wp:inline>
-        </w:drawing>
-      </w:r>
-    </w:p>
-    <w:p>
-      <w:pPr>
-        <w:pStyle w:val="Heading3"/>
-      </w:pPr>
-      <w:r>
-        <w:t>Try a more demanding case</w:t>
-      </w:r>
-    </w:p>
-    <w:p>
-      <w:pPr>
-        <w:spacing w:line="336" w:lineRule="auto" w:after="180"/>
-        <w:shd w:fill="F5F1FB"/>
-      </w:pPr>
-      <w:r>
-        <w:rPr>
-          <w:b w:val="0"/>
-        </w:rPr>
-        <w:t xml:space="preserve">CHALLENGE  Compare ask, </w:t>
-      </w:r>
-      <w:r>
-        <w:rPr>
-          <w:b/>
-        </w:rPr>
-        <w:t>abstain</w:t>
-      </w:r>
-      <w:r>
-        <w:rPr>
-          <w:b w:val="0"/>
-        </w:rPr>
-        <w:t xml:space="preserve">, and </w:t>
-      </w:r>
-      <w:r>
-        <w:rPr>
-          <w:b/>
-        </w:rPr>
-        <w:t>default</w:t>
-      </w:r>
-      <w:r>
-        <w:rPr>
-          <w:b w:val="0"/>
-        </w:rPr>
-        <w:t xml:space="preserve"> strategies.</w:t>
-      </w:r>
-    </w:p>
-    <w:p>
-      <w:pPr>
-        <w:spacing w:line="336" w:lineRule="auto" w:after="180"/>
-        <w:shd w:fill="F4F9FC"/>
-      </w:pPr>
-      <w:r>
-        <w:rPr>
-          <w:b w:val="0"/>
-        </w:rPr>
-        <w:t>1. My fresh example, trace, calculation, or design:</w:t>
-      </w:r>
-    </w:p>
-    <w:p>
-      <w:pPr>
-        <w:pStyle w:val="Heading3"/>
-      </w:pPr>
-      <w:r>
-        <w:t>Write or draw your reasoning and evidence.</w:t>
-      </w:r>
-    </w:p>
-    <w:p>
-      <w:r>
-        <w:t>________________________________________________________________</w:t>
-      </w:r>
-    </w:p>
-    <w:p>
-      <w:r>
-        <w:t>________________________________________________________________</w:t>
-      </w:r>
-    </w:p>
-    <w:p>
-      <w:r>
-        <w:t>________________________________________________________________</w:t>
-      </w:r>
-    </w:p>
-    <w:p>
-      <w:r>
-        <w:t>________________________________________________________________</w:t>
-      </w:r>
-    </w:p>
-    <w:p>
-      <w:r>
-        <w:t>________________________________________________________________</w:t>
-      </w:r>
-    </w:p>
-    <w:p>
-      <w:pPr>
-        <w:spacing w:line="336" w:lineRule="auto" w:after="180"/>
-        <w:shd w:fill="F4F9FC"/>
-      </w:pPr>
-      <w:r>
-        <w:rPr>
-          <w:b w:val="0"/>
-        </w:rPr>
-        <w:t xml:space="preserve">2. My </w:t>
-      </w:r>
-      <w:r>
-        <w:rPr>
-          <w:b/>
-        </w:rPr>
-        <w:t>evidence</w:t>
-      </w:r>
-      <w:r>
-        <w:rPr>
-          <w:b w:val="0"/>
-        </w:rPr>
-        <w:t xml:space="preserve"> that it works (include a boundary or missing-data case):</w:t>
-      </w:r>
-    </w:p>
-    <w:p>
-      <w:pPr>
-        <w:pStyle w:val="Heading3"/>
-      </w:pPr>
-      <w:r>
-        <w:t>Write or draw your reasoning and evidence.</w:t>
-      </w:r>
-    </w:p>
-    <w:p>
-      <w:r>
-        <w:t>________________________________________________________________</w:t>
-      </w:r>
-    </w:p>
-    <w:p>
-      <w:r>
-        <w:t>________________________________________________________________</w:t>
-      </w:r>
-    </w:p>
-    <w:p>
-      <w:r>
-        <w:t>________________________________________________________________</w:t>
-      </w:r>
-    </w:p>
-    <w:p>
-      <w:r>
-        <w:t>________________________________________________________________</w:t>
-      </w:r>
-    </w:p>
-    <w:p>
-      <w:r>
-        <w:t>________________________________________________________________</w:t>
-      </w:r>
-    </w:p>
-    <w:p>
-      <w:pPr>
-        <w:spacing w:line="336" w:lineRule="auto" w:after="180"/>
-        <w:shd w:fill="F4F9FC"/>
-      </w:pPr>
-      <w:r>
-        <w:rPr>
-          <w:b w:val="0"/>
-        </w:rPr>
-        <w:t>3. One limitation, fairness concern, or situation needing human review:</w:t>
-      </w:r>
-    </w:p>
-    <w:p>
-      <w:pPr>
-        <w:pStyle w:val="Heading3"/>
-      </w:pPr>
-      <w:r>
-        <w:t>Write or draw your reasoning and evidence.</w:t>
-      </w:r>
-    </w:p>
-    <w:p>
-      <w:r>
-        <w:t>________________________________________________________________</w:t>
-      </w:r>
-    </w:p>
-    <w:p>
-      <w:r>
-        <w:t>________________________________________________________________</w:t>
-      </w:r>
-    </w:p>
-    <w:p>
-      <w:r>
-        <w:t>________________________________________________________________</w:t>
-      </w:r>
-    </w:p>
-    <w:p>
-      <w:r>
-        <w:t>________________________________________________________________</w:t>
-      </w:r>
-    </w:p>
-    <w:p>
-      <w:r>
-        <w:t>________________________________________________________________</w:t>
-      </w:r>
-    </w:p>
-    <w:p>
-      <w:pPr>
-        <w:pStyle w:val="Heading3"/>
-      </w:pPr>
-      <w:r>
-        <w:t>Check your explanation</w:t>
-      </w:r>
-    </w:p>
-    <w:p>
-      <w:pPr>
-        <w:spacing w:line="336" w:lineRule="auto" w:after="180"/>
-        <w:shd w:fill="F5F1FB"/>
-      </w:pPr>
-      <w:r>
-        <w:rPr>
-          <w:b w:val="0"/>
-        </w:rPr>
-        <w:t xml:space="preserve">SELF-CHECK  □ I explained the </w:t>
-      </w:r>
-      <w:r>
-        <w:rPr>
-          <w:b/>
-        </w:rPr>
-        <w:t>mechanism</w:t>
-      </w:r>
-      <w:r>
-        <w:rPr>
-          <w:b w:val="0"/>
-        </w:rPr>
-        <w:t xml:space="preserve">  □ I used </w:t>
-      </w:r>
-      <w:r>
-        <w:rPr>
-          <w:b/>
-        </w:rPr>
-        <w:t>evidence</w:t>
-      </w:r>
-      <w:r>
-        <w:rPr>
-          <w:b w:val="0"/>
-        </w:rPr>
-        <w:t xml:space="preserve">  □ I tested a fresh case  □ I named a limitation  □ I can answer ‘why?’</w:t>
-      </w:r>
-    </w:p>
-    <w:p>
-      <w:pPr>
-        <w:pStyle w:val="Heading1"/>
-      </w:pPr>
-      <w:r>
-        <w:t>13. Study a complete case</w:t>
-      </w:r>
-    </w:p>
-    <w:p>
-      <w:r>
-        <w:t>Revisit the complete Missing Data case for supported practice. Repeated examples do not become fresh assessments.</w:t>
-      </w:r>
-    </w:p>
-    <w:p>
-      <w:pPr>
-        <w:pStyle w:val="Heading3"/>
-      </w:pPr>
-      <w:r>
-        <w:t>Week 18 Worked case</w:t>
-      </w:r>
-    </w:p>
-    <w:p>
-      <w:pPr>
-        <w:spacing w:line="336" w:lineRule="auto" w:after="180"/>
-      </w:pPr>
-      <w:r>
-        <w:rPr>
-          <w:b w:val="0"/>
-        </w:rPr>
-        <w:t>Use the supplied details to practise the weekly concept before attempting the independent question. This case extends the illustrated lesson.</w:t>
-      </w:r>
-    </w:p>
-    <w:p>
-      <w:pPr>
-        <w:pStyle w:val="Heading3"/>
-      </w:pPr>
-      <w:r>
-        <w:t>The situation</w:t>
+        <w:t>13. Extra practice: Missing is different from zero</w:t>
+      </w:r>
+    </w:p>
+    <w:p>
+      <w:r>
+        <w:t>Try the question before opening its worked explanation.</w:t>
+      </w:r>
+    </w:p>
+    <w:p>
+      <w:pPr>
+        <w:pStyle w:val="Heading2"/>
+      </w:pPr>
+      <w:r>
+        <w:t>Read the supplied case and question</w:t>
       </w:r>
     </w:p>
     <w:p>
@@ -4958,14 +5977,6 @@
     </w:p>
     <w:p>
       <w:pPr>
-        <w:pStyle w:val="Heading3"/>
-      </w:pPr>
-      <w:r>
-        <w:t>The question</w:t>
-      </w:r>
-    </w:p>
-    <w:p>
-      <w:pPr>
         <w:spacing w:line="336" w:lineRule="auto" w:after="180"/>
       </w:pPr>
       <w:r>
@@ -4977,10 +5988,59 @@
     </w:p>
     <w:p>
       <w:pPr>
+        <w:pStyle w:val="Heading2"/>
+      </w:pPr>
+      <w:r>
+        <w:t>Your explanation</w:t>
+      </w:r>
+    </w:p>
+    <w:p>
+      <w:pPr>
+        <w:pStyle w:val="ListBullet"/>
+      </w:pPr>
+      <w:r>
+        <w:t>Which detail supports the answer, and why does it matter?</w:t>
+      </w:r>
+    </w:p>
+    <w:p>
+      <w:pPr>
         <w:pStyle w:val="Heading3"/>
       </w:pPr>
       <w:r>
-        <w:t>Worked explanation</w:t>
+        <w:t>Write or draw your reasoning and evidence.</w:t>
+      </w:r>
+    </w:p>
+    <w:p>
+      <w:r>
+        <w:t>________________________________________________________________</w:t>
+      </w:r>
+    </w:p>
+    <w:p>
+      <w:r>
+        <w:t>________________________________________________________________</w:t>
+      </w:r>
+    </w:p>
+    <w:p>
+      <w:r>
+        <w:t>________________________________________________________________</w:t>
+      </w:r>
+    </w:p>
+    <w:p>
+      <w:r>
+        <w:t>________________________________________________________________</w:t>
+      </w:r>
+    </w:p>
+    <w:p>
+      <w:r>
+        <w:t>________________________________________________________________</w:t>
+      </w:r>
+    </w:p>
+    <w:p>
+      <w:pPr>
+        <w:pStyle w:val="Heading2"/>
+      </w:pPr>
+      <w:r>
+        <w:t>Check after trying · reference / check after trying</w:t>
       </w:r>
     </w:p>
     <w:p>
@@ -4992,75 +6052,6 @@
           <w:b w:val="0"/>
         </w:rPr>
         <w:t>Retrieve or ask for the count, or use a documented partial-score policy with uncertainty. Do not silently insert zero.</w:t>
-      </w:r>
-    </w:p>
-    <w:p>
-      <w:pPr>
-        <w:pStyle w:val="Heading3"/>
-      </w:pPr>
-      <w:r>
-        <w:t>Explain it in your own words</w:t>
-      </w:r>
-    </w:p>
-    <w:p>
-      <w:pPr>
-        <w:spacing w:line="336" w:lineRule="auto" w:after="180"/>
-        <w:shd w:fill="F5F1FB"/>
-      </w:pPr>
-      <w:r>
-        <w:rPr>
-          <w:b w:val="0"/>
-        </w:rPr>
-        <w:t>Which detail supports the answer, and why does it matter?</w:t>
-      </w:r>
-    </w:p>
-    <w:p>
-      <w:pPr>
-        <w:pStyle w:val="Heading3"/>
-      </w:pPr>
-      <w:r>
-        <w:t>Write or draw your reasoning and evidence.</w:t>
-      </w:r>
-    </w:p>
-    <w:p>
-      <w:r>
-        <w:t>________________________________________________________________</w:t>
-      </w:r>
-    </w:p>
-    <w:p>
-      <w:r>
-        <w:t>________________________________________________________________</w:t>
-      </w:r>
-    </w:p>
-    <w:p>
-      <w:r>
-        <w:t>________________________________________________________________</w:t>
-      </w:r>
-    </w:p>
-    <w:p>
-      <w:r>
-        <w:t>________________________________________________________________</w:t>
-      </w:r>
-    </w:p>
-    <w:p>
-      <w:r>
-        <w:t>________________________________________________________________</w:t>
-      </w:r>
-    </w:p>
-    <w:p>
-      <w:pPr>
-        <w:pStyle w:val="Heading3"/>
-      </w:pPr>
-      <w:r>
-        <w:t>Trace the supplied case visually</w:t>
-      </w:r>
-    </w:p>
-    <w:p>
-      <w:pPr>
-        <w:pStyle w:val="Heading3"/>
-      </w:pPr>
-      <w:r>
-        <w:t>Missing is different from zero</w:t>
       </w:r>
     </w:p>
     <w:tbl>
@@ -5167,6 +6158,81 @@
     </w:tbl>
     <w:p>
       <w:pPr>
+        <w:pStyle w:val="Heading2"/>
+      </w:pPr>
+      <w:r>
+        <w:t>Earlier wording, alternatives and picture transcripts · reference / check after trying</w:t>
+      </w:r>
+    </w:p>
+    <w:p>
+      <w:pPr>
+        <w:pStyle w:val="Heading3"/>
+      </w:pPr>
+      <w:r>
+        <w:t>Week 18 Worked case</w:t>
+      </w:r>
+    </w:p>
+    <w:p>
+      <w:pPr>
+        <w:spacing w:line="336" w:lineRule="auto" w:after="180"/>
+      </w:pPr>
+      <w:r>
+        <w:rPr>
+          <w:b w:val="0"/>
+        </w:rPr>
+        <w:t>Use the supplied details to practise the weekly concept before attempting the independent question. This case extends the illustrated lesson.</w:t>
+      </w:r>
+    </w:p>
+    <w:p>
+      <w:pPr>
+        <w:pStyle w:val="Heading3"/>
+      </w:pPr>
+      <w:r>
+        <w:t>The situation</w:t>
+      </w:r>
+    </w:p>
+    <w:p>
+      <w:pPr>
+        <w:pStyle w:val="Heading3"/>
+      </w:pPr>
+      <w:r>
+        <w:t>The question</w:t>
+      </w:r>
+    </w:p>
+    <w:p>
+      <w:pPr>
+        <w:pStyle w:val="Heading3"/>
+      </w:pPr>
+      <w:r>
+        <w:t>Worked explanation</w:t>
+      </w:r>
+    </w:p>
+    <w:p>
+      <w:pPr>
+        <w:pStyle w:val="Heading3"/>
+      </w:pPr>
+      <w:r>
+        <w:t>Explain it in your own words</w:t>
+      </w:r>
+    </w:p>
+    <w:p>
+      <w:pPr>
+        <w:pStyle w:val="Heading3"/>
+      </w:pPr>
+      <w:r>
+        <w:t>Trace the supplied case visually</w:t>
+      </w:r>
+    </w:p>
+    <w:p>
+      <w:pPr>
+        <w:pStyle w:val="Heading3"/>
+      </w:pPr>
+      <w:r>
+        <w:t>Missing is different from zero</w:t>
+      </w:r>
+    </w:p>
+    <w:p>
+      <w:pPr>
         <w:spacing w:line="336" w:lineRule="auto" w:after="180"/>
       </w:pPr>
       <w:r>
@@ -5203,478 +6269,20 @@
         <w:pStyle w:val="Heading1"/>
       </w:pPr>
       <w:r>
-        <w:t>14. Try a new case independently</w:t>
-      </w:r>
-    </w:p>
-    <w:p>
-      <w:r>
-        <w:t>Attempt the reserved new case before feedback. Record support; the earlier examples below remain additional practice.</w:t>
-      </w:r>
-    </w:p>
-    <w:p>
-      <w:pPr>
-        <w:pStyle w:val="Heading3"/>
-      </w:pPr>
-      <w:r>
-        <w:t>Independent case: Validate independently</w:t>
-      </w:r>
-    </w:p>
-    <w:p>
-      <w:pPr>
-        <w:spacing w:line="336" w:lineRule="auto" w:after="180"/>
-      </w:pPr>
-      <w:r>
-        <w:rPr>
-          <w:b w:val="0"/>
-        </w:rPr>
-        <w:t xml:space="preserve">Write a filter for count values that must be integers from 0 to 10. </w:t>
-      </w:r>
-      <w:r>
-        <w:rPr>
-          <w:b/>
-        </w:rPr>
-        <w:t>Process</w:t>
-      </w:r>
-      <w:r>
-        <w:rPr>
-          <w:b w:val="0"/>
-        </w:rPr>
-        <w:t xml:space="preserve"> {count: 3}, {}, {count: 0}, {count: 11}, {count: "3"}, using quoted keys in Python. Report accepted values and rejected count.</w:t>
-      </w:r>
-    </w:p>
-    <w:p>
-      <w:pPr>
-        <w:pStyle w:val="Heading3"/>
-      </w:pPr>
-      <w:r>
-        <w:t>My independent explanation, trace and limits</w:t>
-      </w:r>
-    </w:p>
-    <w:p>
-      <w:r>
-        <w:t>________________________________________________________________</w:t>
-      </w:r>
-    </w:p>
-    <w:p>
-      <w:r>
-        <w:t>________________________________________________________________</w:t>
-      </w:r>
-    </w:p>
-    <w:p>
-      <w:r>
-        <w:t>________________________________________________________________</w:t>
-      </w:r>
-    </w:p>
-    <w:p>
-      <w:r>
-        <w:t>________________________________________________________________</w:t>
-      </w:r>
-    </w:p>
-    <w:p>
-      <w:r>
-        <w:t>________________________________________________________________</w:t>
-      </w:r>
-    </w:p>
-    <w:p>
-      <w:r>
-        <w:t>________________________________________________________________</w:t>
-      </w:r>
-    </w:p>
-    <w:p>
-      <w:r>
-        <w:t>________________________________________________________________</w:t>
-      </w:r>
-    </w:p>
-    <w:p>
-      <w:pPr>
-        <w:spacing w:line="336" w:lineRule="auto" w:after="180"/>
-      </w:pPr>
-      <w:r>
-        <w:rPr>
-          <w:b w:val="0"/>
-        </w:rPr>
-        <w:t>Attempt this case before feedback. Record any help. Earlier examples below are further practice; a case already practised with feedback cannot establish fresh transfer.</w:t>
-      </w:r>
-    </w:p>
-    <w:p>
-      <w:pPr>
-        <w:pStyle w:val="Heading3"/>
-      </w:pPr>
-      <w:r>
-        <w:t>Week 18 Independent application</w:t>
-      </w:r>
-    </w:p>
-    <w:p>
-      <w:pPr>
-        <w:spacing w:line="336" w:lineRule="auto" w:after="180"/>
-      </w:pPr>
-      <w:r>
-        <w:rPr>
-          <w:b w:val="0"/>
-        </w:rPr>
-        <w:t>Close the worked explanation. Apply the idea to this different question without copying.</w:t>
-      </w:r>
-    </w:p>
-    <w:p>
-      <w:pPr>
-        <w:spacing w:line="336" w:lineRule="auto" w:after="180"/>
-      </w:pPr>
-      <w:r>
-        <w:rPr>
-          <w:b w:val="0"/>
-        </w:rPr>
-        <w:t>A book's page count is blank. Is blank the same as zero? Give an honest way for a short-book recommender to respond.</w:t>
-      </w:r>
-    </w:p>
-    <w:p>
-      <w:pPr>
-        <w:spacing w:line="336" w:lineRule="auto" w:after="180"/>
-      </w:pPr>
-      <w:r>
-        <w:rPr>
-          <w:b w:val="0"/>
-        </w:rPr>
-        <w:t xml:space="preserve">My answer, with a trace, calculation or supporting </w:t>
-      </w:r>
-      <w:r>
-        <w:rPr>
-          <w:b/>
-        </w:rPr>
-        <w:t>evidence</w:t>
-      </w:r>
-    </w:p>
-    <w:p>
-      <w:pPr>
-        <w:pStyle w:val="Heading3"/>
-      </w:pPr>
-      <w:r>
-        <w:t>Write or draw your reasoning and evidence.</w:t>
-      </w:r>
-    </w:p>
-    <w:p>
-      <w:r>
-        <w:t>________________________________________________________________</w:t>
-      </w:r>
-    </w:p>
-    <w:p>
-      <w:r>
-        <w:t>________________________________________________________________</w:t>
-      </w:r>
-    </w:p>
-    <w:p>
-      <w:r>
-        <w:t>________________________________________________________________</w:t>
-      </w:r>
-    </w:p>
-    <w:p>
-      <w:r>
-        <w:t>________________________________________________________________</w:t>
-      </w:r>
-    </w:p>
-    <w:p>
-      <w:r>
-        <w:t>________________________________________________________________</w:t>
-      </w:r>
-    </w:p>
-    <w:p>
-      <w:pPr>
-        <w:pStyle w:val="Heading3"/>
-      </w:pPr>
-      <w:r>
-        <w:t>Create and test</w:t>
-      </w:r>
-    </w:p>
-    <w:p>
-      <w:pPr>
-        <w:spacing w:line="336" w:lineRule="auto" w:after="180"/>
-      </w:pPr>
-      <w:r>
-        <w:rPr>
-          <w:b w:val="0"/>
-        </w:rPr>
-        <w:t>Change one relevant detail. Predict the result before testing. Include a boundary or missing-information case when it helps reveal a limit.</w:t>
-      </w:r>
-    </w:p>
-    <w:p>
-      <w:pPr>
-        <w:spacing w:line="336" w:lineRule="auto" w:after="180"/>
-      </w:pPr>
-      <w:r>
-        <w:rPr>
-          <w:b w:val="0"/>
-        </w:rPr>
-        <w:t xml:space="preserve">My changed </w:t>
-      </w:r>
-      <w:r>
-        <w:rPr>
-          <w:b/>
-        </w:rPr>
-        <w:t>input</w:t>
-      </w:r>
-      <w:r>
-        <w:rPr>
-          <w:b w:val="0"/>
-        </w:rPr>
-        <w:t xml:space="preserve"> and expected result</w:t>
-      </w:r>
-    </w:p>
-    <w:p>
-      <w:pPr>
-        <w:pStyle w:val="Heading3"/>
-      </w:pPr>
-      <w:r>
-        <w:t>Write or draw your reasoning and evidence.</w:t>
-      </w:r>
-    </w:p>
-    <w:p>
-      <w:r>
-        <w:t>________________________________________________________________</w:t>
-      </w:r>
-    </w:p>
-    <w:p>
-      <w:r>
-        <w:t>________________________________________________________________</w:t>
-      </w:r>
-    </w:p>
-    <w:p>
-      <w:r>
-        <w:t>________________________________________________________________</w:t>
-      </w:r>
-    </w:p>
-    <w:p>
-      <w:r>
-        <w:t>________________________________________________________________</w:t>
-      </w:r>
-    </w:p>
-    <w:p>
-      <w:r>
-        <w:t>________________________________________________________________</w:t>
-      </w:r>
-    </w:p>
-    <w:p>
-      <w:pPr>
-        <w:pStyle w:val="Heading3"/>
-      </w:pPr>
-      <w:r>
-        <w:t>Connect to your project</w:t>
-      </w:r>
-    </w:p>
-    <w:p>
-      <w:pPr>
-        <w:spacing w:line="336" w:lineRule="auto" w:after="180"/>
-      </w:pPr>
-      <w:r>
-        <w:rPr>
-          <w:b w:val="0"/>
-        </w:rPr>
-        <w:t>Use ‘no preference’ only when the reader confirms it; otherwise ask or explain uncertainty.</w:t>
-      </w:r>
-    </w:p>
-    <w:p>
-      <w:pPr>
-        <w:spacing w:line="336" w:lineRule="auto" w:after="180"/>
-      </w:pPr>
-      <w:r>
-        <w:rPr>
-          <w:b w:val="0"/>
-        </w:rPr>
-        <w:t xml:space="preserve">The </w:t>
-      </w:r>
-      <w:r>
-        <w:rPr>
-          <w:b/>
-        </w:rPr>
-        <w:t>evidence</w:t>
-      </w:r>
-      <w:r>
-        <w:rPr>
-          <w:b w:val="0"/>
-        </w:rPr>
-        <w:t xml:space="preserve"> I will keep</w:t>
-      </w:r>
-    </w:p>
-    <w:p>
-      <w:pPr>
-        <w:pStyle w:val="Heading3"/>
-      </w:pPr>
-      <w:r>
-        <w:t>Write or draw your reasoning and evidence.</w:t>
-      </w:r>
-    </w:p>
-    <w:p>
-      <w:r>
-        <w:t>________________________________________________________________</w:t>
-      </w:r>
-    </w:p>
-    <w:p>
-      <w:r>
-        <w:t>________________________________________________________________</w:t>
-      </w:r>
-    </w:p>
-    <w:p>
-      <w:r>
-        <w:t>________________________________________________________________</w:t>
-      </w:r>
-    </w:p>
-    <w:p>
-      <w:r>
-        <w:t>________________________________________________________________</w:t>
-      </w:r>
-    </w:p>
-    <w:p>
-      <w:r>
-        <w:t>________________________________________________________________</w:t>
-      </w:r>
-    </w:p>
-    <w:p>
-      <w:pPr>
-        <w:spacing w:line="336" w:lineRule="auto" w:after="180"/>
-      </w:pPr>
-      <w:r>
-        <w:rPr>
-          <w:b w:val="0"/>
-        </w:rPr>
-        <w:t xml:space="preserve">Your teacher has the independent answer and scoring criteria. Complete the matching workbook week to keep your practice </w:t>
-      </w:r>
-      <w:r>
-        <w:rPr>
-          <w:b/>
-        </w:rPr>
-        <w:t>evidence</w:t>
-      </w:r>
-      <w:r>
-        <w:rPr>
-          <w:b w:val="0"/>
-        </w:rPr>
-        <w:t xml:space="preserve"> together.</w:t>
-      </w:r>
-    </w:p>
-    <w:p>
-      <w:pPr>
-        <w:pStyle w:val="Heading3"/>
-      </w:pPr>
-      <w:r>
-        <w:t>Transfer practice from the original programme</w:t>
-      </w:r>
-    </w:p>
-    <w:p>
-      <w:pPr>
-        <w:spacing w:line="336" w:lineRule="auto" w:after="180"/>
-      </w:pPr>
-      <w:r>
-        <w:rPr>
-          <w:b w:val="0"/>
-        </w:rPr>
-        <w:t>Scores award 2 for preferred genre and 1 for short length. A book matches genre but page count is missing. Compare rejecting it, assigning zero length points and asking for pages.</w:t>
-      </w:r>
-    </w:p>
-    <w:p>
-      <w:pPr>
-        <w:pStyle w:val="Heading3"/>
-      </w:pPr>
-      <w:r>
-        <w:t>Explain the mechanism, evidence and one limit.</w:t>
-      </w:r>
-    </w:p>
-    <w:p>
-      <w:r>
-        <w:t>________________________________________________________________</w:t>
-      </w:r>
-    </w:p>
-    <w:p>
-      <w:r>
-        <w:t>________________________________________________________________</w:t>
-      </w:r>
-    </w:p>
-    <w:p>
-      <w:r>
-        <w:t>________________________________________________________________</w:t>
-      </w:r>
-    </w:p>
-    <w:p>
-      <w:r>
-        <w:t>________________________________________________________________</w:t>
-      </w:r>
-    </w:p>
-    <w:p>
-      <w:r>
-        <w:t>________________________________________________________________</w:t>
-      </w:r>
-    </w:p>
-    <w:p>
-      <w:r>
-        <w:t>________________________________________________________________</w:t>
-      </w:r>
-    </w:p>
-    <w:p>
-      <w:r>
-        <w:t>________________________________________________________________</w:t>
-      </w:r>
-    </w:p>
-    <w:p>
-      <w:pPr>
-        <w:pStyle w:val="Heading3"/>
-      </w:pPr>
-      <w:r>
-        <w:t>Use feedback to improve</w:t>
-      </w:r>
-    </w:p>
-    <w:p>
-      <w:pPr>
-        <w:spacing w:line="336" w:lineRule="auto" w:after="180"/>
-      </w:pPr>
-      <w:r>
-        <w:rPr>
-          <w:b w:val="0"/>
-        </w:rPr>
-        <w:t>Attempt the independent case before hints. Record whether you worked alone, used a hint or followed a model. After feedback, fix the first unsupported step and explain why it changed.</w:t>
-      </w:r>
-    </w:p>
-    <w:p>
-      <w:pPr>
-        <w:spacing w:line="336" w:lineRule="auto" w:after="180"/>
-      </w:pPr>
-      <w:r>
-        <w:rPr>
-          <w:b w:val="0"/>
-        </w:rPr>
-        <w:t>A later check uses a changed case, not a copied answer.</w:t>
-      </w:r>
-    </w:p>
-    <w:p>
-      <w:pPr>
-        <w:pStyle w:val="Heading1"/>
-      </w:pPr>
-      <w:r>
-        <w:t>15. Your lesson route</w:t>
-      </w:r>
-    </w:p>
-    <w:p>
-      <w:r>
-        <w:t>Use this map to navigate Missing Data, connect the goals to tasks and keep one evidence record for each attempt.</w:t>
-      </w:r>
-    </w:p>
-    <w:p>
-      <w:pPr>
-        <w:spacing w:line="336" w:lineRule="auto" w:after="180"/>
-      </w:pPr>
-      <w:r>
-        <w:rPr>
-          <w:b w:val="0"/>
-        </w:rPr>
-        <w:t xml:space="preserve">Start with this question: A fictional catalogue records counts of available copies under a strict </w:t>
-      </w:r>
-      <w:r>
-        <w:rPr>
-          <w:b/>
-        </w:rPr>
-        <w:t>input</w:t>
-      </w:r>
-      <w:r>
-        <w:rPr>
-          <w:b w:val="0"/>
-        </w:rPr>
-        <w:t xml:space="preserve"> contract.</w:t>
+        <w:t>15. Reference: original lesson checklist</w:t>
+      </w:r>
+    </w:p>
+    <w:p>
+      <w:r>
+        <w:t>Use an additional checklist when it helps inspect your explanation.</w:t>
+      </w:r>
+    </w:p>
+    <w:p>
+      <w:pPr>
+        <w:pStyle w:val="Heading2"/>
+      </w:pPr>
+      <w:r>
+        <w:t>Targets and evidence</w:t>
       </w:r>
     </w:p>
     <w:tbl>
@@ -5781,6 +6389,14 @@
     </w:tbl>
     <w:p>
       <w:pPr>
+        <w:pStyle w:val="Heading2"/>
+      </w:pPr>
+      <w:r>
+        <w:t>Keep your route and first prediction</w:t>
+      </w:r>
+    </w:p>
+    <w:p>
+      <w:pPr>
         <w:spacing w:line="336" w:lineRule="auto" w:after="180"/>
       </w:pPr>
       <w:r>
@@ -5839,15 +6455,10 @@
     </w:p>
     <w:p>
       <w:pPr>
-        <w:pStyle w:val="Heading1"/>
-      </w:pPr>
-      <w:r>
-        <w:t>16. Finish and return</w:t>
-      </w:r>
-    </w:p>
-    <w:p>
-      <w:r>
-        <w:t>Explain Missing Data without notes, identify a remaining question and plan a later check with a changed case.</w:t>
+        <w:pStyle w:val="Heading2"/>
+      </w:pPr>
+      <w:r>
+        <w:t>Earlier wording, alternatives and picture transcripts · reference / check after trying</w:t>
       </w:r>
     </w:p>
     <w:p>
@@ -5858,51 +6469,7 @@
         <w:rPr>
           <w:b w:val="0"/>
         </w:rPr>
-        <w:t>Close your notes. Explain this goal in your own words: Detect absent and unusable values</w:t>
-      </w:r>
-    </w:p>
-    <w:p>
-      <w:pPr>
-        <w:pStyle w:val="Heading3"/>
-      </w:pPr>
-      <w:r>
-        <w:t>My deciding step, evidence and one remaining question</w:t>
-      </w:r>
-    </w:p>
-    <w:p>
-      <w:r>
-        <w:t>________________________________________________________________</w:t>
-      </w:r>
-    </w:p>
-    <w:p>
-      <w:r>
-        <w:t>________________________________________________________________</w:t>
-      </w:r>
-    </w:p>
-    <w:p>
-      <w:r>
-        <w:t>________________________________________________________________</w:t>
-      </w:r>
-    </w:p>
-    <w:p>
-      <w:r>
-        <w:t>________________________________________________________________</w:t>
-      </w:r>
-    </w:p>
-    <w:p>
-      <w:r>
-        <w:t>________________________________________________________________</w:t>
-      </w:r>
-    </w:p>
-    <w:p>
-      <w:pPr>
-        <w:spacing w:line="336" w:lineRule="auto" w:after="180"/>
-      </w:pPr>
-      <w:r>
-        <w:rPr>
-          <w:b w:val="0"/>
-        </w:rPr>
-        <w:t xml:space="preserve">If you are unsure, return to the worked picture and explain one arrow. If you are ready, change an </w:t>
+        <w:t xml:space="preserve">Start with this question: A fictional catalogue records counts of available copies under a strict </w:t>
       </w:r>
       <w:r>
         <w:rPr>
@@ -5914,7 +6481,339 @@
         <w:rPr>
           <w:b w:val="0"/>
         </w:rPr>
-        <w:t xml:space="preserve"> or assumption and justify your </w:t>
+        <w:t xml:space="preserve"> contract.</w:t>
+      </w:r>
+    </w:p>
+    <w:p>
+      <w:pPr>
+        <w:pStyle w:val="Heading1"/>
+      </w:pPr>
+      <w:r>
+        <w:t>17. Extra practice: pictures, repair and feedback</w:t>
+      </w:r>
+    </w:p>
+    <w:p>
+      <w:r>
+        <w:t>Attempt each question before opening its explanation. Use one browser or paper copy.</w:t>
+      </w:r>
+    </w:p>
+    <w:p>
+      <w:pPr>
+        <w:pStyle w:val="Heading2"/>
+      </w:pPr>
+      <w:r>
+        <w:t>First supported question</w:t>
+      </w:r>
+    </w:p>
+    <w:p>
+      <w:pPr>
+        <w:pStyle w:val="ListBullet"/>
+      </w:pPr>
+      <w:r>
+        <w:t>A fictional catalogue records counts of available copies under a strict input contract.</w:t>
+      </w:r>
+    </w:p>
+    <w:p>
+      <w:pPr>
+        <w:pStyle w:val="Heading3"/>
+      </w:pPr>
+      <w:r>
+        <w:t>Practice 1: explain the deciding evidence</w:t>
+      </w:r>
+    </w:p>
+    <w:p>
+      <w:pPr>
+        <w:pStyle w:val="ListBullet"/>
+      </w:pPr>
+      <w:r>
+        <w:t>Which labelled step matches this detail? Accepted counts [0,4]; four rows rejected with recorded reasons.</w:t>
+      </w:r>
+    </w:p>
+    <w:p>
+      <w:pPr>
+        <w:pStyle w:val="ListBullet"/>
+      </w:pPr>
+      <w:r>
+        <w:t>1. Report validation</w:t>
+      </w:r>
+    </w:p>
+    <w:p>
+      <w:pPr>
+        <w:pStyle w:val="ListBullet"/>
+      </w:pPr>
+      <w:r>
+        <w:t>2. Retrieve carefully</w:t>
+      </w:r>
+    </w:p>
+    <w:p>
+      <w:pPr>
+        <w:pStyle w:val="ListBullet"/>
+      </w:pPr>
+      <w:r>
+        <w:t>3. Check range</w:t>
+      </w:r>
+    </w:p>
+    <w:p>
+      <w:pPr>
+        <w:pStyle w:val="ListBullet"/>
+      </w:pPr>
+      <w:r>
+        <w:t>4. Check exact type</w:t>
+      </w:r>
+    </w:p>
+    <w:p>
+      <w:pPr>
+        <w:pStyle w:val="Heading3"/>
+      </w:pPr>
+      <w:r>
+        <w:t>My selected conclusion, deciding fact and explanation</w:t>
+      </w:r>
+    </w:p>
+    <w:p>
+      <w:r>
+        <w:t>________________________________________________________________</w:t>
+      </w:r>
+    </w:p>
+    <w:p>
+      <w:r>
+        <w:t>________________________________________________________________</w:t>
+      </w:r>
+    </w:p>
+    <w:p>
+      <w:r>
+        <w:t>________________________________________________________________</w:t>
+      </w:r>
+    </w:p>
+    <w:p>
+      <w:r>
+        <w:t>________________________________________________________________</w:t>
+      </w:r>
+    </w:p>
+    <w:p>
+      <w:r>
+        <w:t>________________________________________________________________</w:t>
+      </w:r>
+    </w:p>
+    <w:p>
+      <w:pPr>
+        <w:pStyle w:val="ListBullet"/>
+      </w:pPr>
+      <w:r>
+        <w:t>Hint if needed: Read the steps in the pictorial case. Match the supplied detail to the stage that performs or records it.</w:t>
+      </w:r>
+    </w:p>
+    <w:p>
+      <w:pPr>
+        <w:pStyle w:val="Heading2"/>
+      </w:pPr>
+      <w:r>
+        <w:t>Check the first explanation · reference / check after trying</w:t>
+      </w:r>
+    </w:p>
+    <w:p>
+      <w:pPr>
+        <w:spacing w:line="336" w:lineRule="auto" w:after="180"/>
+      </w:pPr>
+      <w:r>
+        <w:rPr>
+          <w:b w:val="0"/>
+        </w:rPr>
+        <w:t xml:space="preserve">After your attempt, compare with the supported explanation: Report </w:t>
+      </w:r>
+      <w:r>
+        <w:rPr>
+          <w:b/>
+        </w:rPr>
+        <w:t>validation</w:t>
+      </w:r>
+      <w:r>
+        <w:rPr>
+          <w:b w:val="0"/>
+        </w:rPr>
+        <w:t xml:space="preserve"> Accepted counts [0,4]; four rows rejected with recorded reasons. Testing if value would wrongly discard zero, which is a real valid count.</w:t>
+      </w:r>
+    </w:p>
+    <w:p>
+      <w:pPr>
+        <w:spacing w:line="336" w:lineRule="auto" w:after="180"/>
+      </w:pPr>
+      <w:r>
+        <w:rPr>
+          <w:b w:val="0"/>
+        </w:rPr>
+        <w:t xml:space="preserve">Python’s isinstance(True,int) is true, so the stated exact-integer contract uses type(value) is int to reject Boolean </w:t>
+      </w:r>
+      <w:r>
+        <w:rPr>
+          <w:b/>
+        </w:rPr>
+        <w:t>input</w:t>
+      </w:r>
+      <w:r>
+        <w:rPr>
+          <w:b w:val="0"/>
+        </w:rPr>
+        <w:t>.</w:t>
+      </w:r>
+    </w:p>
+    <w:p>
+      <w:pPr>
+        <w:spacing w:line="336" w:lineRule="auto" w:after="180"/>
+      </w:pPr>
+      <w:r>
+        <w:rPr>
+          <w:b w:val="0"/>
+        </w:rPr>
+        <w:t>Keep missing, type-invalid and range-invalid reasons separate rather than turning every rejected value into zero.</w:t>
+      </w:r>
+    </w:p>
+    <w:p>
+      <w:pPr>
+        <w:pStyle w:val="Heading2"/>
+      </w:pPr>
+      <w:r>
+        <w:t>Changed-case question</w:t>
+      </w:r>
+    </w:p>
+    <w:p>
+      <w:pPr>
+        <w:pStyle w:val="Heading3"/>
+      </w:pPr>
+      <w:r>
+        <w:t>Practice 2: explain the deciding evidence</w:t>
+      </w:r>
+    </w:p>
+    <w:p>
+      <w:pPr>
+        <w:pStyle w:val="ListBullet"/>
+      </w:pPr>
+      <w:r>
+        <w:t>Changed-case practice: Replace text "4" with integer 4 through an authorised conversion. Which conclusion is supported by the supplied facts?</w:t>
+      </w:r>
+    </w:p>
+    <w:p>
+      <w:pPr>
+        <w:pStyle w:val="ListBullet"/>
+      </w:pPr>
+      <w:r>
+        <w:t>1. We can decide the result without examining the changed input or the procedure.</w:t>
+      </w:r>
+    </w:p>
+    <w:p>
+      <w:pPr>
+        <w:pStyle w:val="ListBullet"/>
+      </w:pPr>
+      <w:r>
+        <w:t>2. This one example guarantees correct results for every future input.</w:t>
+      </w:r>
+    </w:p>
+    <w:p>
+      <w:pPr>
+        <w:pStyle w:val="ListBullet"/>
+      </w:pPr>
+      <w:r>
+        <w:t>3. Accepted values become [0,4,4]; three rows remain rejected.</w:t>
+      </w:r>
+    </w:p>
+    <w:p>
+      <w:pPr>
+        <w:pStyle w:val="Heading3"/>
+      </w:pPr>
+      <w:r>
+        <w:t>My selected conclusion, deciding fact and explanation</w:t>
+      </w:r>
+    </w:p>
+    <w:p>
+      <w:r>
+        <w:t>________________________________________________________________</w:t>
+      </w:r>
+    </w:p>
+    <w:p>
+      <w:r>
+        <w:t>________________________________________________________________</w:t>
+      </w:r>
+    </w:p>
+    <w:p>
+      <w:r>
+        <w:t>________________________________________________________________</w:t>
+      </w:r>
+    </w:p>
+    <w:p>
+      <w:r>
+        <w:t>________________________________________________________________</w:t>
+      </w:r>
+    </w:p>
+    <w:p>
+      <w:r>
+        <w:t>________________________________________________________________</w:t>
+      </w:r>
+    </w:p>
+    <w:p>
+      <w:pPr>
+        <w:pStyle w:val="ListBullet"/>
+      </w:pPr>
+      <w:r>
+        <w:t>Hint if needed: Use the changed condition and the deciding step in the pictorial trace. The answer must say what follows from those facts.</w:t>
+      </w:r>
+    </w:p>
+    <w:p>
+      <w:pPr>
+        <w:pStyle w:val="Heading2"/>
+      </w:pPr>
+      <w:r>
+        <w:t>Check the changed case · reference / check after trying</w:t>
+      </w:r>
+    </w:p>
+    <w:p>
+      <w:pPr>
+        <w:spacing w:line="336" w:lineRule="auto" w:after="180"/>
+      </w:pPr>
+      <w:r>
+        <w:rPr>
+          <w:b w:val="0"/>
+        </w:rPr>
+        <w:t>After your attempt, compare with the supported explanation: Accepted values become [0,4,4]; three rows remain rejected. The converted value now satisfies both type and range checks.</w:t>
+      </w:r>
+    </w:p>
+    <w:p>
+      <w:pPr>
+        <w:pStyle w:val="Heading2"/>
+      </w:pPr>
+      <w:r>
+        <w:t>Repair and save your work</w:t>
+      </w:r>
+    </w:p>
+    <w:p>
+      <w:pPr>
+        <w:spacing w:line="336" w:lineRule="auto" w:after="180"/>
+      </w:pPr>
+      <w:r>
+        <w:rPr>
+          <w:b w:val="0"/>
+        </w:rPr>
+        <w:t>Review Noise and Outliers (ai-2/17). Goal: Calculate mean and median. Short practice: If 18 was genuine, which summary better describes the middle observed task, and what extra fact should be shown?.</w:t>
+      </w:r>
+    </w:p>
+    <w:p>
+      <w:pPr>
+        <w:spacing w:line="336" w:lineRule="auto" w:after="180"/>
+      </w:pPr>
+      <w:r>
+        <w:rPr>
+          <w:b w:val="0"/>
+        </w:rPr>
+        <w:t>Return to this week and explain what you changed.</w:t>
+      </w:r>
+    </w:p>
+    <w:p>
+      <w:pPr>
+        <w:spacing w:line="336" w:lineRule="auto" w:after="180"/>
+      </w:pPr>
+      <w:r>
+        <w:rPr>
+          <w:b w:val="0"/>
+        </w:rPr>
+        <w:t xml:space="preserve">Review Choose Informative Questions (ai-2/15). Goal: Fit a root question and leaf </w:t>
       </w:r>
       <w:r>
         <w:rPr>
@@ -5926,18 +6825,121 @@
         <w:rPr>
           <w:b w:val="0"/>
         </w:rPr>
-        <w:t>.</w:t>
-      </w:r>
-    </w:p>
-    <w:p>
-      <w:pPr>
-        <w:spacing w:line="336" w:lineRule="auto" w:after="180"/>
-      </w:pPr>
+        <w:t xml:space="preserve">s from </w:t>
+      </w:r>
+      <w:r>
+        <w:rPr>
+          <w:b/>
+        </w:rPr>
+        <w:t>training</w:t>
+      </w:r>
       <w:r>
         <w:rPr>
           <w:b w:val="0"/>
         </w:rPr>
-        <w:t xml:space="preserve">Save your workbook </w:t>
+        <w:t xml:space="preserve"> examples. Short practice: Choose the best original question and explain why its more balanced split matters here..</w:t>
+      </w:r>
+    </w:p>
+    <w:p>
+      <w:pPr>
+        <w:spacing w:line="336" w:lineRule="auto" w:after="180"/>
+      </w:pPr>
+      <w:r>
+        <w:rPr>
+          <w:b w:val="0"/>
+        </w:rPr>
+        <w:t>Return to this week and explain what you changed.</w:t>
+      </w:r>
+    </w:p>
+    <w:p>
+      <w:pPr>
+        <w:spacing w:line="336" w:lineRule="auto" w:after="180"/>
+      </w:pPr>
+      <w:r>
+        <w:rPr>
+          <w:b w:val="0"/>
+        </w:rPr>
+        <w:t>Review Accuracy as a Fraction (ai-2/12). Goal: Explain why overall accuracy can hide failure on a less common class. Short practice: Why is 100% repair detection not sufficient to declare the changed classifier best?.</w:t>
+      </w:r>
+    </w:p>
+    <w:p>
+      <w:pPr>
+        <w:spacing w:line="336" w:lineRule="auto" w:after="180"/>
+      </w:pPr>
+      <w:r>
+        <w:rPr>
+          <w:b w:val="0"/>
+        </w:rPr>
+        <w:t>Return to this week and explain what you changed.</w:t>
+      </w:r>
+    </w:p>
+    <w:p>
+      <w:pPr>
+        <w:spacing w:line="336" w:lineRule="auto" w:after="180"/>
+      </w:pPr>
+      <w:r>
+        <w:rPr>
+          <w:b w:val="0"/>
+        </w:rPr>
+        <w:t xml:space="preserve">The browser lab lets you edit the supported Python examples already included in this lesson. Predict first, run, inspect the actual </w:t>
+      </w:r>
+      <w:r>
+        <w:rPr>
+          <w:b/>
+        </w:rPr>
+        <w:t>output</w:t>
+      </w:r>
+      <w:r>
+        <w:rPr>
+          <w:b w:val="0"/>
+        </w:rPr>
+        <w:t xml:space="preserve"> or error, change one </w:t>
+      </w:r>
+      <w:r>
+        <w:rPr>
+          <w:b/>
+        </w:rPr>
+        <w:t>input</w:t>
+      </w:r>
+      <w:r>
+        <w:rPr>
+          <w:b w:val="0"/>
+        </w:rPr>
+        <w:t>, then run again.</w:t>
+      </w:r>
+    </w:p>
+    <w:p>
+      <w:pPr>
+        <w:spacing w:line="336" w:lineRule="auto" w:after="180"/>
+      </w:pPr>
+      <w:r>
+        <w:rPr>
+          <w:b w:val="0"/>
+        </w:rPr>
+        <w:t xml:space="preserve">Keep code, </w:t>
+      </w:r>
+      <w:r>
+        <w:rPr>
+          <w:b/>
+        </w:rPr>
+        <w:t>prediction</w:t>
+      </w:r>
+      <w:r>
+        <w:rPr>
+          <w:b w:val="0"/>
+        </w:rPr>
+        <w:t>s, actual results and a reasoned revision together. On paper, label your result as a trace rather than an execution.</w:t>
+      </w:r>
+    </w:p>
+    <w:p>
+      <w:pPr>
+        <w:spacing w:line="336" w:lineRule="auto" w:after="180"/>
+      </w:pPr>
+      <w:r>
+        <w:rPr>
+          <w:b w:val="0"/>
+        </w:rPr>
+        <w:t xml:space="preserve">Use Download completed work in the hosted lesson to export your answers, reflections, practice feedback and code-run </w:t>
       </w:r>
       <w:r>
         <w:rPr>
@@ -5949,20 +6951,26 @@
         <w:rPr>
           <w:b w:val="0"/>
         </w:rPr>
-        <w:t>. At the next review, try a different case before opening your old answer.</w:t>
-      </w:r>
-    </w:p>
-    <w:p>
-      <w:pPr>
-        <w:pStyle w:val="Heading1"/>
-      </w:pPr>
-      <w:r>
-        <w:t>17. Supported practice, repair and portfolio</w:t>
-      </w:r>
-    </w:p>
-    <w:p>
-      <w:r>
-        <w:t>Attempt supported questions before using hints or feedback. Review a missing building block, then keep the completed work.</w:t>
+        <w:t>. Open the HTML copy to read or print it.</w:t>
+      </w:r>
+    </w:p>
+    <w:p>
+      <w:pPr>
+        <w:spacing w:line="336" w:lineRule="auto" w:after="180"/>
+      </w:pPr>
+      <w:r>
+        <w:rPr>
+          <w:b w:val="0"/>
+        </w:rPr>
+        <w:t>Drafts stay in this browser when storage is available; clear drafts on a shared device.</w:t>
+      </w:r>
+    </w:p>
+    <w:p>
+      <w:pPr>
+        <w:pStyle w:val="Heading2"/>
+      </w:pPr>
+      <w:r>
+        <w:t>Earlier wording, alternatives and picture transcripts · reference / check after trying</w:t>
       </w:r>
     </w:p>
     <w:p>
@@ -5978,98 +6986,10 @@
     </w:p>
     <w:p>
       <w:pPr>
-        <w:spacing w:line="336" w:lineRule="auto" w:after="180"/>
-      </w:pPr>
-      <w:r>
-        <w:rPr>
-          <w:b w:val="0"/>
-        </w:rPr>
-        <w:t xml:space="preserve">A fictional catalogue records counts of available copies under a strict </w:t>
-      </w:r>
-      <w:r>
-        <w:rPr>
-          <w:b/>
-        </w:rPr>
-        <w:t>input</w:t>
-      </w:r>
-      <w:r>
-        <w:rPr>
-          <w:b w:val="0"/>
-        </w:rPr>
-        <w:t xml:space="preserve"> contract.</w:t>
-      </w:r>
-    </w:p>
-    <w:p>
-      <w:pPr>
         <w:pStyle w:val="Heading3"/>
       </w:pPr>
       <w:r>
-        <w:t>Practice 1: explain the deciding evidence</w:t>
-      </w:r>
-    </w:p>
-    <w:p>
-      <w:pPr>
-        <w:spacing w:line="336" w:lineRule="auto" w:after="180"/>
-      </w:pPr>
-      <w:r>
-        <w:rPr>
-          <w:b w:val="0"/>
-        </w:rPr>
-        <w:t>Which labelled step matches this detail? Accepted counts [0,4]; four rows rejected with recorded reasons.</w:t>
-      </w:r>
-    </w:p>
-    <w:p>
-      <w:pPr>
-        <w:spacing w:line="336" w:lineRule="auto" w:after="180"/>
-        <w:shd w:fill="F4F9FC"/>
-      </w:pPr>
-      <w:r>
-        <w:rPr>
-          <w:b w:val="0"/>
-        </w:rPr>
-        <w:t xml:space="preserve">1. Report </w:t>
-      </w:r>
-      <w:r>
-        <w:rPr>
-          <w:b/>
-        </w:rPr>
-        <w:t>validation</w:t>
-      </w:r>
-    </w:p>
-    <w:p>
-      <w:pPr>
-        <w:spacing w:line="336" w:lineRule="auto" w:after="180"/>
-        <w:shd w:fill="F4F9FC"/>
-      </w:pPr>
-      <w:r>
-        <w:rPr>
-          <w:b w:val="0"/>
-        </w:rPr>
-        <w:t>2. Retrieve carefully</w:t>
-      </w:r>
-    </w:p>
-    <w:p>
-      <w:pPr>
-        <w:spacing w:line="336" w:lineRule="auto" w:after="180"/>
-        <w:shd w:fill="F4F9FC"/>
-      </w:pPr>
-      <w:r>
-        <w:rPr>
-          <w:b w:val="0"/>
-        </w:rPr>
-        <w:t>3. Check range</w:t>
-      </w:r>
-    </w:p>
-    <w:p>
-      <w:pPr>
-        <w:spacing w:line="336" w:lineRule="auto" w:after="180"/>
-        <w:shd w:fill="F4F9FC"/>
-      </w:pPr>
-      <w:r>
-        <w:rPr>
-          <w:b w:val="0"/>
-        </w:rPr>
-        <w:t>4. Check exact type</w:t>
+        <w:t>Repair a missing building block</w:t>
       </w:r>
     </w:p>
     <w:p>
@@ -6077,32 +6997,7 @@
         <w:pStyle w:val="Heading3"/>
       </w:pPr>
       <w:r>
-        <w:t>My selected conclusion, deciding fact and explanation</w:t>
-      </w:r>
-    </w:p>
-    <w:p>
-      <w:r>
-        <w:t>________________________________________________________________</w:t>
-      </w:r>
-    </w:p>
-    <w:p>
-      <w:r>
-        <w:t>________________________________________________________________</w:t>
-      </w:r>
-    </w:p>
-    <w:p>
-      <w:r>
-        <w:t>________________________________________________________________</w:t>
-      </w:r>
-    </w:p>
-    <w:p>
-      <w:r>
-        <w:t>________________________________________________________________</w:t>
-      </w:r>
-    </w:p>
-    <w:p>
-      <w:r>
-        <w:t>________________________________________________________________</w:t>
+        <w:t>Predict, run and debug</w:t>
       </w:r>
     </w:p>
     <w:p>
@@ -6110,472 +7005,25 @@
         <w:pStyle w:val="Heading3"/>
       </w:pPr>
       <w:r>
-        <w:t>Hint · try first</w:t>
-      </w:r>
-    </w:p>
-    <w:p>
-      <w:pPr>
-        <w:spacing w:line="336" w:lineRule="auto" w:after="180"/>
-        <w:shd w:fill="F1F6F8"/>
-      </w:pPr>
-      <w:r>
-        <w:rPr>
-          <w:b w:val="0"/>
-        </w:rPr>
-        <w:t>Hint if needed: Read the steps in the pictorial case. Match the supplied detail to the stage that performs or records it.</w:t>
-      </w:r>
-    </w:p>
-    <w:p>
-      <w:pPr>
-        <w:pStyle w:val="Heading3"/>
-      </w:pPr>
-      <w:r>
-        <w:t>Feedback · compare after trying</w:t>
-      </w:r>
-    </w:p>
-    <w:p>
-      <w:pPr>
-        <w:spacing w:line="336" w:lineRule="auto" w:after="180"/>
-        <w:shd w:fill="F1F6FC"/>
-      </w:pPr>
-      <w:r>
-        <w:rPr>
-          <w:b w:val="0"/>
-        </w:rPr>
-        <w:t xml:space="preserve">After your attempt, compare with the supported explanation: Report </w:t>
-      </w:r>
-      <w:r>
-        <w:rPr>
-          <w:b/>
-        </w:rPr>
-        <w:t>validation</w:t>
-      </w:r>
-      <w:r>
-        <w:rPr>
-          <w:b w:val="0"/>
-        </w:rPr>
-        <w:t xml:space="preserve"> Accepted counts [0,4]; four rows rejected with recorded reasons. Testing if value would wrongly discard zero, which is a real valid count.</w:t>
-      </w:r>
-    </w:p>
-    <w:p>
-      <w:pPr>
-        <w:spacing w:line="336" w:lineRule="auto" w:after="180"/>
-        <w:shd w:fill="F1F6FC"/>
-      </w:pPr>
-      <w:r>
-        <w:rPr>
-          <w:b w:val="0"/>
-        </w:rPr>
-        <w:t xml:space="preserve">Python’s isinstance(True,int) is true, so the stated exact-integer contract uses type(value) is int to reject Boolean </w:t>
-      </w:r>
-      <w:r>
-        <w:rPr>
-          <w:b/>
-        </w:rPr>
-        <w:t>input</w:t>
-      </w:r>
-      <w:r>
-        <w:rPr>
-          <w:b w:val="0"/>
-        </w:rPr>
-        <w:t>.</w:t>
-      </w:r>
-    </w:p>
-    <w:p>
-      <w:pPr>
-        <w:spacing w:line="336" w:lineRule="auto" w:after="180"/>
-        <w:shd w:fill="F1F6FC"/>
-      </w:pPr>
-      <w:r>
-        <w:rPr>
-          <w:b w:val="0"/>
-        </w:rPr>
-        <w:t>Keep missing, type-invalid and range-invalid reasons separate rather than turning every rejected value into zero.</w:t>
-      </w:r>
-    </w:p>
-    <w:p>
-      <w:pPr>
-        <w:pStyle w:val="Heading3"/>
-      </w:pPr>
-      <w:r>
-        <w:t>Practice 2: explain the deciding evidence</w:t>
-      </w:r>
-    </w:p>
-    <w:p>
-      <w:pPr>
-        <w:pStyle w:val="Heading3"/>
-      </w:pPr>
-      <w:r>
-        <w:t>Changed case · predict first</w:t>
-      </w:r>
-    </w:p>
-    <w:p>
-      <w:pPr>
-        <w:spacing w:line="336" w:lineRule="auto" w:after="180"/>
-        <w:shd w:fill="F5F1FB"/>
-      </w:pPr>
-      <w:r>
-        <w:rPr>
-          <w:b w:val="0"/>
-        </w:rPr>
-        <w:t>Changed-case practice: Replace text "4" with integer 4 through an authorised conversion. Which conclusion is supported by the supplied facts?</w:t>
-      </w:r>
-    </w:p>
-    <w:p>
-      <w:pPr>
-        <w:spacing w:line="336" w:lineRule="auto" w:after="180"/>
-        <w:shd w:fill="F4F9FC"/>
-      </w:pPr>
-      <w:r>
-        <w:rPr>
-          <w:b w:val="0"/>
-        </w:rPr>
-        <w:t xml:space="preserve">1. We can decide the result without examining the changed </w:t>
-      </w:r>
-      <w:r>
-        <w:rPr>
-          <w:b/>
-        </w:rPr>
-        <w:t>input</w:t>
-      </w:r>
-      <w:r>
-        <w:rPr>
-          <w:b w:val="0"/>
-        </w:rPr>
-        <w:t xml:space="preserve"> or the procedure.</w:t>
-      </w:r>
-    </w:p>
-    <w:p>
-      <w:pPr>
-        <w:spacing w:line="336" w:lineRule="auto" w:after="180"/>
-        <w:shd w:fill="F4F9FC"/>
-      </w:pPr>
-      <w:r>
-        <w:rPr>
-          <w:b w:val="0"/>
-        </w:rPr>
-        <w:t xml:space="preserve">2. This one example guarantees correct results for every future </w:t>
-      </w:r>
-      <w:r>
-        <w:rPr>
-          <w:b/>
-        </w:rPr>
-        <w:t>input</w:t>
-      </w:r>
-      <w:r>
-        <w:rPr>
-          <w:b w:val="0"/>
-        </w:rPr>
-        <w:t>.</w:t>
-      </w:r>
-    </w:p>
-    <w:p>
-      <w:pPr>
-        <w:spacing w:line="336" w:lineRule="auto" w:after="180"/>
-        <w:shd w:fill="F4F9FC"/>
-      </w:pPr>
-      <w:r>
-        <w:rPr>
-          <w:b w:val="0"/>
-        </w:rPr>
-        <w:t>3. Accepted values become [0,4,4]; three rows remain rejected.</w:t>
-      </w:r>
-    </w:p>
-    <w:p>
-      <w:pPr>
-        <w:pStyle w:val="Heading3"/>
-      </w:pPr>
-      <w:r>
-        <w:t>My selected conclusion, deciding fact and explanation</w:t>
-      </w:r>
-    </w:p>
-    <w:p>
-      <w:r>
-        <w:t>________________________________________________________________</w:t>
-      </w:r>
-    </w:p>
-    <w:p>
-      <w:r>
-        <w:t>________________________________________________________________</w:t>
-      </w:r>
-    </w:p>
-    <w:p>
-      <w:r>
-        <w:t>________________________________________________________________</w:t>
-      </w:r>
-    </w:p>
-    <w:p>
-      <w:r>
-        <w:t>________________________________________________________________</w:t>
-      </w:r>
-    </w:p>
-    <w:p>
-      <w:r>
-        <w:t>________________________________________________________________</w:t>
-      </w:r>
-    </w:p>
-    <w:p>
-      <w:pPr>
-        <w:pStyle w:val="Heading3"/>
-      </w:pPr>
-      <w:r>
-        <w:t>Hint · try first</w:t>
-      </w:r>
-    </w:p>
-    <w:p>
-      <w:pPr>
-        <w:spacing w:line="336" w:lineRule="auto" w:after="180"/>
-        <w:shd w:fill="F1F6F8"/>
-      </w:pPr>
-      <w:r>
-        <w:rPr>
-          <w:b w:val="0"/>
-        </w:rPr>
-        <w:t>Hint if needed: Use the changed condition and the deciding step in the pictorial trace. The answer must say what follows from those facts.</w:t>
-      </w:r>
-    </w:p>
-    <w:p>
-      <w:pPr>
-        <w:pStyle w:val="Heading3"/>
-      </w:pPr>
-      <w:r>
-        <w:t>Feedback · compare after trying</w:t>
-      </w:r>
-    </w:p>
-    <w:p>
-      <w:pPr>
-        <w:spacing w:line="336" w:lineRule="auto" w:after="180"/>
-        <w:shd w:fill="F1F6FC"/>
-      </w:pPr>
-      <w:r>
-        <w:rPr>
-          <w:b w:val="0"/>
-        </w:rPr>
-        <w:t>After your attempt, compare with the supported explanation: Accepted values become [0,4,4]; three rows remain rejected. The converted value now satisfies both type and range checks.</w:t>
-      </w:r>
-    </w:p>
-    <w:p>
-      <w:pPr>
-        <w:pStyle w:val="Heading3"/>
-      </w:pPr>
-      <w:r>
-        <w:t>Repair a missing building block</w:t>
-      </w:r>
-    </w:p>
-    <w:p>
-      <w:pPr>
-        <w:spacing w:line="336" w:lineRule="auto" w:after="180"/>
-      </w:pPr>
-      <w:r>
-        <w:rPr>
-          <w:b w:val="0"/>
-        </w:rPr>
-        <w:t>Review Noise and Outliers (ai-2/17). Goal: Calculate mean and median. Short practice: If 18 was genuine, which summary better describes the middle observed task, and what extra fact should be shown?.</w:t>
-      </w:r>
-    </w:p>
-    <w:p>
-      <w:pPr>
-        <w:spacing w:line="336" w:lineRule="auto" w:after="180"/>
-      </w:pPr>
-      <w:r>
-        <w:rPr>
-          <w:b w:val="0"/>
-        </w:rPr>
-        <w:t>Return to this week and explain what you changed.</w:t>
-      </w:r>
-    </w:p>
-    <w:p>
-      <w:pPr>
-        <w:spacing w:line="336" w:lineRule="auto" w:after="180"/>
-      </w:pPr>
-      <w:r>
-        <w:rPr>
-          <w:b w:val="0"/>
-        </w:rPr>
-        <w:t xml:space="preserve">Review Choose Informative Questions (ai-2/15). Goal: Fit a root question and leaf </w:t>
-      </w:r>
-      <w:r>
-        <w:rPr>
-          <w:b/>
-        </w:rPr>
-        <w:t>prediction</w:t>
-      </w:r>
-      <w:r>
-        <w:rPr>
-          <w:b w:val="0"/>
-        </w:rPr>
-        <w:t xml:space="preserve">s from </w:t>
-      </w:r>
-      <w:r>
-        <w:rPr>
-          <w:b/>
-        </w:rPr>
-        <w:t>training</w:t>
-      </w:r>
-      <w:r>
-        <w:rPr>
-          <w:b w:val="0"/>
-        </w:rPr>
-        <w:t xml:space="preserve"> examples. Short practice: Choose the best original question and explain why its more balanced split matters here..</w:t>
-      </w:r>
-    </w:p>
-    <w:p>
-      <w:pPr>
-        <w:spacing w:line="336" w:lineRule="auto" w:after="180"/>
-      </w:pPr>
-      <w:r>
-        <w:rPr>
-          <w:b w:val="0"/>
-        </w:rPr>
-        <w:t>Return to this week and explain what you changed.</w:t>
-      </w:r>
-    </w:p>
-    <w:p>
-      <w:pPr>
-        <w:spacing w:line="336" w:lineRule="auto" w:after="180"/>
-      </w:pPr>
-      <w:r>
-        <w:rPr>
-          <w:b w:val="0"/>
-        </w:rPr>
-        <w:t>Review Accuracy as a Fraction (ai-2/12). Goal: Explain why overall accuracy can hide failure on a less common class. Short practice: Why is 100% repair detection not sufficient to declare the changed classifier best?.</w:t>
-      </w:r>
-    </w:p>
-    <w:p>
-      <w:pPr>
-        <w:spacing w:line="336" w:lineRule="auto" w:after="180"/>
-      </w:pPr>
-      <w:r>
-        <w:rPr>
-          <w:b w:val="0"/>
-        </w:rPr>
-        <w:t>Return to this week and explain what you changed.</w:t>
-      </w:r>
-    </w:p>
-    <w:p>
-      <w:pPr>
-        <w:pStyle w:val="Heading3"/>
-      </w:pPr>
-      <w:r>
-        <w:t>Predict, run and debug</w:t>
-      </w:r>
-    </w:p>
-    <w:p>
-      <w:pPr>
-        <w:spacing w:line="336" w:lineRule="auto" w:after="180"/>
-      </w:pPr>
-      <w:r>
-        <w:rPr>
-          <w:b w:val="0"/>
-        </w:rPr>
-        <w:t xml:space="preserve">The browser lab lets you edit the supported Python examples already included in this lesson. Predict first, run, inspect the actual </w:t>
-      </w:r>
-      <w:r>
-        <w:rPr>
-          <w:b/>
-        </w:rPr>
-        <w:t>output</w:t>
-      </w:r>
-      <w:r>
-        <w:rPr>
-          <w:b w:val="0"/>
-        </w:rPr>
-        <w:t xml:space="preserve"> or error, change one </w:t>
-      </w:r>
-      <w:r>
-        <w:rPr>
-          <w:b/>
-        </w:rPr>
-        <w:t>input</w:t>
-      </w:r>
-      <w:r>
-        <w:rPr>
-          <w:b w:val="0"/>
-        </w:rPr>
-        <w:t>, then run again.</w:t>
-      </w:r>
-    </w:p>
-    <w:p>
-      <w:pPr>
-        <w:spacing w:line="336" w:lineRule="auto" w:after="180"/>
-      </w:pPr>
-      <w:r>
-        <w:rPr>
-          <w:b w:val="0"/>
-        </w:rPr>
-        <w:t xml:space="preserve">Keep code, </w:t>
-      </w:r>
-      <w:r>
-        <w:rPr>
-          <w:b/>
-        </w:rPr>
-        <w:t>prediction</w:t>
-      </w:r>
-      <w:r>
-        <w:rPr>
-          <w:b w:val="0"/>
-        </w:rPr>
-        <w:t>s, actual results and a reasoned revision together. On paper, label your result as a trace rather than an execution.</w:t>
-      </w:r>
-    </w:p>
-    <w:p>
-      <w:pPr>
-        <w:pStyle w:val="Heading3"/>
-      </w:pPr>
-      <w:r>
         <w:t>Keep your completed work</w:t>
       </w:r>
     </w:p>
     <w:p>
       <w:pPr>
-        <w:spacing w:line="336" w:lineRule="auto" w:after="180"/>
-      </w:pPr>
-      <w:r>
-        <w:rPr>
-          <w:b w:val="0"/>
-        </w:rPr>
-        <w:t xml:space="preserve">Use Download completed work in the hosted lesson to export your answers, reflections, practice feedback and code-run </w:t>
-      </w:r>
-      <w:r>
-        <w:rPr>
-          <w:b/>
-        </w:rPr>
-        <w:t>evidence</w:t>
-      </w:r>
-      <w:r>
-        <w:rPr>
-          <w:b w:val="0"/>
-        </w:rPr>
-        <w:t>. Open the HTML copy to read or print it.</w:t>
-      </w:r>
-    </w:p>
-    <w:p>
-      <w:pPr>
-        <w:spacing w:line="336" w:lineRule="auto" w:after="180"/>
-      </w:pPr>
-      <w:r>
-        <w:rPr>
-          <w:b w:val="0"/>
-        </w:rPr>
-        <w:t>Drafts stay in this browser when storage is available; clear drafts on a shared device.</w:t>
-      </w:r>
-    </w:p>
-    <w:p>
-      <w:pPr>
         <w:pStyle w:val="Heading1"/>
       </w:pPr>
       <w:r>
-        <w:t>18. Visual concept journey</w:t>
-      </w:r>
-    </w:p>
-    <w:p>
-      <w:r>
-        <w:t>Explain each Missing Data graphic using its labels, deciding evidence and relevant limitation.</w:t>
-      </w:r>
-    </w:p>
-    <w:p>
-      <w:pPr>
-        <w:pStyle w:val="Heading3"/>
+        <w:t>18. Reference: the six-picture journey</w:t>
+      </w:r>
+    </w:p>
+    <w:p>
+      <w:r>
+        <w:t>Revisit the picture that serves the current question; key diagrams already sit beside the main explanation.</w:t>
+      </w:r>
+    </w:p>
+    <w:p>
+      <w:pPr>
+        <w:pStyle w:val="Heading2"/>
       </w:pPr>
       <w:r>
         <w:t>01. Missing Data: the case</w:t>
@@ -6586,7 +7034,7 @@
         <w:drawing>
           <wp:inline xmlns:a="http://schemas.openxmlformats.org/drawingml/2006/main" xmlns:pic="http://schemas.openxmlformats.org/drawingml/2006/picture">
             <wp:extent cx="5486400" cy="2840736"/>
-            <wp:docPr id="22" name="Picture 22" descr="A fictional catalogue records counts of available copies under a strict input contract. Supplied facts: Accept count only if type(value) is int and 0&lt;=value&lt;=8. Missing fields are invalid, and Booleans are not counts. Rows have count 0, count 4, absent count, count &quot;4&quot;, count True and count 9."/>
+            <wp:docPr id="28" name="Picture 28" descr="A fictional catalogue records counts of available copies under a strict input contract. Supplied facts: Accept count only if type(value) is int and 0&lt;=value&lt;=8. Missing fields are invalid, and Booleans are not counts. Rows have count 0, count 4, absent count, count &quot;4&quot;, count True and count 9."/>
             <wp:cNvGraphicFramePr>
               <a:graphicFrameLocks noChangeAspect="1"/>
             </wp:cNvGraphicFramePr>
@@ -6598,7 +7046,7 @@
                     <pic:cNvPicPr/>
                   </pic:nvPicPr>
                   <pic:blipFill>
-                    <a:blip r:embed="rId29"/>
+                    <a:blip r:embed="rId31"/>
                     <a:stretch>
                       <a:fillRect/>
                     </a:stretch>
@@ -6654,7 +7102,6 @@
     <w:p>
       <w:pPr>
         <w:spacing w:line="336" w:lineRule="auto" w:after="180"/>
-        <w:shd w:fill="F5F1FB"/>
       </w:pPr>
       <w:r>
         <w:rPr>
@@ -6665,7 +7112,7 @@
     </w:p>
     <w:p>
       <w:pPr>
-        <w:pStyle w:val="Heading3"/>
+        <w:pStyle w:val="Heading2"/>
       </w:pPr>
       <w:r>
         <w:t>02. Follow the deciding steps</w:t>
@@ -6676,7 +7123,7 @@
         <w:drawing>
           <wp:inline xmlns:a="http://schemas.openxmlformats.org/drawingml/2006/main" xmlns:pic="http://schemas.openxmlformats.org/drawingml/2006/picture">
             <wp:extent cx="5486400" cy="4005072"/>
-            <wp:docPr id="23" name="Picture 23" descr="Retrieve carefully: Use row.get(&quot;count&quot;); absent field gives None, distinct from 0. → Check exact type: Integers 0,4 pass; text &quot;4&quot;, Boolean True and None fail. → Check range: Integer 9 fails maximum 8. → Report validation: Accepted counts [0,4]; four rows rejected with recorded reasons."/>
+            <wp:docPr id="29" name="Picture 29" descr="Retrieve carefully: Use row.get(&quot;count&quot;); absent field gives None, distinct from 0. → Check exact type: Integers 0,4 pass; text &quot;4&quot;, Boolean True and None fail. → Check range: Integer 9 fails maximum 8. → Report validation: Accepted counts [0,4]; four rows rejected with recorded reasons."/>
             <wp:cNvGraphicFramePr>
               <a:graphicFrameLocks noChangeAspect="1"/>
             </wp:cNvGraphicFramePr>
@@ -6688,7 +7135,7 @@
                     <pic:cNvPicPr/>
                   </pic:nvPicPr>
                   <pic:blipFill>
-                    <a:blip r:embed="rId30"/>
+                    <a:blip r:embed="rId17"/>
                     <a:stretch>
                       <a:fillRect/>
                     </a:stretch>
@@ -6733,7 +7180,6 @@
     <w:p>
       <w:pPr>
         <w:spacing w:line="336" w:lineRule="auto" w:after="180"/>
-        <w:shd w:fill="F5F1FB"/>
       </w:pPr>
       <w:r>
         <w:rPr>
@@ -6756,7 +7202,7 @@
     </w:p>
     <w:p>
       <w:pPr>
-        <w:pStyle w:val="Heading3"/>
+        <w:pStyle w:val="Heading2"/>
       </w:pPr>
       <w:r>
         <w:t>03. Follow the evidence</w:t>
@@ -6767,7 +7213,7 @@
         <w:drawing>
           <wp:inline xmlns:a="http://schemas.openxmlformats.org/drawingml/2006/main" xmlns:pic="http://schemas.openxmlformats.org/drawingml/2006/picture">
             <wp:extent cx="5486400" cy="2834640"/>
-            <wp:docPr id="24" name="Picture 24" descr="Follow the evidence. Recorded zero | 0 | Accept as a measurement. Absent or None | Unknown | Hold for review. Negative integer | Outside range | Reject under this schema"/>
+            <wp:docPr id="30" name="Picture 30" descr="Follow the evidence. Recorded zero | 0 | Accept as a measurement. Absent or None | Unknown | Hold for review. Negative integer | Outside range | Reject under this schema"/>
             <wp:cNvGraphicFramePr>
               <a:graphicFrameLocks noChangeAspect="1"/>
             </wp:cNvGraphicFramePr>
@@ -6779,7 +7225,7 @@
                     <pic:cNvPicPr/>
                   </pic:nvPicPr>
                   <pic:blipFill>
-                    <a:blip r:embed="rId31"/>
+                    <a:blip r:embed="rId32"/>
                     <a:stretch>
                       <a:fillRect/>
                     </a:stretch>
@@ -6824,7 +7270,6 @@
     <w:p>
       <w:pPr>
         <w:spacing w:line="336" w:lineRule="auto" w:after="180"/>
-        <w:shd w:fill="F5F1FB"/>
       </w:pPr>
       <w:r>
         <w:rPr>
@@ -6835,7 +7280,7 @@
     </w:p>
     <w:p>
       <w:pPr>
-        <w:pStyle w:val="Heading3"/>
+        <w:pStyle w:val="Heading2"/>
       </w:pPr>
       <w:r>
         <w:t>04. Change one thing. Trace what follows.</w:t>
@@ -6846,7 +7291,7 @@
         <w:drawing>
           <wp:inline xmlns:a="http://schemas.openxmlformats.org/drawingml/2006/main" xmlns:pic="http://schemas.openxmlformats.org/drawingml/2006/picture">
             <wp:extent cx="5486400" cy="3026664"/>
-            <wp:docPr id="25" name="Picture 25" descr="Original case: Accepted counts [0,4]; four rows rejected with recorded reasons. Changed condition: Replace text &quot;4&quot; with integer 4 through an authorised conversion. Expected result: Accepted values become [0,4,4]; three rows remain rejected. Reason: The converted value now satisfies both type and range checks."/>
+            <wp:docPr id="31" name="Picture 31" descr="Original case: Accepted counts [0,4]; four rows rejected with recorded reasons. Changed condition: Replace text &quot;4&quot; with integer 4 through an authorised conversion. Expected result: Accepted values become [0,4,4]; three rows remain rejected. Reason: The converted value now satisfies both type and range checks."/>
             <wp:cNvGraphicFramePr>
               <a:graphicFrameLocks noChangeAspect="1"/>
             </wp:cNvGraphicFramePr>
@@ -6858,7 +7303,7 @@
                     <pic:cNvPicPr/>
                   </pic:nvPicPr>
                   <pic:blipFill>
-                    <a:blip r:embed="rId32"/>
+                    <a:blip r:embed="rId18"/>
                     <a:stretch>
                       <a:fillRect/>
                     </a:stretch>
@@ -6902,7 +7347,6 @@
     <w:p>
       <w:pPr>
         <w:spacing w:line="336" w:lineRule="auto" w:after="180"/>
-        <w:shd w:fill="F5F1FB"/>
       </w:pPr>
       <w:r>
         <w:rPr>
@@ -6913,7 +7357,7 @@
     </w:p>
     <w:p>
       <w:pPr>
-        <w:pStyle w:val="Heading3"/>
+        <w:pStyle w:val="Heading2"/>
       </w:pPr>
       <w:r>
         <w:t>05. Connect the explanation to its limit</w:t>
@@ -6924,7 +7368,7 @@
         <w:drawing>
           <wp:inline xmlns:a="http://schemas.openxmlformats.org/drawingml/2006/main" xmlns:pic="http://schemas.openxmlformats.org/drawingml/2006/picture">
             <wp:extent cx="5486400" cy="2834640"/>
-            <wp:docPr id="26" name="Picture 26" descr="Testing if value would wrongly discard zero, which is a real valid count. Python’s isinstance(True,int) is true, so the stated exact-integer contract uses type(value) is int to reject Boolean input. Keep missing, type-invalid and range-invalid reasons separate rather than turning every rejected value into zero. Limit: Type and range checks cannot confirm whether the real shelf count was measured accurately."/>
+            <wp:docPr id="32" name="Picture 32" descr="Testing if value would wrongly discard zero, which is a real valid count. Python’s isinstance(True,int) is true, so the stated exact-integer contract uses type(value) is int to reject Boolean input. Keep missing, type-invalid and range-invalid reasons separate rather than turning every rejected value into zero. Limit: Type and range checks cannot confirm whether the real shelf count was measured accurately."/>
             <wp:cNvGraphicFramePr>
               <a:graphicFrameLocks noChangeAspect="1"/>
             </wp:cNvGraphicFramePr>
@@ -6992,7 +7436,6 @@
     <w:p>
       <w:pPr>
         <w:spacing w:line="336" w:lineRule="auto" w:after="180"/>
-        <w:shd w:fill="F5F1FB"/>
       </w:pPr>
       <w:r>
         <w:rPr>
@@ -7003,7 +7446,7 @@
     </w:p>
     <w:p>
       <w:pPr>
-        <w:pStyle w:val="Heading3"/>
+        <w:pStyle w:val="Heading2"/>
       </w:pPr>
       <w:r>
         <w:t>06. Make the idea visible in your project</w:t>
@@ -7014,7 +7457,7 @@
         <w:drawing>
           <wp:inline xmlns:a="http://schemas.openxmlformats.org/drawingml/2006/main" xmlns:pic="http://schemas.openxmlformats.org/drawingml/2006/picture">
             <wp:extent cx="5486400" cy="3380232"/>
-            <wp:docPr id="27" name="Picture 27" descr="Validate recommender stock and numeric features explicitly, recording zero stock as measured zero rather than missing. Draw your input, deciding step, result and limit. Supported question: Why is the Boolean True rejected even though arithmetic can treat it like 1 in Python?"/>
+            <wp:docPr id="33" name="Picture 33" descr="Validate recommender stock and numeric features explicitly, recording zero stock as measured zero rather than missing. Draw your input, deciding step, result and limit. Supported question: Why is the Boolean True rejected even though arithmetic can treat it like 1 in Python?"/>
             <wp:cNvGraphicFramePr>
               <a:graphicFrameLocks noChangeAspect="1"/>
             </wp:cNvGraphicFramePr>
@@ -7082,7 +7525,6 @@
     <w:p>
       <w:pPr>
         <w:spacing w:line="336" w:lineRule="auto" w:after="180"/>
-        <w:shd w:fill="F5F1FB"/>
       </w:pPr>
       <w:r>
         <w:rPr>
@@ -7101,6 +7543,62 @@
           <w:b w:val="0"/>
         </w:rPr>
         <w:t>.</w:t>
+      </w:r>
+    </w:p>
+    <w:p>
+      <w:pPr>
+        <w:pStyle w:val="Heading2"/>
+      </w:pPr>
+      <w:r>
+        <w:t>Earlier wording, alternatives and picture transcripts · reference / check after trying</w:t>
+      </w:r>
+    </w:p>
+    <w:p>
+      <w:pPr>
+        <w:pStyle w:val="Heading3"/>
+      </w:pPr>
+      <w:r>
+        <w:t>01. Missing Data: the case</w:t>
+      </w:r>
+    </w:p>
+    <w:p>
+      <w:pPr>
+        <w:pStyle w:val="Heading3"/>
+      </w:pPr>
+      <w:r>
+        <w:t>02. Follow the deciding steps</w:t>
+      </w:r>
+    </w:p>
+    <w:p>
+      <w:pPr>
+        <w:pStyle w:val="Heading3"/>
+      </w:pPr>
+      <w:r>
+        <w:t>03. Follow the evidence</w:t>
+      </w:r>
+    </w:p>
+    <w:p>
+      <w:pPr>
+        <w:pStyle w:val="Heading3"/>
+      </w:pPr>
+      <w:r>
+        <w:t>04. Change one thing. Trace what follows.</w:t>
+      </w:r>
+    </w:p>
+    <w:p>
+      <w:pPr>
+        <w:pStyle w:val="Heading3"/>
+      </w:pPr>
+      <w:r>
+        <w:t>05. Connect the explanation to its limit</w:t>
+      </w:r>
+    </w:p>
+    <w:p>
+      <w:pPr>
+        <w:pStyle w:val="Heading3"/>
+      </w:pPr>
+      <w:r>
+        <w:t>06. Make the idea visible in your project</w:t>
       </w:r>
     </w:p>
     <w:sectPr>
